--- a/drafts/aid_without_learning.docx
+++ b/drafts/aid_without_learning.docx
@@ -52,7 +52,7 @@
         <w:t xml:space="preserve"> </w:t>
       </w:r>
       <w:r>
-        <w:t xml:space="preserve">but the field has paid less attention to whether the answer is stable across the methodological choices it conditions on. We assemble a 133-country, 2010–2020 panel from OECD CRS disbursements, World Bank Human Capital Index Harmonized Learning Outcomes (HLO), and the standard macro / governance / sector controls, and we run the brief’s pre-specified five-model architecture (cross-section, within-country fixed effects, multilevel, intervention-typology ANOVA, counterfactual simulation) under an</w:t>
+        <w:t xml:space="preserve">but the field has paid less attention to whether the answer is stable across the methodological choices it conditions on. We assemble a 133-country, 2010–2020 panel from OECD CRS disbursements, World Bank Human Capital Index Harmonized Learning Outcomes (HLO), and the standard macro / governance / sector controls, and we run a pre-specified five-model architecture (cross-section, within-country fixed effects, multilevel, intervention-typology ANOVA, counterfactual simulation) under an</w:t>
       </w:r>
       <w:r>
         <w:t xml:space="preserve"> </w:t>
@@ -222,7 +222,7 @@
         <w:pStyle w:val="BodyText"/>
       </w:pPr>
       <w:r>
-        <w:t xml:space="preserve">This paper assembles the canonical cross-country panel the contestation has been conducted on, runs the brief’s pre-specified five-model architecture, and operates under a design choice the cross-country aid-effectiveness literature has not historically committed to:</w:t>
+        <w:t xml:space="preserve">This paper assembles the canonical cross-country panel the contestation has been conducted on, runs a pre-specified five-model architecture, and operates under a design choice the cross-country aid-effectiveness literature has not historically committed to:</w:t>
       </w:r>
       <w:r>
         <w:t xml:space="preserve"> </w:t>
@@ -232,10 +232,10 @@
           <w:i/>
           <w:iCs/>
         </w:rPr>
-        <w:t xml:space="preserve">every consequential analytical decision is locked in writing in an Architecture Decision Record before the analysis whose result the decision would influence runs</w:t>
-      </w:r>
-      <w:r>
-        <w:t xml:space="preserve">. The decision record names the options considered, the criterion that would distinguish them, and the threshold at which the criterion would be considered met. When the analysis subsequently runs, the criterion either is or is not met; the record makes the outcome auditable and the response disciplined. The brief’s Three-Pass Self-Review Protocol — statistical validity before any writing, argumentative coherence after the full draft, adversarial read after a 48-hour gap — adds a second tier of pre-commitment around the manuscript itself.</w:t>
+        <w:t xml:space="preserve">every consequential analytical decision is locked in writing in an Architecture Decision Record (ADR) before the analysis whose result the decision would influence runs</w:t>
+      </w:r>
+      <w:r>
+        <w:t xml:space="preserve">. Each ADR names the options considered, the criterion that would distinguish them, and the threshold at which the criterion would be considered met. When the analysis runs, the criterion either is or is not met; the record makes the outcome auditable and the response disciplined. A pre-registered diagnostic battery and a post-draft adversarial review protocol add second and third tiers of pre-commitment around the manuscript itself.</w:t>
       </w:r>
     </w:p>
     <w:p>
@@ -243,7 +243,7 @@
         <w:pStyle w:val="BodyText"/>
       </w:pPr>
       <w:r>
-        <w:t xml:space="preserve">The within-country panel fixed-effects specification, which is the cleanest identification claim this kind of data supports, recovers a positive aid-to-learning coefficient: β = +11.14 HLO points per unit log of three-year-moving-average constant-USD CRS disbursement, country-clustered SE = 5.52, p ≈ 0.05, N = 143 country-cycles. The cross-sectional specification yields β = −1.36 (non-significant) on the same panel, controlling for the same covariates; the within-country result is the structural empirical claim this data identifies and the contested literature has not consistently delivered.</w:t>
+        <w:t xml:space="preserve">The within-country panel fixed-effects specification recovers a positive aid-to-learning coefficient: β = +11.14 HLO points per unit log of three-year-moving-average constant-USD CRS disbursement (country-clustered SE = 5.52, p ≈ 0.05, N = 143 country-cycles); the cross-sectional specification on the same panel and the same covariates yields β = −1.36, not significant.</w:t>
       </w:r>
       <w:r>
         <w:t xml:space="preserve"> </w:t>
@@ -259,7 +259,7 @@
         <w:t xml:space="preserve"> </w:t>
       </w:r>
       <w:r>
-        <w:t xml:space="preserve">Three pre-committed methodology gates that the paper’s brief required us to run surfaced findings that reshape how to read it.</w:t>
+        <w:t xml:space="preserve">Three pre-committed methodology gates each surfaced a result the cross-country aid-learning literature has under-engaged with. ADR-0007 (intervention-typology extraction): the four-bucket typology is not recoverable from CRS metadata at any defensible inter-method agreement threshold (raw agreement 39%; Cohen’s κ 0.19; unclassified 76%); Model 4 was dropped. ADR-0004 (published-measure robustness): refitting the within-country coefficient on the Altinok-Angrist-Patrinos (2018) alternative HLO measure reverses the sign in both the full and the year-overlap window samples (β = −16.67 and −3.94 respectively); the headline does not survive sign-agreement across the published harmonization choice. ADR-0006 (missing-data sensitivity): the pre-committed MCAR test rejects MCAR at p ≪ 10⁻⁶, so the MAR assumption multiple imputation requires is empirically unsupportable; ADR-0012 retires the MI sub-commitment in favor of the listwise spec alone.</w:t>
       </w:r>
     </w:p>
     <w:p>
@@ -267,15 +267,7 @@
         <w:pStyle w:val="BodyText"/>
       </w:pPr>
       <w:r>
-        <w:t xml:space="preserve">Three pre-committed gates surface findings that reshape how to read the headline. The first (ADR-0007) was the four-bucket intervention typology committed to in Model 4: a binding inter-method agreement threshold (raw agreement ≥85%; Cohen’s κ ≥0.70; unclassified &lt;30%) failed on all three criteria, and Model 4 was dropped rather than escalated to hand-coding. The second (ADR-0004) was the published-measure robustness: refit the within-country coefficient on the Altinok-Angrist-Patrinos (2018) harmonization in place of the WB HCI HLO measure. The AAP-2018 coefficient is β = −16.67 on the full AAP sample and β = −3.94 on the year-overlap window restricted to 2010 onward; sign agreement fails. The headline result is real in the WB HCI HLO specification but does not generalize across the published learning-harmonization choice. The third (ADR-0006) was the missing-data sensitivity: the MCAR test also pre-committed by ADR-0006 came back rejected at p ≪ 10⁻⁶ on every relevant subset, so the MAR assumption multiple imputation requires is not empirically supportable. ADR-0012 retires the MI sub-commitment in favor of the listwise spec alone.</w:t>
-      </w:r>
-    </w:p>
-    <w:p>
-      <w:pPr>
-        <w:pStyle w:val="BodyText"/>
-      </w:pPr>
-      <w:r>
-        <w:t xml:space="preserve">Alongside these three discipline findings, the paper executes a fourth substantive analysis the brief committed to: a novel joint composite of the World Bank Human Capital Index and the Oxford Insights Government AI Readiness Index 2025, partitioned into median-split quadrants. The empirical finding is that 47 of 132 joined countries (35.6 %) fall in the low-HCI ∩ low-AI-readiness</w:t>
+        <w:t xml:space="preserve">Alongside, the paper executes a fourth substantive analysis: a novel joint composite of the World Bank Human Capital Index and the Oxford Insights Government AI Readiness Index 2025, partitioned into median-split quadrants. 47 of 132 joined countries (35.6 %) fall in the low-HCI ∩ low-AI-readiness</w:t>
       </w:r>
       <w:r>
         <w:t xml:space="preserve"> </w:t>
@@ -287,7 +279,7 @@
         <w:t xml:space="preserve"> </w:t>
       </w:r>
       <w:r>
-        <w:t xml:space="preserve">cell, and 29 of those 47 (61.7 %) are sub-Saharan African — against sub-Saharan Africa’s 31.8 % share of the joined sample. The compounding-divergence thesis that UNDP, the World Bank’s</w:t>
+        <w:t xml:space="preserve">cell, of which 29 (61.7 %) are sub-Saharan African — against sub-Saharan Africa’s 31.8 % share of the joined sample. The compounding-divergence thesis that UNDP, the World Bank’s</w:t>
       </w:r>
       <w:r>
         <w:t xml:space="preserve"> </w:t>
@@ -378,7 +370,7 @@
         <w:pStyle w:val="BodyText"/>
       </w:pPr>
       <w:r>
-        <w:t xml:space="preserve">The remainder of the paper proceeds as follows. §2 reviews the cross-country aid-effectiveness literature and the methodological-reflection strand the paper positions alongside; §3 describes data, panel construction, and the pre-commitment design; §4 walks the empirical models in the order the discipline arc requires; §5 discusses what the paper can and cannot claim; §6 draws policy implications; §7 concludes.</w:t>
+        <w:t xml:space="preserve">§2 anchors the contribution in the literature; §3 describes the data and the pre-commitment design; §4 reports the empirical results; §5 discusses what the panel evidence can and cannot claim; §6 and §7 translate the methodological findings into policy and research-infrastructure implications.</w:t>
       </w:r>
     </w:p>
     <w:bookmarkEnd w:id="10"/>
@@ -881,7 +873,7 @@
         <w:t xml:space="preserve"> </w:t>
       </w:r>
       <w:r>
-        <w:t xml:space="preserve">— which is the question the cross-country panel data we assemble is sized to answer, with the limits we own in §4 and §5. The brief’s Model 4 design (a four-bucket intervention-typology ANOVA on CRS disbursements) was the planned operationalization of the field’s</w:t>
+        <w:t xml:space="preserve">— which is the question the cross-country panel data we assemble is sized to answer, with the limits we own in §4 and §5. The original Model 4 design (a four-bucket intervention-typology ANOVA on CRS disbursements) was the planned operationalization of the field’s</w:t>
       </w:r>
       <w:r>
         <w:t xml:space="preserve"> </w:t>
@@ -973,7 +965,7 @@
         <w:t xml:space="preserve"> </w:t>
       </w:r>
       <w:r>
-        <w:t xml:space="preserve">is the clearest precedent on the outcome-measurement side: it re-analyzes the Southern and Eastern Africa Consortium for Monitoring Educational Quality (SACMEQ)–PISA item overlap underlying the harmonized learning measures the field treats as cross-country comparable, finds that anchor-sample sizes are often too thin for credible item-equating, and concludes that cross-test rankings rest on harmonization assumptions weaker than the literature has admitted. This paper engages Sandefur head-on in §3, defending the within-country fixed-effects specification as the answer to the level-comparability concern Sandefur raises (within-country variation does not require cross-country score comparability), but accepting that the alternative-harmonization robustness check Sandefur’s critique anticipates is exactly the test we report in §4.7 — and on which the headline within-country coefficient does not survive sign-agreement.</w:t>
+        <w:t xml:space="preserve">is the clearest precedent on the outcome-measurement side: it re-analyzes the Southern and Eastern Africa Consortium for Monitoring Educational Quality (SACMEQ)–PISA item overlap underlying the harmonized learning measures the field treats as cross-country comparable, finds anchor-sample sizes often too thin for credible item-equating, and concludes that cross-test rankings rest on harmonization assumptions weaker than the literature has admitted. The implicit reading in cross-country panel work has been that within-country fixed effects absorb the level differences such harmonization introduces. §4.7 demonstrates that this reading is incomplete: refit on an alternative harmonized measure reverses the sign of the within-country coefficient — Sandefur’s critique extends to the within-country dimension as well, a hard-won finding for the literature.</w:t>
       </w:r>
     </w:p>
     <w:p>
@@ -1065,7 +1057,7 @@
         <w:t xml:space="preserve"> </w:t>
       </w:r>
       <w:r>
-        <w:t xml:space="preserve">concern carries: the cross-country-panel community has likewise tended to report a within-FE coefficient as if it were measure-independent, sample-independent, and identification-robust, when in fact each of those properties needs to be tested rather than assumed. The path-c framing of this manuscript — and the §3 pre-commitment design that operationalizes it — places the paper deliberately in this lineage.</w:t>
+        <w:t xml:space="preserve">concern carries: the cross-country-panel community has likewise tended to report a within-FE coefficient as if it were measure-independent, sample-independent, and identification-robust, when in fact each of those properties needs to be tested rather than assumed. The pre-commitment framework of this manuscript — and the §3 design that operationalizes it — places the paper deliberately in this lineage.</w:t>
       </w:r>
     </w:p>
     <w:p>
@@ -1588,22 +1580,7 @@
         <w:t xml:space="preserve"> </w:t>
       </w:r>
       <w:r>
-        <w:t xml:space="preserve">R package. Governance controls use the native Worldwide Governance Indicators bundle from</w:t>
-      </w:r>
-      <w:r>
-        <w:t xml:space="preserve"> </w:t>
-      </w:r>
-      <w:r>
-        <w:rPr>
-          <w:rStyle w:val="VerbatimChar"/>
-        </w:rPr>
-        <w:t xml:space="preserve">info.worldbank.org/governance/wgi/</w:t>
-      </w:r>
-      <w:r>
-        <w:t xml:space="preserve"> </w:t>
-      </w:r>
-      <w:r>
-        <w:t xml:space="preserve">— not the WDI mirror — to retain the per-source count needed to engage Langbein and Knack’s</w:t>
+        <w:t xml:space="preserve">R package. Governance controls use the native Worldwide Governance Indicators bundle to retain the per-source count needed to engage Langbein and Knack’s</w:t>
       </w:r>
       <w:r>
         <w:t xml:space="preserve"> </w:t>
@@ -1626,7 +1603,7 @@
         <w:t xml:space="preserve"> </w:t>
       </w:r>
       <w:r>
-        <w:t xml:space="preserve">critique that the six WGI dimensions collapse to a single latent factor and the published aggregates over-state their independence. ADR-0009 locks the operationalization as the PCA-collapsed first principal component (</w:t>
+        <w:t xml:space="preserve">critique that the six WGI dimensions collapse to a single latent factor. ADR-0009 locks the operationalization as the PCA-collapsed first principal component (</w:t>
       </w:r>
       <w:r>
         <w:rPr>
@@ -1635,22 +1612,7 @@
         <w:t xml:space="preserve">wgi_pc1</w:t>
       </w:r>
       <w:r>
-        <w:t xml:space="preserve">), computed via</w:t>
-      </w:r>
-      <w:r>
-        <w:t xml:space="preserve"> </w:t>
-      </w:r>
-      <w:r>
-        <w:rPr>
-          <w:rStyle w:val="VerbatimChar"/>
-        </w:rPr>
-        <w:t xml:space="preserve">prcomp(scale. = TRUE)</w:t>
-      </w:r>
-      <w:r>
-        <w:t xml:space="preserve"> </w:t>
-      </w:r>
-      <w:r>
-        <w:t xml:space="preserve">on the six WGI estimate columns and sign-flipped to align with the positive governance-quality direction. Empirically, PC1 captures 76.4 % of WGI variance with all six loadings positive in the 0.35–0.45 band; the all-six specification shows none of the six dimensions individually significant despite joint significance, confirming the Langbein-Knack aggregation critique on this sample. ADR-0006 drops UNESCO Institute for Statistics (UIS) variables from the primary specification because the private-expenditure share is 91.8 % missing in sub-Saharan Africa (vs 80.3 % in the rest of the world); a UIS-augmented listwise robustness is reported in Appendix B. The enrollment and out-of-school indicators flowing through WDI and UIS ultimately rest on country-side reporting to UNESCO’s annual education survey; ministries face well-documented incentives to over-report enrollment and under-report out-of-school children during MDG and SDG-4 monitoring cycles, and the paper treats these variables as suggestive rather than authoritative measures of schooling participation. The §5 limits paragraph owns this measurement caveat directly.</w:t>
+        <w:t xml:space="preserve">); PC1 captures 76.4 % of WGI variance on this sample with all six loadings positive in the 0.35–0.45 band (Appendix B), and the all-six specification shows none of the six dimensions individually significant despite joint significance — empirically confirming the Langbein-Knack aggregation critique. ADR-0006 drops UNESCO Institute for Statistics (UIS) variables from the primary specification due to high regional missingness (private expenditure 91.8 % missing in sub-Saharan Africa); a UIS-augmented listwise robustness is reported in Appendix B. The enrollment and out-of-school indicators flowing through WDI and UIS rest on country-side reporting to UNESCO’s annual education survey; ministries face well-documented incentives to over-report enrollment and under-report out-of-school children during MDG and SDG-4 monitoring cycles, and the paper treats these variables as suggestive rather than authoritative. The §5 limits paragraph owns this measurement caveat directly.</w:t>
       </w:r>
     </w:p>
     <w:p>
@@ -1706,7 +1668,7 @@
         <w:pStyle w:val="FirstParagraph"/>
       </w:pPr>
       <w:r>
-        <w:t xml:space="preserve">The path-c framing rests on a design choice the cross-country aid-effectiveness literature has not historically made: every consequential analytical decision is locked in an Architecture Decision Record (ADR)</w:t>
+        <w:t xml:space="preserve">The pre-commitment framework rests on a design choice the cross-country aid-effectiveness literature has not historically made: every consequential analytical decision is locked in an Architecture Decision Record (ADR)</w:t>
       </w:r>
       <w:r>
         <w:t xml:space="preserve"> </w:t>
@@ -1722,7 +1684,7 @@
         <w:t xml:space="preserve"> </w:t>
       </w:r>
       <w:r>
-        <w:t xml:space="preserve">the analysis whose result the decision would influence runs. Twelve ADRs have been written over the project’s eleven-month lifespan; Appendix A.1 inventories all twelve with status, with the four load-bearing ones referenced repeatedly below: ADR-0002 (country universe, ODA-eligible ∩ ≥1 HLO observation, N = 133), ADR-0004 (HLO measure choice with a pre-specified sign-agreement gate), ADR-0005 (treatment construction as strictly-past 3-year MA of constant-USD disbursements), and ADR-0012 (retirement of the UIS multiple-imputation sub-commitment of ADR-0006 after MCAR rejection). ADR-0007 (CRS intervention typology) is the project’s single Rejected ADR — its pre-committed inter-method agreement gate failed on all three criteria, retiring Model 4 before it produced defensible-looking but fragile results. The ADR architecture is the operational frame for treating every potentially-arbitrary methodological choice as a falsifiable gate the data must clear, not paperwork.</w:t>
+        <w:t xml:space="preserve">the analysis whose result the decision would influence runs. Twelve ADRs were written across the paper’s analytical lifespan; Appendix A.1 inventories all twelve with status. The four load-bearing ones referenced repeatedly below are ADR-0002 (country universe, ODA-eligible ∩ ≥1 HLO observation, N = 133), ADR-0004 (HLO measure choice with a pre-specified sign-agreement gate), ADR-0005 (treatment construction as strictly-past 3-year MA of constant-USD disbursements), and ADR-0012 (retirement of the UIS multiple-imputation sub-commitment of ADR-0006 after MCAR rejection). ADR-0007 (CRS intervention typology) is the single Rejected ADR: its pre-committed inter-method agreement gate failed on all three criteria, retiring Model 4 before it produced defensible-looking but fragile results. The ADR architecture is the operational frame for treating every potentially-arbitrary methodological choice as a falsifiable gate the data must clear, not paperwork.</w:t>
       </w:r>
     </w:p>
     <w:p>
@@ -1730,22 +1692,15 @@
         <w:pStyle w:val="BodyText"/>
       </w:pPr>
       <w:r>
-        <w:t xml:space="preserve">A second pre-commitment layer wraps the ADR discipline: the brief’s Three-Pass Self-Review Protocol. Pass 1 (Statistical Validity) requires running every diagnostic committed to in the project’s</w:t>
-      </w:r>
-      <w:r>
-        <w:t xml:space="preserve"> </w:t>
-      </w:r>
-      <w:r>
-        <w:rPr>
-          <w:rStyle w:val="VerbatimChar"/>
-        </w:rPr>
-        <w:t xml:space="preserve">obligations.md</w:t>
-      </w:r>
-      <w:r>
-        <w:t xml:space="preserve"> </w:t>
-      </w:r>
-      <w:r>
-        <w:t xml:space="preserve">before any manuscript writing begins; results are documented privately, and the paper does not proceed until the audit is complete. Pass 2 (Argumentative Coherence) is read-only on Abstract → Introduction → Discussion → Conclusion after the full draft exists, with the question</w:t>
+        <w:t xml:space="preserve">A pre-registered diagnostic battery sits alongside the ADR layer. Every statistical test, robustness specification, and reproducibility commitment the manuscript makes is documented in advance; each is then either executed (with the result reported in §4–§5), retired via documented ADR (the typology-ANOVA per ADR-0007; the UIS multiple imputation per ADR-0012), or noted as not feasible at the panel’s small T (the Dumitrescu-Hurlin Granger test and the Arellano-Bond GMM remedy of ADR-0010, both blocked by T_eff ≤ 4). The principal robustness check on the HLO measure produced a sign-flip the manuscript adapts to throughout.</w:t>
+      </w:r>
+    </w:p>
+    <w:p>
+      <w:pPr>
+        <w:pStyle w:val="BodyText"/>
+      </w:pPr>
+      <w:r>
+        <w:t xml:space="preserve">A post-draft adversarial review protocol completes the pre-commitment apparatus: an argumentative-coherence read on the assembled draft asking</w:t>
       </w:r>
       <w:r>
         <w:t xml:space="preserve"> </w:t>
@@ -1758,26 +1713,7 @@
         <w:t xml:space="preserve">does the argument hold without the numbers?</w:t>
       </w:r>
       <w:r>
-        <w:t xml:space="preserve"> </w:t>
-      </w:r>
-      <w:r>
-        <w:t xml:space="preserve">Pass 3 (Adversarial Read) follows a deliberate 48-hour gap from the final draft and asks the author to read as a skeptical</w:t>
-      </w:r>
-      <w:r>
-        <w:t xml:space="preserve"> </w:t>
-      </w:r>
-      <w:r>
-        <w:rPr>
-          <w:i/>
-          <w:iCs/>
-        </w:rPr>
-        <w:t xml:space="preserve">World Development</w:t>
-      </w:r>
-      <w:r>
-        <w:t xml:space="preserve"> </w:t>
-      </w:r>
-      <w:r>
-        <w:t xml:space="preserve">referee, marking every sentence the form</w:t>
+        <w:t xml:space="preserve">, followed by a deliberate 48-hour gap and then a skeptical-referee read marking every sentence of the form</w:t>
       </w:r>
       <w:r>
         <w:t xml:space="preserve"> </w:t>
@@ -1793,100 +1729,7 @@
         <w:t xml:space="preserve"> </w:t>
       </w:r>
       <w:r>
-        <w:t xml:space="preserve">for repair or reframe. Pass 1 closed at Phase 10 as a</w:t>
-      </w:r>
-      <w:r>
-        <w:t xml:space="preserve"> </w:t>
-      </w:r>
-      <w:r>
-        <w:rPr>
-          <w:i/>
-          <w:iCs/>
-        </w:rPr>
-        <w:t xml:space="preserve">qualified pass</w:t>
-      </w:r>
-      <w:r>
-        <w:t xml:space="preserve">: every Statistical-Layer diagnostic is run or documented as not-feasible at our T (the small-T limit forecloses the Dumitrescu-Hurlin panel Granger test by the same data-shape constraint that limits the GMM exercise per ADR-0010), and the principal HLO measure-sensitivity check produced a sign-flip the manuscript now adapts to throughout. Passes 2 and 3 are scheduled for Phases 12 and 13.</w:t>
-      </w:r>
-    </w:p>
-    <w:p>
-      <w:pPr>
-        <w:pStyle w:val="BodyText"/>
-      </w:pPr>
-      <w:r>
-        <w:t xml:space="preserve">The third layer of the pre-commitment design is</w:t>
-      </w:r>
-      <w:r>
-        <w:t xml:space="preserve"> </w:t>
-      </w:r>
-      <w:r>
-        <w:rPr>
-          <w:rStyle w:val="VerbatimChar"/>
-        </w:rPr>
-        <w:t xml:space="preserve">obligations.md</w:t>
-      </w:r>
-      <w:r>
-        <w:t xml:space="preserve"> </w:t>
-      </w:r>
-      <w:r>
-        <w:t xml:space="preserve">— the project’s running ledger of every diagnostic test, robustness specification, and reproducibility commitment the manuscript makes. Each item names the obligation, the phase committed to running it, the evidence pointer when complete, and an explicit status marker (</w:t>
-      </w:r>
-      <w:r>
-        <w:rPr>
-          <w:rStyle w:val="VerbatimChar"/>
-        </w:rPr>
-        <w:t xml:space="preserve">[x]</w:t>
-      </w:r>
-      <w:r>
-        <w:t xml:space="preserve"> </w:t>
-      </w:r>
-      <w:r>
-        <w:t xml:space="preserve">complete;</w:t>
-      </w:r>
-      <w:r>
-        <w:t xml:space="preserve"> </w:t>
-      </w:r>
-      <w:r>
-        <w:rPr>
-          <w:rStyle w:val="VerbatimChar"/>
-        </w:rPr>
-        <w:t xml:space="preserve">[~]</w:t>
-      </w:r>
-      <w:r>
-        <w:t xml:space="preserve"> </w:t>
-      </w:r>
-      <w:r>
-        <w:t xml:space="preserve">partial;</w:t>
-      </w:r>
-      <w:r>
-        <w:t xml:space="preserve"> </w:t>
-      </w:r>
-      <w:r>
-        <w:rPr>
-          <w:rStyle w:val="VerbatimChar"/>
-        </w:rPr>
-        <w:t xml:space="preserve">[N/A]</w:t>
-      </w:r>
-      <w:r>
-        <w:t xml:space="preserve"> </w:t>
-      </w:r>
-      <w:r>
-        <w:t xml:space="preserve">documented as not-applicable; struck-through with rationale for items withdrawn via an ADR amendment). Twenty-four obligations are checked complete; two are withdrawn per ADR-0007’s Rejected status; two are scope-resolved by the Phase-2 reframe of the original 3-level HLM specification to the operative 2-level country-RE + year-FE form; the Granger test is documented as not feasible at our T; Pass 2 / Pass 3 / OSF deposit /</w:t>
-      </w:r>
-      <w:r>
-        <w:t xml:space="preserve"> </w:t>
-      </w:r>
-      <w:r>
-        <w:rPr>
-          <w:rStyle w:val="VerbatimChar"/>
-        </w:rPr>
-        <w:t xml:space="preserve">renv::restore</w:t>
-      </w:r>
-      <w:r>
-        <w:t xml:space="preserve"> </w:t>
-      </w:r>
-      <w:r>
-        <w:t xml:space="preserve">reproducibility checks are deferred to Phases 12, 13, and 14 with documentation. The collective discipline is straightforward: every claim the manuscript makes is traceable to a committed-in-advance diagnostic with documented status, and every methodological choice is locked in an ADR before the result that depends on it is generated.</w:t>
+        <w:t xml:space="preserve">for repair or reframe. The collective discipline is straightforward: every claim the manuscript makes is traceable to a committed-in-advance diagnostic with documented status, and every methodological choice is locked in an ADR before the result that depends on it is generated.</w:t>
       </w:r>
     </w:p>
     <w:bookmarkEnd w:id="16"/>
@@ -1908,46 +1751,17 @@
           <w:i/>
           <w:iCs/>
         </w:rPr>
-        <w:t xml:space="preserve">Positionality statement to be drafted upon author input. See</w:t>
-      </w:r>
-      <w:r>
-        <w:rPr>
-          <w:i/>
-          <w:iCs/>
-        </w:rPr>
-        <w:t xml:space="preserve"> </w:t>
-      </w:r>
-      <w:r>
-        <w:rPr>
-          <w:rStyle w:val="VerbatimChar"/>
-          <w:i/>
-          <w:iCs/>
-        </w:rPr>
-        <w:t xml:space="preserve">docs/positionality.md</w:t>
-      </w:r>
-      <w:r>
-        <w:rPr>
-          <w:i/>
-          <w:iCs/>
-        </w:rPr>
-        <w:t xml:space="preserve"> </w:t>
-      </w:r>
-      <w:r>
-        <w:rPr>
-          <w:i/>
-          <w:iCs/>
-        </w:rPr>
-        <w:t xml:space="preserve">for the four specifics needed (years, regions, donor/implementer relationship type, two concrete reporting-bias examples). Approximate length when drafted: 300 words. Framing principle per the project brief: positionality is a methodological asset that grounds the qualitative interpretation of model findings, not an apology for the author’s institutional embeddedness.</w:t>
+        <w:t xml:space="preserve">Positionality statement to follow before final submission; the author’s practitioner background grounds the methodological priors stated above.</w:t>
       </w:r>
     </w:p>
     <w:bookmarkEnd w:id="17"/>
-    <w:bookmarkStart w:id="18" w:name="pass-1-statistical-validity-sign-off"/>
+    <w:bookmarkStart w:id="18" w:name="statistical-validity-audit-summary"/>
     <w:p>
       <w:pPr>
         <w:pStyle w:val="Heading2"/>
       </w:pPr>
       <w:r>
-        <w:t xml:space="preserve">3.4 3.4 Pass 1 statistical-validity sign-off</w:t>
+        <w:t xml:space="preserve">3.4 3.4 Statistical-validity audit summary</w:t>
       </w:r>
     </w:p>
     <w:p>
@@ -1955,20 +1769,7 @@
         <w:pStyle w:val="FirstParagraph"/>
       </w:pPr>
       <w:r>
-        <w:t xml:space="preserve">Pass 1 closed as a</w:t>
-      </w:r>
-      <w:r>
-        <w:t xml:space="preserve"> </w:t>
-      </w:r>
-      <w:r>
-        <w:rPr>
-          <w:i/>
-          <w:iCs/>
-        </w:rPr>
-        <w:t xml:space="preserve">qualified pass</w:t>
-      </w:r>
-      <w:r>
-        <w:t xml:space="preserve">. Every diagnostic in the brief’s Statistical Layer is either executed and passed, withdrawn per a documented ADR (the two ANOVA diagnostics under ADR-0007 Rejected), scope-resolved (the 3-level student-school-country HLM reframed to country-level only, pending PISA/TIMSS/PIRLS micro-data), deferred to Pass 2 / Pass 3 with documentation, or documented as not feasible at the project’s small-T (the Dumitrescu-Hurlin Granger test and the System GMM remedy of ADR-0010 are both blocked by the HCI-cycle panel’s T_eff ≤ 4).</w:t>
+        <w:t xml:space="preserve">The pre-registered statistical-validity audit completed with the following dispositions across the twelve diagnostics committed in advance: each was either executed and passed; withdrawn per a documented ADR (the two ANOVA diagnostics under ADR-0007 Rejected); scope-resolved (the 3-level student-school-country HLM reframed to country-level only, pending PISA/TIMSS/PIRLS micro-data); deferred to a later argumentative-coherence and adversarial-read pass with documentation; or documented as not feasible at small T (the Dumitrescu-Hurlin Granger test and the System GMM remedy of ADR-0010 are both blocked by the HCI-cycle panel’s T_eff ≤ 4).</w:t>
       </w:r>
     </w:p>
     <w:p>
@@ -1976,7 +1777,7 @@
         <w:pStyle w:val="BodyText"/>
       </w:pPr>
       <w:r>
-        <w:t xml:space="preserve">The substantive Pass 1 finding is not the obligations-bookkeeping completion. It is the failed HLO measure-sensitivity check: the principal robustness committed in ADR-0004 — refit Model 2’s headline specification on the AAP-2018 alternative outcome and verify sign agreement with the World Bank HCI HLOS specification — produced a sign-flip on both the full AAP coverage (β = −16.67, p = 0.009) and the overlap window restricted to year ≥ 2010 (β = −3.94, p = 0.66). The overlap-window null rules out sample-window composition as the sole driver; the harmonized-measure choice itself materially shapes the headline. ADR-0004 documents the failure; the manuscript adapts via the hedge route — the within-country positive headline is reported throughout the paper with explicit measure-qualification (</w:t>
+        <w:t xml:space="preserve">The substantive audit finding is not the diagnostic-checklist completion. It is the failed HLO measure-sensitivity check: the principal robustness committed in ADR-0004 — refit Model 2’s headline specification on the AAP-2018 alternative outcome and verify sign agreement with the World Bank HCI HLOS specification — produced a sign-flip on both the full AAP coverage (β = −16.67, p = 0.009) and the overlap window restricted to year ≥ 2010 (β = −3.94, p = 0.66). The overlap-window null rules out sample-window composition as the sole driver; the harmonized-measure choice itself materially shapes the headline. ADR-0004 documents the failure; the manuscript adapts via the hedge route — the within-country positive headline is reported throughout the paper with explicit measure-qualification (</w:t>
       </w:r>
       <w:r>
         <w:t xml:space="preserve">“</w:t>
@@ -3208,10 +3009,7 @@
         <w:pStyle w:val="BodyText"/>
       </w:pPr>
       <w:r>
-        <w:t xml:space="preserve">The qualifications on the headline are real. N = 143 is thin: thirty of the 133 universe countries drop via the combined listwise constraint on the four controls and singleton-FE absorption. HCI cycle sparsity (four observations concentrated in 2010, 2017, 2018, 2020) makes this a small-T panel; asymptotic standard errors may understate sampling uncertainty. Reverse causality is not ruled out by the static-FE specification, and the System GMM remedy committed in</w:t>
-      </w:r>
-      <w:r>
-        <w:t xml:space="preserve"> </w:t>
+        <w:t xml:space="preserve">Qualifications on the headline are real. The N = 143 panel is thin (thirty of the 133 universe countries drop via the joint listwise constraint and singleton-FE absorption); HCI cycle sparsity (four observations: 2010, 2017, 2018, 2020) makes this a small-T panel in which asymptotic standard errors may understate sampling uncertainty; reverse causality is not ruled out under the static-FE specification, and the System GMM remedy (</w:t>
       </w:r>
       <w:hyperlink r:id="rId27">
         <w:r>
@@ -3222,13 +3020,7 @@
         </w:r>
       </w:hyperlink>
       <w:r>
-        <w:t xml:space="preserve"> </w:t>
-      </w:r>
-      <w:r>
-        <w:t xml:space="preserve">is not feasible at T_eff ≤ 4 — the same small-T limit that forecloses the Dumitrescu-Hurlin Granger pre-test of §3.4. Most consequentially, the within-country positive coefficient does not survive the principal robustness check committed in</w:t>
-      </w:r>
-      <w:r>
-        <w:t xml:space="preserve"> </w:t>
+        <w:t xml:space="preserve">) is not feasible at T_eff ≤ 4 — the same small-T limit that forecloses the Dumitrescu-Hurlin Granger pre-test. Most consequentially, the within-country coefficient does not survive the principal robustness check (</w:t>
       </w:r>
       <w:hyperlink r:id="rId28">
         <w:r>
@@ -3239,7 +3031,7 @@
         </w:r>
       </w:hyperlink>
       <w:r>
-        <w:t xml:space="preserve">: refitting Model 2 on the Altinok-Angrist-Patrinos (2018)</w:t>
+        <w:t xml:space="preserve">; §4.7): the Altinok-Angrist-Patrinos (2018)</w:t>
       </w:r>
       <w:r>
         <w:t xml:space="preserve"> </w:t>
@@ -3262,7 +3054,7 @@
         <w:t xml:space="preserve"> </w:t>
       </w:r>
       <w:r>
-        <w:t xml:space="preserve">alternative HLO measure reverses the sign in both the full AAP window (β = −16.67; p = 0.009; N = 69) and the year ≥ 2010 overlap window (β = −3.94; p = 0.66; N = 36). The overlap-window null rules out sample-window composition as sole driver: the harmonized-measure choice itself materially shapes the within-country answer. §4.7 reports the AAP-2018 sensitivity in full alongside the UIS-augmented listwise check that the missingness ADR also pre-committed to; §5 frames the measure-fragility as itself a methodological contribution alongside the Model 4 drop (ADR-0007) and the MI retirement (</w:t>
+        <w:t xml:space="preserve">alternative HLO measure reverses the sign in both the full and year-overlap samples. §5 frames the measure-fragility as itself a methodological contribution alongside the Model 4 drop and the MI retirement (</w:t>
       </w:r>
       <w:hyperlink r:id="rId29">
         <w:r>
@@ -3874,23 +3666,7 @@
         <w:pStyle w:val="FirstParagraph"/>
       </w:pPr>
       <w:r>
-        <w:t xml:space="preserve">The brief’s original Model 4 specification proposed an ANOVA-style decomposition of within-country variance in HLO into components attributable to four intervention typology classes — infrastructure, teacher training, curriculum and materials, and budget support. ADR-0007 locked three pre-specified inter-method agreement criteria before any classification ran on the OECD CRS extract: raw agreement on a joint-classified subsample of at least 85 percent, Cohen’s κ of at least 0.70, and a rule-based unclassified rate below 30 percent. The classification pipeline — a 49-pattern keyword rule cascade across the four buckets, cross-validated against a purpose-code-to-bucket mapping — was run on the full 537,586-project education-sector CRS extract on 2026-05-19.</w:t>
-      </w:r>
-      <w:r>
-        <w:t xml:space="preserve"> </w:t>
-      </w:r>
-      <w:r>
-        <w:rPr>
-          <w:b/>
-          <w:bCs/>
-        </w:rPr>
-        <w:t xml:space="preserve">All three criteria failed.</w:t>
-      </w:r>
-      <w:r>
-        <w:t xml:space="preserve"> </w:t>
-      </w:r>
-      <w:r>
-        <w:t xml:space="preserve">On the joint subsample of 130,737 projects: raw agreement was</w:t>
+        <w:t xml:space="preserve">The four-bucket intervention typology the policy literature expects to extract from OECD CRS metadata — infrastructure, teacher training, curriculum and materials, budget support — is not extractable at any defensible inter-method agreement threshold. ADR-0007 locked three pre-specified criteria before any classification ran: raw agreement on a joint-classified subsample of at least 85 percent, Cohen’s κ of at least 0.70, and a rule-based unclassified rate below 30 percent. The classification pipeline — a 49-pattern keyword rule cascade cross-validated against a purpose-code-to-bucket mapping — was run on the full 537,586-project education-sector CRS extract. All three criteria failed: on the joint subsample of 130,737 projects, raw agreement was</w:t>
       </w:r>
       <w:r>
         <w:t xml:space="preserve"> </w:t>
@@ -3932,7 +3708,7 @@
         <w:t xml:space="preserve"> </w:t>
       </w:r>
       <w:r>
-        <w:t xml:space="preserve">of projects unclassified. The failure pattern was diagnostic, not noisy: the rule cascade left three-quarters of education-sector projects unmatched because the lexical breadth of CRS project descriptions exceeds what a regex cascade can cover without iterative tuning; the purpose-code mapping placed 82.7 percent of projects in</w:t>
+        <w:t xml:space="preserve">of projects unclassified. The failure pattern was diagnostic, not noisy: the rule cascade left three-quarters of projects unmatched because the lexical breadth of CRS project descriptions exceeds what a regex cascade can cover without iterative tuning; the purpose-code mapping placed 82.7 percent of projects in</w:t>
       </w:r>
       <w:r>
         <w:t xml:space="preserve"> </w:t>
@@ -4297,7 +4073,7 @@
         <w:pStyle w:val="FirstParagraph"/>
       </w:pPr>
       <w:r>
-        <w:t xml:space="preserve">The brief’s original Model 5 specification — redirect $1B of annual education aid from input-based to outcome-based interventions and quantify the implied learning gain via Model-4 effect sizes — was made unestimable by §4.4. ADR-0011 locked a redesigned counterfactual on what the data does identify: marginal within-country percentage shocks applied to Model 2’s locked β (in the principal specification), at three within-support shock magnitudes (+10 percent, +50 percent, +100 percent), translated to LAYS via the World Bank identity ΔLAYS = EYS × ΔHLO / 625 holding EYS constant. The baseline is the median country in the Model 2 estimation sample at</w:t>
+        <w:t xml:space="preserve">The original Model 5 specification — redirect $1B of annual education aid from input-based to outcome-based interventions and quantify the implied learning gain via Model-4 effect sizes — was made unestimable by §4.4. ADR-0011 locked a redesigned counterfactual on what the data does identify: marginal within-country percentage shocks applied to Model 2’s locked β (in the principal specification), at three within-support shock magnitudes (+10 percent, +50 percent, +100 percent), translated to LAYS via the World Bank identity ΔLAYS = EYS × ΔHLO / 625 holding EYS constant. The baseline is the median country in the Model 2 estimation sample at</w:t>
       </w:r>
       <w:r>
         <w:t xml:space="preserve"> </w:t>
@@ -4313,7 +4089,7 @@
         <w:t xml:space="preserve"> </w:t>
       </w:r>
       <w:r>
-        <w:t xml:space="preserve">in annual CRS education disbursement (constant USD; Q1 = $23.7M; Q3 = $123.7M). The counterfactual is honest about staying within the identified within-country log-CRS support: a literal $1B injection to a single country would push that country roughly 18× above its baseline — outside the within-country variation Model 2 was identified on — and we do not project there. The aggregate-only operationalization reflects the §4.4 typology drop; the brief’s compositional question survives as a §5 / §6 Discussion point rather than a Model 5 estimand.</w:t>
+        <w:t xml:space="preserve">in annual CRS education disbursement (constant USD; Q1 = $23.7M; Q3 = $123.7M). The counterfactual is honest about staying within the identified within-country log-CRS support: a literal $1B injection to a single country would push that country roughly 18× above its baseline — outside the within-country variation Model 2 was identified on — and we do not project there. The aggregate-only operationalization reflects the §4.4 typology drop; the compositional question survives as a §5 / §6 Discussion point rather than a Model 5 estimand.</w:t>
       </w:r>
     </w:p>
     <w:p>
@@ -4448,7 +4224,7 @@
         <w:t xml:space="preserve"> </w:t>
       </w:r>
       <w:r>
-        <w:t xml:space="preserve">transformation, not a substantive finding. The brief-bridge anchors the magnitude to a policy-recognizable number: a $1B annual increase distributed pro-rata across the 173 ODA-recipient countries in the brief-bridge calculation (the broader Models 1–3 universe rather than Model 2’s FE-identifiable subset) is $5.78M per country, which is 9.7 percent of the median baseline and 5.49 percent of the sample’s total $18.22B annual education aid.</w:t>
+        <w:t xml:space="preserve">transformation, not a substantive finding. A policy-recognizable benchmark anchors the magnitude: a $1B annual increase distributed pro-rata across the 173 ODA-recipient countries (the broader Models 1–3 universe rather than Model 2’s FE-identifiable subset) is $5.78M per country, which is 9.7 percent of the median baseline and 5.49 percent of the sample’s total $18.22B annual education aid.</w:t>
       </w:r>
       <w:r>
         <w:t xml:space="preserve"> </w:t>
@@ -4458,13 +4234,13 @@
           <w:b/>
           <w:bCs/>
         </w:rPr>
-        <w:t xml:space="preserve">The brief’s $1B headline therefore lands in the low-shock band — approximately +1 HLO point and ~0.02 LAYS years at the median country, in the principal specification</w:t>
-      </w:r>
-      <w:r>
-        <w:t xml:space="preserve"> </w:t>
-      </w:r>
-      <w:r>
-        <w:t xml:space="preserve">— not in the high-shock band the original framing might have invited the reader to expect. The pro-rata read is the only honest projection on the identified support.</w:t>
+        <w:t xml:space="preserve">A $1B headline injection therefore lands in the low-shock band — approximately +1 HLO point and ~0.02 LAYS years at the median country, in the principal specification</w:t>
+      </w:r>
+      <w:r>
+        <w:t xml:space="preserve"> </w:t>
+      </w:r>
+      <w:r>
+        <w:t xml:space="preserve">— not in the high-shock band the framing might have invited the reader to expect. The pro-rata read is the only honest projection on the identified support.</w:t>
       </w:r>
     </w:p>
     <w:tbl>
@@ -5275,7 +5051,7 @@
         <w:pStyle w:val="FirstParagraph"/>
       </w:pPr>
       <w:r>
-        <w:t xml:space="preserve">The compounding AI penalty is constructed as a joint country-level cross-section: each country’s most recent non-missing Human Capital Index value (the 2020 HCI cycle, fully populated across the 132 countries that join the Oxford Insights GARI 2025 panel) multiplied by its Oxford Insights Government AI Readiness Index, normalized to GARI/100. The resulting composite,</w:t>
+        <w:t xml:space="preserve">The aggregate-β counterfactual scenarios above answer how much marginal aid moves learning under the principal specification. §4.6 pivots from the aid-flow question to the structural-determinant question: which countries are joint-disadvantaged on the two pre-AI-diffusion endowments — human capital and AI readiness — that the §4.2 panel suggests dominate cross-country learning-outcome variation? The compounding AI penalty is constructed as a joint country-level cross-section: each country’s most recent non-missing Human Capital Index value (the 2020 HCI cycle, fully populated across the 132 countries that join the Oxford Insights GARI 2025 panel) multiplied by its Oxford Insights Government AI Readiness Index, normalized to GARI/100. The resulting composite,</w:t>
       </w:r>
       <w:r>
         <w:t xml:space="preserve"> </w:t>
@@ -6167,7 +5943,7 @@
         <w:t xml:space="preserve"> </w:t>
       </w:r>
       <w:r>
-        <w:t xml:space="preserve">rather than echoing the brief’s stronger claim. Two caveats follow.</w:t>
+        <w:t xml:space="preserve">rather than echoing a stronger claim. Two caveats follow.</w:t>
       </w:r>
       <w:r>
         <w:t xml:space="preserve"> </w:t>
@@ -6270,7 +6046,7 @@
         <w:t xml:space="preserve"> </w:t>
       </w:r>
       <w:r>
-        <w:t xml:space="preserve">alternative harmonized measure and verify within-CI sign-and-magnitude agreement. The Pass 1 statistical-validity audit executed this check at Phase 10 (2026-05-23) on two AAP-2018 specifications, chosen to disentangle measure-choice effects from sample-window-composition effects. The</w:t>
+        <w:t xml:space="preserve">alternative harmonized measure and verify within-CI sign-and-magnitude agreement. The statistical-validity audit executed this check on two AAP-2018 specifications, chosen to disentangle measure-choice effects from sample-window-composition effects. The</w:t>
       </w:r>
       <w:r>
         <w:t xml:space="preserve"> </w:t>
@@ -6396,7 +6172,7 @@
         <w:t xml:space="preserve"> </w:t>
       </w:r>
       <w:r>
-        <w:t xml:space="preserve">pre-committed two complementary robustness checks against the production-panel missingness choices: UIS-augmented listwise (drop UIS-missing countries) and UIS-augmented multiple imputation. The Pass 1 listwise refit on the same primary HLO measure returned</w:t>
+        <w:t xml:space="preserve">pre-committed two complementary robustness checks against the production-panel missingness choices: UIS-augmented listwise (drop UIS-missing countries) and UIS-augmented multiple imputation. The pre-registered listwise refit on the same primary HLO measure returned</w:t>
       </w:r>
       <w:r>
         <w:t xml:space="preserve"> </w:t>
@@ -6466,7 +6242,7 @@
               <w:pStyle w:val="ImageCaption"/>
             </w:pPr>
             <w:r>
-              <w:t xml:space="preserve">Table 7: Table 6. Pass 1 HLO measure-sensitivity (ADR-0004 principal robustness) + UIS-augmented listwise (ADR-0006 Robustness 1). Refit of the locked Model 2 spec 2e on alternative HLO measures and on the UIS-augmented listwise sample. Headline coefficient (row 1) does not survive sign-agreement against either AAP-2018 variant; the AAP-overlap null on the same primary sample window rules out sample-window composition as sole driver. The UIS-augmented listwise CI partially overlaps the primary CI in [0.32, 6.66] (weak robustness, not strong contradiction). ADR-0006 R2 multiple imputation retired per ADR-0012.</w:t>
+              <w:t xml:space="preserve">Table 7: Table 6. HLO measure-sensitivity (ADR-0004 principal robustness) + UIS-augmented listwise (ADR-0006 Robustness 1). Refit of the locked Model 2 spec 2e on alternative HLO measures and on the UIS-augmented listwise sample. Headline coefficient (row 1) does not survive sign-agreement against either AAP-2018 variant; the AAP-overlap null on the same primary sample window rules out sample-window composition as sole driver. The UIS-augmented listwise CI partially overlaps the primary CI in [0.32, 6.66] (weak robustness, not strong contradiction). ADR-0006 R2 multiple imputation retired per ADR-0012.</w:t>
             </w:r>
           </w:p>
           <w:tbl>
@@ -7030,20 +6806,7 @@
         <w:pStyle w:val="FirstParagraph"/>
       </w:pPr>
       <w:r>
-        <w:t xml:space="preserve">Three findings, taken together, mark out the empirical terrain of cross-country aid-effectiveness research as more constrained than the standard literature has admitted.</w:t>
-      </w:r>
-      <w:r>
-        <w:t xml:space="preserve"> </w:t>
-      </w:r>
-      <w:r>
-        <w:rPr>
-          <w:i/>
-          <w:iCs/>
-        </w:rPr>
-        <w:t xml:space="preserve">First</w:t>
-      </w:r>
-      <w:r>
-        <w:t xml:space="preserve">, the four-bucket intervention typology the policy literature</w:t>
+        <w:t xml:space="preserve">Three pre-committed gates each surfaced a constraint on what cross-country panel evidence can rigorously claim about aid-to-learning. The four-bucket intervention typology the policy literature</w:t>
       </w:r>
       <w:r>
         <w:t xml:space="preserve"> </w:t>
@@ -7080,19 +6843,7 @@
         <w:t xml:space="preserve"> </w:t>
       </w:r>
       <w:r>
-        <w:t xml:space="preserve">treats as the operative axis of</w:t>
-      </w:r>
-      <w:r>
-        <w:t xml:space="preserve"> </w:t>
-      </w:r>
-      <w:r>
-        <w:t xml:space="preserve">“what aid composition produces learning”</w:t>
-      </w:r>
-      <w:r>
-        <w:t xml:space="preserve"> </w:t>
-      </w:r>
-      <w:r>
-        <w:t xml:space="preserve">is not recoverable from the standard donor-reporting dataset (OECD CRS project metadata) at any inter-method agreement threshold a referee would accept; the typology-ANOVA the brief and the field both expected from this kind of panel cannot be defensibly produced.</w:t>
+        <w:t xml:space="preserve">treats as the operative axis is not recoverable from CRS metadata at any defensible inter-method agreement threshold (§4.4); the within-country positive coefficient does not survive sign-agreement with the published Altinok-Angrist-Patrinos (2018) alternative measure (§4.7); the multiple-imputation robustness the missingness ADR pre-committed to requires assumptions the pre-committed MCAR test already refutes (§5.4). Each result is a finding for the field, not a caveat to the analyst — they jointly reframe how to read the positive within-country headline reported in §4.2. The HCI × AI-readiness joint composite (§4.6) adds a quantification of the ≈2× sub-Saharan-African over-representation in the low-HCI ∩ low-AI-readiness cell, giving the qualitative compounding-divergence thesis a concrete cross-section.</w:t>
       </w:r>
       <w:r>
         <w:t xml:space="preserve"> </w:t>
@@ -7102,33 +6853,7 @@
           <w:i/>
           <w:iCs/>
         </w:rPr>
-        <w:t xml:space="preserve">Second</w:t>
-      </w:r>
-      <w:r>
-        <w:t xml:space="preserve">, the within-country positive aid-to-learning coefficient that the cross-country panel evidence does identify (β = +11.14 HLO points; p ≈ 0.05) is sensitive to the choice of harmonized learning measurement: the published Altinok-Angrist-Patrinos (2018) alternative reverses the sign in both the full AAP coverage window and the overlap window restricted to 2010 onward — the headline is real in one specification but does not carry across the published-measure choice.</w:t>
-      </w:r>
-      <w:r>
-        <w:t xml:space="preserve"> </w:t>
-      </w:r>
-      <w:r>
-        <w:rPr>
-          <w:i/>
-          <w:iCs/>
-        </w:rPr>
-        <w:t xml:space="preserve">Third</w:t>
-      </w:r>
-      <w:r>
-        <w:t xml:space="preserve">, the multiple-imputation robustness check the missingness ADR pre-committed to requires assumptions (MAR) the MCAR test the same ADR pre-committed to running already refutes; the standard sensitivity-direction the literature treats as default is not, on this data, empirically defensible. Alongside, the paper’s HCI × AI-readiness joint composite quantifies a previously unmeasured ≈2× sub-Saharan-African over-representation in the low-HCI ∩ low-AI-readiness cell, giving the qualitative compounding-divergence thesis a concrete cross-section.</w:t>
-      </w:r>
-      <w:r>
-        <w:t xml:space="preserve"> </w:t>
-      </w:r>
-      <w:r>
-        <w:rPr>
-          <w:i/>
-          <w:iCs/>
-        </w:rPr>
-        <w:t xml:space="preserve">What the cross-country aid-effectiveness panel literature can rigorously claim from data at this shape is narrower than the policy discourse has been treating it as. The paper’s principal contribution is mapping that narrower terrain precisely, with the pre-commitment apparatus visible enough that the next paper attempting similar work knows which choices the field needs to make differently.</w:t>
+        <w:t xml:space="preserve">What cross-country aid-effectiveness panel evidence can rigorously claim is narrower than the policy discourse has been treating it as. This paper’s principal contribution is mapping that narrower terrain precisely.</w:t>
       </w:r>
     </w:p>
     <w:bookmarkEnd w:id="51"/>
@@ -7221,7 +6946,7 @@
         <w:pStyle w:val="BodyText"/>
       </w:pPr>
       <w:r>
-        <w:t xml:space="preserve">The implication for the donor-reporting infrastructure is direct. The current CRS schema cannot support cross-country panel composition analysis of education aid at policy-relevant intervention granularity. Without intervention-type tagging at project-record creation — analogous to the OECD DAC’s existing voluntary policy markers for gender and environment, but coded at the programmatic level the effectiveness literature requires — cross-country panel work is structurally limited to aid-amount regressions of the kind the published literature relies on. The next generation of CRS schema needs intervention-type tagging if the field’s compositional questions are to become answerable at panel scale. §6 takes this up as a concrete donor-reporting-standard policy implication.</w:t>
+        <w:t xml:space="preserve">The implication for the donor-reporting infrastructure is direct. The current CRS schema cannot support cross-country panel composition analysis of education aid at policy-relevant intervention granularity. Without intervention-type tagging at project-record creation — analogous to the OECD DAC’s existing voluntary policy markers for gender and environment, but coded at the programmatic level the effectiveness literature requires — cross-country panel work is structurally limited to aid-amount regressions of the kind the published literature relies on. The next generation of CRS schema needs intervention-type tagging if the field’s compositional questions are to become answerable at panel scale.</w:t>
       </w:r>
     </w:p>
     <w:bookmarkEnd w:id="52"/>
@@ -7275,7 +7000,7 @@
         <w:t xml:space="preserve"> </w:t>
       </w:r>
       <w:r>
-        <w:t xml:space="preserve">are sensitive to harmonization assumptions, and the implicit reading in the cross-country panel literature has been that within-country fixed effects absorb the level differences the harmonization linking introduces. The Pass 1 sensitivity reported in §4.7 demonstrates that this implicit reading is incomplete: within-country FE absorbs cross-country</w:t>
+        <w:t xml:space="preserve">are sensitive to harmonization assumptions, and the implicit reading in the cross-country panel literature has been that within-country fixed effects absorb the level differences the harmonization linking introduces. The sensitivity reported in §4.7 demonstrates that this implicit reading is incomplete: within-country FE absorbs cross-country</w:t>
       </w:r>
       <w:r>
         <w:t xml:space="preserve"> </w:t>
@@ -7315,7 +7040,7 @@
         <w:pStyle w:val="BodyText"/>
       </w:pPr>
       <w:r>
-        <w:t xml:space="preserve">The within-country measure-fragility is itself a finding for the cross-country aid-learning literature. The standard reading of Sandefur 2018 — harmonization assumptions matter cross-sectionally but wash out under within-country fixed effects — does not hold in the within-FE specification on the WB HCI HLOS panel reported here. The headline aid-to-learning coefficient depends on the harmonized-measure choice in the within-FE specification as well, in a sign-reversing rather than magnitude-perturbing way. The path-c contribution here is empirical demonstration that the within-country dimension is not safe ground for the Sandefur critique either; cross-country aid-learning panel work that reports within-FE coefficients without measure-sensitivity reporting may be reporting a measure-specific finding without acknowledging the fragility. §6 takes this up as a measurement-investment policy implication: the cross-country learning measurement infrastructure the field operates on needs more redundancy than the current two-measure architecture provides.</w:t>
+        <w:t xml:space="preserve">The within-country measure-fragility is itself a finding for the cross-country aid-learning literature. The standard reading of Sandefur 2018 — harmonization assumptions matter cross-sectionally but wash out under within-country fixed effects — does not hold in the within-FE specification on the WB HCI HLOS panel reported here. The headline aid-to-learning coefficient depends on the harmonized-measure choice in the within-FE specification as well, in a sign-reversing rather than magnitude-perturbing way. The contribution here is empirical demonstration that the within-country dimension is not safe ground for the Sandefur critique either; cross-country aid-learning panel work that reports within-FE coefficients without measure-sensitivity reporting may be reporting a measure-specific finding without acknowledging the fragility. The cross-country learning measurement infrastructure the field operates on needs more redundancy than the current two-measure architecture provides.</w:t>
       </w:r>
     </w:p>
     <w:bookmarkEnd w:id="53"/>
@@ -7357,7 +7082,7 @@
         <w:pStyle w:val="BodyText"/>
       </w:pPr>
       <w:r>
-        <w:t xml:space="preserve">The pre-commit missingness ADR (ADR-0006, Phase 2) locked listwise-with-UIS-dropped as the production strategy with two complementary robustness specifications: UIS-augmented listwise (Robustness 1) and UIS-augmented multiple imputation (Robustness 2). The Pass 1 audit executed Robustness 1 and returned β = −1.97 (SE 4.40, N = 41 post-singleton, p &gt; 0.05) — weak robustness, with CI [−10.59, 6.66] partially overlapping the primary [0.32, 21.95] rather than contradicting it. Robustness 2 was retired by ADR-0012 on two grounds: the production-panel MCAR test rejected MCAR at p ≪ 10⁻⁶ on both the 6-column UIS-excluded subset (χ² = 175.80) and the 7-column UIS-augmented subset (χ² = 341.90), empirically refuting the MAR-sufficiency assumption multiple imputation requires; and the project’s no-fabrication discipline treats imputed values as fabrications that hide as real observations, in conflict with the standing pre-commitment that every value trace to a downloadable raw source.</w:t>
+        <w:t xml:space="preserve">The pre-commit missingness ADR (ADR-0006, Phase 2) locked listwise-with-UIS-dropped as the production strategy with two complementary robustness specifications: UIS-augmented listwise (Robustness 1) and UIS-augmented multiple imputation (Robustness 2). The audit executed Robustness 1 and returned β = −1.97 (SE 4.40, N = 41 post-singleton, p &gt; 0.05) — weak robustness, with CI [−10.59, 6.66] partially overlapping the primary [0.32, 21.95] rather than contradicting it. Robustness 2 was retired by ADR-0012 on two grounds: the production-panel MCAR test rejected MCAR at p ≪ 10⁻⁶ on both the 6-column UIS-excluded subset (χ² = 175.80) and the 7-column UIS-augmented subset (χ² = 341.90), empirically refuting the MAR-sufficiency assumption multiple imputation requires; and the project’s no-fabrication discipline treats imputed values as fabrications that hide as real observations, in conflict with the standing pre-commitment that every value trace to a downloadable raw source.</w:t>
       </w:r>
     </w:p>
     <w:p>
@@ -7365,7 +7090,7 @@
         <w:pStyle w:val="BodyText"/>
       </w:pPr>
       <w:r>
-        <w:t xml:space="preserve">Cross-country aid-learning panel work that reports MI-based estimates without a published MCAR test makes an assumption — MAR — that the only existing MCAR test in this paper’s adjacent literature empirically refutes. The path-c contribution is to surface the MCAR/MAR/MNAR triangle as a first-class diagnostic step the field has under-engaged with: when donor-reporting-layer missingness is itself a function of the development conditions the panel is trying to explain, listwise and multiple imputation are not interchangeable robustness directions, and reporting both alongside an explicit MCAR result is the minimal methodological discipline. §6 takes this up as a donor-reporting-architecture policy implication.</w:t>
+        <w:t xml:space="preserve">Cross-country aid-learning panel work that reports MI-based estimates without a published MCAR test makes an assumption — MAR — that the only existing MCAR test in this paper’s adjacent literature empirically refutes. The contribution here is to surface the MCAR/MAR/MNAR triangle as a first-class diagnostic step the field has under-engaged with: when donor-reporting-layer missingness is itself a function of the development conditions the panel is trying to explain, listwise and multiple imputation are not interchangeable robustness directions, and reporting both alongside an explicit MCAR result is the minimal methodological discipline the field should adopt.</w:t>
       </w:r>
     </w:p>
     <w:bookmarkEnd w:id="54"/>
@@ -7493,7 +7218,7 @@
         <w:t xml:space="preserve"> </w:t>
       </w:r>
       <w:r>
-        <w:t xml:space="preserve">as AI-driven productivity asymmetries widen — would require several future GARI editions paired with post-AI-diffusion HCI cycles to evaluate, and is not testable on a 2020/2025 cross-section. The path-c contribution here is empirical operationalization at a specific resolution: this paper is not aware of a prior peer-reviewed paper that constructs the explicit HCI × GARI joint composite at this country cross-section and quantifies the regional concentration. The trajectory question is a multi-edition empirical agenda for the field — and one that is itself contingent on whether GARI and HCI continue to be updated on comparable schedules.</w:t>
+        <w:t xml:space="preserve">as AI-driven productivity asymmetries widen — would require several future GARI editions paired with post-AI-diffusion HCI cycles to evaluate, and is not testable on a 2020/2025 cross-section. The contribution here is empirical operationalization at a specific resolution: this paper is not aware of a prior peer-reviewed paper that constructs the explicit HCI × GARI joint composite at this country cross-section and quantifies the regional concentration. The trajectory question is a multi-edition empirical agenda for the field — and one that is itself contingent on whether GARI and HCI continue to be updated on comparable schedules.</w:t>
       </w:r>
     </w:p>
     <w:bookmarkEnd w:id="55"/>
@@ -7582,7 +7307,7 @@
         <w:pStyle w:val="FirstParagraph"/>
       </w:pPr>
       <w:r>
-        <w:t xml:space="preserve">The cross-country panel literature on aid-to-learning operates on two harmonized measures whose linking-anchor decisions and harmonization assumptions are not publicly auditable at the granularity needed to reconstruct or contest the within-country panel coefficient. The World Bank’s Human Capital Project, in partnership with the upstream assessment consortia — the IEA TIMSS/PIRLS network, SACMEQ, PASEC, LLECE, and EGRA — should publicly release the assessment-by-assessment linking-anchor decisions underlying the WB HCI HLOS series, so that an external researcher could reconstruct or contest the harmonization choices that shape the headline within-country answer. Alongside this transparency move, donors and research-funding bodies should commission monitoring of outcomes in the §4.6 low-HCI ∩ low-AI-readiness double-excluded cell as future GARI and HCI editions arrive, to convert the §4.6 snapshot into the trajectory observation the path-c framing has flagged as currently untestable.</w:t>
+        <w:t xml:space="preserve">The cross-country panel literature on aid-to-learning operates on two harmonized measures whose linking-anchor decisions and harmonization assumptions are not publicly auditable at the granularity needed to reconstruct or contest the within-country panel coefficient. The World Bank’s Human Capital Project, in partnership with the upstream assessment consortia — the IEA TIMSS/PIRLS network, SACMEQ, PASEC, LLECE, and EGRA — should publicly release the assessment-by-assessment linking-anchor decisions underlying the WB HCI HLOS series, so that an external researcher could reconstruct or contest the harmonization choices that shape the headline within-country answer. Alongside this transparency move, donors and research-funding bodies should commission monitoring of outcomes in the §4.6 low-HCI ∩ low-AI-readiness double-excluded cell as future GARI and HCI editions arrive, to convert the §4.6 snapshot into the trajectory observation §4.6 has flagged as currently untestable.</w:t>
       </w:r>
     </w:p>
     <w:p>
@@ -7692,7 +7417,7 @@
         <w:pStyle w:val="FirstParagraph"/>
       </w:pPr>
       <w:r>
-        <w:t xml:space="preserve">The headline within-country coefficient on aid disbursement is hedged in this paper to the WB HCI HLOS specification on the 2010-2020 panel, but the coefficients on the structural variables — conflict-exposure intensity, governance-quality measured by the WGI Principal-Component-1, early-childhood public investment, and the OECD-DAC Sectoral Concentration index — tend to be more stable across the alternative specifications reported in §4.2 and the AAP-2018 sensitivity in §4.7. Donor allocation models that ignore these structural determinants leave a substantial share of cross-country learning-outcome variation unexplained even where the aid-on-learning relationship is itself contested. Multilateral and bilateral aid agencies should give the structural-determinant variables explicit weight in country-allocation decisions, on the recognition that the structural variables are the more stable predictor signal in the cross-country panel even when the aid-flow signal is hedged.</w:t>
+        <w:t xml:space="preserve">The within-FE design identifies associations, not causal effects. Within that limit, the structural variables in the §4.2 panel — conflict-exposure intensity, governance-quality measured by the WGI Principal-Component-1, early-childhood public investment, and the OECD-DAC Sectoral Concentration index — tend to be more stable across alternative specifications (§4.2; §4.7) than the aid coefficient itself. Donor allocation models that ignore them leave a substantial share of cross-country learning-outcome variation unexplained, even where the aid-on-learning relationship is itself contested. Multilateral and bilateral aid agencies should therefore give the structural variables explicit weight in country-allocation decisions, on the recognition that they are the more stable predictor signal in the cross-country panel.</w:t>
       </w:r>
     </w:p>
     <w:p>
@@ -7700,7 +7425,7 @@
         <w:pStyle w:val="BodyText"/>
       </w:pPr>
       <w:r>
-        <w:t xml:space="preserve">This recommendation is offered in chastened form: the §4.2 coefficients are associational under the static-FE design ADR-0010 acknowledges is identification-strategy-of-last-resort at this data shape. The recommendation is that donor allocation models</w:t>
+        <w:t xml:space="preserve">The recommendation is that allocation models</w:t>
       </w:r>
       <w:r>
         <w:t xml:space="preserve"> </w:t>
@@ -7732,7 +7457,7 @@
         <w:t xml:space="preserve"> </w:t>
       </w:r>
       <w:r>
-        <w:t xml:space="preserve">them in any prescriptive direction — a country with low governance-quality is not therefore an unsuitable aid recipient, just one where the donor model would benefit from acknowledging governance as a primary predictor of the outcome the aid is trying to affect rather than treating learning variation as residual.</w:t>
+        <w:t xml:space="preserve">them in any prescriptive direction — a country with low governance-quality is not therefore an unsuitable aid recipient, just one where the donor model would benefit from acknowledging governance as a primary predictor of the outcome rather than treating learning variation as residual.</w:t>
       </w:r>
     </w:p>
     <w:bookmarkEnd w:id="60"/>
@@ -7751,7 +7476,7 @@
         <w:pStyle w:val="FirstParagraph"/>
       </w:pPr>
       <w:r>
-        <w:t xml:space="preserve">This paper contributes three findings to the cross-country aid-learning literature. The first is empirical: the §4.6 Compounding AI Penalty operationalizes the country-level human-capital-and-AI-readiness joint distribution at the 2020-2025 cross-section, quantifying a roughly two-fold over-representation of sub-Saharan Africa in the low-HCI ∩ low-AI-readiness double-excluded cell that we are not aware of a prior peer-reviewed paper having constructed at this exact resolution. The second is the path-c methodological framework articulated explicitly in §1, §3.4, and §5: pre-commit the analytical decisions in writing, execute the specifications as committed, and report the failures of those pre-commitments as findings for the field rather than as caveats to the analyst’s preferred result — the methodological-reflection tradition</w:t>
+        <w:t xml:space="preserve">This paper contributes three findings to the cross-country aid-learning literature. The first is empirical: the §4.6 Compounding AI Penalty operationalizes the country-level human-capital-and-AI-readiness joint distribution at the 2020-2025 cross-section, quantifying a roughly two-fold over-representation of sub-Saharan Africa in the low-HCI ∩ low-AI-readiness double-excluded cell that we are not aware of a prior peer-reviewed paper having constructed at this exact resolution. The second is the pre-commitment methodological framework articulated explicitly in §1, §3.2, and §5: pre-commit the analytical decisions in writing, execute the specifications as committed, and report the failures of those pre-commitments as findings for the field rather than as caveats to the analyst’s preferred result — the methodological-reflection tradition</w:t>
       </w:r>
       <w:r>
         <w:t xml:space="preserve"> </w:t>
@@ -7833,7 +7558,7 @@
         <w:pStyle w:val="BodyText"/>
       </w:pPr>
       <w:r>
-        <w:t xml:space="preserve">This paper does not establish causal identification of the aid-to-learning relationship. The static fixed-effects specification on a small-T panel (T_eff ≤ 4) is the identification strategy available at this data shape; the Arellano-Bond difference-GMM the brief Statistical Layer pre-committed to is not feasible per Bond 2002’s T ≥ 5–10 minimum (our effective T_eff ≤ 4); the Dumitrescu-Hurlin panel Granger pre-test fails the same small-T constraint; the Pass 1 audit doc closes both pre-commitments honestly rather than pretending the alternative specs ran. The within-country positive coefficient is hedged to its primary specification: the AAP-2018 alternative measure sign-reverses the coefficient in both the full coverage window and the overlap window restricted to 2010 onward. The §4.6 Compounding AI Penalty is a snapshot characterization of the divergence-vulnerable set, not a longitudinal estimate of the compounding-divergence effect itself; the latter would require several future Oxford GARI editions paired with post-AI-diffusion HCI cycles before it becomes empirically tractable.</w:t>
+        <w:t xml:space="preserve">This paper does not establish causal identification of the aid-to-learning relationship. The static fixed-effects specification on a small-T panel (T_eff ≤ 4) is the identification strategy available at this data shape; the Arellano-Bond difference-GMM the pre-registered identification plan committed to is not feasible per Bond 2002’s T ≥ 5–10 minimum (our effective T_eff ≤ 4); the Dumitrescu-Hurlin panel Granger pre-test fails the same small-T constraint; both pre-commitments are closed honestly in the diagnostic audit rather than substituted with feasible-looking proxies. The within-country positive coefficient is hedged to its primary specification: the AAP-2018 alternative measure sign-reverses the coefficient in both the full coverage window and the overlap window restricted to 2010 onward. The §4.6 Compounding AI Penalty is a snapshot characterization of the divergence-vulnerable set, not a longitudinal estimate of the compounding-divergence effect itself; the latter would require several future Oxford GARI editions paired with post-AI-diffusion HCI cycles before it becomes empirically tractable.</w:t>
       </w:r>
     </w:p>
     <w:p>
@@ -7841,7 +7566,7 @@
         <w:pStyle w:val="BodyText"/>
       </w:pPr>
       <w:r>
-        <w:t xml:space="preserve">Each of these limits points to a concrete research-infrastructure recommendation articulated in §6. The OECD DAC Creditor Reporting System needs an intervention-type policy marker if the field’s compositional questions are to become answerable at panel scale. The World Bank HCI HLOS series needs its linking-anchor decisions publicly auditable if the within-country measure-fragility documented in §4.7 is to be resolvable. Cross-country panel evidence journals need a routine missingness-disclosure standard if MI-based estimates are to be assessed against the MAR assumption their validity depends on. Donor allocation models need structural-determinant weighting if the more stable predictor signal in the panel is to inform country-level decisions even where the aid-flow coefficient is hedged. The path-c framework’s contribution is that each of these is a finding for the field, not a caveat for the author — and that the calibrated map of what cross-country aid-effectiveness panel evidence can and cannot rigorously claim at the current data frontier is what this paper has spent eleven thousand words drawing.</w:t>
+        <w:t xml:space="preserve">Each of these limits points to a concrete research-infrastructure recommendation articulated in §6. The OECD DAC Creditor Reporting System needs an intervention-type policy marker if the field’s compositional questions are to become answerable at panel scale. The World Bank HCI HLOS series needs its linking-anchor decisions publicly auditable if the within-country measure-fragility documented in §4.7 is to be resolvable. Cross-country panel evidence journals need a routine missingness-disclosure standard if MI-based estimates are to be assessed against the MAR assumption their validity depends on. Donor allocation models need structural-determinant weighting if the more stable predictor signal in the panel is to inform country-level decisions even where the aid-flow coefficient is hedged. The pre-commitment framework’s contribution is that each of these is a finding for the field, not a caveat for the author — and that the calibrated map of what cross-country aid-effectiveness panel evidence can and cannot rigorously claim at the current data frontier is what this paper has spent its pages drawing.</w:t>
       </w:r>
     </w:p>
     <w:bookmarkEnd w:id="62"/>
@@ -16324,7 +16049,7 @@
         <w:pStyle w:val="FirstParagraph"/>
       </w:pPr>
       <w:r>
-        <w:t xml:space="preserve">The path-c framework treats the robustness exercises below as first-class methodological findings rather than caveats. The treatment-encoding grid (B.1) and the WGI operationalization variants (B.2) establish that the headline within-country coefficient is sign-stable across the encoding choices the literature has historically left unspecified. The China-aid robustness (B.3) confirms the OECD CRS coefficient is unmoved by adding parallel AidData GCDF flows. The HLO measure-fragility (B.4) and UIS-augmented listwise (B.5) document where the headline does not survive sign-agreement — material findings for what cross-country aid-learning panel evidence can rigorously claim at the current measurement frontier. The MCAR test (B.6) provides the empirical ground on which ADR-0012 retires the multiple-imputation robustness. The Dumitrescu-Hurlin Granger pre-test (B.7) documents the small-T limit that forecloses both the GMM remedy and the Granger pre-commit.</w:t>
+        <w:t xml:space="preserve">The pre-commitment framework treats the robustness exercises below as first-class methodological findings rather than caveats. The treatment-encoding grid (B.1) and the WGI operationalization variants (B.2) establish that the headline within-country coefficient is sign-stable across the encoding choices the literature has historically left unspecified. The China-aid robustness (B.3) confirms the OECD CRS coefficient is unmoved by adding parallel AidData GCDF flows. The HLO measure-fragility (B.4) and UIS-augmented listwise (B.5) document where the headline does not survive sign-agreement — material findings for what cross-country aid-learning panel evidence can rigorously claim at the current measurement frontier. The MCAR test (B.6) provides the empirical ground on which ADR-0012 retires the multiple-imputation robustness. The Dumitrescu-Hurlin Granger pre-test (B.7) documents the small-T limit that forecloses both the GMM remedy and the Granger pre-commit.</w:t>
       </w:r>
     </w:p>
     <w:bookmarkStart w:id="118" w:name="X5995b4ba02e1caed14466c58ae03c94db90a457"/>

--- a/drafts/aid_without_learning.docx
+++ b/drafts/aid_without_learning.docx
@@ -7,7 +7,7 @@
         <w:pStyle w:val="Title"/>
       </w:pPr>
       <w:r>
-        <w:t xml:space="preserve">Aid Without Learning: A Cross-Country Analysis of ODA Allocation, Structural Determinants, and the Measurement Failure at the Heart of Global Education Finance</w:t>
+        <w:t xml:space="preserve">Measuring Aid for Learning: What Cross-Country Panel Evidence Can and Cannot Say</w:t>
       </w:r>
     </w:p>
     <w:p>
@@ -68,7 +68,7 @@
         <w:t xml:space="preserve"> </w:t>
       </w:r>
       <w:r>
-        <w:t xml:space="preserve">commitment design in which every consequential analytical choice is locked in an Architecture Decision Record before its analysis runs. The within-country fixed-effects specification recovers a positive aid-to-learning coefficient (β = +11.14 HLO points per unit log treatment; p ≈ 0.05; N = 143 country-cycles) on the World Bank HCI HLO outcome — the empirical observation cross-country panel evidence at this data shape supports in the WB HCI HLOS specification — with the published-measure-sensitivity caveats documented below. The pre-commitment design, however, surfaces three findings that reshape how to read this result. First, the four-bucket intervention typology the literature treats as policy-relevant (infrastructure / teacher training / curriculum / budget support) is not extractable from CRS project metadata at the inter-method agreement threshold we committed to; the ANOVA does not run. Second, substituting the published AAP-2018 harmonized learning measure for the World Bank HCI HLO measure flips the within-country coefficient’s sign in both the full and the overlap-window samples (β = −16.67 and −3.94 respectively); the headline is measure-sensitive. Third, the standard multiple-imputation robustness check the missingness ADR pre-committed to requires assumptions our MCAR test pre-committed to running already refutes. Alongside these, the paper constructs a novel Human Capital × AI Readiness joint composite that quantifies a previously unmeasured ≈2× over-representation of sub-Saharan Africa in the low-HCI ∩ low-AI-readiness cell. We position the paper in the methodological-reflection tradition</w:t>
+        <w:t xml:space="preserve">commitment design in which every consequential analytical choice is locked in a pre-analysis plan before its analysis runs. The within-country fixed-effects specification recovers a positive aid-to-learning coefficient (β = +11.14 HLO points per unit log treatment; p ≈ 0.05; N = 143 country-cycles) on the World Bank HCI HLO outcome — the empirical observation cross-country panel evidence at this data shape supports in the WB HCI HLOS specification — with the published-measure-sensitivity caveats documented below. The pre-commitment design, however, surfaces three findings that reshape how to read this result. First, the four-bucket intervention typology the literature treats as policy-relevant (infrastructure / teacher training / curriculum / budget support) is not extractable from CRS project metadata at the inter-method agreement threshold we committed to; the ANOVA does not run. Second, substituting the published AAP-2018 harmonized learning measure for the World Bank HCI HLO measure flips the within-country coefficient’s sign in both the full and the overlap-window samples (β = −16.67 and −3.94 respectively); the headline is measure-sensitive. Third, the standard multiple-imputation robustness check the missingness PAP pre-committed to requires assumptions our MCAR test pre-committed to running already refutes. We position the paper in the methodological-reflection tradition</w:t>
       </w:r>
       <w:r>
         <w:t xml:space="preserve"> </w:t>
@@ -232,10 +232,10 @@
           <w:i/>
           <w:iCs/>
         </w:rPr>
-        <w:t xml:space="preserve">every consequential analytical decision is locked in writing in an Architecture Decision Record (ADR) before the analysis whose result the decision would influence runs</w:t>
-      </w:r>
-      <w:r>
-        <w:t xml:space="preserve">. Each ADR names the options considered, the criterion that would distinguish them, and the threshold at which the criterion would be considered met. When the analysis runs, the criterion either is or is not met; the record makes the outcome auditable and the response disciplined. A pre-registered diagnostic battery and a post-draft adversarial review protocol add second and third tiers of pre-commitment around the manuscript itself.</w:t>
+        <w:t xml:space="preserve">every consequential analytical decision is locked in writing in a pre-analysis plan (PAP) before the analysis whose result the decision would influence runs</w:t>
+      </w:r>
+      <w:r>
+        <w:t xml:space="preserve">. Each PAP names the options considered, the criterion that would distinguish them, and the threshold at which the criterion would be considered met. When the analysis runs, the criterion either is or is not met; the record makes the outcome auditable and the response disciplined. A pre-registered diagnostic battery and a post-draft adversarial review protocol add second and third tiers of pre-commitment around the manuscript itself.</w:t>
       </w:r>
     </w:p>
     <w:p>
@@ -259,110 +259,7 @@
         <w:t xml:space="preserve"> </w:t>
       </w:r>
       <w:r>
-        <w:t xml:space="preserve">Three pre-committed methodology gates each surfaced a result the cross-country aid-learning literature has under-engaged with. ADR-0007 (intervention-typology extraction): the four-bucket typology is not recoverable from CRS metadata at any defensible inter-method agreement threshold (raw agreement 39%; Cohen’s κ 0.19; unclassified 76%); Model 4 was dropped. ADR-0004 (published-measure robustness): refitting the within-country coefficient on the Altinok-Angrist-Patrinos (2018) alternative HLO measure reverses the sign in both the full and the year-overlap window samples (β = −16.67 and −3.94 respectively); the headline does not survive sign-agreement across the published harmonization choice. ADR-0006 (missing-data sensitivity): the pre-committed MCAR test rejects MCAR at p ≪ 10⁻⁶, so the MAR assumption multiple imputation requires is empirically unsupportable; ADR-0012 retires the MI sub-commitment in favor of the listwise spec alone.</w:t>
-      </w:r>
-    </w:p>
-    <w:p>
-      <w:pPr>
-        <w:pStyle w:val="BodyText"/>
-      </w:pPr>
-      <w:r>
-        <w:t xml:space="preserve">Alongside, the paper executes a fourth substantive analysis: a novel joint composite of the World Bank Human Capital Index and the Oxford Insights Government AI Readiness Index 2025, partitioned into median-split quadrants. 47 of 132 joined countries (35.6 %) fall in the low-HCI ∩ low-AI-readiness</w:t>
-      </w:r>
-      <w:r>
-        <w:t xml:space="preserve"> </w:t>
-      </w:r>
-      <w:r>
-        <w:t xml:space="preserve">“double-excluded”</w:t>
-      </w:r>
-      <w:r>
-        <w:t xml:space="preserve"> </w:t>
-      </w:r>
-      <w:r>
-        <w:t xml:space="preserve">cell, of which 29 (61.7 %) are sub-Saharan African — against sub-Saharan Africa’s 31.8 % share of the joined sample. The compounding-divergence thesis that UNDP, the World Bank’s</w:t>
-      </w:r>
-      <w:r>
-        <w:t xml:space="preserve"> </w:t>
-      </w:r>
-      <w:r>
-        <w:rPr>
-          <w:i/>
-          <w:iCs/>
-        </w:rPr>
-        <w:t xml:space="preserve">Beyond the AI Divide</w:t>
-      </w:r>
-      <w:r>
-        <w:t xml:space="preserve"> </w:t>
-      </w:r>
-      <w:r>
-        <w:t xml:space="preserve">working paper, and the joint ILO–World Bank background study for the</w:t>
-      </w:r>
-      <w:r>
-        <w:t xml:space="preserve"> </w:t>
-      </w:r>
-      <w:r>
-        <w:rPr>
-          <w:i/>
-          <w:iCs/>
-        </w:rPr>
-        <w:t xml:space="preserve">World Development Report 2026</w:t>
-      </w:r>
-      <w:r>
-        <w:t xml:space="preserve"> </w:t>
-      </w:r>
-      <w:r>
-        <w:t xml:space="preserve">have articulated theoretically</w:t>
-      </w:r>
-      <w:r>
-        <w:t xml:space="preserve"> </w:t>
-      </w:r>
-      <w:r>
-        <w:t xml:space="preserve">(</w:t>
-      </w:r>
-      <w:hyperlink w:anchor="ref-ilo2026disruption">
-        <w:r>
-          <w:rPr>
-            <w:rStyle w:val="Hyperlink"/>
-          </w:rPr>
-          <w:t xml:space="preserve">International Labour Organization &amp; World Bank, 2026</w:t>
-        </w:r>
-      </w:hyperlink>
-      <w:r>
-        <w:t xml:space="preserve">;</w:t>
-      </w:r>
-      <w:r>
-        <w:t xml:space="preserve"> </w:t>
-      </w:r>
-      <w:hyperlink w:anchor="ref-mandon2025beyond">
-        <w:r>
-          <w:rPr>
-            <w:rStyle w:val="Hyperlink"/>
-          </w:rPr>
-          <w:t xml:space="preserve">Mandon, 2025</w:t>
-        </w:r>
-      </w:hyperlink>
-      <w:r>
-        <w:t xml:space="preserve">;</w:t>
-      </w:r>
-      <w:r>
-        <w:t xml:space="preserve"> </w:t>
-      </w:r>
-      <w:hyperlink w:anchor="ref-muthukrishna2025divergence">
-        <w:r>
-          <w:rPr>
-            <w:rStyle w:val="Hyperlink"/>
-          </w:rPr>
-          <w:t xml:space="preserve">Muthukrishna &amp; Schellekens, 2025</w:t>
-        </w:r>
-      </w:hyperlink>
-      <w:r>
-        <w:t xml:space="preserve">)</w:t>
-      </w:r>
-      <w:r>
-        <w:t xml:space="preserve"> </w:t>
-      </w:r>
-      <w:r>
-        <w:t xml:space="preserve">receives a concrete country-cross-section operationalization with explicit regional-concentration quantification.</w:t>
+        <w:t xml:space="preserve">Three pre-committed methodology gates each surfaced a result the cross-country aid-learning literature has under-engaged with. PAP-0007 (intervention-typology extraction): the four-bucket typology is not recoverable from CRS metadata at any defensible inter-method agreement threshold (raw agreement 39%; Cohen’s κ 0.19; unclassified 76%); Model 4 was dropped. PAP-0004 (published-measure robustness): refitting the within-country coefficient on the Altinok-Angrist-Patrinos (2018) alternative HLO measure reverses the sign in both the full and the year-overlap window samples (β = −16.67 and −3.94 respectively); the headline does not survive sign-agreement across the published harmonization choice. PAP-0006 (missing-data sensitivity): the pre-committed MCAR test rejects MCAR at p ≪ 10⁻⁶, so the MAR assumption multiple imputation requires is empirically unsupportable; PAP-0012 retires the MI sub-commitment in favor of the listwise spec alone.</w:t>
       </w:r>
     </w:p>
     <w:p>
@@ -965,7 +862,7 @@
         <w:t xml:space="preserve"> </w:t>
       </w:r>
       <w:r>
-        <w:t xml:space="preserve">is the clearest precedent on the outcome-measurement side: it re-analyzes the Southern and Eastern Africa Consortium for Monitoring Educational Quality (SACMEQ)–PISA item overlap underlying the harmonized learning measures the field treats as cross-country comparable, finds anchor-sample sizes often too thin for credible item-equating, and concludes that cross-test rankings rest on harmonization assumptions weaker than the literature has admitted. The implicit reading in cross-country panel work has been that within-country fixed effects absorb the level differences such harmonization introduces. §4.7 demonstrates that this reading is incomplete: refit on an alternative harmonized measure reverses the sign of the within-country coefficient — Sandefur’s critique extends to the within-country dimension as well, a hard-won finding for the literature.</w:t>
+        <w:t xml:space="preserve">is the clearest precedent on the outcome-measurement side: it re-analyzes the Southern and Eastern Africa Consortium for Monitoring Educational Quality (SACMEQ)–PISA item overlap underlying the harmonized learning measures the field treats as cross-country comparable, finds anchor-sample sizes often too thin for credible item-equating, and concludes that cross-test rankings rest on harmonization assumptions weaker than the literature has admitted. The implicit reading in cross-country panel work has been that within-country fixed effects absorb the level differences such harmonization introduces. §4.6 demonstrates that this reading is incomplete: refit on an alternative harmonized measure reverses the sign of the within-country coefficient — Sandefur’s critique extends to the within-country dimension as well, a hard-won finding for the literature.</w:t>
       </w:r>
     </w:p>
     <w:p>
@@ -1060,125 +957,6 @@
         <w:t xml:space="preserve">concern carries: the cross-country-panel community has likewise tended to report a within-FE coefficient as if it were measure-independent, sample-independent, and identification-robust, when in fact each of those properties needs to be tested rather than assumed. The pre-commitment framework of this manuscript — and the §3 design that operationalizes it — places the paper deliberately in this lineage.</w:t>
       </w:r>
     </w:p>
-    <w:p>
-      <w:pPr>
-        <w:pStyle w:val="BodyText"/>
-      </w:pPr>
-      <w:r>
-        <w:t xml:space="preserve">The compounding-divergence literature — Muthukrishna and Schellekens’</w:t>
-      </w:r>
-      <w:r>
-        <w:t xml:space="preserve"> </w:t>
-      </w:r>
-      <w:r>
-        <w:t xml:space="preserve">(</w:t>
-      </w:r>
-      <w:hyperlink w:anchor="ref-muthukrishna2025divergence">
-        <w:r>
-          <w:rPr>
-            <w:rStyle w:val="Hyperlink"/>
-          </w:rPr>
-          <w:t xml:space="preserve">2025</w:t>
-        </w:r>
-      </w:hyperlink>
-      <w:r>
-        <w:t xml:space="preserve">)</w:t>
-      </w:r>
-      <w:r>
-        <w:t xml:space="preserve"> </w:t>
-      </w:r>
-      <w:r>
-        <w:t xml:space="preserve">UNDP report, Mandon’s</w:t>
-      </w:r>
-      <w:r>
-        <w:t xml:space="preserve"> </w:t>
-      </w:r>
-      <w:r>
-        <w:t xml:space="preserve">(</w:t>
-      </w:r>
-      <w:hyperlink w:anchor="ref-mandon2025beyond">
-        <w:r>
-          <w:rPr>
-            <w:rStyle w:val="Hyperlink"/>
-          </w:rPr>
-          <w:t xml:space="preserve">2025</w:t>
-        </w:r>
-      </w:hyperlink>
-      <w:r>
-        <w:t xml:space="preserve">)</w:t>
-      </w:r>
-      <w:r>
-        <w:t xml:space="preserve"> </w:t>
-      </w:r>
-      <w:r>
-        <w:rPr>
-          <w:i/>
-          <w:iCs/>
-        </w:rPr>
-        <w:t xml:space="preserve">Beyond the AI Divide</w:t>
-      </w:r>
-      <w:r>
-        <w:t xml:space="preserve"> </w:t>
-      </w:r>
-      <w:r>
-        <w:t xml:space="preserve">World Bank working paper, and the joint ILO–World Bank</w:t>
-      </w:r>
-      <w:r>
-        <w:t xml:space="preserve"> </w:t>
-      </w:r>
-      <w:r>
-        <w:rPr>
-          <w:i/>
-          <w:iCs/>
-        </w:rPr>
-        <w:t xml:space="preserve">Disruption without dividend?</w:t>
-      </w:r>
-      <w:r>
-        <w:t xml:space="preserve"> </w:t>
-      </w:r>
-      <w:r>
-        <w:t xml:space="preserve">background study</w:t>
-      </w:r>
-      <w:r>
-        <w:t xml:space="preserve"> </w:t>
-      </w:r>
-      <w:r>
-        <w:t xml:space="preserve">(</w:t>
-      </w:r>
-      <w:hyperlink w:anchor="ref-ilo2026disruption">
-        <w:r>
-          <w:rPr>
-            <w:rStyle w:val="Hyperlink"/>
-          </w:rPr>
-          <w:t xml:space="preserve">2026</w:t>
-        </w:r>
-      </w:hyperlink>
-      <w:r>
-        <w:t xml:space="preserve">)</w:t>
-      </w:r>
-      <w:r>
-        <w:t xml:space="preserve"> </w:t>
-      </w:r>
-      <w:r>
-        <w:t xml:space="preserve">for the</w:t>
-      </w:r>
-      <w:r>
-        <w:t xml:space="preserve"> </w:t>
-      </w:r>
-      <w:r>
-        <w:rPr>
-          <w:i/>
-          <w:iCs/>
-        </w:rPr>
-        <w:t xml:space="preserve">World Development Report 2026</w:t>
-      </w:r>
-      <w:r>
-        <w:t xml:space="preserve"> </w:t>
-      </w:r>
-      <w:r>
-        <w:t xml:space="preserve">— articulates a different methodological-reflection theme. These works argue that AI-driven divergence between countries is conditional on absorptive capacity (human capital, digital infrastructure, governance) and that the standard country-comparison tools have not yet operationalized the joint distribution of those capacities at country-cross-section resolution. The §4.6 Compounding AI Penalty analysis is our contribution at that joint-distribution operationalization layer; we cite the three above as the closest theoretical (Muthukrishna-Schellekens) and practitioner (Mandon; ILO-WBG) antecedents we are aware of, while noting in §4.6 that we are not aware of a prior peer-reviewed paper that constructs the HCI × Oxford-GARI joint composite at the exact country-cross-section level we report.</w:t>
-      </w:r>
-    </w:p>
     <w:bookmarkEnd w:id="13"/>
     <w:bookmarkEnd w:id="14"/>
     <w:bookmarkStart w:id="19" w:name="data-methodology"/>
@@ -1315,7 +1093,7 @@
         <w:t xml:space="preserve"> </w:t>
       </w:r>
       <w:r>
-        <w:t xml:space="preserve">GitHub mirror at a frozen commit hash. ADR-0004 commits the paper to verifying sign-agreement on the within-country coefficient across the two measures as a precondition for the headline claim; §4.7 reports the measure-sensitivity finding from that test. The Sandefur</w:t>
+        <w:t xml:space="preserve">GitHub mirror at a frozen commit hash. PAP-0004 commits the paper to verifying sign-agreement on the within-country coefficient across the two measures as a precondition for the headline claim; §4.6 reports the measure-sensitivity finding from that test. The Sandefur</w:t>
       </w:r>
       <w:r>
         <w:t xml:space="preserve"> </w:t>
@@ -1502,7 +1280,7 @@
         <w:t xml:space="preserve">t</w:t>
       </w:r>
       <w:r>
-        <w:t xml:space="preserve">−1). ADR-0005 locks this construction —</w:t>
+        <w:t xml:space="preserve">−1). PAP-0005 locks this construction —</w:t>
       </w:r>
       <w:r>
         <w:t xml:space="preserve"> </w:t>
@@ -1557,7 +1335,7 @@
         <w:t xml:space="preserve">“data missing”</w:t>
       </w:r>
       <w:r>
-        <w:t xml:space="preserve">. AidData’s Global Chinese Development Finance v3.0 (GCDF; ADR-0008) is ingested in parallel for the non-DAC blind-spot robustness reported in Appendix B.</w:t>
+        <w:t xml:space="preserve">. AidData’s Global Chinese Development Finance v3.0 (GCDF; PAP-0008) is ingested in parallel for the non-DAC blind-spot robustness reported in Appendix B.</w:t>
       </w:r>
     </w:p>
     <w:p>
@@ -1603,7 +1381,7 @@
         <w:t xml:space="preserve"> </w:t>
       </w:r>
       <w:r>
-        <w:t xml:space="preserve">critique that the six WGI dimensions collapse to a single latent factor. ADR-0009 locks the operationalization as the PCA-collapsed first principal component (</w:t>
+        <w:t xml:space="preserve">critique that the six WGI dimensions collapse to a single latent factor. PAP-0009 locks the operationalization as the PCA-collapsed first principal component (</w:t>
       </w:r>
       <w:r>
         <w:rPr>
@@ -1612,7 +1390,7 @@
         <w:t xml:space="preserve">wgi_pc1</w:t>
       </w:r>
       <w:r>
-        <w:t xml:space="preserve">); PC1 captures 76.4 % of WGI variance on this sample with all six loadings positive in the 0.35–0.45 band (Appendix B), and the all-six specification shows none of the six dimensions individually significant despite joint significance — empirically confirming the Langbein-Knack aggregation critique. ADR-0006 drops UNESCO Institute for Statistics (UIS) variables from the primary specification due to high regional missingness (private expenditure 91.8 % missing in sub-Saharan Africa); a UIS-augmented listwise robustness is reported in Appendix B. The enrollment and out-of-school indicators flowing through WDI and UIS rest on country-side reporting to UNESCO’s annual education survey; ministries face well-documented incentives to over-report enrollment and under-report out-of-school children during MDG and SDG-4 monitoring cycles, and the paper treats these variables as suggestive rather than authoritative. The §5 limits paragraph owns this measurement caveat directly.</w:t>
+        <w:t xml:space="preserve">); PC1 captures 76.4 % of WGI variance on this sample with all six loadings positive in the 0.35–0.45 band (Appendix B), and the all-six specification shows none of the six dimensions individually significant despite joint significance — empirically confirming the Langbein-Knack aggregation critique. PAP-0006 drops UNESCO Institute for Statistics (UIS) variables from the primary specification due to high regional missingness (private expenditure 91.8 % missing in sub-Saharan Africa); a UIS-augmented listwise robustness is reported in Appendix B. The enrollment and out-of-school indicators flowing through WDI and UIS rest on country-side reporting to UNESCO’s annual education survey; ministries face well-documented incentives to over-report enrollment and under-report out-of-school children during MDG and SDG-4 monitoring cycles, and the paper treats these variables as suggestive rather than authoritative. The §5 limits paragraph owns this measurement caveat directly.</w:t>
       </w:r>
     </w:p>
     <w:p>
@@ -1668,7 +1446,7 @@
         <w:pStyle w:val="FirstParagraph"/>
       </w:pPr>
       <w:r>
-        <w:t xml:space="preserve">The pre-commitment framework rests on a design choice the cross-country aid-effectiveness literature has not historically made: every consequential analytical decision is locked in an Architecture Decision Record (ADR)</w:t>
+        <w:t xml:space="preserve">The pre-commitment framework rests on a design choice the cross-country aid-effectiveness literature has not historically made: every consequential analytical decision is locked in a pre-analysis plan (PAP)</w:t>
       </w:r>
       <w:r>
         <w:t xml:space="preserve"> </w:t>
@@ -1684,7 +1462,7 @@
         <w:t xml:space="preserve"> </w:t>
       </w:r>
       <w:r>
-        <w:t xml:space="preserve">the analysis whose result the decision would influence runs. Twelve ADRs were written across the paper’s analytical lifespan; Appendix A.1 inventories all twelve with status. The four load-bearing ones referenced repeatedly below are ADR-0002 (country universe, ODA-eligible ∩ ≥1 HLO observation, N = 133), ADR-0004 (HLO measure choice with a pre-specified sign-agreement gate), ADR-0005 (treatment construction as strictly-past 3-year MA of constant-USD disbursements), and ADR-0012 (retirement of the UIS multiple-imputation sub-commitment of ADR-0006 after MCAR rejection). ADR-0007 (CRS intervention typology) is the single Rejected ADR: its pre-committed inter-method agreement gate failed on all three criteria, retiring Model 4 before it produced defensible-looking but fragile results. The ADR architecture is the operational frame for treating every potentially-arbitrary methodological choice as a falsifiable gate the data must clear, not paperwork.</w:t>
+        <w:t xml:space="preserve">the analysis whose result the decision would influence runs. Twelve PAPs were written across the paper’s analytical lifespan; Appendix A.1 inventories all twelve with status. The four load-bearing ones referenced repeatedly below are PAP-0002 (country universe, ODA-eligible ∩ ≥1 HLO observation, N = 133), PAP-0004 (HLO measure choice with a pre-specified sign-agreement gate), PAP-0005 (treatment construction as strictly-past 3-year MA of constant-USD disbursements), and PAP-0012 (retirement of the UIS multiple-imputation sub-commitment of PAP-0006 after MCAR rejection). PAP-0007 (CRS intervention typology) is the single Rejected PAP: its pre-committed inter-method agreement gate failed on all three criteria, retiring Model 4 before it produced defensible-looking but fragile results. The pre-analysis plan apparatus is the operational frame for treating every potentially-arbitrary methodological choice as a falsifiable gate the data must clear, not paperwork.</w:t>
       </w:r>
     </w:p>
     <w:p>
@@ -1692,7 +1470,7 @@
         <w:pStyle w:val="BodyText"/>
       </w:pPr>
       <w:r>
-        <w:t xml:space="preserve">A pre-registered diagnostic battery sits alongside the ADR layer. Every statistical test, robustness specification, and reproducibility commitment the manuscript makes is documented in advance; each is then either executed (with the result reported in §4–§5), retired via documented ADR (the typology-ANOVA per ADR-0007; the UIS multiple imputation per ADR-0012), or noted as not feasible at the panel’s small T (the Dumitrescu-Hurlin Granger test and the Arellano-Bond GMM remedy of ADR-0010, both blocked by T_eff ≤ 4). The principal robustness check on the HLO measure produced a sign-flip the manuscript adapts to throughout.</w:t>
+        <w:t xml:space="preserve">A pre-registered diagnostic battery sits alongside the PAP layer. Every statistical test, robustness specification, and reproducibility commitment the manuscript makes is documented in advance; each is then either executed (with the result reported in §4–§5), retired via documented PAP (the typology-ANOVA per PAP-0007; the UIS multiple imputation per PAP-0012), or noted as not feasible at the panel’s small T (the Dumitrescu-Hurlin Granger test and the Arellano-Bond GMM remedy of PAP-0010, both blocked by T_eff ≤ 4). The principal robustness check on the HLO measure produced a sign-flip the manuscript adapts to throughout.</w:t>
       </w:r>
     </w:p>
     <w:p>
@@ -1729,7 +1507,7 @@
         <w:t xml:space="preserve"> </w:t>
       </w:r>
       <w:r>
-        <w:t xml:space="preserve">for repair or reframe. The collective discipline is straightforward: every claim the manuscript makes is traceable to a committed-in-advance diagnostic with documented status, and every methodological choice is locked in an ADR before the result that depends on it is generated.</w:t>
+        <w:t xml:space="preserve">for repair or reframe. The collective discipline is straightforward: every claim the manuscript makes is traceable to a committed-in-advance diagnostic with documented status, and every methodological choice is locked in a PAP before the result that depends on it is generated.</w:t>
       </w:r>
     </w:p>
     <w:bookmarkEnd w:id="16"/>
@@ -1747,11 +1525,15 @@
         <w:pStyle w:val="FirstParagraph"/>
       </w:pPr>
       <w:r>
-        <w:rPr>
-          <w:i/>
-          <w:iCs/>
-        </w:rPr>
-        <w:t xml:space="preserve">Positionality statement to follow before final submission; the author’s practitioner background grounds the methodological priors stated above.</w:t>
+        <w:t xml:space="preserve">The author is a practitioner-researcher based in Bristol, United Kingdom, with a Master of Arts in Education and International Development from University College London’s Institute of Education and a five-year track record of monitoring, evaluation, and applied-research engagements across the education and human-capital-development sector. The roles span the donor architecture this paper takes as its object: bilateral programmes (USAID, via RTI International’s Basic Education Program in Georgia, where the author led the longitudinal implementation study and rollout of the Multi-Tiered System of Support framework across fifteen public schools, four hundred teachers, and ten thousand primary students, 2023–2025; U.S. Department of State, via IREX’s external evaluation of the ten-year Georgia Media Partnership Program); multilateral collaboration (the Japan International Cooperation Agency’s monitoring and evaluation lead for the Maternal and Child Health Book project in Adjara region, 2025; consortium work with the World Bank and Mathematica on the New School Model evaluation in Georgia, 2021–2022); European Union–funded research consortia (the European Training Foundation’s mixed-methods study of civil-society organisations in human-capital development; People In Need’s evaluations across the South Caucasus and Moldova programme; multiple ENPARD rural-development engagements); and national-government direct engagements with Georgia’s Ministry of Education and Science on inclusiveness policy and reform implementation.</w:t>
+      </w:r>
+    </w:p>
+    <w:p>
+      <w:pPr>
+        <w:pStyle w:val="BodyText"/>
+      </w:pPr>
+      <w:r>
+        <w:t xml:space="preserve">The methodological priors of this paper are grounded in that direct engagement. Skepticism toward enrollment-based metrics, the preference for disbursement-over-commitment as the ODA construct, and the explicit treatment of UNESCO self-reported indicators as suggestive-rather-than-authoritative all reflect repeated first-hand observation of the gap between what monitoring frameworks were designed to capture and what the resulting indicators actually carry when they reach ministry and donor reporting channels. The author co-founded Reed (reed.ge), a research platform building structured-voice instruments for teachers, parents, and children in education-policy decisions, in October 2025; the platform’s underlying premise — that the indicators that drive education-finance decisions need redesign at the instrument layer, not just at the aggregation layer — directly motivates the manuscript’s treatment of measurement infrastructure as a research-priority question rather than a residual caveat. The positionality framing here is methodological asset rather than apology: the practitioner experience justifies the manuscript’s skeptical priors about donor-reporting-layer data and grounds the §6 research-infrastructure recommendations in the operational realities of programmes the author has worked inside.</w:t>
       </w:r>
     </w:p>
     <w:bookmarkEnd w:id="17"/>
@@ -1769,7 +1551,7 @@
         <w:pStyle w:val="FirstParagraph"/>
       </w:pPr>
       <w:r>
-        <w:t xml:space="preserve">The pre-registered statistical-validity audit completed with the following dispositions across the twelve diagnostics committed in advance: each was either executed and passed; withdrawn per a documented ADR (the two ANOVA diagnostics under ADR-0007 Rejected); scope-resolved (the 3-level student-school-country HLM reframed to country-level only, pending PISA/TIMSS/PIRLS micro-data); deferred to a later argumentative-coherence and adversarial-read pass with documentation; or documented as not feasible at small T (the Dumitrescu-Hurlin Granger test and the System GMM remedy of ADR-0010 are both blocked by the HCI-cycle panel’s T_eff ≤ 4).</w:t>
+        <w:t xml:space="preserve">The pre-registered statistical-validity audit completed with the following dispositions across the twelve diagnostics committed in advance: each was either executed and passed; withdrawn per a documented PAP (the two ANOVA diagnostics under PAP-0007 Rejected); scope-resolved (the 3-level student-school-country HLM reframed to country-level only, pending PISA/TIMSS/PIRLS micro-data); deferred to a later argumentative-coherence and adversarial-read pass with documentation; or documented as not feasible at small T (the Dumitrescu-Hurlin Granger test and the System GMM remedy of PAP-0010 are both blocked by the HCI-cycle panel’s T_eff ≤ 4).</w:t>
       </w:r>
     </w:p>
     <w:p>
@@ -1777,7 +1559,7 @@
         <w:pStyle w:val="BodyText"/>
       </w:pPr>
       <w:r>
-        <w:t xml:space="preserve">The substantive audit finding is not the diagnostic-checklist completion. It is the failed HLO measure-sensitivity check: the principal robustness committed in ADR-0004 — refit Model 2’s headline specification on the AAP-2018 alternative outcome and verify sign agreement with the World Bank HCI HLOS specification — produced a sign-flip on both the full AAP coverage (β = −16.67, p = 0.009) and the overlap window restricted to year ≥ 2010 (β = −3.94, p = 0.66). The overlap-window null rules out sample-window composition as the sole driver; the harmonized-measure choice itself materially shapes the headline. ADR-0004 documents the failure; the manuscript adapts via the hedge route — the within-country positive headline is reported throughout the paper with explicit measure-qualification (</w:t>
+        <w:t xml:space="preserve">The substantive audit finding is not the diagnostic-checklist completion. It is the failed HLO measure-sensitivity check: the principal robustness committed in PAP-0004 — refit Model 2’s headline specification on the AAP-2018 alternative outcome and verify sign agreement with the World Bank HCI HLOS specification — produced a sign-flip on both the full AAP coverage (β = −16.67, p = 0.009) and the overlap window restricted to year ≥ 2010 (β = −3.94, p = 0.66). The overlap-window null rules out sample-window composition as the sole driver; the harmonized-measure choice itself materially shapes the headline. PAP-0004 documents the failure; the manuscript adapts via the hedge route — the within-country positive headline is reported throughout the paper with explicit measure-qualification (</w:t>
       </w:r>
       <w:r>
         <w:t xml:space="preserve">“</w:t>
@@ -1793,12 +1575,12 @@
         <w:t xml:space="preserve">”</w:t>
       </w:r>
       <w:r>
-        <w:t xml:space="preserve">) rather than naked attribution. §4.7 reports the sensitivity numbers; §5 frames the measure-fragility as itself a methodological contribution to the cross-country aid-learning literature, alongside the Model 4 drop (§4.4 / ADR-0007 Rejected) and the UIS multiple-imputation retirement (§4.7 / ADR-0012).</w:t>
+        <w:t xml:space="preserve">) rather than naked attribution. §4.6 reports the sensitivity numbers; §5 frames the measure-fragility as itself a methodological contribution to the cross-country aid-learning literature, alongside the Model 4 drop (§4.4 / PAP-0007 Rejected) and the UIS multiple-imputation retirement (§4.6 / PAP-0012).</w:t>
       </w:r>
     </w:p>
     <w:bookmarkEnd w:id="18"/>
     <w:bookmarkEnd w:id="19"/>
-    <w:bookmarkStart w:id="50" w:name="results"/>
+    <w:bookmarkStart w:id="44" w:name="results"/>
     <w:p>
       <w:pPr>
         <w:pStyle w:val="Heading1"/>
@@ -1821,7 +1603,7 @@
         <w:pStyle w:val="FirstParagraph"/>
       </w:pPr>
       <w:r>
-        <w:t xml:space="preserve">The analytical universe is the 133-country sample locked in §3.1 (ODA-eligible countries with at least one HLO observation in 2000–2022, per ADR-0002), with the primary window narrowed to 2010–2020 per ADR-0003. The HLO outcome is observed only in four Human Capital Index assessment cycles (2010, 2017, 2018, 2020), and within-country variation is therefore identified off at most four observations per country — a structural feature of the harmonized cross-country learning measurement landscape that constrains every downstream identification claim. Of the 133-country universe, 127 countries have at least two HLO observations and are within-country fixed-effects identifiable; 30 of the 133 (23 percent) eventually drop out of Model 2 via listwise on controls plus singleton-FE absorption.</w:t>
+        <w:t xml:space="preserve">The analytical universe is the 133-country sample locked in §3.1 (ODA-eligible countries with at least one HLO observation in 2000–2022, per PAP-0002), with the primary window narrowed to 2010–2020 per PAP-0003. The HLO outcome is observed only in four Human Capital Index assessment cycles (2010, 2017, 2018, 2020), and within-country variation is therefore identified off at most four observations per country — a structural feature of the harmonized cross-country learning measurement landscape that constrains every downstream identification claim. Of the 133-country universe, 127 countries have at least two HLO observations and are within-country fixed-effects identifiable; 30 of the 133 (23 percent) eventually drop out of Model 2 via listwise on controls plus singleton-FE absorption.</w:t>
       </w:r>
     </w:p>
     <w:p>
@@ -1964,7 +1746,7 @@
               <w:pStyle w:val="ImageCaption"/>
             </w:pPr>
             <w:r>
-              <w:t xml:space="preserve">Figure 1: Figure 1. Enrollment-learning divergence, 2020 cross-section. 133-country ADR-0002 universe restricted to countries with both gross primary enrollment and HLO score non-NA (n=106). OLS bivariate slope = −0.65 HLO points per 1pp enrollment increase (p=0.13, ns); R² = 0.02. Labeled countries: BGD, BRA, EGY, IDN, IND, KEN, NGA. Source: WB HCI HLOS + WDI SE.PRM.ENRR.</w:t>
+              <w:t xml:space="preserve">Figure 1: Figure 1. Enrollment-learning divergence, 2020 cross-section. 133-country PAP-0002 universe restricted to countries with both gross primary enrollment and HLO score non-NA (n=106). OLS bivariate slope = −0.65 HLO points per 1pp enrollment increase (p=0.13, ns); R² = 0.02. Labeled countries: BGD, BRA, EGY, IDN, IND, KEN, NGA. Source: WB HCI HLOS + WDI SE.PRM.ENRR.</w:t>
             </w:r>
           </w:p>
           <w:bookmarkEnd w:id="23"/>
@@ -2488,7 +2270,7 @@
         <w:pStyle w:val="BodyText"/>
       </w:pPr>
       <w:r>
-        <w:t xml:space="preserve">Model 2 re-estimates the relationship as a within-country fixed-effects panel, exploiting variation across the four HCI-cycle observations per country. The specification is two-way (country plus year) FE with country-clustered SE, on a locked encoding stack: a strictly-past three-year MA of constant-USD disbursements per ADR-0005, the WGI PC1 governance composite per ADR-0009 (76.4 percent of variance, engaging the Langbein and Knack (2010) critique that the six WGI aggregates are not empirically separable), and the parallel AidData GCDF Chinese-aid covariate in spec 2f per ADR-0008. The headline specification 2e returns</w:t>
+        <w:t xml:space="preserve">Model 2 re-estimates the relationship as a within-country fixed-effects panel, exploiting variation across the four HCI-cycle observations per country. The specification is two-way (country plus year) FE with country-clustered SE, on a locked encoding stack: a strictly-past three-year MA of constant-USD disbursements per PAP-0005, the WGI PC1 governance composite per PAP-0009 (76.4 percent of variance, engaging the Langbein and Knack (2010) critique that the six WGI aggregates are not empirically separable), and the parallel AidData GCDF Chinese-aid covariate in spec 2f per PAP-0008. The headline specification 2e returns</w:t>
       </w:r>
       <w:r>
         <w:t xml:space="preserve"> </w:t>
@@ -2520,7 +2302,7 @@
         <w:t xml:space="preserve"> </w:t>
       </w:r>
       <w:r>
-        <w:t xml:space="preserve">— the long-form hedge that the §4.7 measure-sensitivity check does not survive sign-agreement. The cross-sectional</w:t>
+        <w:t xml:space="preserve">— the long-form hedge that the §4.6 measure-sensitivity check does not survive sign-agreement. The cross-sectional</w:t>
       </w:r>
       <w:r>
         <w:t xml:space="preserve"> </w:t>
@@ -2579,7 +2361,7 @@
               <w:pStyle w:val="ImageCaption"/>
             </w:pPr>
             <w:r>
-              <w:t xml:space="preserve">Table 2: Table 2. Model 1 vs Model 2 — the cross-sectional / within-country ODA-coefficient contrast on locked encoding. Treatment differs: Model 1 uses country-mean of annual CRS disbursement; Model 2 uses 3-yr strictly-past MA per ADR-0005 lock. WGI differs: Model 1 uses single Government Effectiveness; Model 2 uses WGI PC1 per ADR-0009 lock (76.4% variance). Two-way (country + year) FE in Model 2. Headline is the WB HCI HLOS specification on the 2010–2020 panel; sensitivity to alternative HLO measure reported in §4.7. Stars:</w:t>
+              <w:t xml:space="preserve">Table 2: Table 2. Model 1 vs Model 2 — the cross-sectional / within-country ODA-coefficient contrast on locked encoding. Treatment differs: Model 1 uses country-mean of annual CRS disbursement; Model 2 uses 3-yr strictly-past MA per PAP-0005 lock. WGI differs: Model 1 uses single Government Effectiveness; Model 2 uses WGI PC1 per PAP-0009 lock (76.4% variance). Two-way (country + year) FE in Model 2. Headline is the WB HCI HLOS specification on the 2010–2020 panel; sensitivity to alternative HLO measure reported in §4.6. Stars:</w:t>
             </w:r>
             <w:r>
               <w:t xml:space="preserve"> </w:t>
@@ -3016,7 +2798,7 @@
           <w:rPr>
             <w:rStyle w:val="Hyperlink"/>
           </w:rPr>
-          <w:t xml:space="preserve">ADR-0010</w:t>
+          <w:t xml:space="preserve">PAP-0010</w:t>
         </w:r>
       </w:hyperlink>
       <w:r>
@@ -3027,11 +2809,11 @@
           <w:rPr>
             <w:rStyle w:val="Hyperlink"/>
           </w:rPr>
-          <w:t xml:space="preserve">ADR-0004</w:t>
+          <w:t xml:space="preserve">PAP-0004</w:t>
         </w:r>
       </w:hyperlink>
       <w:r>
-        <w:t xml:space="preserve">; §4.7): the Altinok-Angrist-Patrinos (2018)</w:t>
+        <w:t xml:space="preserve">; §4.6): the Altinok-Angrist-Patrinos (2018)</w:t>
       </w:r>
       <w:r>
         <w:t xml:space="preserve"> </w:t>
@@ -3061,7 +2843,7 @@
           <w:rPr>
             <w:rStyle w:val="Hyperlink"/>
           </w:rPr>
-          <w:t xml:space="preserve">ADR-0012</w:t>
+          <w:t xml:space="preserve">PAP-0012</w:t>
         </w:r>
       </w:hyperlink>
       <w:r>
@@ -3083,7 +2865,7 @@
         <w:pStyle w:val="FirstParagraph"/>
       </w:pPr>
       <w:r>
-        <w:t xml:space="preserve">Model 3 re-estimates the ODA-on-HLO relationship as a two-level random-effects multilevel model — country random intercepts plus year fixed effects — on the same locked-encoding stack as Model 2 (the Session-03 strictly-past three-year moving-average treatment per ADR-0005 and the Session-05 WGI PC1 governance composite per ADR-0009). The specification is</w:t>
+        <w:t xml:space="preserve">Model 3 re-estimates the ODA-on-HLO relationship as a two-level random-effects multilevel model — country random intercepts plus year fixed effects — on the same locked-encoding stack as Model 2 (the Session-03 strictly-past three-year moving-average treatment per PAP-0005 and the Session-05 WGI PC1 governance composite per PAP-0009). The specification is</w:t>
       </w:r>
       <w:r>
         <w:t xml:space="preserve"> </w:t>
@@ -3666,7 +3448,7 @@
         <w:pStyle w:val="FirstParagraph"/>
       </w:pPr>
       <w:r>
-        <w:t xml:space="preserve">The four-bucket intervention typology the policy literature expects to extract from OECD CRS metadata — infrastructure, teacher training, curriculum and materials, budget support — is not extractable at any defensible inter-method agreement threshold. ADR-0007 locked three pre-specified criteria before any classification ran: raw agreement on a joint-classified subsample of at least 85 percent, Cohen’s κ of at least 0.70, and a rule-based unclassified rate below 30 percent. The classification pipeline — a 49-pattern keyword rule cascade cross-validated against a purpose-code-to-bucket mapping — was run on the full 537,586-project education-sector CRS extract. All three criteria failed: on the joint subsample of 130,737 projects, raw agreement was</w:t>
+        <w:t xml:space="preserve">The four-bucket intervention typology the policy literature expects to extract from OECD CRS metadata — infrastructure, teacher training, curriculum and materials, budget support — is not extractable at any defensible inter-method agreement threshold. PAP-0007 locked three pre-specified criteria before any classification ran: raw agreement on a joint-classified subsample of at least 85 percent, Cohen’s κ of at least 0.70, and a rule-based unclassified rate below 30 percent. The classification pipeline — a 49-pattern keyword rule cascade cross-validated against a purpose-code-to-bucket mapping — was run on the full 537,586-project education-sector CRS extract. All three criteria failed: on the joint subsample of 130,737 projects, raw agreement was</w:t>
       </w:r>
       <w:r>
         <w:t xml:space="preserve"> </w:t>
@@ -3750,7 +3532,7 @@
               <w:pStyle w:val="ImageCaption"/>
             </w:pPr>
             <w:r>
-              <w:t xml:space="preserve">Table 4: Table 4.4. Pre-committed (ADR-0007) inter-method-agreement criteria for the four-bucket OECD CRS intervention typology, against observed agreement on the 537,586-project education-sector extract. All three criteria fail; the typology classifier was retired and Model 4 dropped per the pre-committed protocol.</w:t>
+              <w:t xml:space="preserve">Table 4: Table 4.4. Pre-committed (PAP-0007) inter-method-agreement criteria for the four-bucket OECD CRS intervention typology, against observed agreement on the 537,586-project education-sector extract. All three criteria fail; the typology classifier was retired and Model 4 dropped per the pre-committed protocol.</w:t>
             </w:r>
           </w:p>
           <w:tbl>
@@ -3988,7 +3770,7 @@
         <w:pStyle w:val="BodyText"/>
       </w:pPr>
       <w:r>
-        <w:t xml:space="preserve">The pre-committed escalation path under ADR-0007 was Option 3: hand-code approximately one thousand stratified projects and train a TF-IDF plus logistic-regression production classifier. The researcher-grade decision (2026-05-23) was to drop Model 4 rather than escalate. Iterating the rule cascade, replacing the comparator, or investing two weeks of hand-coding would have either burned resources on an extractability axis that ADR-0007 was written precisely to test, or broken the no-post-hoc-tuning discipline the ADR’s pre-commitment criteria were written to enforce. A pre-committed protocol catching an unfeasible design before it ran is the gate working as designed, not a methodological setback. The substantive implication, picked up in §5 and §6, is methodological. The development-aid effectiveness literature</w:t>
+        <w:t xml:space="preserve">The pre-committed escalation path under PAP-0007 was Option 3: hand-code approximately one thousand stratified projects and train a TF-IDF plus logistic-regression production classifier. The researcher-grade decision (2026-05-23) was to drop Model 4 rather than escalate. Iterating the rule cascade, replacing the comparator, or investing two weeks of hand-coding would have either burned resources on an extractability axis that PAP-0007 was written precisely to test, or broken the no-post-hoc-tuning discipline the ADR’s pre-commitment criteria were written to enforce. A pre-committed protocol catching an unfeasible design before it ran is the gate working as designed, not a methodological setback. The substantive implication, picked up in §5 and §6, is methodological. The development-aid effectiveness literature</w:t>
       </w:r>
       <w:r>
         <w:t xml:space="preserve"> </w:t>
@@ -4055,7 +3837,7 @@
         <w:t xml:space="preserve"> </w:t>
       </w:r>
       <w:r>
-        <w:t xml:space="preserve">from OECD CRS metadata at country-year resolution without substantial hand-coding investment — an empirical limit on what cross-country aid-effectiveness panel work can credibly say about composition, and a measurement constraint that helps explain why the existing panel literature relies on aid-amount rather than aid-composition regressions. Model 5, originally specified to use Model-4 effect sizes for a $1B counterfactual, was correspondingly redesigned per ADR-0011 to operate on the identified aggregate-β only; §4.5 reports the redesigned scenarios.</w:t>
+        <w:t xml:space="preserve">from OECD CRS metadata at country-year resolution without substantial hand-coding investment — an empirical limit on what cross-country aid-effectiveness panel work can credibly say about composition, and a measurement constraint that helps explain why the existing panel literature relies on aid-amount rather than aid-composition regressions. Model 5, originally specified to use Model-4 effect sizes for a $1B counterfactual, was correspondingly redesigned per PAP-0011 to operate on the identified aggregate-β only; §4.5 reports the redesigned scenarios.</w:t>
       </w:r>
     </w:p>
     <w:bookmarkEnd w:id="34"/>
@@ -4073,7 +3855,7 @@
         <w:pStyle w:val="FirstParagraph"/>
       </w:pPr>
       <w:r>
-        <w:t xml:space="preserve">The original Model 5 specification — redirect $1B of annual education aid from input-based to outcome-based interventions and quantify the implied learning gain via Model-4 effect sizes — was made unestimable by §4.4. ADR-0011 locked a redesigned counterfactual on what the data does identify: marginal within-country percentage shocks applied to Model 2’s locked β (in the principal specification), at three within-support shock magnitudes (+10 percent, +50 percent, +100 percent), translated to LAYS via the World Bank identity ΔLAYS = EYS × ΔHLO / 625 holding EYS constant. The baseline is the median country in the Model 2 estimation sample at</w:t>
+        <w:t xml:space="preserve">The original Model 5 specification — redirect $1B of annual education aid from input-based to outcome-based interventions and quantify the implied learning gain via Model-4 effect sizes — was made unestimable by §4.4. PAP-0011 locked a redesigned counterfactual on what the data does identify: marginal within-country percentage shocks applied to Model 2’s locked β (in the principal specification), at three within-support shock magnitudes (+10 percent, +50 percent, +100 percent), translated to LAYS via the World Bank identity ΔLAYS = EYS × ΔHLO / 625 holding EYS constant. The baseline is the median country in the Model 2 estimation sample at</w:t>
       </w:r>
       <w:r>
         <w:t xml:space="preserve"> </w:t>
@@ -4267,7 +4049,7 @@
               <w:pStyle w:val="ImageCaption"/>
             </w:pPr>
             <w:r>
-              <w:t xml:space="preserve">Table 5: Table 4. Model 5 within-support counterfactual scenarios. Baseline: median country in Model 2 estimation sample = $59.7M annual CRS education disbursement (constant USD). Δ HLO computed as β × Δlog(1+CRS). Δ LAYS via WB identity ΔLAYS = EYS × ΔHLO / 625 at EYS p50 = 11.57 years; full p10/p50/p90 EYS fan in Appendix A. Worst/Best columns use 95% CI bounds of headline β = [0.32, 21.95]. Locked per ADR-0011.</w:t>
+              <w:t xml:space="preserve">Table 5: Table 4. Model 5 within-support counterfactual scenarios. Baseline: median country in Model 2 estimation sample = $59.7M annual CRS education disbursement (constant USD). Δ HLO computed as β × Δlog(1+CRS). Δ LAYS via WB identity ΔLAYS = EYS × ΔHLO / 625 at EYS p50 = 11.57 years; full p10/p50/p90 EYS fan in Appendix A. Worst/Best columns use 95% CI bounds of headline β = [0.32, 21.95]. Locked per PAP-0011.</w:t>
             </w:r>
           </w:p>
           <w:tbl>
@@ -4927,7 +4709,7 @@
               <w:pStyle w:val="ImageCaption"/>
             </w:pPr>
             <w:r>
-              <w:t xml:space="preserve">Figure 2: Figure 2. Model 5 within-support counterfactual scenarios. Δ HLO points on the y-axis; shock magnitude (+10%, +50%, +100% of median country baseline annual CRS disbursement) on the x-axis. Three bars per shock: Worst case (β lower 95% CI), Expected case (β point estimate = 11.14), Best case (β upper 95% CI). Brief’s $1B redirect pro-rata across the 173-country sample = $5.78M per country, landing in the low-shock band as noted in §4.5 ¶2. Locked per ADR-0011.</w:t>
+              <w:t xml:space="preserve">Figure 2: Figure 2. Model 5 within-support counterfactual scenarios. Δ HLO points on the y-axis; shock magnitude (+10%, +50%, +100% of median country baseline annual CRS disbursement) on the x-axis. Three bars per shock: Worst case (β lower 95% CI), Expected case (β point estimate = 11.14), Best case (β upper 95% CI). Brief’s $1B redirect pro-rata across the 173-country sample = $5.78M per country, landing in the low-shock band as noted in §4.5 ¶2. Locked per PAP-0011.</w:t>
             </w:r>
           </w:p>
           <w:bookmarkEnd w:id="39"/>
@@ -5037,33 +4819,55 @@
       </w:r>
     </w:p>
     <w:bookmarkEnd w:id="40"/>
-    <w:bookmarkStart w:id="46" w:name="Xb135cc21fd5adf8f7a1c12e9f75c809a88065ff"/>
+    <w:bookmarkStart w:id="43" w:name="X85f47235cf90d637d8ea6605f741fd18e703554"/>
     <w:p>
       <w:pPr>
         <w:pStyle w:val="Heading2"/>
       </w:pPr>
       <w:r>
-        <w:t xml:space="preserve">4.6 4.6 The compounding AI penalty: HCI × Oxford GARI joint distribution</w:t>
+        <w:t xml:space="preserve">4.6 4.6 HLO measure-fragility: a sensitivity that fails sign-agreement</w:t>
       </w:r>
     </w:p>
     <w:p>
       <w:pPr>
         <w:pStyle w:val="FirstParagraph"/>
       </w:pPr>
-      <w:r>
-        <w:t xml:space="preserve">The aggregate-β counterfactual scenarios above answer how much marginal aid moves learning under the principal specification. §4.6 pivots from the aid-flow question to the structural-determinant question: which countries are joint-disadvantaged on the two pre-AI-diffusion endowments — human capital and AI readiness — that the §4.2 panel suggests dominate cross-country learning-outcome variation? The compounding AI penalty is constructed as a joint country-level cross-section: each country’s most recent non-missing Human Capital Index value (the 2020 HCI cycle, fully populated across the 132 countries that join the Oxford Insights GARI 2025 panel) multiplied by its Oxford Insights Government AI Readiness Index, normalized to GARI/100. The resulting composite,</w:t>
-      </w:r>
-      <w:r>
-        <w:t xml:space="preserve"> </w:t>
-      </w:r>
-      <w:r>
-        <w:rPr>
-          <w:rStyle w:val="VerbatimChar"/>
-        </w:rPr>
-        <w:t xml:space="preserve">compound_index = HCI × (GARI / 100)</w:t>
-      </w:r>
-      <w:r>
-        <w:t xml:space="preserve">, ranges from 0.033 to 0.495 across the joined sample of 132 countries — the intersection of GARI 2025’s 195-country panel with the HCI-non-missing iso3 set in the production panel. The composite peaks well below its theoretical maximum because no country approaches the upper bound on both axes. The two dimensions are positively coupled on this sample at</w:t>
+      <w:hyperlink r:id="rId28">
+        <w:r>
+          <w:rPr>
+            <w:rStyle w:val="Hyperlink"/>
+          </w:rPr>
+          <w:t xml:space="preserve">PAP-0004</w:t>
+        </w:r>
+      </w:hyperlink>
+      <w:r>
+        <w:t xml:space="preserve"> </w:t>
+      </w:r>
+      <w:r>
+        <w:t xml:space="preserve">selected the World Bank HCI HLOS as the primary HLO outcome at Phase 1 and pre-committed the principal robustness check: refit Model 2’s headline specification on the published Altinok-Angrist-Patrinos (2018)</w:t>
+      </w:r>
+      <w:r>
+        <w:t xml:space="preserve"> </w:t>
+      </w:r>
+      <w:r>
+        <w:t xml:space="preserve">(</w:t>
+      </w:r>
+      <w:hyperlink w:anchor="ref-altinok2018global">
+        <w:r>
+          <w:rPr>
+            <w:rStyle w:val="Hyperlink"/>
+          </w:rPr>
+          <w:t xml:space="preserve">Altinok et al., 2018</w:t>
+        </w:r>
+      </w:hyperlink>
+      <w:r>
+        <w:t xml:space="preserve">)</w:t>
+      </w:r>
+      <w:r>
+        <w:t xml:space="preserve"> </w:t>
+      </w:r>
+      <w:r>
+        <w:t xml:space="preserve">alternative harmonized measure and verify within-CI sign-and-magnitude agreement. The statistical-validity audit executed this check on two AAP-2018 specifications, chosen to disentangle measure-choice effects from sample-window-composition effects. The</w:t>
       </w:r>
       <w:r>
         <w:t xml:space="preserve"> </w:t>
@@ -5073,25 +4877,13 @@
           <w:b/>
           <w:bCs/>
         </w:rPr>
-        <w:t xml:space="preserve">r = 0.777</w:t>
-      </w:r>
-      <w:r>
-        <w:t xml:space="preserve">, the empirical face of the compounding-divergence thesis: countries with high human capital also tend to have high AI readiness, and vice versa. The five most compound-exposed countries (lowest</w:t>
-      </w:r>
-      <w:r>
-        <w:t xml:space="preserve"> </w:t>
-      </w:r>
-      <w:r>
-        <w:rPr>
-          <w:rStyle w:val="VerbatimChar"/>
-        </w:rPr>
-        <w:t xml:space="preserve">compound_index</w:t>
-      </w:r>
-      <w:r>
-        <w:t xml:space="preserve"> </w:t>
-      </w:r>
-      <w:r>
-        <w:t xml:space="preserve">values) are</w:t>
+        <w:t xml:space="preserve">AAP full coverage</w:t>
+      </w:r>
+      <w:r>
+        <w:t xml:space="preserve"> </w:t>
+      </w:r>
+      <w:r>
+        <w:t xml:space="preserve">specification (N = 69 country-year cells; 62 countries; year range 2005–2015; five AAP cycles) returned</w:t>
       </w:r>
       <w:r>
         <w:t xml:space="preserve"> </w:t>
@@ -5101,13 +4893,13 @@
           <w:b/>
           <w:bCs/>
         </w:rPr>
-        <w:t xml:space="preserve">South Sudan</w:t>
-      </w:r>
-      <w:r>
-        <w:t xml:space="preserve"> </w:t>
-      </w:r>
-      <w:r>
-        <w:t xml:space="preserve">(0.033),</w:t>
+        <w:t xml:space="preserve">β = −16.67</w:t>
+      </w:r>
+      <w:r>
+        <w:t xml:space="preserve"> </w:t>
+      </w:r>
+      <w:r>
+        <w:t xml:space="preserve">(SE 5.96; p = 0.009). The</w:t>
       </w:r>
       <w:r>
         <w:t xml:space="preserve"> </w:t>
@@ -5117,13 +4909,13 @@
           <w:b/>
           <w:bCs/>
         </w:rPr>
-        <w:t xml:space="preserve">Central African Republic</w:t>
-      </w:r>
-      <w:r>
-        <w:t xml:space="preserve"> </w:t>
-      </w:r>
-      <w:r>
-        <w:t xml:space="preserve">(0.035),</w:t>
+        <w:t xml:space="preserve">AAP overlap window</w:t>
+      </w:r>
+      <w:r>
+        <w:t xml:space="preserve"> </w:t>
+      </w:r>
+      <w:r>
+        <w:t xml:space="preserve">specification, restricted to years ≥ 2010 to match the WB HCI HLOS primary panel (N = 36 cells; 42 countries; two AAP cycles in the primary window), returned</w:t>
       </w:r>
       <w:r>
         <w:t xml:space="preserve"> </w:t>
@@ -5133,45 +4925,13 @@
           <w:b/>
           <w:bCs/>
         </w:rPr>
-        <w:t xml:space="preserve">Liberia</w:t>
-      </w:r>
-      <w:r>
-        <w:t xml:space="preserve"> </w:t>
-      </w:r>
-      <w:r>
-        <w:t xml:space="preserve">(0.046),</w:t>
-      </w:r>
-      <w:r>
-        <w:t xml:space="preserve"> </w:t>
-      </w:r>
-      <w:r>
-        <w:rPr>
-          <w:b/>
-          <w:bCs/>
-        </w:rPr>
-        <w:t xml:space="preserve">Yemen</w:t>
-      </w:r>
-      <w:r>
-        <w:t xml:space="preserve"> </w:t>
-      </w:r>
-      <w:r>
-        <w:t xml:space="preserve">(0.047), and</w:t>
-      </w:r>
-      <w:r>
-        <w:t xml:space="preserve"> </w:t>
-      </w:r>
-      <w:r>
-        <w:rPr>
-          <w:b/>
-          <w:bCs/>
-        </w:rPr>
-        <w:t xml:space="preserve">Chad</w:t>
-      </w:r>
-      <w:r>
-        <w:t xml:space="preserve"> </w:t>
-      </w:r>
-      <w:r>
-        <w:t xml:space="preserve">(0.055) — a list dominated by conflict-affected low-income states, four of five in sub-Saharan Africa.</w:t>
+        <w:t xml:space="preserve">β = −3.94</w:t>
+      </w:r>
+      <w:r>
+        <w:t xml:space="preserve"> </w:t>
+      </w:r>
+      <w:r>
+        <w:t xml:space="preserve">(SE 8.68; p = 0.66). Both AAP specifications sign-flip relative to the primary, where the headline coefficient is β = +11.14 in the principal specification.</w:t>
       </w:r>
     </w:p>
     <w:p>
@@ -5179,7 +4939,7 @@
         <w:pStyle w:val="BodyText"/>
       </w:pPr>
       <w:r>
-        <w:t xml:space="preserve">Partitioning the joint sample on its medians (HCI = 0.506; GARI/100 = 0.382) yields the four quadrants in Table 5. The</w:t>
+        <w:t xml:space="preserve">The two AAP variants test alternative drivers of the sign-flip. If the AAP-full and AAP-overlap specifications agreed in sign and magnitude, the failure would be attributable to the harmonized-measure choice itself; if they disagreed, the failure would be attributable to sample-window composition (AAP’s pre-2010 epoch contains a substantially different country set than the WB HCI HLOS’s 2010-2020 panel). The</w:t>
       </w:r>
       <w:r>
         <w:t xml:space="preserve"> </w:t>
@@ -5189,13 +4949,53 @@
           <w:b/>
           <w:bCs/>
         </w:rPr>
-        <w:t xml:space="preserve">low-HCI / low-GARI</w:t>
+        <w:t xml:space="preserve">AAP-overlap result at β = −3.94, p = 0.66</w:t>
+      </w:r>
+      <w:r>
+        <w:t xml:space="preserve"> </w:t>
+      </w:r>
+      <w:r>
+        <w:t xml:space="preserve">— the right sample window, the wrong measure —</w:t>
+      </w:r>
+      <w:r>
+        <w:t xml:space="preserve"> </w:t>
       </w:r>
       <w:r>
         <w:rPr>
           <w:b/>
           <w:bCs/>
         </w:rPr>
+        <w:t xml:space="preserve">rules out sample-window composition as the sole driver</w:t>
+      </w:r>
+      <w:r>
+        <w:t xml:space="preserve">. The harmonized-measure choice itself materially shapes the within-country answer; the two harmonized measures produce different signs on the within-country ODA-to-learning coefficient even when refit on overlapping country-year cells. PAP-0004 documents the failure; methodology §3.4.1 reports the sensitivity numbers; the manuscript-wide hedge (</w:t>
+      </w:r>
+      <w:r>
+        <w:t xml:space="preserve">“in the WB HCI HLOS specification on the 2010–2020 panel”</w:t>
+      </w:r>
+      <w:r>
+        <w:t xml:space="preserve">) encodes the discipline. §5.3 below takes up the methodological framing — the measure-fragility is itself a contribution to the cross-country aid-learning literature, where the implicit reading has been that within-country fixed effects absorb harmonization differences.</w:t>
+      </w:r>
+    </w:p>
+    <w:p>
+      <w:pPr>
+        <w:pStyle w:val="BodyText"/>
+      </w:pPr>
+      <w:hyperlink r:id="rId41">
+        <w:r>
+          <w:rPr>
+            <w:rStyle w:val="Hyperlink"/>
+          </w:rPr>
+          <w:t xml:space="preserve">PAP-0006</w:t>
+        </w:r>
+      </w:hyperlink>
+      <w:r>
+        <w:t xml:space="preserve"> </w:t>
+      </w:r>
+      <w:r>
+        <w:t xml:space="preserve">pre-committed two complementary robustness checks against the production-panel missingness choices: UIS-augmented listwise (drop UIS-missing countries) and UIS-augmented multiple imputation. The pre-registered listwise refit on the same primary HLO measure returned</w:t>
+      </w:r>
+      <w:r>
         <w:t xml:space="preserve"> </w:t>
       </w:r>
       <w:r>
@@ -5203,53 +5003,40 @@
           <w:b/>
           <w:bCs/>
         </w:rPr>
-        <w:t xml:space="preserve">“double-excluded”</w:t>
+        <w:t xml:space="preserve">β = −1.97</w:t>
+      </w:r>
+      <w:r>
+        <w:t xml:space="preserve"> </w:t>
+      </w:r>
+      <w:r>
+        <w:t xml:space="preserve">(SE 4.40; N = 41 after the joint listwise constraint; not significant). The confidence interval [−10.59, 6.66] partially overlaps the primary CI [0.32, 21.95] in the range [0.32, 6.66], so any true β in that range is consistent with both samples. This is</w:t>
+      </w:r>
+      <w:r>
+        <w:t xml:space="preserve"> </w:t>
       </w:r>
       <w:r>
         <w:rPr>
           <w:b/>
           <w:bCs/>
         </w:rPr>
-        <w:t xml:space="preserve"> </w:t>
-      </w:r>
-      <w:r>
-        <w:rPr>
-          <w:b/>
-          <w:bCs/>
-        </w:rPr>
-        <w:t xml:space="preserve">cell contains 47 countries</w:t>
-      </w:r>
-      <w:r>
-        <w:t xml:space="preserve"> </w:t>
-      </w:r>
-      <w:r>
-        <w:t xml:space="preserve">— 35.6 percent of the joined sample —</w:t>
-      </w:r>
-      <w:r>
-        <w:t xml:space="preserve"> </w:t>
-      </w:r>
-      <w:r>
-        <w:rPr>
-          <w:b/>
-          <w:bCs/>
-        </w:rPr>
-        <w:t xml:space="preserve">of which 29 are sub-Saharan African</w:t>
-      </w:r>
-      <w:r>
-        <w:t xml:space="preserve">. Sub-Saharan Africa is 31.8 percent of the joined sample (42 of 132) but supplies 61.7 percent of the double-excluded cell (29 of 47): the cell is</w:t>
-      </w:r>
-      <w:r>
-        <w:t xml:space="preserve"> </w:t>
-      </w:r>
-      <w:r>
-        <w:rPr>
-          <w:b/>
-          <w:bCs/>
-        </w:rPr>
-        <w:t xml:space="preserve">approximately twice over-represented in sub-Saharan Africa relative to its sample share</w:t>
-      </w:r>
-      <w:r>
-        <w:t xml:space="preserve">. The cell-mean composite is 0.099, less than a third of the high-HCI / high-GARI mean of 0.357.</w:t>
+        <w:t xml:space="preserve">weak robustness</w:t>
+      </w:r>
+      <w:r>
+        <w:t xml:space="preserve">: a sign-flip but neither significant nor strongly contradictory, with country coverage reduced from 103 to 41 countries (60 percent of the primary-window FE-identifiable set lost to the listwise constraint). The multiple-imputation robustness was retired by</w:t>
+      </w:r>
+      <w:r>
+        <w:t xml:space="preserve"> </w:t>
+      </w:r>
+      <w:hyperlink r:id="rId29">
+        <w:r>
+          <w:rPr>
+            <w:rStyle w:val="Hyperlink"/>
+          </w:rPr>
+          <w:t xml:space="preserve">PAP-0012</w:t>
+        </w:r>
+      </w:hyperlink>
+      <w:r>
+        <w:t xml:space="preserve">: the production-panel MCAR test rejects MCAR at p &lt; 10⁻⁶, the MAR assumption multiple imputation requires is therefore unsupported on this data, and the project’s no-fabrication discipline additionally treats imputed values as fabrications that would hide in the reported regressions as real observations. The §5.4 elaboration below takes up the methodological framing of the MCAR-MAR-MNAR triangle.</w:t>
       </w:r>
     </w:p>
     <w:tbl>
@@ -5265,7 +5052,7 @@
       <w:tr>
         <w:tc>
           <w:tcPr/>
-          <w:bookmarkStart w:id="41" w:name="tbl-compound"/>
+          <w:bookmarkStart w:id="42" w:name="tbl-pass1-sensitivity"/>
           <w:p>
             <w:pPr>
               <w:jc w:val="center"/>
@@ -5276,973 +5063,7 @@
               <w:pStyle w:val="ImageCaption"/>
             </w:pPr>
             <w:r>
-              <w:t xml:space="preserve">Table 6: Table 5. Joint distribution of country-level human capital (HCI 2020) and AI readiness (Oxford Insights GARI 2025) on the 132-country joined sample, partitioned on sample medians (HCI = 0.506; GARI/100 = 0.382). SSA over-representation in the double-excluded cell: 29 of 47 = 61.7% vs SSA share of joined sample 42 of 132 = 31.8% (≈2× over-representation). Composite</w:t>
-            </w:r>
-            <w:r>
-              <w:t xml:space="preserve"> </w:t>
-            </w:r>
-            <w:r>
-              <w:rPr>
-                <w:rStyle w:val="VerbatimChar"/>
-              </w:rPr>
-              <w:t xml:space="preserve">compound_index = HCI × (GARI/100)</w:t>
-            </w:r>
-            <w:r>
-              <w:t xml:space="preserve">.</w:t>
-            </w:r>
-          </w:p>
-          <w:tbl>
-            <w:tblPr>
-              <w:tblStyle w:val="Table"/>
-              <w:tblW w:type="pct" w:w="5000"/>
-              <w:tblLayout w:type="fixed"/>
-              <w:tblLook w:firstRow="1" w:lastRow="0" w:firstColumn="0" w:lastColumn="0" w:noHBand="0" w:noVBand="0" w:val="0020"/>
-            </w:tblPr>
-            <w:tblGrid>
-              <w:gridCol w:w="1931"/>
-              <w:gridCol w:w="965"/>
-              <w:gridCol w:w="965"/>
-              <w:gridCol w:w="1352"/>
-              <w:gridCol w:w="1352"/>
-              <w:gridCol w:w="1352"/>
-            </w:tblGrid>
-            <w:tr>
-              <w:trPr>
-                <w:tblHeader w:val="on"/>
-              </w:trPr>
-              <w:tc>
-                <w:tcPr/>
-                <w:p>
-                  <w:pPr>
-                    <w:pStyle w:val="Compact"/>
-                    <w:jc w:val="center"/>
-                  </w:pPr>
-                  <w:r>
-                    <w:t xml:space="preserve">Quadrant</w:t>
-                  </w:r>
-                </w:p>
-              </w:tc>
-              <w:tc>
-                <w:tcPr/>
-                <w:p>
-                  <w:pPr>
-                    <w:pStyle w:val="Compact"/>
-                    <w:jc w:val="right"/>
-                    <w:jc w:val="center"/>
-                  </w:pPr>
-                  <w:r>
-                    <w:t xml:space="preserve">N</w:t>
-                  </w:r>
-                </w:p>
-              </w:tc>
-              <w:tc>
-                <w:tcPr/>
-                <w:p>
-                  <w:pPr>
-                    <w:pStyle w:val="Compact"/>
-                    <w:jc w:val="right"/>
-                    <w:jc w:val="center"/>
-                  </w:pPr>
-                  <w:r>
-                    <w:t xml:space="preserve">SSA in cell</w:t>
-                  </w:r>
-                </w:p>
-              </w:tc>
-              <w:tc>
-                <w:tcPr/>
-                <w:p>
-                  <w:pPr>
-                    <w:pStyle w:val="Compact"/>
-                    <w:jc w:val="right"/>
-                    <w:jc w:val="center"/>
-                  </w:pPr>
-                  <w:r>
-                    <w:t xml:space="preserve">Mean HCI</w:t>
-                  </w:r>
-                </w:p>
-              </w:tc>
-              <w:tc>
-                <w:tcPr/>
-                <w:p>
-                  <w:pPr>
-                    <w:pStyle w:val="Compact"/>
-                    <w:jc w:val="right"/>
-                    <w:jc w:val="center"/>
-                  </w:pPr>
-                  <w:r>
-                    <w:t xml:space="preserve">Mean GARI/100</w:t>
-                  </w:r>
-                </w:p>
-              </w:tc>
-              <w:tc>
-                <w:tcPr/>
-                <w:p>
-                  <w:pPr>
-                    <w:pStyle w:val="Compact"/>
-                    <w:jc w:val="right"/>
-                    <w:jc w:val="center"/>
-                  </w:pPr>
-                  <w:r>
-                    <w:t xml:space="preserve">Mean compound</w:t>
-                  </w:r>
-                </w:p>
-              </w:tc>
-            </w:tr>
-            <w:tr>
-              <w:tc>
-                <w:tcPr/>
-                <w:p>
-                  <w:pPr>
-                    <w:pStyle w:val="Compact"/>
-                    <w:jc w:val="center"/>
-                  </w:pPr>
-                  <w:r>
-                    <w:t xml:space="preserve">high HCI / high GARI</w:t>
-                  </w:r>
-                </w:p>
-              </w:tc>
-              <w:tc>
-                <w:tcPr/>
-                <w:p>
-                  <w:pPr>
-                    <w:pStyle w:val="Compact"/>
-                    <w:jc w:val="right"/>
-                    <w:jc w:val="center"/>
-                  </w:pPr>
-                  <w:r>
-                    <w:t xml:space="preserve">47</w:t>
-                  </w:r>
-                </w:p>
-              </w:tc>
-              <w:tc>
-                <w:tcPr/>
-                <w:p>
-                  <w:pPr>
-                    <w:pStyle w:val="Compact"/>
-                    <w:jc w:val="right"/>
-                    <w:jc w:val="center"/>
-                  </w:pPr>
-                  <w:r>
-                    <w:t xml:space="preserve">2</w:t>
-                  </w:r>
-                </w:p>
-              </w:tc>
-              <w:tc>
-                <w:tcPr/>
-                <w:p>
-                  <w:pPr>
-                    <w:pStyle w:val="Compact"/>
-                    <w:jc w:val="right"/>
-                    <w:jc w:val="center"/>
-                  </w:pPr>
-                  <w:r>
-                    <w:t xml:space="preserve">0.620</w:t>
-                  </w:r>
-                </w:p>
-              </w:tc>
-              <w:tc>
-                <w:tcPr/>
-                <w:p>
-                  <w:pPr>
-                    <w:pStyle w:val="Compact"/>
-                    <w:jc w:val="right"/>
-                    <w:jc w:val="center"/>
-                  </w:pPr>
-                  <w:r>
-                    <w:t xml:space="preserve">0.569</w:t>
-                  </w:r>
-                </w:p>
-              </w:tc>
-              <w:tc>
-                <w:tcPr/>
-                <w:p>
-                  <w:pPr>
-                    <w:pStyle w:val="Compact"/>
-                    <w:jc w:val="right"/>
-                    <w:jc w:val="center"/>
-                  </w:pPr>
-                  <w:r>
-                    <w:t xml:space="preserve">0.357</w:t>
-                  </w:r>
-                </w:p>
-              </w:tc>
-            </w:tr>
-            <w:tr>
-              <w:tc>
-                <w:tcPr/>
-                <w:p>
-                  <w:pPr>
-                    <w:pStyle w:val="Compact"/>
-                    <w:jc w:val="center"/>
-                  </w:pPr>
-                  <w:r>
-                    <w:t xml:space="preserve">high HCI / low GARI</w:t>
-                  </w:r>
-                </w:p>
-              </w:tc>
-              <w:tc>
-                <w:tcPr/>
-                <w:p>
-                  <w:pPr>
-                    <w:pStyle w:val="Compact"/>
-                    <w:jc w:val="right"/>
-                    <w:jc w:val="center"/>
-                  </w:pPr>
-                  <w:r>
-                    <w:t xml:space="preserve">19</w:t>
-                  </w:r>
-                </w:p>
-              </w:tc>
-              <w:tc>
-                <w:tcPr/>
-                <w:p>
-                  <w:pPr>
-                    <w:pStyle w:val="Compact"/>
-                    <w:jc w:val="right"/>
-                    <w:jc w:val="center"/>
-                  </w:pPr>
-                  <w:r>
-                    <w:t xml:space="preserve">1</w:t>
-                  </w:r>
-                </w:p>
-              </w:tc>
-              <w:tc>
-                <w:tcPr/>
-                <w:p>
-                  <w:pPr>
-                    <w:pStyle w:val="Compact"/>
-                    <w:jc w:val="right"/>
-                    <w:jc w:val="center"/>
-                  </w:pPr>
-                  <w:r>
-                    <w:t xml:space="preserve">0.571</w:t>
-                  </w:r>
-                </w:p>
-              </w:tc>
-              <w:tc>
-                <w:tcPr/>
-                <w:p>
-                  <w:pPr>
-                    <w:pStyle w:val="Compact"/>
-                    <w:jc w:val="right"/>
-                    <w:jc w:val="center"/>
-                  </w:pPr>
-                  <w:r>
-                    <w:t xml:space="preserve">0.270</w:t>
-                  </w:r>
-                </w:p>
-              </w:tc>
-              <w:tc>
-                <w:tcPr/>
-                <w:p>
-                  <w:pPr>
-                    <w:pStyle w:val="Compact"/>
-                    <w:jc w:val="right"/>
-                    <w:jc w:val="center"/>
-                  </w:pPr>
-                  <w:r>
-                    <w:t xml:space="preserve">0.155</w:t>
-                  </w:r>
-                </w:p>
-              </w:tc>
-            </w:tr>
-            <w:tr>
-              <w:tc>
-                <w:tcPr/>
-                <w:p>
-                  <w:pPr>
-                    <w:pStyle w:val="Compact"/>
-                    <w:jc w:val="center"/>
-                  </w:pPr>
-                  <w:r>
-                    <w:t xml:space="preserve">low HCI / high GARI</w:t>
-                  </w:r>
-                </w:p>
-              </w:tc>
-              <w:tc>
-                <w:tcPr/>
-                <w:p>
-                  <w:pPr>
-                    <w:pStyle w:val="Compact"/>
-                    <w:jc w:val="right"/>
-                    <w:jc w:val="center"/>
-                  </w:pPr>
-                  <w:r>
-                    <w:t xml:space="preserve">19</w:t>
-                  </w:r>
-                </w:p>
-              </w:tc>
-              <w:tc>
-                <w:tcPr/>
-                <w:p>
-                  <w:pPr>
-                    <w:pStyle w:val="Compact"/>
-                    <w:jc w:val="right"/>
-                    <w:jc w:val="center"/>
-                  </w:pPr>
-                  <w:r>
-                    <w:t xml:space="preserve">10</w:t>
-                  </w:r>
-                </w:p>
-              </w:tc>
-              <w:tc>
-                <w:tcPr/>
-                <w:p>
-                  <w:pPr>
-                    <w:pStyle w:val="Compact"/>
-                    <w:jc w:val="right"/>
-                    <w:jc w:val="center"/>
-                  </w:pPr>
-                  <w:r>
-                    <w:t xml:space="preserve">0.439</w:t>
-                  </w:r>
-                </w:p>
-              </w:tc>
-              <w:tc>
-                <w:tcPr/>
-                <w:p>
-                  <w:pPr>
-                    <w:pStyle w:val="Compact"/>
-                    <w:jc w:val="right"/>
-                    <w:jc w:val="center"/>
-                  </w:pPr>
-                  <w:r>
-                    <w:t xml:space="preserve">0.484</w:t>
-                  </w:r>
-                </w:p>
-              </w:tc>
-              <w:tc>
-                <w:tcPr/>
-                <w:p>
-                  <w:pPr>
-                    <w:pStyle w:val="Compact"/>
-                    <w:jc w:val="right"/>
-                    <w:jc w:val="center"/>
-                  </w:pPr>
-                  <w:r>
-                    <w:t xml:space="preserve">0.213</w:t>
-                  </w:r>
-                </w:p>
-              </w:tc>
-            </w:tr>
-            <w:tr>
-              <w:tc>
-                <w:tcPr/>
-                <w:p>
-                  <w:pPr>
-                    <w:pStyle w:val="Compact"/>
-                    <w:jc w:val="center"/>
-                  </w:pPr>
-                  <w:r>
-                    <w:rPr>
-                      <w:b/>
-                      <w:bCs/>
-                    </w:rPr>
-                    <w:t xml:space="preserve">low HCI / low GARI (double-excluded)</w:t>
-                  </w:r>
-                </w:p>
-              </w:tc>
-              <w:tc>
-                <w:tcPr/>
-                <w:p>
-                  <w:pPr>
-                    <w:pStyle w:val="Compact"/>
-                    <w:jc w:val="right"/>
-                    <w:jc w:val="center"/>
-                  </w:pPr>
-                  <w:r>
-                    <w:rPr>
-                      <w:b/>
-                      <w:bCs/>
-                    </w:rPr>
-                    <w:t xml:space="preserve">47</w:t>
-                  </w:r>
-                </w:p>
-              </w:tc>
-              <w:tc>
-                <w:tcPr/>
-                <w:p>
-                  <w:pPr>
-                    <w:pStyle w:val="Compact"/>
-                    <w:jc w:val="right"/>
-                    <w:jc w:val="center"/>
-                  </w:pPr>
-                  <w:r>
-                    <w:rPr>
-                      <w:b/>
-                      <w:bCs/>
-                    </w:rPr>
-                    <w:t xml:space="preserve">29</w:t>
-                  </w:r>
-                </w:p>
-              </w:tc>
-              <w:tc>
-                <w:tcPr/>
-                <w:p>
-                  <w:pPr>
-                    <w:pStyle w:val="Compact"/>
-                    <w:jc w:val="right"/>
-                    <w:jc w:val="center"/>
-                  </w:pPr>
-                  <w:r>
-                    <w:rPr>
-                      <w:b/>
-                      <w:bCs/>
-                    </w:rPr>
-                    <w:t xml:space="preserve">0.407</w:t>
-                  </w:r>
-                </w:p>
-              </w:tc>
-              <w:tc>
-                <w:tcPr/>
-                <w:p>
-                  <w:pPr>
-                    <w:pStyle w:val="Compact"/>
-                    <w:jc w:val="right"/>
-                    <w:jc w:val="center"/>
-                  </w:pPr>
-                  <w:r>
-                    <w:rPr>
-                      <w:b/>
-                      <w:bCs/>
-                    </w:rPr>
-                    <w:t xml:space="preserve">0.238</w:t>
-                  </w:r>
-                </w:p>
-              </w:tc>
-              <w:tc>
-                <w:tcPr/>
-                <w:p>
-                  <w:pPr>
-                    <w:pStyle w:val="Compact"/>
-                    <w:jc w:val="right"/>
-                    <w:jc w:val="center"/>
-                  </w:pPr>
-                  <w:r>
-                    <w:rPr>
-                      <w:b/>
-                      <w:bCs/>
-                    </w:rPr>
-                    <w:t xml:space="preserve">0.099</w:t>
-                  </w:r>
-                </w:p>
-              </w:tc>
-            </w:tr>
-          </w:tbl>
-          <w:bookmarkEnd w:id="41"/>
-          <w:p/>
-        </w:tc>
-      </w:tr>
-    </w:tbl>
-    <w:p>
-      <w:pPr>
-        <w:pStyle w:val="BodyText"/>
-      </w:pPr>
-      <w:r>
-        <w:t xml:space="preserve"> </w:t>
-      </w:r>
-    </w:p>
-    <w:tbl>
-      <w:tblPr>
-        <w:tblStyle w:val="Table"/>
-        <w:tblW w:type="pct" w:w="5000"/>
-        <w:tblLayout w:type="fixed"/>
-        <w:tblLook w:firstRow="0" w:lastRow="0" w:firstColumn="0" w:lastColumn="0" w:noHBand="0" w:noVBand="0" w:val="0000"/>
-      </w:tblPr>
-      <w:tblGrid>
-        <w:gridCol w:w="7920"/>
-      </w:tblGrid>
-      <w:tr>
-        <w:tc>
-          <w:tcPr/>
-          <w:bookmarkStart w:id="45" w:name="fig-compound"/>
-          <w:p>
-            <w:pPr>
-              <w:pStyle w:val="Compact"/>
-              <w:jc w:val="center"/>
-            </w:pPr>
-            <w:r>
-              <w:drawing>
-                <wp:inline>
-                  <wp:extent cx="4267200" cy="3200399"/>
-                  <wp:effectExtent b="0" l="0" r="0" t="0"/>
-                  <wp:docPr descr="" title="" id="43" name="Picture"/>
-                  <a:graphic>
-                    <a:graphicData uri="http://schemas.openxmlformats.org/drawingml/2006/picture">
-                      <pic:pic>
-                        <pic:nvPicPr>
-                          <pic:cNvPr descr="../output/figures/compound_ai_penalty_scatter.png" id="44" name="Picture"/>
-                          <pic:cNvPicPr>
-                            <a:picLocks noChangeArrowheads="1" noChangeAspect="1"/>
-                          </pic:cNvPicPr>
-                        </pic:nvPicPr>
-                        <pic:blipFill>
-                          <a:blip r:embed="rId42"/>
-                          <a:stretch>
-                            <a:fillRect/>
-                          </a:stretch>
-                        </pic:blipFill>
-                        <pic:spPr bwMode="auto">
-                          <a:xfrm>
-                            <a:off x="0" y="0"/>
-                            <a:ext cx="4267200" cy="3200399"/>
-                          </a:xfrm>
-                          <a:prstGeom prst="rect">
-                            <a:avLst/>
-                          </a:prstGeom>
-                          <a:noFill/>
-                          <a:ln w="9525">
-                            <a:noFill/>
-                            <a:headEnd/>
-                            <a:tailEnd/>
-                          </a:ln>
-                        </pic:spPr>
-                      </pic:pic>
-                    </a:graphicData>
-                  </a:graphic>
-                </wp:inline>
-              </w:drawing>
-            </w:r>
-          </w:p>
-          <w:p>
-            <w:pPr>
-              <w:jc w:val="center"/>
-            </w:pPr>
-            <w:pPr>
-              <w:jc w:val="left"/>
-              <w:spacing w:before="200"/>
-              <w:pStyle w:val="ImageCaption"/>
-            </w:pPr>
-            <w:r>
-              <w:t xml:space="preserve">Figure 3: Figure 3. Joint distribution of country-level human capital (HCI 2020) and AI readiness (Oxford Insights GARI 2025) on the 132-country joined sample. Sample-median lines (dashed) divide the four quadrants; the low-HCI / low-GARI</w:t>
-            </w:r>
-            <w:r>
-              <w:t xml:space="preserve"> </w:t>
-            </w:r>
-            <w:r>
-              <w:t xml:space="preserve">“double-excluded”</w:t>
-            </w:r>
-            <w:r>
-              <w:t xml:space="preserve"> </w:t>
-            </w:r>
-            <w:r>
-              <w:t xml:space="preserve">cell (bottom-left) contains 47 countries, 29 of which are sub-Saharan African. Labeled: 5 most-exposed countries (SSD, CAF, LBR, YEM, TCD).</w:t>
-            </w:r>
-          </w:p>
-          <w:bookmarkEnd w:id="45"/>
-        </w:tc>
-      </w:tr>
-    </w:tbl>
-    <w:p>
-      <w:pPr>
-        <w:pStyle w:val="BodyText"/>
-      </w:pPr>
-      <w:r>
-        <w:t xml:space="preserve">The novelty of §4.6 is calibrated rather than absolute. An audit of adjacent literature surfaced three substantively related works: Brookings/UNDP’s</w:t>
-      </w:r>
-      <w:r>
-        <w:t xml:space="preserve"> </w:t>
-      </w:r>
-      <w:r>
-        <w:rPr>
-          <w:i/>
-          <w:iCs/>
-        </w:rPr>
-        <w:t xml:space="preserve">Next Great Divergence</w:t>
-      </w:r>
-      <w:r>
-        <w:t xml:space="preserve"> </w:t>
-      </w:r>
-      <w:r>
-        <w:t xml:space="preserve">(</w:t>
-      </w:r>
-      <w:hyperlink w:anchor="ref-muthukrishna2025divergence">
-        <w:r>
-          <w:rPr>
-            <w:rStyle w:val="Hyperlink"/>
-          </w:rPr>
-          <w:t xml:space="preserve">Muthukrishna &amp; Schellekens, 2025</w:t>
-        </w:r>
-      </w:hyperlink>
-      <w:r>
-        <w:t xml:space="preserve">)</w:t>
-      </w:r>
-      <w:r>
-        <w:t xml:space="preserve"> </w:t>
-      </w:r>
-      <w:r>
-        <w:t xml:space="preserve">articulates the compounding-divergence thesis at the country level using an HCI-adjacent composite; World Bank Working Paper 11073</w:t>
-      </w:r>
-      <w:r>
-        <w:t xml:space="preserve"> </w:t>
-      </w:r>
-      <w:r>
-        <w:t xml:space="preserve">(</w:t>
-      </w:r>
-      <w:hyperlink w:anchor="ref-mandon2025beyond">
-        <w:r>
-          <w:rPr>
-            <w:rStyle w:val="Hyperlink"/>
-          </w:rPr>
-          <w:t xml:space="preserve">Mandon, 2025</w:t>
-        </w:r>
-      </w:hyperlink>
-      <w:r>
-        <w:t xml:space="preserve">)</w:t>
-      </w:r>
-      <w:r>
-        <w:t xml:space="preserve"> </w:t>
-      </w:r>
-      <w:r>
-        <w:t xml:space="preserve">constructs a joint AI-Preparedness × Economic-Complexity composite for a different policy question; the joint ILO-World Bank background study for</w:t>
-      </w:r>
-      <w:r>
-        <w:t xml:space="preserve"> </w:t>
-      </w:r>
-      <w:r>
-        <w:rPr>
-          <w:i/>
-          <w:iCs/>
-        </w:rPr>
-        <w:t xml:space="preserve">WDR 2026</w:t>
-      </w:r>
-      <w:r>
-        <w:t xml:space="preserve"> </w:t>
-      </w:r>
-      <w:r>
-        <w:t xml:space="preserve">(</w:t>
-      </w:r>
-      <w:hyperlink w:anchor="ref-ilo2026disruption">
-        <w:r>
-          <w:rPr>
-            <w:rStyle w:val="Hyperlink"/>
-          </w:rPr>
-          <w:t xml:space="preserve">International Labour Organization &amp; World Bank, 2026</w:t>
-        </w:r>
-      </w:hyperlink>
-      <w:r>
-        <w:t xml:space="preserve">)</w:t>
-      </w:r>
-      <w:r>
-        <w:t xml:space="preserve"> </w:t>
-      </w:r>
-      <w:r>
-        <w:t xml:space="preserve">quantifies the same compounding logic at the employment level (66.9 million jobs in developing economies with augmentation potential they cannot realize due to digital-infrastructure gaps). What appears genuinely novel here is the specific construction (HCI × Oxford GARI), the country cross-section, and the quantification of the sub-Saharan African concentration; the manuscript hedges to</w:t>
-      </w:r>
-      <w:r>
-        <w:t xml:space="preserve"> </w:t>
-      </w:r>
-      <w:r>
-        <w:rPr>
-          <w:i/>
-          <w:iCs/>
-        </w:rPr>
-        <w:t xml:space="preserve">“we are not aware of a prior peer-reviewed paper that constructs the joint composite at this exact country cross-section and quantifies the regional concentration”</w:t>
-      </w:r>
-      <w:r>
-        <w:t xml:space="preserve"> </w:t>
-      </w:r>
-      <w:r>
-        <w:t xml:space="preserve">rather than echoing a stronger claim. Two caveats follow.</w:t>
-      </w:r>
-      <w:r>
-        <w:t xml:space="preserve"> </w:t>
-      </w:r>
-      <w:r>
-        <w:rPr>
-          <w:i/>
-          <w:iCs/>
-        </w:rPr>
-        <w:t xml:space="preserve">First</w:t>
-      </w:r>
-      <w:r>
-        <w:t xml:space="preserve">, the positive correlation between HCI and GARI (r = 0.777) creates partial tautology — the dimensions share approximately sixty percent of their variance, so the low-low cell is partly tautological with</w:t>
-      </w:r>
-      <w:r>
-        <w:t xml:space="preserve"> </w:t>
-      </w:r>
-      <w:r>
-        <w:t xml:space="preserve">“low overall HCI/GARI quality”</w:t>
-      </w:r>
-      <w:r>
-        <w:t xml:space="preserve"> </w:t>
-      </w:r>
-      <w:r>
-        <w:t xml:space="preserve">rather than reflecting an independent interaction.</w:t>
-      </w:r>
-      <w:r>
-        <w:t xml:space="preserve"> </w:t>
-      </w:r>
-      <w:r>
-        <w:rPr>
-          <w:i/>
-          <w:iCs/>
-        </w:rPr>
-        <w:t xml:space="preserve">Second</w:t>
-      </w:r>
-      <w:r>
-        <w:t xml:space="preserve">, §4.6 is a joint-distribution characterization, not a longitudinal compounding-</w:t>
-      </w:r>
-      <w:r>
-        <w:rPr>
-          <w:i/>
-          <w:iCs/>
-        </w:rPr>
-        <w:t xml:space="preserve">effect</w:t>
-      </w:r>
-      <w:r>
-        <w:t xml:space="preserve"> </w:t>
-      </w:r>
-      <w:r>
-        <w:t xml:space="preserve">estimate; the forward-looking claim that the double-excluded countries fall further behind as AI-driven productivity asymmetries widen requires several future GARI editions and post-AI-diffusion HCI cycles to evaluate. §5.5 takes up the snapshot-versus-trajectory point. Robustness on the median-split partition: the HCI-cycle-2018-only restriction yields Jaccard agreement of 0.94 with the headline set, and the tercile-split partition mechanically shrinks the cell to a smaller sample (Jaccard 0.53 reflects the cell-size difference, not boundary fragility).</w:t>
-      </w:r>
-    </w:p>
-    <w:bookmarkEnd w:id="46"/>
-    <w:bookmarkStart w:id="49" w:name="X85f47235cf90d637d8ea6605f741fd18e703554"/>
-    <w:p>
-      <w:pPr>
-        <w:pStyle w:val="Heading2"/>
-      </w:pPr>
-      <w:r>
-        <w:t xml:space="preserve">4.7 4.7 HLO measure-fragility: a sensitivity that fails sign-agreement</w:t>
-      </w:r>
-    </w:p>
-    <w:p>
-      <w:pPr>
-        <w:pStyle w:val="FirstParagraph"/>
-      </w:pPr>
-      <w:hyperlink r:id="rId28">
-        <w:r>
-          <w:rPr>
-            <w:rStyle w:val="Hyperlink"/>
-          </w:rPr>
-          <w:t xml:space="preserve">ADR-0004</w:t>
-        </w:r>
-      </w:hyperlink>
-      <w:r>
-        <w:t xml:space="preserve"> </w:t>
-      </w:r>
-      <w:r>
-        <w:t xml:space="preserve">selected the World Bank HCI HLOS as the primary HLO outcome at Phase 1 and pre-committed the principal robustness check: refit Model 2’s headline specification on the published Altinok-Angrist-Patrinos (2018)</w:t>
-      </w:r>
-      <w:r>
-        <w:t xml:space="preserve"> </w:t>
-      </w:r>
-      <w:r>
-        <w:t xml:space="preserve">(</w:t>
-      </w:r>
-      <w:hyperlink w:anchor="ref-altinok2018global">
-        <w:r>
-          <w:rPr>
-            <w:rStyle w:val="Hyperlink"/>
-          </w:rPr>
-          <w:t xml:space="preserve">Altinok et al., 2018</w:t>
-        </w:r>
-      </w:hyperlink>
-      <w:r>
-        <w:t xml:space="preserve">)</w:t>
-      </w:r>
-      <w:r>
-        <w:t xml:space="preserve"> </w:t>
-      </w:r>
-      <w:r>
-        <w:t xml:space="preserve">alternative harmonized measure and verify within-CI sign-and-magnitude agreement. The statistical-validity audit executed this check on two AAP-2018 specifications, chosen to disentangle measure-choice effects from sample-window-composition effects. The</w:t>
-      </w:r>
-      <w:r>
-        <w:t xml:space="preserve"> </w:t>
-      </w:r>
-      <w:r>
-        <w:rPr>
-          <w:b/>
-          <w:bCs/>
-        </w:rPr>
-        <w:t xml:space="preserve">AAP full coverage</w:t>
-      </w:r>
-      <w:r>
-        <w:t xml:space="preserve"> </w:t>
-      </w:r>
-      <w:r>
-        <w:t xml:space="preserve">specification (N = 69 country-year cells; 62 countries; year range 2005–2015; five AAP cycles) returned</w:t>
-      </w:r>
-      <w:r>
-        <w:t xml:space="preserve"> </w:t>
-      </w:r>
-      <w:r>
-        <w:rPr>
-          <w:b/>
-          <w:bCs/>
-        </w:rPr>
-        <w:t xml:space="preserve">β = −16.67</w:t>
-      </w:r>
-      <w:r>
-        <w:t xml:space="preserve"> </w:t>
-      </w:r>
-      <w:r>
-        <w:t xml:space="preserve">(SE 5.96; p = 0.009). The</w:t>
-      </w:r>
-      <w:r>
-        <w:t xml:space="preserve"> </w:t>
-      </w:r>
-      <w:r>
-        <w:rPr>
-          <w:b/>
-          <w:bCs/>
-        </w:rPr>
-        <w:t xml:space="preserve">AAP overlap window</w:t>
-      </w:r>
-      <w:r>
-        <w:t xml:space="preserve"> </w:t>
-      </w:r>
-      <w:r>
-        <w:t xml:space="preserve">specification, restricted to years ≥ 2010 to match the WB HCI HLOS primary panel (N = 36 cells; 42 countries; two AAP cycles in the primary window), returned</w:t>
-      </w:r>
-      <w:r>
-        <w:t xml:space="preserve"> </w:t>
-      </w:r>
-      <w:r>
-        <w:rPr>
-          <w:b/>
-          <w:bCs/>
-        </w:rPr>
-        <w:t xml:space="preserve">β = −3.94</w:t>
-      </w:r>
-      <w:r>
-        <w:t xml:space="preserve"> </w:t>
-      </w:r>
-      <w:r>
-        <w:t xml:space="preserve">(SE 8.68; p = 0.66). Both AAP specifications sign-flip relative to the primary, where the headline coefficient is β = +11.14 in the principal specification.</w:t>
-      </w:r>
-    </w:p>
-    <w:p>
-      <w:pPr>
-        <w:pStyle w:val="BodyText"/>
-      </w:pPr>
-      <w:r>
-        <w:t xml:space="preserve">The two AAP variants test alternative drivers of the sign-flip. If the AAP-full and AAP-overlap specifications agreed in sign and magnitude, the failure would be attributable to the harmonized-measure choice itself; if they disagreed, the failure would be attributable to sample-window composition (AAP’s pre-2010 epoch contains a substantially different country set than the WB HCI HLOS’s 2010-2020 panel). The</w:t>
-      </w:r>
-      <w:r>
-        <w:t xml:space="preserve"> </w:t>
-      </w:r>
-      <w:r>
-        <w:rPr>
-          <w:b/>
-          <w:bCs/>
-        </w:rPr>
-        <w:t xml:space="preserve">AAP-overlap result at β = −3.94, p = 0.66</w:t>
-      </w:r>
-      <w:r>
-        <w:t xml:space="preserve"> </w:t>
-      </w:r>
-      <w:r>
-        <w:t xml:space="preserve">— the right sample window, the wrong measure —</w:t>
-      </w:r>
-      <w:r>
-        <w:t xml:space="preserve"> </w:t>
-      </w:r>
-      <w:r>
-        <w:rPr>
-          <w:b/>
-          <w:bCs/>
-        </w:rPr>
-        <w:t xml:space="preserve">rules out sample-window composition as the sole driver</w:t>
-      </w:r>
-      <w:r>
-        <w:t xml:space="preserve">. The harmonized-measure choice itself materially shapes the within-country answer; the two harmonized measures produce different signs on the within-country ODA-to-learning coefficient even when refit on overlapping country-year cells. ADR-0004 documents the failure; methodology §3.4.1 reports the sensitivity numbers; the manuscript-wide hedge (</w:t>
-      </w:r>
-      <w:r>
-        <w:t xml:space="preserve">“in the WB HCI HLOS specification on the 2010–2020 panel”</w:t>
-      </w:r>
-      <w:r>
-        <w:t xml:space="preserve">) encodes the discipline. §5.3 below takes up the methodological framing — the measure-fragility is itself a contribution to the cross-country aid-learning literature, where the implicit reading has been that within-country fixed effects absorb harmonization differences.</w:t>
-      </w:r>
-    </w:p>
-    <w:p>
-      <w:pPr>
-        <w:pStyle w:val="BodyText"/>
-      </w:pPr>
-      <w:hyperlink r:id="rId47">
-        <w:r>
-          <w:rPr>
-            <w:rStyle w:val="Hyperlink"/>
-          </w:rPr>
-          <w:t xml:space="preserve">ADR-0006</w:t>
-        </w:r>
-      </w:hyperlink>
-      <w:r>
-        <w:t xml:space="preserve"> </w:t>
-      </w:r>
-      <w:r>
-        <w:t xml:space="preserve">pre-committed two complementary robustness checks against the production-panel missingness choices: UIS-augmented listwise (drop UIS-missing countries) and UIS-augmented multiple imputation. The pre-registered listwise refit on the same primary HLO measure returned</w:t>
-      </w:r>
-      <w:r>
-        <w:t xml:space="preserve"> </w:t>
-      </w:r>
-      <w:r>
-        <w:rPr>
-          <w:b/>
-          <w:bCs/>
-        </w:rPr>
-        <w:t xml:space="preserve">β = −1.97</w:t>
-      </w:r>
-      <w:r>
-        <w:t xml:space="preserve"> </w:t>
-      </w:r>
-      <w:r>
-        <w:t xml:space="preserve">(SE 4.40; N = 41 after the joint listwise constraint; not significant). The confidence interval [−10.59, 6.66] partially overlaps the primary CI [0.32, 21.95] in the range [0.32, 6.66], so any true β in that range is consistent with both samples. This is</w:t>
-      </w:r>
-      <w:r>
-        <w:t xml:space="preserve"> </w:t>
-      </w:r>
-      <w:r>
-        <w:rPr>
-          <w:b/>
-          <w:bCs/>
-        </w:rPr>
-        <w:t xml:space="preserve">weak robustness</w:t>
-      </w:r>
-      <w:r>
-        <w:t xml:space="preserve">: a sign-flip but neither significant nor strongly contradictory, with country coverage reduced from 103 to 41 countries (60 percent of the primary-window FE-identifiable set lost to the listwise constraint). The multiple-imputation robustness was retired by</w:t>
-      </w:r>
-      <w:r>
-        <w:t xml:space="preserve"> </w:t>
-      </w:r>
-      <w:hyperlink r:id="rId29">
-        <w:r>
-          <w:rPr>
-            <w:rStyle w:val="Hyperlink"/>
-          </w:rPr>
-          <w:t xml:space="preserve">ADR-0012</w:t>
-        </w:r>
-      </w:hyperlink>
-      <w:r>
-        <w:t xml:space="preserve">: the production-panel MCAR test rejects MCAR at p &lt; 10⁻⁶, the MAR assumption multiple imputation requires is therefore unsupported on this data, and the project’s no-fabrication principle (CLAUDE.md) additionally treats imputed values as fabrications that would hide in the reported regressions as real observations. The §5.4 elaboration below takes up the methodological framing of the MCAR-MAR-MNAR triangle.</w:t>
-      </w:r>
-    </w:p>
-    <w:tbl>
-      <w:tblPr>
-        <w:tblStyle w:val="Table"/>
-        <w:tblW w:type="pct" w:w="5000"/>
-        <w:tblLayout w:type="fixed"/>
-        <w:tblLook w:firstRow="0" w:lastRow="0" w:firstColumn="0" w:lastColumn="0" w:noHBand="0" w:noVBand="0" w:val="0000"/>
-      </w:tblPr>
-      <w:tblGrid>
-        <w:gridCol w:w="7920"/>
-      </w:tblGrid>
-      <w:tr>
-        <w:tc>
-          <w:tcPr/>
-          <w:bookmarkStart w:id="48" w:name="tbl-pass1-sensitivity"/>
-          <w:p>
-            <w:pPr>
-              <w:jc w:val="center"/>
-            </w:pPr>
-            <w:pPr>
-              <w:jc w:val="left"/>
-              <w:spacing w:before="200"/>
-              <w:pStyle w:val="ImageCaption"/>
-            </w:pPr>
-            <w:r>
-              <w:t xml:space="preserve">Table 7: Table 6. HLO measure-sensitivity (ADR-0004 principal robustness) + UIS-augmented listwise (ADR-0006 Robustness 1). Refit of the locked Model 2 spec 2e on alternative HLO measures and on the UIS-augmented listwise sample. Headline coefficient (row 1) does not survive sign-agreement against either AAP-2018 variant; the AAP-overlap null on the same primary sample window rules out sample-window composition as sole driver. The UIS-augmented listwise CI partially overlaps the primary CI in [0.32, 6.66] (weak robustness, not strong contradiction). ADR-0006 R2 multiple imputation retired per ADR-0012.</w:t>
+              <w:t xml:space="preserve">Table 6: Table 5. HLO measure-sensitivity (PAP-0004 principal robustness) + UIS-augmented listwise (PAP-0006 Robustness 1). Refit of the locked Model 2 spec 2e on alternative HLO measures and on the UIS-augmented listwise sample. Headline coefficient (row 1) does not survive sign-agreement against either AAP-2018 variant; the AAP-overlap null on the same primary sample window rules out sample-window composition as sole driver. The UIS-augmented listwise CI partially overlaps the primary CI in [0.32, 6.66] (weak robustness, not strong contradiction). PAP-0006 R2 multiple imputation retired per PAP-0012.</w:t>
             </w:r>
           </w:p>
           <w:tbl>
@@ -6682,7 +5503,7 @@
                     <w:jc w:val="center"/>
                   </w:pPr>
                   <w:r>
-                    <w:t xml:space="preserve">UIS-augmented listwise (ADR-0006 R1)</w:t>
+                    <w:t xml:space="preserve">UIS-augmented listwise (PAP-0006 R1)</w:t>
                   </w:r>
                 </w:p>
               </w:tc>
@@ -6776,14 +5597,14 @@
               </w:tc>
             </w:tr>
           </w:tbl>
-          <w:bookmarkEnd w:id="48"/>
+          <w:bookmarkEnd w:id="42"/>
           <w:p/>
         </w:tc>
       </w:tr>
     </w:tbl>
-    <w:bookmarkEnd w:id="49"/>
-    <w:bookmarkEnd w:id="50"/>
-    <w:bookmarkStart w:id="56" w:name="Xa958bb73e2ed1aad5e094437b7951a4422c2829"/>
+    <w:bookmarkEnd w:id="43"/>
+    <w:bookmarkEnd w:id="44"/>
+    <w:bookmarkStart w:id="49" w:name="Xa958bb73e2ed1aad5e094437b7951a4422c2829"/>
     <w:p>
       <w:pPr>
         <w:pStyle w:val="Heading1"/>
@@ -6792,7 +5613,7 @@
         <w:t xml:space="preserve">5. 5. Discussion — Why the system perpetuates itself</w:t>
       </w:r>
     </w:p>
-    <w:bookmarkStart w:id="51" w:name="thesis"/>
+    <w:bookmarkStart w:id="45" w:name="thesis"/>
     <w:p>
       <w:pPr>
         <w:pStyle w:val="Heading2"/>
@@ -6843,7 +5664,7 @@
         <w:t xml:space="preserve"> </w:t>
       </w:r>
       <w:r>
-        <w:t xml:space="preserve">treats as the operative axis is not recoverable from CRS metadata at any defensible inter-method agreement threshold (§4.4); the within-country positive coefficient does not survive sign-agreement with the published Altinok-Angrist-Patrinos (2018) alternative measure (§4.7); the multiple-imputation robustness the missingness ADR pre-committed to requires assumptions the pre-committed MCAR test already refutes (§5.4). Each result is a finding for the field, not a caveat to the analyst — they jointly reframe how to read the positive within-country headline reported in §4.2. The HCI × AI-readiness joint composite (§4.6) adds a quantification of the ≈2× sub-Saharan-African over-representation in the low-HCI ∩ low-AI-readiness cell, giving the qualitative compounding-divergence thesis a concrete cross-section.</w:t>
+        <w:t xml:space="preserve">treats as the operative axis is not recoverable from CRS metadata at any defensible inter-method agreement threshold (§4.4); the within-country positive coefficient does not survive sign-agreement with the published Altinok-Angrist-Patrinos (2018) alternative measure (§4.6); the multiple-imputation robustness the missingness PAP pre-committed to requires assumptions the pre-committed MCAR test already refutes (§5.4). Each result is a finding for the field, not a caveat to the analyst — they jointly reframe how to read the positive within-country headline reported in §4.2.</w:t>
       </w:r>
       <w:r>
         <w:t xml:space="preserve"> </w:t>
@@ -6856,8 +5677,8 @@
         <w:t xml:space="preserve">What cross-country aid-effectiveness panel evidence can rigorously claim is narrower than the policy discourse has been treating it as. This paper’s principal contribution is mapping that narrower terrain precisely.</w:t>
       </w:r>
     </w:p>
-    <w:bookmarkEnd w:id="51"/>
-    <w:bookmarkStart w:id="52" w:name="the-typology-axis-lacuna-in-crs-metadata"/>
+    <w:bookmarkEnd w:id="45"/>
+    <w:bookmarkStart w:id="46" w:name="the-typology-axis-lacuna-in-crs-metadata"/>
     <w:p>
       <w:pPr>
         <w:pStyle w:val="Heading2"/>
@@ -6949,8 +5770,8 @@
         <w:t xml:space="preserve">The implication for the donor-reporting infrastructure is direct. The current CRS schema cannot support cross-country panel composition analysis of education aid at policy-relevant intervention granularity. Without intervention-type tagging at project-record creation — analogous to the OECD DAC’s existing voluntary policy markers for gender and environment, but coded at the programmatic level the effectiveness literature requires — cross-country panel work is structurally limited to aid-amount regressions of the kind the published literature relies on. The next generation of CRS schema needs intervention-type tagging if the field’s compositional questions are to become answerable at panel scale.</w:t>
       </w:r>
     </w:p>
-    <w:bookmarkEnd w:id="52"/>
-    <w:bookmarkStart w:id="53" w:name="X67c4303ec3c294a3eb84c6c1fc1eb7b468fc7e9"/>
+    <w:bookmarkEnd w:id="46"/>
+    <w:bookmarkStart w:id="47" w:name="X67c4303ec3c294a3eb84c6c1fc1eb7b468fc7e9"/>
     <w:p>
       <w:pPr>
         <w:pStyle w:val="Heading2"/>
@@ -7000,7 +5821,7 @@
         <w:t xml:space="preserve"> </w:t>
       </w:r>
       <w:r>
-        <w:t xml:space="preserve">are sensitive to harmonization assumptions, and the implicit reading in the cross-country panel literature has been that within-country fixed effects absorb the level differences the harmonization linking introduces. The sensitivity reported in §4.7 demonstrates that this implicit reading is incomplete: within-country FE absorbs cross-country</w:t>
+        <w:t xml:space="preserve">are sensitive to harmonization assumptions, and the implicit reading in the cross-country panel literature has been that within-country fixed effects absorb the level differences the harmonization linking introduces. The sensitivity reported in §4.6 demonstrates that this implicit reading is incomplete: within-country FE absorbs cross-country</w:t>
       </w:r>
       <w:r>
         <w:t xml:space="preserve"> </w:t>
@@ -7043,8 +5864,8 @@
         <w:t xml:space="preserve">The within-country measure-fragility is itself a finding for the cross-country aid-learning literature. The standard reading of Sandefur 2018 — harmonization assumptions matter cross-sectionally but wash out under within-country fixed effects — does not hold in the within-FE specification on the WB HCI HLOS panel reported here. The headline aid-to-learning coefficient depends on the harmonized-measure choice in the within-FE specification as well, in a sign-reversing rather than magnitude-perturbing way. The contribution here is empirical demonstration that the within-country dimension is not safe ground for the Sandefur critique either; cross-country aid-learning panel work that reports within-FE coefficients without measure-sensitivity reporting may be reporting a measure-specific finding without acknowledging the fragility. The cross-country learning measurement infrastructure the field operates on needs more redundancy than the current two-measure architecture provides.</w:t>
       </w:r>
     </w:p>
-    <w:bookmarkEnd w:id="53"/>
-    <w:bookmarkStart w:id="54" w:name="X68176b498a967230898823ad1069eaed084c68e"/>
+    <w:bookmarkEnd w:id="47"/>
+    <w:bookmarkStart w:id="48" w:name="X68176b498a967230898823ad1069eaed084c68e"/>
     <w:p>
       <w:pPr>
         <w:pStyle w:val="Heading2"/>
@@ -7082,7 +5903,7 @@
         <w:pStyle w:val="BodyText"/>
       </w:pPr>
       <w:r>
-        <w:t xml:space="preserve">The pre-commit missingness ADR (ADR-0006, Phase 2) locked listwise-with-UIS-dropped as the production strategy with two complementary robustness specifications: UIS-augmented listwise (Robustness 1) and UIS-augmented multiple imputation (Robustness 2). The audit executed Robustness 1 and returned β = −1.97 (SE 4.40, N = 41 post-singleton, p &gt; 0.05) — weak robustness, with CI [−10.59, 6.66] partially overlapping the primary [0.32, 21.95] rather than contradicting it. Robustness 2 was retired by ADR-0012 on two grounds: the production-panel MCAR test rejected MCAR at p ≪ 10⁻⁶ on both the 6-column UIS-excluded subset (χ² = 175.80) and the 7-column UIS-augmented subset (χ² = 341.90), empirically refuting the MAR-sufficiency assumption multiple imputation requires; and the project’s no-fabrication discipline treats imputed values as fabrications that hide as real observations, in conflict with the standing pre-commitment that every value trace to a downloadable raw source.</w:t>
+        <w:t xml:space="preserve">The pre-commit missingness plan PAP-0006 locked listwise-with-UIS-dropped as the production strategy with two complementary robustness specifications: UIS-augmented listwise (Robustness 1) and UIS-augmented multiple imputation (Robustness 2). The audit executed Robustness 1 and returned β = −1.97 (SE 4.40, N = 41 post-singleton, p &gt; 0.05) — weak robustness, with CI [−10.59, 6.66] partially overlapping the primary [0.32, 21.95] rather than contradicting it. Robustness 2 was retired by PAP-0012 on two grounds: the production-panel MCAR test rejected MCAR at p ≪ 10⁻⁶ on both the 6-column UIS-excluded subset (χ² = 175.80) and the 7-column UIS-augmented subset (χ² = 341.90), empirically refuting the MAR-sufficiency assumption multiple imputation requires; and the project’s no-fabrication discipline treats imputed values as fabrications that hide as real observations, in conflict with the standing pre-commitment that every value trace to a downloadable raw source.</w:t>
       </w:r>
     </w:p>
     <w:p>
@@ -7093,137 +5914,9 @@
         <w:t xml:space="preserve">Cross-country aid-learning panel work that reports MI-based estimates without a published MCAR test makes an assumption — MAR — that the only existing MCAR test in this paper’s adjacent literature empirically refutes. The contribution here is to surface the MCAR/MAR/MNAR triangle as a first-class diagnostic step the field has under-engaged with: when donor-reporting-layer missingness is itself a function of the development conditions the panel is trying to explain, listwise and multiple imputation are not interchangeable robustness directions, and reporting both alongside an explicit MCAR result is the minimal methodological discipline the field should adopt.</w:t>
       </w:r>
     </w:p>
-    <w:bookmarkEnd w:id="54"/>
-    <w:bookmarkStart w:id="55" w:name="compounding-divergence-in-concrete-terms"/>
-    <w:p>
-      <w:pPr>
-        <w:pStyle w:val="Heading2"/>
-      </w:pPr>
-      <w:r>
-        <w:t xml:space="preserve">5.5 5.5 Compounding-divergence in concrete terms</w:t>
-      </w:r>
-    </w:p>
-    <w:p>
-      <w:pPr>
-        <w:pStyle w:val="FirstParagraph"/>
-      </w:pPr>
-      <w:r>
-        <w:t xml:space="preserve">The compounding-divergence thesis — that AI diffusion will widen rather than narrow the human-capital gap between countries already on different development trajectories — has been articulated at country and employment level by Brookings/UNDP</w:t>
-      </w:r>
-      <w:r>
-        <w:t xml:space="preserve"> </w:t>
-      </w:r>
-      <w:r>
-        <w:t xml:space="preserve">(</w:t>
-      </w:r>
-      <w:hyperlink w:anchor="ref-muthukrishna2025divergence">
-        <w:r>
-          <w:rPr>
-            <w:rStyle w:val="Hyperlink"/>
-          </w:rPr>
-          <w:t xml:space="preserve">Muthukrishna &amp; Schellekens, 2025</w:t>
-        </w:r>
-      </w:hyperlink>
-      <w:r>
-        <w:t xml:space="preserve">)</w:t>
-      </w:r>
-      <w:r>
-        <w:t xml:space="preserve">, the World Bank’s</w:t>
-      </w:r>
-      <w:r>
-        <w:t xml:space="preserve"> </w:t>
-      </w:r>
-      <w:r>
-        <w:rPr>
-          <w:i/>
-          <w:iCs/>
-        </w:rPr>
-        <w:t xml:space="preserve">Beyond the AI Divide</w:t>
-      </w:r>
-      <w:r>
-        <w:t xml:space="preserve"> </w:t>
-      </w:r>
-      <w:r>
-        <w:t xml:space="preserve">working paper</w:t>
-      </w:r>
-      <w:r>
-        <w:t xml:space="preserve"> </w:t>
-      </w:r>
-      <w:r>
-        <w:t xml:space="preserve">(</w:t>
-      </w:r>
-      <w:hyperlink w:anchor="ref-mandon2025beyond">
-        <w:r>
-          <w:rPr>
-            <w:rStyle w:val="Hyperlink"/>
-          </w:rPr>
-          <w:t xml:space="preserve">Mandon, 2025</w:t>
-        </w:r>
-      </w:hyperlink>
-      <w:r>
-        <w:t xml:space="preserve">)</w:t>
-      </w:r>
-      <w:r>
-        <w:t xml:space="preserve">, and the joint ILO–World Bank background study for</w:t>
-      </w:r>
-      <w:r>
-        <w:t xml:space="preserve"> </w:t>
-      </w:r>
-      <w:r>
-        <w:rPr>
-          <w:i/>
-          <w:iCs/>
-        </w:rPr>
-        <w:t xml:space="preserve">World Development Report 2026</w:t>
-      </w:r>
-      <w:r>
-        <w:t xml:space="preserve"> </w:t>
-      </w:r>
-      <w:r>
-        <w:t xml:space="preserve">(</w:t>
-      </w:r>
-      <w:hyperlink w:anchor="ref-ilo2026disruption">
-        <w:r>
-          <w:rPr>
-            <w:rStyle w:val="Hyperlink"/>
-          </w:rPr>
-          <w:t xml:space="preserve">International Labour Organization &amp; World Bank, 2026</w:t>
-        </w:r>
-      </w:hyperlink>
-      <w:r>
-        <w:t xml:space="preserve">)</w:t>
-      </w:r>
-      <w:r>
-        <w:t xml:space="preserve">. The §4.6 joint-distribution analysis operationalizes that thesis at the country cross-section: 47 of 132 countries fall in the low-HCI ∩ low-GARI double-excluded cell, 29 of those 47 are sub-Saharan African against an SSA sample share of 31.8 percent — a roughly two-fold over-representation. Five countries — South Sudan, the Central African Republic, Liberia, Yemen, and Chad — sit at the joint distribution’s most exposed corner.</w:t>
-      </w:r>
-    </w:p>
-    <w:p>
-      <w:pPr>
-        <w:pStyle w:val="BodyText"/>
-      </w:pPr>
-      <w:r>
-        <w:t xml:space="preserve">The two-fold SSA over-representation is a snapshot, not a trajectory. The longitudinal compounding-divergence claim — that countries in the double-excluded cell</w:t>
-      </w:r>
-      <w:r>
-        <w:t xml:space="preserve"> </w:t>
-      </w:r>
-      <w:r>
-        <w:rPr>
-          <w:i/>
-          <w:iCs/>
-        </w:rPr>
-        <w:t xml:space="preserve">fall further behind</w:t>
-      </w:r>
-      <w:r>
-        <w:t xml:space="preserve"> </w:t>
-      </w:r>
-      <w:r>
-        <w:t xml:space="preserve">as AI-driven productivity asymmetries widen — would require several future GARI editions paired with post-AI-diffusion HCI cycles to evaluate, and is not testable on a 2020/2025 cross-section. The contribution here is empirical operationalization at a specific resolution: this paper is not aware of a prior peer-reviewed paper that constructs the explicit HCI × GARI joint composite at this country cross-section and quantifies the regional concentration. The trajectory question is a multi-edition empirical agenda for the field — and one that is itself contingent on whether GARI and HCI continue to be updated on comparable schedules.</w:t>
-      </w:r>
-    </w:p>
-    <w:bookmarkEnd w:id="55"/>
-    <w:bookmarkEnd w:id="56"/>
-    <w:bookmarkStart w:id="61" w:name="policy-implications"/>
+    <w:bookmarkEnd w:id="48"/>
+    <w:bookmarkEnd w:id="49"/>
+    <w:bookmarkStart w:id="54" w:name="policy-implications"/>
     <w:p>
       <w:pPr>
         <w:pStyle w:val="Heading1"/>
@@ -7232,7 +5925,7 @@
         <w:t xml:space="preserve">6. 6. Policy Implications</w:t>
       </w:r>
     </w:p>
-    <w:bookmarkStart w:id="57" w:name="X98c1069b0af318ace0aab7d4c135814d18e9372"/>
+    <w:bookmarkStart w:id="50" w:name="X98c1069b0af318ace0aab7d4c135814d18e9372"/>
     <w:p>
       <w:pPr>
         <w:pStyle w:val="Heading2"/>
@@ -7292,8 +5985,8 @@
         <w:t xml:space="preserve">The proposal is concrete enough that a DAC delegate from a sympathetic donor — Norway, Sweden, the United Kingdom’s FCDO, the Netherlands’ DGIS, or a multilateral observer such as the GPE Secretariat — could table it at the next Working Party on Development Finance Statistics meeting. The DAC has an existing template for voluntary-then-mandatory marker introduction; the implementation cost to donor reporting workflows is low because the marker infrastructure already exists; and the 39 percent inter-method agreement on the intervention-typology classifier reported in §4.4 is the kind of empirical evidence a working-party paper can cite as the binding-constraint case. The typology-axis lacuna documented in §5.2 is not a problem the field can solve from the demand side: it requires the supply-side intervention of recording intervention type at project-record creation, and the DAC is the only body with the authority to make that recording happen across the donor universe.</w:t>
       </w:r>
     </w:p>
-    <w:bookmarkEnd w:id="57"/>
-    <w:bookmarkStart w:id="58" w:name="Xea3a98bbed89d964de987c8f5c2f467c594a0b8"/>
+    <w:bookmarkEnd w:id="50"/>
+    <w:bookmarkStart w:id="51" w:name="Xea3a98bbed89d964de987c8f5c2f467c594a0b8"/>
     <w:p>
       <w:pPr>
         <w:pStyle w:val="Heading2"/>
@@ -7307,7 +6000,7 @@
         <w:pStyle w:val="FirstParagraph"/>
       </w:pPr>
       <w:r>
-        <w:t xml:space="preserve">The cross-country panel literature on aid-to-learning operates on two harmonized measures whose linking-anchor decisions and harmonization assumptions are not publicly auditable at the granularity needed to reconstruct or contest the within-country panel coefficient. The World Bank’s Human Capital Project, in partnership with the upstream assessment consortia — the IEA TIMSS/PIRLS network, SACMEQ, PASEC, LLECE, and EGRA — should publicly release the assessment-by-assessment linking-anchor decisions underlying the WB HCI HLOS series, so that an external researcher could reconstruct or contest the harmonization choices that shape the headline within-country answer. Alongside this transparency move, donors and research-funding bodies should commission monitoring of outcomes in the §4.6 low-HCI ∩ low-AI-readiness double-excluded cell as future GARI and HCI editions arrive, to convert the §4.6 snapshot into the trajectory observation §4.6 has flagged as currently untestable.</w:t>
+        <w:t xml:space="preserve">The cross-country panel literature on aid-to-learning operates on two harmonized measures whose linking-anchor decisions and harmonization assumptions are not publicly auditable at the granularity needed to reconstruct or contest the within-country panel coefficient. The World Bank’s Human Capital Project, in partnership with the upstream assessment consortia — the IEA TIMSS/PIRLS network, SACMEQ, PASEC, LLECE, and EGRA — should publicly release the assessment-by-assessment linking-anchor decisions underlying the WB HCI HLOS series, so that an external researcher could reconstruct or contest the harmonization choices that shape the headline within-country answer.</w:t>
       </w:r>
     </w:p>
     <w:p>
@@ -7357,11 +6050,11 @@
         <w:t xml:space="preserve"> </w:t>
       </w:r>
       <w:r>
-        <w:t xml:space="preserve">are the natural sites — on the model of the American Economic Association Data Editor’s 2019 introduction of data-availability requirements which shifted reproducibility practice across the AEA journals in the years immediately following. The §4.7 measure-fragility sensitivity is the empirical case for a complementary funded benchmarking exercise comparing the WB HCI HLOS and AAP-2018 harmonization decisions on a common country set.</w:t>
+        <w:t xml:space="preserve">are the natural sites — on the model of the American Economic Association Data Editor’s 2019 introduction of data-availability requirements which shifted reproducibility practice across the AEA journals in the years immediately following. The §4.6 measure-fragility sensitivity is the empirical case for a complementary funded benchmarking exercise comparing the WB HCI HLOS and AAP-2018 harmonization decisions on a common country set.</w:t>
       </w:r>
     </w:p>
-    <w:bookmarkEnd w:id="58"/>
-    <w:bookmarkStart w:id="59" w:name="X3d9bb2c7a6dab3a36ccc1bd6791655fdc68baf8"/>
+    <w:bookmarkEnd w:id="51"/>
+    <w:bookmarkStart w:id="52" w:name="X3d9bb2c7a6dab3a36ccc1bd6791655fdc68baf8"/>
     <w:p>
       <w:pPr>
         <w:pStyle w:val="Heading2"/>
@@ -7402,8 +6095,8 @@
         <w:t xml:space="preserve">editorial leadership could add a missingness-disclosure clause to the journal’s submission requirements for econometric analyses; the Berkeley Initiative for Transparency in the Social Sciences could adopt the same standard as a Phase-3 TIER protocol expansion. The cost to authors is low — the MCAR test is one command in any major statistical package — and the gain is that the field stops carrying MI-based estimates whose validity depends on assumptions the data refute, an asymmetric improvement in evidence quality at near-zero implementation friction.</w:t>
       </w:r>
     </w:p>
-    <w:bookmarkEnd w:id="59"/>
-    <w:bookmarkStart w:id="60" w:name="Xae69557b2f0dde6bd40043f943c8bfa0ee266e2"/>
+    <w:bookmarkEnd w:id="52"/>
+    <w:bookmarkStart w:id="53" w:name="Xae69557b2f0dde6bd40043f943c8bfa0ee266e2"/>
     <w:p>
       <w:pPr>
         <w:pStyle w:val="Heading2"/>
@@ -7417,7 +6110,7 @@
         <w:pStyle w:val="FirstParagraph"/>
       </w:pPr>
       <w:r>
-        <w:t xml:space="preserve">The within-FE design identifies associations, not causal effects. Within that limit, the structural variables in the §4.2 panel — conflict-exposure intensity, governance-quality measured by the WGI Principal-Component-1, early-childhood public investment, and the OECD-DAC Sectoral Concentration index — tend to be more stable across alternative specifications (§4.2; §4.7) than the aid coefficient itself. Donor allocation models that ignore them leave a substantial share of cross-country learning-outcome variation unexplained, even where the aid-on-learning relationship is itself contested. Multilateral and bilateral aid agencies should therefore give the structural variables explicit weight in country-allocation decisions, on the recognition that they are the more stable predictor signal in the cross-country panel.</w:t>
+        <w:t xml:space="preserve">The within-FE design identifies associations, not causal effects. Within that limit, the structural variables in the §4.2 panel — conflict-exposure intensity, governance-quality measured by the WGI Principal-Component-1, early-childhood public investment, and the OECD-DAC Sectoral Concentration index — tend to be more stable across alternative specifications (§4.2; §4.6) than the aid coefficient itself. Donor allocation models that ignore them leave a substantial share of cross-country learning-outcome variation unexplained, even where the aid-on-learning relationship is itself contested. Multilateral and bilateral aid agencies should therefore give the structural variables explicit weight in country-allocation decisions, on the recognition that they are the more stable predictor signal in the cross-country panel.</w:t>
       </w:r>
     </w:p>
     <w:p>
@@ -7460,9 +6153,9 @@
         <w:t xml:space="preserve">them in any prescriptive direction — a country with low governance-quality is not therefore an unsuitable aid recipient, just one where the donor model would benefit from acknowledging governance as a primary predictor of the outcome rather than treating learning variation as residual.</w:t>
       </w:r>
     </w:p>
-    <w:bookmarkEnd w:id="60"/>
-    <w:bookmarkEnd w:id="61"/>
-    <w:bookmarkStart w:id="62" w:name="conclusion"/>
+    <w:bookmarkEnd w:id="53"/>
+    <w:bookmarkEnd w:id="54"/>
+    <w:bookmarkStart w:id="55" w:name="conclusion"/>
     <w:p>
       <w:pPr>
         <w:pStyle w:val="Heading1"/>
@@ -7476,7 +6169,7 @@
         <w:pStyle w:val="FirstParagraph"/>
       </w:pPr>
       <w:r>
-        <w:t xml:space="preserve">This paper contributes three findings to the cross-country aid-learning literature. The first is empirical: the §4.6 Compounding AI Penalty operationalizes the country-level human-capital-and-AI-readiness joint distribution at the 2020-2025 cross-section, quantifying a roughly two-fold over-representation of sub-Saharan Africa in the low-HCI ∩ low-AI-readiness double-excluded cell that we are not aware of a prior peer-reviewed paper having constructed at this exact resolution. The second is the pre-commitment methodological framework articulated explicitly in §1, §3.2, and §5: pre-commit the analytical decisions in writing, execute the specifications as committed, and report the failures of those pre-commitments as findings for the field rather than as caveats to the analyst’s preferred result — the methodological-reflection tradition</w:t>
+        <w:t xml:space="preserve">This paper contributes two findings to the cross-country aid-learning literature. The first is the pre-commitment methodological framework articulated explicitly in §1, §3.2, and §5: pre-commit the analytical decisions in writing, execute the specifications as committed, and report the failures of those pre-commitments as findings for the field rather than as caveats to the analyst’s preferred result — the methodological-reflection tradition</w:t>
       </w:r>
       <w:r>
         <w:t xml:space="preserve"> </w:t>
@@ -7527,7 +6220,7 @@
         <w:t xml:space="preserve"> </w:t>
       </w:r>
       <w:r>
-        <w:t xml:space="preserve">taken seriously as a working discipline rather than as a closing-paragraph caveat. The third is the within-country aid-to-learning coefficient itself in the WB HCI HLOS specification on the 2010-2020 panel, reported here at β = +11.14 (p ≈ 0.05) alongside the full sensitivity battery against the AAP-2018 alternative measure</w:t>
+        <w:t xml:space="preserve">taken seriously as a working discipline rather than as a closing-paragraph caveat. The second is the empirical anchor: a within-country aid-to-learning coefficient in the WB HCI HLOS specification on the 2010–2020 panel reported here at β = +11.14 (p ≈ 0.05), accompanied by the full sensitivity battery against the AAP-2018 alternative measure</w:t>
       </w:r>
       <w:r>
         <w:t xml:space="preserve"> </w:t>
@@ -7550,7 +6243,7 @@
         <w:t xml:space="preserve"> </w:t>
       </w:r>
       <w:r>
-        <w:t xml:space="preserve">that documents the coefficient’s measure-dependence.</w:t>
+        <w:t xml:space="preserve">that documents the coefficient’s measure-dependence — the principal contribution of which is precisely the documentation of that dependence, not the headline number.</w:t>
       </w:r>
     </w:p>
     <w:p>
@@ -7558,7 +6251,7 @@
         <w:pStyle w:val="BodyText"/>
       </w:pPr>
       <w:r>
-        <w:t xml:space="preserve">This paper does not establish causal identification of the aid-to-learning relationship. The static fixed-effects specification on a small-T panel (T_eff ≤ 4) is the identification strategy available at this data shape; the Arellano-Bond difference-GMM the pre-registered identification plan committed to is not feasible per Bond 2002’s T ≥ 5–10 minimum (our effective T_eff ≤ 4); the Dumitrescu-Hurlin panel Granger pre-test fails the same small-T constraint; both pre-commitments are closed honestly in the diagnostic audit rather than substituted with feasible-looking proxies. The within-country positive coefficient is hedged to its primary specification: the AAP-2018 alternative measure sign-reverses the coefficient in both the full coverage window and the overlap window restricted to 2010 onward. The §4.6 Compounding AI Penalty is a snapshot characterization of the divergence-vulnerable set, not a longitudinal estimate of the compounding-divergence effect itself; the latter would require several future Oxford GARI editions paired with post-AI-diffusion HCI cycles before it becomes empirically tractable.</w:t>
+        <w:t xml:space="preserve">This paper does not establish causal identification of the aid-to-learning relationship. The static fixed-effects specification on a small-T panel (T_eff ≤ 4) is the identification strategy available at this data shape; the Arellano-Bond difference-GMM the pre-registered identification plan committed to is not feasible per Bond 2002’s T ≥ 5–10 minimum (our effective T_eff ≤ 4); the Dumitrescu-Hurlin panel Granger pre-test fails the same small-T constraint; both pre-commitments are closed honestly in the diagnostic audit rather than substituted with feasible-looking proxies. The within-country positive coefficient is hedged to its primary specification: the AAP-2018 alternative measure sign-reverses the coefficient in both the full coverage window and the overlap window restricted to 2010 onward.</w:t>
       </w:r>
     </w:p>
     <w:p>
@@ -7566,11 +6259,11 @@
         <w:pStyle w:val="BodyText"/>
       </w:pPr>
       <w:r>
-        <w:t xml:space="preserve">Each of these limits points to a concrete research-infrastructure recommendation articulated in §6. The OECD DAC Creditor Reporting System needs an intervention-type policy marker if the field’s compositional questions are to become answerable at panel scale. The World Bank HCI HLOS series needs its linking-anchor decisions publicly auditable if the within-country measure-fragility documented in §4.7 is to be resolvable. Cross-country panel evidence journals need a routine missingness-disclosure standard if MI-based estimates are to be assessed against the MAR assumption their validity depends on. Donor allocation models need structural-determinant weighting if the more stable predictor signal in the panel is to inform country-level decisions even where the aid-flow coefficient is hedged. The pre-commitment framework’s contribution is that each of these is a finding for the field, not a caveat for the author — and that the calibrated map of what cross-country aid-effectiveness panel evidence can and cannot rigorously claim at the current data frontier is what this paper has spent its pages drawing.</w:t>
+        <w:t xml:space="preserve">Each of these limits points to a concrete research-infrastructure recommendation articulated in §6. The OECD DAC Creditor Reporting System needs an intervention-type policy marker if the field’s compositional questions are to become answerable at panel scale. The World Bank HCI HLOS series needs its linking-anchor decisions publicly auditable if the within-country measure-fragility documented in §4.6 is to be resolvable. Cross-country panel evidence journals need a routine missingness-disclosure standard if MI-based estimates are to be assessed against the MAR assumption their validity depends on. Donor allocation models need structural-determinant weighting if the more stable predictor signal in the panel is to inform country-level decisions even where the aid-flow coefficient is hedged. The pre-commitment framework’s contribution is that each of these is a finding for the field, not a caveat for the author — and that the calibrated map of what cross-country aid-effectiveness panel evidence can and cannot rigorously claim at the current data frontier is what this paper has spent its pages drawing.</w:t>
       </w:r>
     </w:p>
-    <w:bookmarkEnd w:id="62"/>
-    <w:bookmarkStart w:id="93" w:name="references"/>
+    <w:bookmarkEnd w:id="55"/>
+    <w:bookmarkStart w:id="80" w:name="references"/>
     <w:p>
       <w:pPr>
         <w:pStyle w:val="Heading1"/>
@@ -7579,8 +6272,8 @@
         <w:t xml:space="preserve">References</w:t>
       </w:r>
     </w:p>
-    <w:bookmarkStart w:id="92" w:name="refs"/>
-    <w:bookmarkStart w:id="63" w:name="ref-altinok2018global"/>
+    <w:bookmarkStart w:id="79" w:name="refs"/>
+    <w:bookmarkStart w:id="56" w:name="ref-altinok2018global"/>
     <w:p>
       <w:pPr>
         <w:pStyle w:val="Bibliography"/>
@@ -7605,8 +6298,8 @@
         <w:t xml:space="preserve">(World Bank Policy Research Working Paper No. 8314). World Bank.</w:t>
       </w:r>
     </w:p>
-    <w:bookmarkEnd w:id="63"/>
-    <w:bookmarkStart w:id="64" w:name="ref-angrist2024lays"/>
+    <w:bookmarkEnd w:id="56"/>
+    <w:bookmarkStart w:id="57" w:name="ref-angrist2024lays"/>
     <w:p>
       <w:pPr>
         <w:pStyle w:val="Bibliography"/>
@@ -7637,8 +6330,8 @@
         <w:t xml:space="preserve">.</w:t>
       </w:r>
     </w:p>
-    <w:bookmarkEnd w:id="64"/>
-    <w:bookmarkStart w:id="65" w:name="ref-asongu2019aid"/>
+    <w:bookmarkEnd w:id="57"/>
+    <w:bookmarkStart w:id="58" w:name="ref-asongu2019aid"/>
     <w:p>
       <w:pPr>
         <w:pStyle w:val="Bibliography"/>
@@ -7672,8 +6365,8 @@
         <w:t xml:space="preserve">.</w:t>
       </w:r>
     </w:p>
-    <w:bookmarkEnd w:id="65"/>
-    <w:bookmarkStart w:id="67" w:name="ref-burnside2000aid"/>
+    <w:bookmarkEnd w:id="58"/>
+    <w:bookmarkStart w:id="60" w:name="ref-burnside2000aid"/>
     <w:p>
       <w:pPr>
         <w:pStyle w:val="Bibliography"/>
@@ -7710,7 +6403,7 @@
       <w:r>
         <w:t xml:space="preserve"> </w:t>
       </w:r>
-      <w:hyperlink r:id="rId66">
+      <w:hyperlink r:id="rId59">
         <w:r>
           <w:rPr>
             <w:rStyle w:val="Hyperlink"/>
@@ -7719,8 +6412,8 @@
         </w:r>
       </w:hyperlink>
     </w:p>
-    <w:bookmarkEnd w:id="67"/>
-    <w:bookmarkStart w:id="69" w:name="ref-deaton2018rcts"/>
+    <w:bookmarkEnd w:id="60"/>
+    <w:bookmarkStart w:id="62" w:name="ref-deaton2018rcts"/>
     <w:p>
       <w:pPr>
         <w:pStyle w:val="Bibliography"/>
@@ -7757,7 +6450,7 @@
       <w:r>
         <w:t xml:space="preserve"> </w:t>
       </w:r>
-      <w:hyperlink r:id="rId68">
+      <w:hyperlink r:id="rId61">
         <w:r>
           <w:rPr>
             <w:rStyle w:val="Hyperlink"/>
@@ -7766,8 +6459,8 @@
         </w:r>
       </w:hyperlink>
     </w:p>
-    <w:bookmarkEnd w:id="69"/>
-    <w:bookmarkStart w:id="71" w:name="ref-easterly2004aid"/>
+    <w:bookmarkEnd w:id="62"/>
+    <w:bookmarkStart w:id="64" w:name="ref-easterly2004aid"/>
     <w:p>
       <w:pPr>
         <w:pStyle w:val="Bibliography"/>
@@ -7804,7 +6497,7 @@
       <w:r>
         <w:t xml:space="preserve"> </w:t>
       </w:r>
-      <w:hyperlink r:id="rId70">
+      <w:hyperlink r:id="rId63">
         <w:r>
           <w:rPr>
             <w:rStyle w:val="Hyperlink"/>
@@ -7813,8 +6506,8 @@
         </w:r>
       </w:hyperlink>
     </w:p>
-    <w:bookmarkEnd w:id="71"/>
-    <w:bookmarkStart w:id="72" w:name="ref-glewwe2016improving"/>
+    <w:bookmarkEnd w:id="64"/>
+    <w:bookmarkStart w:id="65" w:name="ref-glewwe2016improving"/>
     <w:p>
       <w:pPr>
         <w:pStyle w:val="Bibliography"/>
@@ -7839,8 +6532,8 @@
         <w:t xml:space="preserve">(Vol. 5, pp. 653–743). Elsevier.</w:t>
       </w:r>
     </w:p>
-    <w:bookmarkEnd w:id="72"/>
-    <w:bookmarkStart w:id="73" w:name="ref-geeap2023smart"/>
+    <w:bookmarkEnd w:id="65"/>
+    <w:bookmarkStart w:id="66" w:name="ref-geeap2023smart"/>
     <w:p>
       <w:pPr>
         <w:pStyle w:val="Bibliography"/>
@@ -7925,8 +6618,8 @@
         <w:t xml:space="preserve"> World Bank &amp; Foreign, Commonwealth &amp; Development Office.</w:t>
       </w:r>
     </w:p>
-    <w:bookmarkEnd w:id="73"/>
-    <w:bookmarkStart w:id="75" w:name="ref-hanushek2008role"/>
+    <w:bookmarkEnd w:id="66"/>
+    <w:bookmarkStart w:id="68" w:name="ref-hanushek2008role"/>
     <w:p>
       <w:pPr>
         <w:pStyle w:val="Bibliography"/>
@@ -7963,7 +6656,7 @@
       <w:r>
         <w:t xml:space="preserve"> </w:t>
       </w:r>
-      <w:hyperlink r:id="rId74">
+      <w:hyperlink r:id="rId67">
         <w:r>
           <w:rPr>
             <w:rStyle w:val="Hyperlink"/>
@@ -7972,8 +6665,8 @@
         </w:r>
       </w:hyperlink>
     </w:p>
-    <w:bookmarkEnd w:id="75"/>
-    <w:bookmarkStart w:id="77" w:name="ref-hanushek2015knowledge"/>
+    <w:bookmarkEnd w:id="68"/>
+    <w:bookmarkStart w:id="70" w:name="ref-hanushek2015knowledge"/>
     <w:p>
       <w:pPr>
         <w:pStyle w:val="Bibliography"/>
@@ -7997,7 +6690,7 @@
       <w:r>
         <w:t xml:space="preserve"> </w:t>
       </w:r>
-      <w:hyperlink r:id="rId76">
+      <w:hyperlink r:id="rId69">
         <w:r>
           <w:rPr>
             <w:rStyle w:val="Hyperlink"/>
@@ -8006,77 +6699,8 @@
         </w:r>
       </w:hyperlink>
     </w:p>
-    <w:bookmarkEnd w:id="77"/>
-    <w:bookmarkStart w:id="79" w:name="ref-ilo2026disruption"/>
-    <w:p>
-      <w:pPr>
-        <w:pStyle w:val="Bibliography"/>
-      </w:pPr>
-      <w:r>
-        <w:t xml:space="preserve">International Labour Organization, &amp; World Bank. (2026).</w:t>
-      </w:r>
-      <w:r>
-        <w:t xml:space="preserve"> </w:t>
-      </w:r>
-      <w:r>
-        <w:rPr>
-          <w:i/>
-          <w:iCs/>
-        </w:rPr>
-        <w:t xml:space="preserve">Disruption without dividend? How the digital divide and task differences split</w:t>
-      </w:r>
-      <w:r>
-        <w:rPr>
-          <w:i/>
-          <w:iCs/>
-        </w:rPr>
-        <w:t xml:space="preserve"> </w:t>
-      </w:r>
-      <w:r>
-        <w:rPr>
-          <w:i/>
-          <w:iCs/>
-        </w:rPr>
-        <w:t xml:space="preserve">G</w:t>
-      </w:r>
-      <w:r>
-        <w:rPr>
-          <w:i/>
-          <w:iCs/>
-        </w:rPr>
-        <w:t xml:space="preserve">en</w:t>
-      </w:r>
-      <w:r>
-        <w:rPr>
-          <w:i/>
-          <w:iCs/>
-        </w:rPr>
-        <w:t xml:space="preserve">AI</w:t>
-      </w:r>
-      <w:r>
-        <w:rPr>
-          <w:i/>
-          <w:iCs/>
-        </w:rPr>
-        <w:t xml:space="preserve">’s global impact</w:t>
-      </w:r>
-      <w:r>
-        <w:t xml:space="preserve">. International Labour Organization; World Bank.</w:t>
-      </w:r>
-      <w:r>
-        <w:t xml:space="preserve"> </w:t>
-      </w:r>
-      <w:hyperlink r:id="rId78">
-        <w:r>
-          <w:rPr>
-            <w:rStyle w:val="Hyperlink"/>
-          </w:rPr>
-          <w:t xml:space="preserve">https://www.ilo.org/publications/disruption-without-dividend-how-digital-divide-and-task-differences-split</w:t>
-        </w:r>
-      </w:hyperlink>
-    </w:p>
-    <w:bookmarkEnd w:id="79"/>
-    <w:bookmarkStart w:id="81" w:name="ref-langbein2010governance"/>
+    <w:bookmarkEnd w:id="70"/>
+    <w:bookmarkStart w:id="72" w:name="ref-langbein2010governance"/>
     <w:p>
       <w:pPr>
         <w:pStyle w:val="Bibliography"/>
@@ -8140,7 +6764,7 @@
       <w:r>
         <w:t xml:space="preserve"> </w:t>
       </w:r>
-      <w:hyperlink r:id="rId80">
+      <w:hyperlink r:id="rId71">
         <w:r>
           <w:rPr>
             <w:rStyle w:val="Hyperlink"/>
@@ -8149,163 +6773,8 @@
         </w:r>
       </w:hyperlink>
     </w:p>
-    <w:bookmarkEnd w:id="81"/>
-    <w:bookmarkStart w:id="83" w:name="ref-mandon2025beyond"/>
-    <w:p>
-      <w:pPr>
-        <w:pStyle w:val="Bibliography"/>
-      </w:pPr>
-      <w:r>
-        <w:t xml:space="preserve">Mandon, P. J.-C. (2025).</w:t>
-      </w:r>
-      <w:r>
-        <w:t xml:space="preserve"> </w:t>
-      </w:r>
-      <w:r>
-        <w:rPr>
-          <w:i/>
-          <w:iCs/>
-        </w:rPr>
-        <w:t xml:space="preserve">Beyond the</w:t>
-      </w:r>
-      <w:r>
-        <w:rPr>
-          <w:i/>
-          <w:iCs/>
-        </w:rPr>
-        <w:t xml:space="preserve"> </w:t>
-      </w:r>
-      <w:r>
-        <w:rPr>
-          <w:i/>
-          <w:iCs/>
-        </w:rPr>
-        <w:t xml:space="preserve">AI</w:t>
-      </w:r>
-      <w:r>
-        <w:rPr>
-          <w:i/>
-          <w:iCs/>
-        </w:rPr>
-        <w:t xml:space="preserve"> </w:t>
-      </w:r>
-      <w:r>
-        <w:rPr>
-          <w:i/>
-          <w:iCs/>
-        </w:rPr>
-        <w:t xml:space="preserve">divide: A simple approach to identifying global and local overperformers in</w:t>
-      </w:r>
-      <w:r>
-        <w:rPr>
-          <w:i/>
-          <w:iCs/>
-        </w:rPr>
-        <w:t xml:space="preserve"> </w:t>
-      </w:r>
-      <w:r>
-        <w:rPr>
-          <w:i/>
-          <w:iCs/>
-        </w:rPr>
-        <w:t xml:space="preserve">AI</w:t>
-      </w:r>
-      <w:r>
-        <w:rPr>
-          <w:i/>
-          <w:iCs/>
-        </w:rPr>
-        <w:t xml:space="preserve"> </w:t>
-      </w:r>
-      <w:r>
-        <w:rPr>
-          <w:i/>
-          <w:iCs/>
-        </w:rPr>
-        <w:t xml:space="preserve">preparedness</w:t>
-      </w:r>
-      <w:r>
-        <w:t xml:space="preserve"> </w:t>
-      </w:r>
-      <w:r>
-        <w:t xml:space="preserve">(Policy Research Working Paper No. 11073). World Bank.</w:t>
-      </w:r>
-      <w:r>
-        <w:t xml:space="preserve"> </w:t>
-      </w:r>
-      <w:hyperlink r:id="rId82">
-        <w:r>
-          <w:rPr>
-            <w:rStyle w:val="Hyperlink"/>
-          </w:rPr>
-          <w:t xml:space="preserve">https://documents.worldbank.org/en/publication/documents-reports/documentdetail/099517502242572646</w:t>
-        </w:r>
-      </w:hyperlink>
-    </w:p>
-    <w:bookmarkEnd w:id="83"/>
-    <w:bookmarkStart w:id="85" w:name="ref-muthukrishna2025divergence"/>
-    <w:p>
-      <w:pPr>
-        <w:pStyle w:val="Bibliography"/>
-      </w:pPr>
-      <w:r>
-        <w:t xml:space="preserve">Muthukrishna, M., &amp; Schellekens, P. (2025).</w:t>
-      </w:r>
-      <w:r>
-        <w:t xml:space="preserve"> </w:t>
-      </w:r>
-      <w:r>
-        <w:rPr>
-          <w:i/>
-          <w:iCs/>
-        </w:rPr>
-        <w:t xml:space="preserve">The next great divergence: Why</w:t>
-      </w:r>
-      <w:r>
-        <w:rPr>
-          <w:i/>
-          <w:iCs/>
-        </w:rPr>
-        <w:t xml:space="preserve"> </w:t>
-      </w:r>
-      <w:r>
-        <w:rPr>
-          <w:i/>
-          <w:iCs/>
-        </w:rPr>
-        <w:t xml:space="preserve">AI</w:t>
-      </w:r>
-      <w:r>
-        <w:rPr>
-          <w:i/>
-          <w:iCs/>
-        </w:rPr>
-        <w:t xml:space="preserve"> </w:t>
-      </w:r>
-      <w:r>
-        <w:rPr>
-          <w:i/>
-          <w:iCs/>
-        </w:rPr>
-        <w:t xml:space="preserve">may widen inequality between countries</w:t>
-      </w:r>
-      <w:r>
-        <w:t xml:space="preserve">. United Nations Development Programme, Regional Bureau for Asia; the Pacific.</w:t>
-      </w:r>
-      <w:r>
-        <w:t xml:space="preserve"> </w:t>
-      </w:r>
-      <w:hyperlink r:id="rId84">
-        <w:r>
-          <w:rPr>
-            <w:rStyle w:val="Hyperlink"/>
-          </w:rPr>
-          <w:t xml:space="preserve">https://www.undp.org/asia-pacific/publications/next-great-divergence</w:t>
-        </w:r>
-      </w:hyperlink>
-    </w:p>
-    <w:bookmarkEnd w:id="85"/>
-    <w:bookmarkStart w:id="86" w:name="ref-pritchett2013rebirth"/>
+    <w:bookmarkEnd w:id="72"/>
+    <w:bookmarkStart w:id="73" w:name="ref-pritchett2013rebirth"/>
     <w:p>
       <w:pPr>
         <w:pStyle w:val="Bibliography"/>
@@ -8327,8 +6796,8 @@
         <w:t xml:space="preserve">. Center for Global Development.</w:t>
       </w:r>
     </w:p>
-    <w:bookmarkEnd w:id="86"/>
-    <w:bookmarkStart w:id="87" w:name="ref-sandefur2018internationally"/>
+    <w:bookmarkEnd w:id="73"/>
+    <w:bookmarkStart w:id="74" w:name="ref-sandefur2018internationally"/>
     <w:p>
       <w:pPr>
         <w:pStyle w:val="Bibliography"/>
@@ -8374,8 +6843,8 @@
         <w:t xml:space="preserve">(Center for Global Development Working Paper No. 444). Center for Global Development.</w:t>
       </w:r>
     </w:p>
-    <w:bookmarkEnd w:id="87"/>
-    <w:bookmarkStart w:id="89" w:name="ref-vegas2015when"/>
+    <w:bookmarkEnd w:id="74"/>
+    <w:bookmarkStart w:id="76" w:name="ref-vegas2015when"/>
     <w:p>
       <w:pPr>
         <w:pStyle w:val="Bibliography"/>
@@ -8412,7 +6881,7 @@
       <w:r>
         <w:t xml:space="preserve"> </w:t>
       </w:r>
-      <w:hyperlink r:id="rId88">
+      <w:hyperlink r:id="rId75">
         <w:r>
           <w:rPr>
             <w:rStyle w:val="Hyperlink"/>
@@ -8421,8 +6890,8 @@
         </w:r>
       </w:hyperlink>
     </w:p>
-    <w:bookmarkEnd w:id="89"/>
-    <w:bookmarkStart w:id="91" w:name="ref-vivalt2020generalize"/>
+    <w:bookmarkEnd w:id="76"/>
+    <w:bookmarkStart w:id="78" w:name="ref-vivalt2020generalize"/>
     <w:p>
       <w:pPr>
         <w:pStyle w:val="Bibliography"/>
@@ -8459,7 +6928,7 @@
       <w:r>
         <w:t xml:space="preserve"> </w:t>
       </w:r>
-      <w:hyperlink r:id="rId90">
+      <w:hyperlink r:id="rId77">
         <w:r>
           <w:rPr>
             <w:rStyle w:val="Hyperlink"/>
@@ -8468,10 +6937,10 @@
         </w:r>
       </w:hyperlink>
     </w:p>
-    <w:bookmarkEnd w:id="91"/>
-    <w:bookmarkEnd w:id="92"/>
-    <w:bookmarkEnd w:id="93"/>
-    <w:bookmarkStart w:id="114" w:name="appendix-a-full-regression-tables"/>
+    <w:bookmarkEnd w:id="78"/>
+    <w:bookmarkEnd w:id="79"/>
+    <w:bookmarkEnd w:id="80"/>
+    <w:bookmarkStart w:id="92" w:name="appendix-a-full-regression-tables"/>
     <w:p>
       <w:pPr>
         <w:pStyle w:val="Heading1"/>
@@ -8503,13 +6972,13 @@
         <w:t xml:space="preserve">machine-readable artifacts. All tables use country-clustered SE in Model 2 (panel FE specifications) and HC-robust SE in Model 1 (cross-sectional OLS).</w:t>
       </w:r>
     </w:p>
-    <w:bookmarkStart w:id="94" w:name="a.1-adr-inventory"/>
+    <w:bookmarkStart w:id="81" w:name="a.1-pre-analysis-plan-inventory"/>
     <w:p>
       <w:pPr>
         <w:pStyle w:val="Heading2"/>
       </w:pPr>
       <w:r>
-        <w:t xml:space="preserve">A.1 ADR inventory</w:t>
+        <w:t xml:space="preserve">A.1 Pre-analysis plan inventory</w:t>
       </w:r>
     </w:p>
     <w:p>
@@ -8517,7 +6986,7 @@
         <w:pStyle w:val="FirstParagraph"/>
       </w:pPr>
       <w:r>
-        <w:t xml:space="preserve">The pre-commitment design referenced throughout §3.2 rests on twelve Architecture Decision Records, summarized below; full ADR documents at</w:t>
+        <w:t xml:space="preserve">The pre-commitment design referenced throughout §3.2 rests on twelve pre-analysis plans, summarized below; full pre-analysis plan documents at</w:t>
       </w:r>
       <w:r>
         <w:t xml:space="preserve"> </w:t>
@@ -8556,7 +7025,7 @@
               <w:pStyle w:val="Compact"/>
             </w:pPr>
             <w:r>
-              <w:t xml:space="preserve">ADR</w:t>
+              <w:t xml:space="preserve">PAP</w:t>
             </w:r>
           </w:p>
         </w:tc>
@@ -9145,14 +7614,14 @@
               <w:pStyle w:val="Compact"/>
             </w:pPr>
             <w:r>
-              <w:t xml:space="preserve">MCAR rejection makes MI MAR-untenable; amends ADR-0006</w:t>
+              <w:t xml:space="preserve">MCAR rejection makes MI MAR-untenable; amends PAP-0006</w:t>
             </w:r>
           </w:p>
         </w:tc>
       </w:tr>
     </w:tbl>
-    <w:bookmarkEnd w:id="94"/>
-    <w:bookmarkStart w:id="95" w:name="X33d64dcd1e2ef15c2710b3e4fd0f23fd7a70fda"/>
+    <w:bookmarkEnd w:id="81"/>
+    <w:bookmarkStart w:id="82" w:name="X33d64dcd1e2ef15c2710b3e4fd0f23fd7a70fda"/>
     <w:p>
       <w:pPr>
         <w:pStyle w:val="Heading2"/>
@@ -10582,8 +9051,8 @@
         </w:tc>
       </w:tr>
     </w:tbl>
-    <w:bookmarkEnd w:id="95"/>
-    <w:bookmarkStart w:id="96" w:name="Xaf644f749b40b3b755da8551639db19edc8e17a"/>
+    <w:bookmarkEnd w:id="82"/>
+    <w:bookmarkStart w:id="83" w:name="Xaf644f749b40b3b755da8551639db19edc8e17a"/>
     <w:p>
       <w:pPr>
         <w:pStyle w:val="Heading2"/>
@@ -12170,8 +10639,8 @@
         </w:tc>
       </w:tr>
     </w:tbl>
-    <w:bookmarkEnd w:id="96"/>
-    <w:bookmarkStart w:id="100" w:name="X66101c8d94f54e6325cd560f82db6e1b06345ca"/>
+    <w:bookmarkEnd w:id="83"/>
+    <w:bookmarkStart w:id="87" w:name="X66101c8d94f54e6325cd560f82db6e1b06345ca"/>
     <w:p>
       <w:pPr>
         <w:pStyle w:val="Heading2"/>
@@ -12180,7 +10649,7 @@
         <w:t xml:space="preserve">A.4 Model 3 random effects — spec progression</w:t>
       </w:r>
     </w:p>
-    <w:bookmarkStart w:id="99" w:name="X56088b1aad27f1faef805114c094fa1849cbe01"/>
+    <w:bookmarkStart w:id="86" w:name="X56088b1aad27f1faef805114c094fa1849cbe01"/>
     <w:p>
       <w:pPr>
         <w:pStyle w:val="Heading4"/>
@@ -12259,7 +10728,7 @@
         <w:t xml:space="preserve">p&lt;0.1.</w:t>
       </w:r>
     </w:p>
-    <w:bookmarkStart w:id="97" w:name="hlo-outcome"/>
+    <w:bookmarkStart w:id="84" w:name="hlo-outcome"/>
     <w:p>
       <w:pPr>
         <w:pStyle w:val="Heading5"/>
@@ -12934,8 +11403,8 @@
         </w:tc>
       </w:tr>
     </w:tbl>
-    <w:bookmarkEnd w:id="97"/>
-    <w:bookmarkStart w:id="98" w:name="lays-outcome"/>
+    <w:bookmarkEnd w:id="84"/>
+    <w:bookmarkStart w:id="85" w:name="lays-outcome"/>
     <w:p>
       <w:pPr>
         <w:pStyle w:val="Heading5"/>
@@ -13614,10 +12083,10 @@
         </w:tc>
       </w:tr>
     </w:tbl>
-    <w:bookmarkEnd w:id="98"/>
-    <w:bookmarkEnd w:id="99"/>
-    <w:bookmarkEnd w:id="100"/>
-    <w:bookmarkStart w:id="104" w:name="Xdb1073f622566259b028499f80dd4b0337b8c8b"/>
+    <w:bookmarkEnd w:id="85"/>
+    <w:bookmarkEnd w:id="86"/>
+    <w:bookmarkEnd w:id="87"/>
+    <w:bookmarkStart w:id="91" w:name="Xdb1073f622566259b028499f80dd4b0337b8c8b"/>
     <w:p>
       <w:pPr>
         <w:pStyle w:val="Heading2"/>
@@ -13626,7 +12095,7 @@
         <w:t xml:space="preserve">A.5 Model 5 counterfactual — full 9-scenario grid with LAYS p10/p50/p90 fan</w:t>
       </w:r>
     </w:p>
-    <w:bookmarkStart w:id="103" w:name="X17f76f61b8a53bc77436b1276f69a71e3bf5903"/>
+    <w:bookmarkStart w:id="90" w:name="X17f76f61b8a53bc77436b1276f69a71e3bf5903"/>
     <w:p>
       <w:pPr>
         <w:pStyle w:val="Heading4"/>
@@ -14975,7 +13444,7 @@
         </w:tc>
       </w:tr>
     </w:tbl>
-    <w:bookmarkStart w:id="101" w:name="Xbe81d4d67411359f3c8e90e449809e789f90369"/>
+    <w:bookmarkStart w:id="88" w:name="Xbe81d4d67411359f3c8e90e449809e789f90369"/>
     <w:p>
       <w:pPr>
         <w:pStyle w:val="Heading5"/>
@@ -15053,8 +13522,8 @@
         <w:t xml:space="preserve">well-described by the highest-shock scenarios above. Applying the entire $1B to a single country would push that country 18× above its baseline — outside the data support Model 2 was identified on, and we do not project there.</w:t>
       </w:r>
     </w:p>
-    <w:bookmarkEnd w:id="101"/>
-    <w:bookmarkStart w:id="102" w:name="limits-acknowledged-per-adr-0011"/>
+    <w:bookmarkEnd w:id="88"/>
+    <w:bookmarkStart w:id="89" w:name="limits-acknowledged-per-adr-0011"/>
     <w:p>
       <w:pPr>
         <w:pStyle w:val="Heading5"/>
@@ -15192,25 +13661,17 @@
         <w:t xml:space="preserve">caveats per brief §2.</w:t>
       </w:r>
     </w:p>
-    <w:bookmarkEnd w:id="102"/>
-    <w:bookmarkEnd w:id="103"/>
-    <w:bookmarkEnd w:id="104"/>
-    <w:bookmarkStart w:id="113" w:name="X305d8176d5d68cf37bd71c50e155cd9e2024ce1"/>
+    <w:bookmarkEnd w:id="89"/>
+    <w:bookmarkEnd w:id="90"/>
+    <w:bookmarkEnd w:id="91"/>
+    <w:bookmarkEnd w:id="92"/>
+    <w:bookmarkStart w:id="116" w:name="appendix-b-robustness-checks"/>
     <w:p>
       <w:pPr>
-        <w:pStyle w:val="Heading2"/>
+        <w:pStyle w:val="Heading1"/>
       </w:pPr>
       <w:r>
-        <w:t xml:space="preserve">A.6 Compounding AI penalty — quadrant + robustness</w:t>
-      </w:r>
-    </w:p>
-    <w:bookmarkStart w:id="110" w:name="X88c969b6a152c3ce198d70a24030b17d464e6f2"/>
-    <w:p>
-      <w:pPr>
-        <w:pStyle w:val="Heading4"/>
-      </w:pPr>
-      <w:r>
-        <w:t xml:space="preserve">Compounding AI penalty — quadrant counts (sample-median split)</w:t>
+        <w:t xml:space="preserve">Appendix B: Robustness checks</w:t>
       </w:r>
     </w:p>
     <w:p>
@@ -15218,850 +13679,19 @@
         <w:pStyle w:val="FirstParagraph"/>
       </w:pPr>
       <w:r>
-        <w:rPr>
-          <w:b/>
-          <w:bCs/>
-        </w:rPr>
-        <w:t xml:space="preserve">Joined sample N = 132</w:t>
-      </w:r>
-      <w:r>
-        <w:t xml:space="preserve"> </w:t>
-      </w:r>
-      <w:r>
-        <w:t xml:space="preserve">(intersection of GARI 2025 195 countries × panel HCI-non-missing iso3 set).</w:t>
-      </w:r>
-      <w:r>
-        <w:t xml:space="preserve"> </w:t>
-      </w:r>
-      <w:r>
-        <w:rPr>
-          <w:b/>
-          <w:bCs/>
-        </w:rPr>
-        <w:t xml:space="preserve">Sample medians:</w:t>
-      </w:r>
-      <w:r>
-        <w:t xml:space="preserve"> </w:t>
-      </w:r>
-      <w:r>
-        <w:t xml:space="preserve">HCI = 0.5064; GARI_norm (GARI/100) = 0.3817.</w:t>
-      </w:r>
-      <w:r>
-        <w:t xml:space="preserve"> </w:t>
-      </w:r>
-      <w:r>
-        <w:rPr>
-          <w:b/>
-          <w:bCs/>
-        </w:rPr>
-        <w:t xml:space="preserve">HCI cycle distribution:</w:t>
-      </w:r>
-      <w:r>
-        <w:t xml:space="preserve"> </w:t>
-      </w:r>
-      <w:r>
-        <w:t xml:space="preserve">2020: 133 (latest non-missing per country).</w:t>
+        <w:t xml:space="preserve">The pre-commitment framework treats the robustness exercises below as first-class methodological findings rather than caveats. The treatment-encoding grid (B.1) and the WGI operationalization variants (B.2) establish that the headline within-country coefficient is sign-stable across the encoding choices the literature has historically left unspecified. The China-aid robustness (B.3) confirms the OECD CRS coefficient is unmoved by adding parallel AidData GCDF flows. The HLO measure-fragility (B.4) and UIS-augmented listwise (B.5) document where the headline does not survive sign-agreement — material findings for what cross-country aid-learning panel evidence can rigorously claim at the current measurement frontier. The MCAR test (B.6) provides the empirical ground on which PAP-0012 retires the multiple-imputation robustness. The Dumitrescu-Hurlin Granger pre-test (B.7) documents the small-T limit that forecloses both the GMM remedy and the Granger pre-commit.</w:t>
       </w:r>
     </w:p>
-    <w:tbl>
-      <w:tblPr>
-        <w:tblStyle w:val="Table"/>
-        <w:tblW w:type="pct" w:w="5000"/>
-        <w:tblLayout w:type="fixed"/>
-        <w:tblLook w:firstRow="1" w:lastRow="0" w:firstColumn="0" w:lastColumn="0" w:noHBand="0" w:noVBand="0" w:val="0020"/>
-      </w:tblPr>
-      <w:tblGrid>
-        <w:gridCol w:w="2149"/>
-        <w:gridCol w:w="1357"/>
-        <w:gridCol w:w="1018"/>
-        <w:gridCol w:w="1131"/>
-        <w:gridCol w:w="1584"/>
-        <w:gridCol w:w="678"/>
-      </w:tblGrid>
-      <w:tr>
-        <w:trPr>
-          <w:tblHeader w:val="on"/>
-        </w:trPr>
-        <w:tc>
-          <w:tcPr/>
-          <w:p>
-            <w:pPr>
-              <w:pStyle w:val="Compact"/>
-              <w:jc w:val="left"/>
-            </w:pPr>
-            <w:r>
-              <w:t xml:space="preserve">quadrant</w:t>
-            </w:r>
-          </w:p>
-        </w:tc>
-        <w:tc>
-          <w:tcPr/>
-          <w:p>
-            <w:pPr>
-              <w:pStyle w:val="Compact"/>
-              <w:jc w:val="right"/>
-            </w:pPr>
-            <w:r>
-              <w:t xml:space="preserve">n_countries</w:t>
-            </w:r>
-          </w:p>
-        </w:tc>
-        <w:tc>
-          <w:tcPr/>
-          <w:p>
-            <w:pPr>
-              <w:pStyle w:val="Compact"/>
-              <w:jc w:val="right"/>
-            </w:pPr>
-            <w:r>
-              <w:t xml:space="preserve">mean_hci</w:t>
-            </w:r>
-          </w:p>
-        </w:tc>
-        <w:tc>
-          <w:tcPr/>
-          <w:p>
-            <w:pPr>
-              <w:pStyle w:val="Compact"/>
-              <w:jc w:val="right"/>
-            </w:pPr>
-            <w:r>
-              <w:t xml:space="preserve">mean_gari</w:t>
-            </w:r>
-          </w:p>
-        </w:tc>
-        <w:tc>
-          <w:tcPr/>
-          <w:p>
-            <w:pPr>
-              <w:pStyle w:val="Compact"/>
-              <w:jc w:val="right"/>
-            </w:pPr>
-            <w:r>
-              <w:t xml:space="preserve">mean_compound</w:t>
-            </w:r>
-          </w:p>
-        </w:tc>
-        <w:tc>
-          <w:tcPr/>
-          <w:p>
-            <w:pPr>
-              <w:pStyle w:val="Compact"/>
-              <w:jc w:val="right"/>
-            </w:pPr>
-            <w:r>
-              <w:t xml:space="preserve">n_ssa</w:t>
-            </w:r>
-          </w:p>
-        </w:tc>
-      </w:tr>
-      <w:tr>
-        <w:tc>
-          <w:tcPr/>
-          <w:p>
-            <w:pPr>
-              <w:pStyle w:val="Compact"/>
-              <w:jc w:val="left"/>
-            </w:pPr>
-            <w:r>
-              <w:t xml:space="preserve">high_hci_high_gari</w:t>
-            </w:r>
-          </w:p>
-        </w:tc>
-        <w:tc>
-          <w:tcPr/>
-          <w:p>
-            <w:pPr>
-              <w:pStyle w:val="Compact"/>
-              <w:jc w:val="right"/>
-            </w:pPr>
-            <w:r>
-              <w:t xml:space="preserve">47</w:t>
-            </w:r>
-          </w:p>
-        </w:tc>
-        <w:tc>
-          <w:tcPr/>
-          <w:p>
-            <w:pPr>
-              <w:pStyle w:val="Compact"/>
-              <w:jc w:val="right"/>
-            </w:pPr>
-            <w:r>
-              <w:t xml:space="preserve">0.6196</w:t>
-            </w:r>
-          </w:p>
-        </w:tc>
-        <w:tc>
-          <w:tcPr/>
-          <w:p>
-            <w:pPr>
-              <w:pStyle w:val="Compact"/>
-              <w:jc w:val="right"/>
-            </w:pPr>
-            <w:r>
-              <w:t xml:space="preserve">0.5686</w:t>
-            </w:r>
-          </w:p>
-        </w:tc>
-        <w:tc>
-          <w:tcPr/>
-          <w:p>
-            <w:pPr>
-              <w:pStyle w:val="Compact"/>
-              <w:jc w:val="right"/>
-            </w:pPr>
-            <w:r>
-              <w:t xml:space="preserve">0.3566</w:t>
-            </w:r>
-          </w:p>
-        </w:tc>
-        <w:tc>
-          <w:tcPr/>
-          <w:p>
-            <w:pPr>
-              <w:pStyle w:val="Compact"/>
-              <w:jc w:val="right"/>
-            </w:pPr>
-            <w:r>
-              <w:t xml:space="preserve">2</w:t>
-            </w:r>
-          </w:p>
-        </w:tc>
-      </w:tr>
-      <w:tr>
-        <w:tc>
-          <w:tcPr/>
-          <w:p>
-            <w:pPr>
-              <w:pStyle w:val="Compact"/>
-              <w:jc w:val="left"/>
-            </w:pPr>
-            <w:r>
-              <w:t xml:space="preserve">low_hci_high_gari</w:t>
-            </w:r>
-          </w:p>
-        </w:tc>
-        <w:tc>
-          <w:tcPr/>
-          <w:p>
-            <w:pPr>
-              <w:pStyle w:val="Compact"/>
-              <w:jc w:val="right"/>
-            </w:pPr>
-            <w:r>
-              <w:t xml:space="preserve">19</w:t>
-            </w:r>
-          </w:p>
-        </w:tc>
-        <w:tc>
-          <w:tcPr/>
-          <w:p>
-            <w:pPr>
-              <w:pStyle w:val="Compact"/>
-              <w:jc w:val="right"/>
-            </w:pPr>
-            <w:r>
-              <w:t xml:space="preserve">0.4385</w:t>
-            </w:r>
-          </w:p>
-        </w:tc>
-        <w:tc>
-          <w:tcPr/>
-          <w:p>
-            <w:pPr>
-              <w:pStyle w:val="Compact"/>
-              <w:jc w:val="right"/>
-            </w:pPr>
-            <w:r>
-              <w:t xml:space="preserve">0.4842</w:t>
-            </w:r>
-          </w:p>
-        </w:tc>
-        <w:tc>
-          <w:tcPr/>
-          <w:p>
-            <w:pPr>
-              <w:pStyle w:val="Compact"/>
-              <w:jc w:val="right"/>
-            </w:pPr>
-            <w:r>
-              <w:t xml:space="preserve">0.2126</w:t>
-            </w:r>
-          </w:p>
-        </w:tc>
-        <w:tc>
-          <w:tcPr/>
-          <w:p>
-            <w:pPr>
-              <w:pStyle w:val="Compact"/>
-              <w:jc w:val="right"/>
-            </w:pPr>
-            <w:r>
-              <w:t xml:space="preserve">10</w:t>
-            </w:r>
-          </w:p>
-        </w:tc>
-      </w:tr>
-      <w:tr>
-        <w:tc>
-          <w:tcPr/>
-          <w:p>
-            <w:pPr>
-              <w:pStyle w:val="Compact"/>
-              <w:jc w:val="left"/>
-            </w:pPr>
-            <w:r>
-              <w:t xml:space="preserve">high_hci_low_gari</w:t>
-            </w:r>
-          </w:p>
-        </w:tc>
-        <w:tc>
-          <w:tcPr/>
-          <w:p>
-            <w:pPr>
-              <w:pStyle w:val="Compact"/>
-              <w:jc w:val="right"/>
-            </w:pPr>
-            <w:r>
-              <w:t xml:space="preserve">19</w:t>
-            </w:r>
-          </w:p>
-        </w:tc>
-        <w:tc>
-          <w:tcPr/>
-          <w:p>
-            <w:pPr>
-              <w:pStyle w:val="Compact"/>
-              <w:jc w:val="right"/>
-            </w:pPr>
-            <w:r>
-              <w:t xml:space="preserve">0.5709</w:t>
-            </w:r>
-          </w:p>
-        </w:tc>
-        <w:tc>
-          <w:tcPr/>
-          <w:p>
-            <w:pPr>
-              <w:pStyle w:val="Compact"/>
-              <w:jc w:val="right"/>
-            </w:pPr>
-            <w:r>
-              <w:t xml:space="preserve">0.2703</w:t>
-            </w:r>
-          </w:p>
-        </w:tc>
-        <w:tc>
-          <w:tcPr/>
-          <w:p>
-            <w:pPr>
-              <w:pStyle w:val="Compact"/>
-              <w:jc w:val="right"/>
-            </w:pPr>
-            <w:r>
-              <w:t xml:space="preserve">0.1545</w:t>
-            </w:r>
-          </w:p>
-        </w:tc>
-        <w:tc>
-          <w:tcPr/>
-          <w:p>
-            <w:pPr>
-              <w:pStyle w:val="Compact"/>
-              <w:jc w:val="right"/>
-            </w:pPr>
-            <w:r>
-              <w:t xml:space="preserve">1</w:t>
-            </w:r>
-          </w:p>
-        </w:tc>
-      </w:tr>
-      <w:tr>
-        <w:tc>
-          <w:tcPr/>
-          <w:p>
-            <w:pPr>
-              <w:pStyle w:val="Compact"/>
-              <w:jc w:val="left"/>
-            </w:pPr>
-            <w:r>
-              <w:t xml:space="preserve">low_hci_low_gari</w:t>
-            </w:r>
-          </w:p>
-        </w:tc>
-        <w:tc>
-          <w:tcPr/>
-          <w:p>
-            <w:pPr>
-              <w:pStyle w:val="Compact"/>
-              <w:jc w:val="right"/>
-            </w:pPr>
-            <w:r>
-              <w:t xml:space="preserve">47</w:t>
-            </w:r>
-          </w:p>
-        </w:tc>
-        <w:tc>
-          <w:tcPr/>
-          <w:p>
-            <w:pPr>
-              <w:pStyle w:val="Compact"/>
-              <w:jc w:val="right"/>
-            </w:pPr>
-            <w:r>
-              <w:t xml:space="preserve">0.4073</w:t>
-            </w:r>
-          </w:p>
-        </w:tc>
-        <w:tc>
-          <w:tcPr/>
-          <w:p>
-            <w:pPr>
-              <w:pStyle w:val="Compact"/>
-              <w:jc w:val="right"/>
-            </w:pPr>
-            <w:r>
-              <w:t xml:space="preserve">0.2383</w:t>
-            </w:r>
-          </w:p>
-        </w:tc>
-        <w:tc>
-          <w:tcPr/>
-          <w:p>
-            <w:pPr>
-              <w:pStyle w:val="Compact"/>
-              <w:jc w:val="right"/>
-            </w:pPr>
-            <w:r>
-              <w:t xml:space="preserve">0.0986</w:t>
-            </w:r>
-          </w:p>
-        </w:tc>
-        <w:tc>
-          <w:tcPr/>
-          <w:p>
-            <w:pPr>
-              <w:pStyle w:val="Compact"/>
-              <w:jc w:val="right"/>
-            </w:pPr>
-            <w:r>
-              <w:t xml:space="preserve">29</w:t>
-            </w:r>
-          </w:p>
-        </w:tc>
-      </w:tr>
-    </w:tbl>
-    <w:bookmarkStart w:id="109" w:name="country-lists-per-quadrant"/>
-    <w:p>
-      <w:pPr>
-        <w:pStyle w:val="Heading5"/>
-      </w:pPr>
-      <w:r>
-        <w:t xml:space="preserve">Country lists per quadrant</w:t>
-      </w:r>
-    </w:p>
-    <w:bookmarkStart w:id="105" w:name="high_hci_high_gari-n-47-2-ssa"/>
-    <w:p>
-      <w:pPr>
-        <w:pStyle w:val="Heading6"/>
-      </w:pPr>
-      <w:r>
-        <w:t xml:space="preserve">high_hci_high_gari (N = 47, 2 SSA)</w:t>
-      </w:r>
-    </w:p>
-    <w:p>
-      <w:pPr>
-        <w:pStyle w:val="FirstParagraph"/>
-      </w:pPr>
-      <w:r>
-        <w:rPr>
-          <w:rStyle w:val="VerbatimChar"/>
-        </w:rPr>
-        <w:t xml:space="preserve">ALB; ARG; ARM; AZE; BHR; BRA; BRN; CHL; CHN; COL; CRI; CYP; DZA; ECU; GEO; HRV; IDN; IRN; ISR; JAM; JOR; KAZ; KEN; KOR; KWT; LKA; MDA; MEX; MKD; MLT; MNE; MNG; MUS; MYS; OMN; PER; PHL; SAU; SGP; SLV; SRB; SVN; THA; TUN; UKR; URY; UZB</w:t>
-      </w:r>
-    </w:p>
-    <w:bookmarkEnd w:id="105"/>
-    <w:bookmarkStart w:id="106" w:name="low_hci_high_gari-n-19-10-ssa"/>
-    <w:p>
-      <w:pPr>
-        <w:pStyle w:val="Heading6"/>
-      </w:pPr>
-      <w:r>
-        <w:t xml:space="preserve">low_hci_high_gari (N = 19, 10 SSA)</w:t>
-      </w:r>
-    </w:p>
-    <w:p>
-      <w:pPr>
-        <w:pStyle w:val="FirstParagraph"/>
-      </w:pPr>
-      <w:r>
-        <w:rPr>
-          <w:rStyle w:val="VerbatimChar"/>
-        </w:rPr>
-        <w:t xml:space="preserve">BEN; BGD; BTN; CIV; DOM; EGY; ETH; GHA; IND; MAR; NGA; NPL; PAK; PAN; RWA; SEN; TZA; ZAF; ZMB</w:t>
-      </w:r>
-    </w:p>
-    <w:bookmarkEnd w:id="106"/>
-    <w:bookmarkStart w:id="107" w:name="high_hci_low_gari-n-19-1-ssa"/>
-    <w:p>
-      <w:pPr>
-        <w:pStyle w:val="Heading6"/>
-      </w:pPr>
-      <w:r>
-        <w:t xml:space="preserve">high_hci_low_gari (N = 19, 1 SSA)</w:t>
-      </w:r>
-    </w:p>
-    <w:p>
-      <w:pPr>
-        <w:pStyle w:val="FirstParagraph"/>
-      </w:pPr>
-      <w:r>
-        <w:rPr>
-          <w:rStyle w:val="VerbatimChar"/>
-        </w:rPr>
-        <w:t xml:space="preserve">ATG; BIH; BLR; DMA; FJI; GRD; KGZ; KNA; LBN; LCA; NIC; PLW; PRY; PSE; SYC; TON; TTO; VCT; WSM</w:t>
-      </w:r>
-    </w:p>
-    <w:bookmarkEnd w:id="107"/>
-    <w:bookmarkStart w:id="108" w:name="low_hci_low_gari-n-47-29-ssa"/>
-    <w:p>
-      <w:pPr>
-        <w:pStyle w:val="Heading6"/>
-      </w:pPr>
-      <w:r>
-        <w:t xml:space="preserve">low_hci_low_gari (N = 47, 29 SSA)</w:t>
-      </w:r>
-    </w:p>
-    <w:p>
-      <w:pPr>
-        <w:pStyle w:val="FirstParagraph"/>
-      </w:pPr>
-      <w:r>
-        <w:rPr>
-          <w:rStyle w:val="VerbatimChar"/>
-        </w:rPr>
-        <w:t xml:space="preserve">AFG; AGO; BDI; BFA; BWA; CAF; CMR; COD; COG; COM; GAB; GIN; GMB; GTM; GUY; HND; HTI; IRQ; KHM; KIR; LAO; LBR; LSO; MDG; MHL; MLI; MMR; MOZ; MRT; MWI; NAM; NER; PNG; SDN; SLB; SLE; SSD; SWZ; TCD; TGO; TJK; TLS; TUV; UGA; VUT; YEM; ZWE</w:t>
-      </w:r>
-    </w:p>
-    <w:bookmarkEnd w:id="108"/>
-    <w:bookmarkEnd w:id="109"/>
-    <w:bookmarkEnd w:id="110"/>
-    <w:bookmarkStart w:id="112" w:name="compounding-ai-penalty-robustness-panel"/>
-    <w:p>
-      <w:pPr>
-        <w:pStyle w:val="Heading4"/>
-      </w:pPr>
-      <w:r>
-        <w:t xml:space="preserve">Compounding AI penalty — robustness panel</w:t>
-      </w:r>
-    </w:p>
-    <w:p>
-      <w:pPr>
-        <w:pStyle w:val="FirstParagraph"/>
-      </w:pPr>
-      <w:r>
-        <w:t xml:space="preserve">Three alternative specifications for the</w:t>
-      </w:r>
-      <w:r>
-        <w:t xml:space="preserve"> </w:t>
-      </w:r>
-      <w:r>
-        <w:t xml:space="preserve">‘double-excluded’</w:t>
-      </w:r>
-      <w:r>
-        <w:t xml:space="preserve"> </w:t>
-      </w:r>
-      <w:r>
-        <w:t xml:space="preserve">country set.</w:t>
-      </w:r>
-      <w:r>
-        <w:t xml:space="preserve"> </w:t>
-      </w:r>
-      <w:r>
-        <w:rPr>
-          <w:rStyle w:val="VerbatimChar"/>
-        </w:rPr>
-        <w:t xml:space="preserve">jaccard_vs_headline</w:t>
-      </w:r>
-      <w:r>
-        <w:t xml:space="preserve"> </w:t>
-      </w:r>
-      <w:r>
-        <w:t xml:space="preserve">is the intersection-over-union of each set with the headline median-split set — closer to 1 means more stable.</w:t>
-      </w:r>
-    </w:p>
-    <w:tbl>
-      <w:tblPr>
-        <w:tblStyle w:val="Table"/>
-        <w:tblW w:type="pct" w:w="5000"/>
-        <w:tblLayout w:type="fixed"/>
-        <w:tblLook w:firstRow="1" w:lastRow="0" w:firstColumn="0" w:lastColumn="0" w:noHBand="0" w:noVBand="0" w:val="0020"/>
-      </w:tblPr>
-      <w:tblGrid>
-        <w:gridCol w:w="4752"/>
-        <w:gridCol w:w="1500"/>
-        <w:gridCol w:w="1667"/>
-      </w:tblGrid>
-      <w:tr>
-        <w:trPr>
-          <w:tblHeader w:val="on"/>
-        </w:trPr>
-        <w:tc>
-          <w:tcPr/>
-          <w:p>
-            <w:pPr>
-              <w:pStyle w:val="Compact"/>
-              <w:jc w:val="left"/>
-            </w:pPr>
-            <w:r>
-              <w:t xml:space="preserve">specification</w:t>
-            </w:r>
-          </w:p>
-        </w:tc>
-        <w:tc>
-          <w:tcPr/>
-          <w:p>
-            <w:pPr>
-              <w:pStyle w:val="Compact"/>
-              <w:jc w:val="right"/>
-            </w:pPr>
-            <w:r>
-              <w:t xml:space="preserve">n_double_excluded</w:t>
-            </w:r>
-          </w:p>
-        </w:tc>
-        <w:tc>
-          <w:tcPr/>
-          <w:p>
-            <w:pPr>
-              <w:pStyle w:val="Compact"/>
-              <w:jc w:val="right"/>
-            </w:pPr>
-            <w:r>
-              <w:t xml:space="preserve">jaccard_vs_headline</w:t>
-            </w:r>
-          </w:p>
-        </w:tc>
-      </w:tr>
-      <w:tr>
-        <w:tc>
-          <w:tcPr/>
-          <w:p>
-            <w:pPr>
-              <w:pStyle w:val="Compact"/>
-              <w:jc w:val="left"/>
-            </w:pPr>
-            <w:r>
-              <w:t xml:space="preserve">Median-split (HEADLINE, N=132)</w:t>
-            </w:r>
-          </w:p>
-        </w:tc>
-        <w:tc>
-          <w:tcPr/>
-          <w:p>
-            <w:pPr>
-              <w:pStyle w:val="Compact"/>
-              <w:jc w:val="right"/>
-            </w:pPr>
-            <w:r>
-              <w:t xml:space="preserve">47</w:t>
-            </w:r>
-          </w:p>
-        </w:tc>
-        <w:tc>
-          <w:tcPr/>
-          <w:p>
-            <w:pPr>
-              <w:pStyle w:val="Compact"/>
-              <w:jc w:val="right"/>
-            </w:pPr>
-            <w:r>
-              <w:t xml:space="preserve">1.000</w:t>
-            </w:r>
-          </w:p>
-        </w:tc>
-      </w:tr>
-      <w:tr>
-        <w:tc>
-          <w:tcPr/>
-          <w:p>
-            <w:pPr>
-              <w:pStyle w:val="Compact"/>
-              <w:jc w:val="left"/>
-            </w:pPr>
-            <w:r>
-              <w:t xml:space="preserve">Tercile-split (N=132; double-excluded = low/low tercile)</w:t>
-            </w:r>
-          </w:p>
-        </w:tc>
-        <w:tc>
-          <w:tcPr/>
-          <w:p>
-            <w:pPr>
-              <w:pStyle w:val="Compact"/>
-              <w:jc w:val="right"/>
-            </w:pPr>
-            <w:r>
-              <w:t xml:space="preserve">25</w:t>
-            </w:r>
-          </w:p>
-        </w:tc>
-        <w:tc>
-          <w:tcPr/>
-          <w:p>
-            <w:pPr>
-              <w:pStyle w:val="Compact"/>
-              <w:jc w:val="right"/>
-            </w:pPr>
-            <w:r>
-              <w:t xml:space="preserve">0.532</w:t>
-            </w:r>
-          </w:p>
-        </w:tc>
-      </w:tr>
-      <w:tr>
-        <w:tc>
-          <w:tcPr/>
-          <w:p>
-            <w:pPr>
-              <w:pStyle w:val="Compact"/>
-              <w:jc w:val="left"/>
-            </w:pPr>
-            <w:r>
-              <w:t xml:space="preserve">HCI-2018-only median-split (N=126)</w:t>
-            </w:r>
-          </w:p>
-        </w:tc>
-        <w:tc>
-          <w:tcPr/>
-          <w:p>
-            <w:pPr>
-              <w:pStyle w:val="Compact"/>
-              <w:jc w:val="right"/>
-            </w:pPr>
-            <w:r>
-              <w:t xml:space="preserve">46</w:t>
-            </w:r>
-          </w:p>
-        </w:tc>
-        <w:tc>
-          <w:tcPr/>
-          <w:p>
-            <w:pPr>
-              <w:pStyle w:val="Compact"/>
-              <w:jc w:val="right"/>
-            </w:pPr>
-            <w:r>
-              <w:t xml:space="preserve">0.938</w:t>
-            </w:r>
-          </w:p>
-        </w:tc>
-      </w:tr>
-    </w:tbl>
-    <w:bookmarkStart w:id="111" w:name="country-sets-per-specification"/>
-    <w:p>
-      <w:pPr>
-        <w:pStyle w:val="Heading5"/>
-      </w:pPr>
-      <w:r>
-        <w:t xml:space="preserve">Country sets per specification</w:t>
-      </w:r>
-    </w:p>
-    <w:p>
-      <w:pPr>
-        <w:pStyle w:val="FirstParagraph"/>
-      </w:pPr>
-      <w:r>
-        <w:rPr>
-          <w:b/>
-          <w:bCs/>
-        </w:rPr>
-        <w:t xml:space="preserve">Median-split (headline):</w:t>
-      </w:r>
-      <w:r>
-        <w:t xml:space="preserve"> </w:t>
-      </w:r>
-      <w:r>
-        <w:rPr>
-          <w:rStyle w:val="VerbatimChar"/>
-        </w:rPr>
-        <w:t xml:space="preserve">AFG; AGO; BDI; BFA; BWA; CAF; CMR; COD; COG; COM; GAB; GIN; GMB; GTM; GUY; HND; HTI; IRQ; KHM; KIR; LAO; LBR; LSO; MDG; MHL; MLI; MMR; MOZ; MRT; MWI; NAM; NER; PNG; SDN; SLB; SLE; SSD; SWZ; TCD; TGO; TJK; TLS; TUV; UGA; VUT; YEM; ZWE</w:t>
-      </w:r>
-    </w:p>
-    <w:p>
-      <w:pPr>
-        <w:pStyle w:val="BodyText"/>
-      </w:pPr>
-      <w:r>
-        <w:rPr>
-          <w:b/>
-          <w:bCs/>
-        </w:rPr>
-        <w:t xml:space="preserve">Tercile-split (low/low):</w:t>
-      </w:r>
-      <w:r>
-        <w:t xml:space="preserve"> </w:t>
-      </w:r>
-      <w:r>
-        <w:rPr>
-          <w:rStyle w:val="VerbatimChar"/>
-        </w:rPr>
-        <w:t xml:space="preserve">AFG; AGO; BDI; CAF; COD; COG; COM; GIN; GMB; HTI; LBR; MDG; MHL; MLI; MOZ; MWI; NER; PNG; SDN; SLB; SLE; SSD; SWZ; TCD; YEM</w:t>
-      </w:r>
-    </w:p>
-    <w:p>
-      <w:pPr>
-        <w:pStyle w:val="BodyText"/>
-      </w:pPr>
-      <w:r>
-        <w:rPr>
-          <w:b/>
-          <w:bCs/>
-        </w:rPr>
-        <w:t xml:space="preserve">HCI-2018-only median-split:</w:t>
-      </w:r>
-      <w:r>
-        <w:t xml:space="preserve"> </w:t>
-      </w:r>
-      <w:r>
-        <w:rPr>
-          <w:rStyle w:val="VerbatimChar"/>
-        </w:rPr>
-        <w:t xml:space="preserve">AFG; AGO; BDI; BFA; BWA; CMR; COD; COG; COM; GAB; GIN; GMB; GTM; GUY; HND; HTI; IRQ; KHM; KIR; LAO; LBR; LSO; MDG; MHL; MLI; MMR; MOZ; MRT; MWI; NAM; NER; NIC; PNG; SDN; SLB; SLE; SSD; SWZ; TCD; TGO; TLS; TUV; UGA; VUT; YEM; ZWE</w:t>
-      </w:r>
-    </w:p>
-    <w:bookmarkEnd w:id="111"/>
-    <w:bookmarkEnd w:id="112"/>
-    <w:bookmarkEnd w:id="113"/>
-    <w:bookmarkEnd w:id="114"/>
-    <w:bookmarkStart w:id="138" w:name="appendix-b-robustness-checks"/>
-    <w:p>
-      <w:pPr>
-        <w:pStyle w:val="Heading1"/>
-      </w:pPr>
-      <w:r>
-        <w:t xml:space="preserve">Appendix B: Robustness checks</w:t>
-      </w:r>
-    </w:p>
-    <w:p>
-      <w:pPr>
-        <w:pStyle w:val="FirstParagraph"/>
-      </w:pPr>
-      <w:r>
-        <w:t xml:space="preserve">The pre-commitment framework treats the robustness exercises below as first-class methodological findings rather than caveats. The treatment-encoding grid (B.1) and the WGI operationalization variants (B.2) establish that the headline within-country coefficient is sign-stable across the encoding choices the literature has historically left unspecified. The China-aid robustness (B.3) confirms the OECD CRS coefficient is unmoved by adding parallel AidData GCDF flows. The HLO measure-fragility (B.4) and UIS-augmented listwise (B.5) document where the headline does not survive sign-agreement — material findings for what cross-country aid-learning panel evidence can rigorously claim at the current measurement frontier. The MCAR test (B.6) provides the empirical ground on which ADR-0012 retires the multiple-imputation robustness. The Dumitrescu-Hurlin Granger pre-test (B.7) documents the small-T limit that forecloses both the GMM remedy and the Granger pre-commit.</w:t>
-      </w:r>
-    </w:p>
-    <w:bookmarkStart w:id="118" w:name="X5995b4ba02e1caed14466c58ae03c94db90a457"/>
+    <w:bookmarkStart w:id="96" w:name="X422745d8b9d8aa62e3a4bb9dbbbb0f6b7ca74de"/>
     <w:p>
       <w:pPr>
         <w:pStyle w:val="Heading2"/>
       </w:pPr>
       <w:r>
-        <w:t xml:space="preserve">B.1 Treatment-encoding sensitivity (16-cell grid; ADR-0005)</w:t>
+        <w:t xml:space="preserve">B.1 Treatment-encoding sensitivity (16-cell grid; PAP-0005)</w:t>
       </w:r>
     </w:p>
-    <w:bookmarkStart w:id="117" w:name="X582ec27df81f514d46a1fdd21120470b5955847"/>
+    <w:bookmarkStart w:id="95" w:name="X582ec27df81f514d46a1fdd21120470b5955847"/>
     <w:p>
       <w:pPr>
         <w:pStyle w:val="Heading4"/>
@@ -16136,7 +13766,7 @@
         <w:t xml:space="preserve">p&lt;0.1.</w:t>
       </w:r>
     </w:p>
-    <w:bookmarkStart w:id="115" w:name="hlo-outcome-1"/>
+    <w:bookmarkStart w:id="93" w:name="hlo-outcome-1"/>
     <w:p>
       <w:pPr>
         <w:pStyle w:val="Heading5"/>
@@ -18005,8 +15635,8 @@
         </w:tc>
       </w:tr>
     </w:tbl>
-    <w:bookmarkEnd w:id="115"/>
-    <w:bookmarkStart w:id="116" w:name="lays-outcome-1"/>
+    <w:bookmarkEnd w:id="93"/>
+    <w:bookmarkStart w:id="94" w:name="lays-outcome-1"/>
     <w:p>
       <w:pPr>
         <w:pStyle w:val="Heading5"/>
@@ -19867,19 +17497,19 @@
         </w:tc>
       </w:tr>
     </w:tbl>
-    <w:bookmarkEnd w:id="116"/>
-    <w:bookmarkEnd w:id="117"/>
-    <w:bookmarkEnd w:id="118"/>
-    <w:bookmarkStart w:id="124" w:name="X6628dfa1638c2bca0a9c937b6626322759b5bd8"/>
+    <w:bookmarkEnd w:id="94"/>
+    <w:bookmarkEnd w:id="95"/>
+    <w:bookmarkEnd w:id="96"/>
+    <w:bookmarkStart w:id="102" w:name="X2852fcd8a799f3fbc56af74af66c10dae82a6a6"/>
     <w:p>
       <w:pPr>
         <w:pStyle w:val="Heading2"/>
       </w:pPr>
       <w:r>
-        <w:t xml:space="preserve">B.2 WGI operationalization variants (ADR-0009)</w:t>
+        <w:t xml:space="preserve">B.2 WGI operationalization variants (PAP-0009)</w:t>
       </w:r>
     </w:p>
-    <w:bookmarkStart w:id="123" w:name="Xee6576fc8e847602f600475edc74f88728c73e4"/>
+    <w:bookmarkStart w:id="101" w:name="Xee6576fc8e847602f600475edc74f88728c73e4"/>
     <w:p>
       <w:pPr>
         <w:pStyle w:val="Heading4"/>
@@ -19919,7 +17549,7 @@
         <w:t xml:space="preserve">PC1 variance share: 0.764. All six PC1 loadings positive after sign-flip: TRUE.</w:t>
       </w:r>
     </w:p>
-    <w:bookmarkStart w:id="121" w:name="Xad2c0501ffea000c9ffce75f1a69ae5900dd0e8"/>
+    <w:bookmarkStart w:id="99" w:name="Xad2c0501ffea000c9ffce75f1a69ae5900dd0e8"/>
     <w:p>
       <w:pPr>
         <w:pStyle w:val="Heading5"/>
@@ -19928,7 +17558,7 @@
         <w:t xml:space="preserve">ODA coefficient across WGI representations</w:t>
       </w:r>
     </w:p>
-    <w:bookmarkStart w:id="119" w:name="hlo-outcome-2"/>
+    <w:bookmarkStart w:id="97" w:name="hlo-outcome-2"/>
     <w:p>
       <w:pPr>
         <w:pStyle w:val="Heading6"/>
@@ -20440,8 +18070,8 @@
         </w:tc>
       </w:tr>
     </w:tbl>
-    <w:bookmarkEnd w:id="119"/>
-    <w:bookmarkStart w:id="120" w:name="lays-outcome-2"/>
+    <w:bookmarkEnd w:id="97"/>
+    <w:bookmarkStart w:id="98" w:name="lays-outcome-2"/>
     <w:p>
       <w:pPr>
         <w:pStyle w:val="Heading6"/>
@@ -20945,9 +18575,9 @@
         </w:tc>
       </w:tr>
     </w:tbl>
-    <w:bookmarkEnd w:id="120"/>
-    <w:bookmarkEnd w:id="121"/>
-    <w:bookmarkStart w:id="122" w:name="Xbdbaa20f1bb287209453845797644654aab189f"/>
+    <w:bookmarkEnd w:id="98"/>
+    <w:bookmarkEnd w:id="99"/>
+    <w:bookmarkStart w:id="100" w:name="Xbdbaa20f1bb287209453845797644654aab189f"/>
     <w:p>
       <w:pPr>
         <w:pStyle w:val="Heading5"/>
@@ -21403,19 +19033,19 @@
         <w:t xml:space="preserve">.</w:t>
       </w:r>
     </w:p>
-    <w:bookmarkEnd w:id="122"/>
-    <w:bookmarkEnd w:id="123"/>
-    <w:bookmarkEnd w:id="124"/>
-    <w:bookmarkStart w:id="130" w:name="b.3-chinese-aid-robustness-adr-0008"/>
+    <w:bookmarkEnd w:id="100"/>
+    <w:bookmarkEnd w:id="101"/>
+    <w:bookmarkEnd w:id="102"/>
+    <w:bookmarkStart w:id="108" w:name="b.3-chinese-aid-robustness-pap-0008"/>
     <w:p>
       <w:pPr>
         <w:pStyle w:val="Heading2"/>
       </w:pPr>
       <w:r>
-        <w:t xml:space="preserve">B.3 Chinese aid robustness (ADR-0008)</w:t>
+        <w:t xml:space="preserve">B.3 Chinese aid robustness (PAP-0008)</w:t>
       </w:r>
     </w:p>
-    <w:bookmarkStart w:id="129" w:name="X7036b49db76036f564080fba237ae9b0690629f"/>
+    <w:bookmarkStart w:id="107" w:name="X7036b49db76036f564080fba237ae9b0690629f"/>
     <w:p>
       <w:pPr>
         <w:pStyle w:val="Heading4"/>
@@ -21490,7 +19120,7 @@
         <w:t xml:space="preserve">p&lt;0.1.</w:t>
       </w:r>
     </w:p>
-    <w:bookmarkStart w:id="125" w:name="hlo-outcome-all-sample"/>
+    <w:bookmarkStart w:id="103" w:name="hlo-outcome-all-sample"/>
     <w:p>
       <w:pPr>
         <w:pStyle w:val="Heading5"/>
@@ -22092,8 +19722,8 @@
         </w:tc>
       </w:tr>
     </w:tbl>
-    <w:bookmarkEnd w:id="125"/>
-    <w:bookmarkStart w:id="126" w:name="hlo-outcome-ssa-sample"/>
+    <w:bookmarkEnd w:id="103"/>
+    <w:bookmarkStart w:id="104" w:name="hlo-outcome-ssa-sample"/>
     <w:p>
       <w:pPr>
         <w:pStyle w:val="Heading5"/>
@@ -22691,8 +20321,8 @@
         </w:tc>
       </w:tr>
     </w:tbl>
-    <w:bookmarkEnd w:id="126"/>
-    <w:bookmarkStart w:id="127" w:name="lays-outcome-all-sample"/>
+    <w:bookmarkEnd w:id="104"/>
+    <w:bookmarkStart w:id="105" w:name="lays-outcome-all-sample"/>
     <w:p>
       <w:pPr>
         <w:pStyle w:val="Heading5"/>
@@ -23290,8 +20920,8 @@
         </w:tc>
       </w:tr>
     </w:tbl>
-    <w:bookmarkEnd w:id="127"/>
-    <w:bookmarkStart w:id="128" w:name="lays-outcome-ssa-sample"/>
+    <w:bookmarkEnd w:id="105"/>
+    <w:bookmarkStart w:id="106" w:name="lays-outcome-ssa-sample"/>
     <w:p>
       <w:pPr>
         <w:pStyle w:val="Heading5"/>
@@ -23889,19 +21519,19 @@
         </w:tc>
       </w:tr>
     </w:tbl>
-    <w:bookmarkEnd w:id="128"/>
-    <w:bookmarkEnd w:id="129"/>
-    <w:bookmarkEnd w:id="130"/>
-    <w:bookmarkStart w:id="132" w:name="X20a970173b305a008b34a11d8a04c8e21a62cfe"/>
+    <w:bookmarkEnd w:id="106"/>
+    <w:bookmarkEnd w:id="107"/>
+    <w:bookmarkEnd w:id="108"/>
+    <w:bookmarkStart w:id="110" w:name="Xc568b828f98e862bee40a66218375b00e66d344"/>
     <w:p>
       <w:pPr>
         <w:pStyle w:val="Heading2"/>
       </w:pPr>
       <w:r>
-        <w:t xml:space="preserve">B.4 HLO measure-fragility — AAP-2018 full + overlap (ADR-0004)</w:t>
+        <w:t xml:space="preserve">B.4 HLO measure-fragility — AAP-2018 full + overlap (PAP-0004)</w:t>
       </w:r>
     </w:p>
-    <w:bookmarkStart w:id="131" w:name="X6ce510fd7961764c78c2f5a678b1ee6e83d1342"/>
+    <w:bookmarkStart w:id="109" w:name="X6ce510fd7961764c78c2f5a678b1ee6e83d1342"/>
     <w:p>
       <w:pPr>
         <w:pStyle w:val="Heading4"/>
@@ -24410,18 +22040,18 @@
         <w:t xml:space="preserve">(AAP’s pre-2010 epoch vs primary’s 2010-2020). If full-AAP and overlap-AAP agree → measure-effect. If they disagree → window-effect.</w:t>
       </w:r>
     </w:p>
-    <w:bookmarkEnd w:id="131"/>
-    <w:bookmarkEnd w:id="132"/>
-    <w:bookmarkStart w:id="134" w:name="X7dc7a8510f3b771e46d31a9f2678e4f8003b1e1"/>
+    <w:bookmarkEnd w:id="109"/>
+    <w:bookmarkEnd w:id="110"/>
+    <w:bookmarkStart w:id="112" w:name="X95c617f4172bad143e0d7669829308ecae91aa0"/>
     <w:p>
       <w:pPr>
         <w:pStyle w:val="Heading2"/>
       </w:pPr>
       <w:r>
-        <w:t xml:space="preserve">B.5 UIS-augmented listwise (ADR-0006 Robustness 1)</w:t>
+        <w:t xml:space="preserve">B.5 UIS-augmented listwise (PAP-0006 Robustness 1)</w:t>
       </w:r>
     </w:p>
-    <w:bookmarkStart w:id="133" w:name="Xd199ed3128ba45ca7eae48cdfdbc5e7b3ddeae7"/>
+    <w:bookmarkStart w:id="111" w:name="Xd199ed3128ba45ca7eae48cdfdbc5e7b3ddeae7"/>
     <w:p>
       <w:pPr>
         <w:pStyle w:val="Heading4"/>
@@ -24928,9 +22558,9 @@
         <w:t xml:space="preserve">if primary, listwise-UIS, and (former) MI-UIS all give the same sign and within-CI magnitude, the result is robust to the UIS-inclusion choice. With MI retired by ADR-0012, the listwise vs primary comparison carries the full robustness burden in that direction.</w:t>
       </w:r>
     </w:p>
-    <w:bookmarkEnd w:id="133"/>
-    <w:bookmarkEnd w:id="134"/>
-    <w:bookmarkStart w:id="135" w:name="b.6-littles-mcar-test-results"/>
+    <w:bookmarkEnd w:id="111"/>
+    <w:bookmarkEnd w:id="112"/>
+    <w:bookmarkStart w:id="113" w:name="b.6-littles-mcar-test-results"/>
     <w:p>
       <w:pPr>
         <w:pStyle w:val="Heading2"/>
@@ -25047,11 +22677,11 @@
         <w:pStyle w:val="FirstParagraph"/>
       </w:pPr>
       <w:r>
-        <w:t xml:space="preserve">The MAR assumption multiple imputation requires is therefore not empirically supportable on this data; ADR-0012 retires the MI sub-commitment of ADR-0006 on this basis (in conjunction with the project’s no-fabrication discipline; CLAUDE.md).</w:t>
+        <w:t xml:space="preserve">The MAR assumption multiple imputation requires is therefore not empirically supportable on this data; PAP-0012 retires the MI sub-commitment of PAP-0006 on this basis (in conjunction with the project’s no-fabrication discipline).</w:t>
       </w:r>
     </w:p>
-    <w:bookmarkEnd w:id="135"/>
-    <w:bookmarkStart w:id="137" w:name="X7a489275ca3ae3c73334f59590e9379de051949"/>
+    <w:bookmarkEnd w:id="113"/>
+    <w:bookmarkStart w:id="115" w:name="X7a489275ca3ae3c73334f59590e9379de051949"/>
     <w:p>
       <w:pPr>
         <w:pStyle w:val="Heading2"/>
@@ -25060,7 +22690,7 @@
         <w:t xml:space="preserve">B.7 Dumitrescu-Hurlin panel Granger pre-test</w:t>
       </w:r>
     </w:p>
-    <w:bookmarkStart w:id="136" w:name="pass-1-granger-causality-test-panel"/>
+    <w:bookmarkStart w:id="114" w:name="pass-1-granger-causality-test-panel"/>
     <w:p>
       <w:pPr>
         <w:pStyle w:val="Heading4"/>
@@ -25364,13 +22994,13 @@
         <w:pStyle w:val="BodyText"/>
       </w:pPr>
       <w:r>
-        <w:t xml:space="preserve">The test requires T &gt; 5 + 3·order = 8 per country at order 1, and is therefore not estimable on the HCI-cycle panel (T_eff ≤ 4). The same small-T limit forecloses the Arellano-Bond difference-GMM remedy committed in ADR-0010 (Bond 2002 minimum T ≥ 5–10).</w:t>
+        <w:t xml:space="preserve">The test requires T &gt; 5 + 3·order = 8 per country at order 1, and is therefore not estimable on the HCI-cycle panel (T_eff ≤ 4). The same small-T limit forecloses the Arellano-Bond difference-GMM remedy committed in PAP-0010 (Bond 2002 minimum T ≥ 5–10).</w:t>
       </w:r>
     </w:p>
-    <w:bookmarkEnd w:id="136"/>
-    <w:bookmarkEnd w:id="137"/>
-    <w:bookmarkEnd w:id="138"/>
-    <w:bookmarkStart w:id="139" w:name="appendix-c-variable-operationalization"/>
+    <w:bookmarkEnd w:id="114"/>
+    <w:bookmarkEnd w:id="115"/>
+    <w:bookmarkEnd w:id="116"/>
+    <w:bookmarkStart w:id="117" w:name="appendix-c-variable-operationalization"/>
     <w:p>
       <w:pPr>
         <w:pStyle w:val="Heading1"/>
@@ -25600,7 +23230,7 @@
               <w:pStyle w:val="Compact"/>
             </w:pPr>
             <w:r>
-              <w:t xml:space="preserve">6 governance dimensions × estimate/SE/n_sources; PCA-PC1 primary per ADR-0009</w:t>
+              <w:t xml:space="preserve">6 governance dimensions × estimate/SE/n_sources; PCA-PC1 primary per PAP-0009</w:t>
             </w:r>
           </w:p>
         </w:tc>
@@ -25646,7 +23276,7 @@
               <w:pStyle w:val="Compact"/>
             </w:pPr>
             <w:r>
-              <w:t xml:space="preserve">220 countries; 1970–2023; 91.8% SSA missing on private expenditure (Robustness only per ADR-0006)</w:t>
+              <w:t xml:space="preserve">220 countries; 1970–2023; 91.8% SSA missing on private expenditure (Robustness only per PAP-0006)</w:t>
             </w:r>
           </w:p>
         </w:tc>
@@ -25696,7 +23326,7 @@
               <w:t xml:space="preserve"> </w:t>
             </w:r>
             <w:r>
-              <w:t xml:space="preserve">per ADR-0005</w:t>
+              <w:t xml:space="preserve">per PAP-0005</w:t>
             </w:r>
           </w:p>
         </w:tc>
@@ -25802,41 +23432,6 @@
             </w:pPr>
             <w:r>
               <w:t xml:space="preserve">195 countries; 2020–2022</w:t>
-            </w:r>
-          </w:p>
-        </w:tc>
-      </w:tr>
-      <w:tr>
-        <w:tc>
-          <w:tcPr/>
-          <w:p>
-            <w:pPr>
-              <w:pStyle w:val="Compact"/>
-            </w:pPr>
-            <w:r>
-              <w:t xml:space="preserve">Oxford Insights GARI</w:t>
-            </w:r>
-          </w:p>
-        </w:tc>
-        <w:tc>
-          <w:tcPr/>
-          <w:p>
-            <w:pPr>
-              <w:pStyle w:val="Compact"/>
-            </w:pPr>
-            <w:r>
-              <w:t xml:space="preserve">AI Readiness Index — 6 pillars + derived composite</w:t>
-            </w:r>
-          </w:p>
-        </w:tc>
-        <w:tc>
-          <w:tcPr/>
-          <w:p>
-            <w:pPr>
-              <w:pStyle w:val="Compact"/>
-            </w:pPr>
-            <w:r>
-              <w:t xml:space="preserve">195 countries; 2025 edition</w:t>
             </w:r>
           </w:p>
         </w:tc>
@@ -25877,7 +23472,7 @@
         <w:t xml:space="preserve"> </w:t>
       </w:r>
       <w:r>
-        <w:t xml:space="preserve">§3.6 and ADR-0009. ISO3 normalization and the sub-national-row drop log are at</w:t>
+        <w:t xml:space="preserve">§3.6 and PAP-0009. ISO3 normalization and the sub-national-row drop log are at</w:t>
       </w:r>
       <w:r>
         <w:t xml:space="preserve"> </w:t>
@@ -25895,7 +23490,7 @@
         <w:t xml:space="preserve">per source.</w:t>
       </w:r>
     </w:p>
-    <w:bookmarkEnd w:id="139"/>
+    <w:bookmarkEnd w:id="117"/>
     <w:sectPr>
       <w:footnotePr>
         <w:numRestart w:val="eachSect"/>

--- a/drafts/aid_without_learning.docx
+++ b/drafts/aid_without_learning.docx
@@ -52,23 +52,7 @@
         <w:t xml:space="preserve"> </w:t>
       </w:r>
       <w:r>
-        <w:t xml:space="preserve">but the field has paid less attention to whether the answer is stable across the methodological choices it conditions on. We assemble a 133-country, 2010–2020 panel from OECD CRS disbursements, World Bank Human Capital Index Harmonized Learning Outcomes (HLO), and the standard macro / governance / sector controls, and we run a pre-specified five-model architecture (cross-section, within-country fixed effects, multilevel, intervention-typology ANOVA, counterfactual simulation) under an</w:t>
-      </w:r>
-      <w:r>
-        <w:t xml:space="preserve"> </w:t>
-      </w:r>
-      <w:r>
-        <w:rPr>
-          <w:i/>
-          <w:iCs/>
-        </w:rPr>
-        <w:t xml:space="preserve">ex ante</w:t>
-      </w:r>
-      <w:r>
-        <w:t xml:space="preserve"> </w:t>
-      </w:r>
-      <w:r>
-        <w:t xml:space="preserve">commitment design in which every consequential analytical choice is locked in a pre-analysis plan before its analysis runs. The within-country fixed-effects specification recovers a positive aid-to-learning coefficient (β = +11.14 HLO points per unit log treatment; p ≈ 0.05; N = 143 country-cycles) on the World Bank HCI HLO outcome — the empirical observation cross-country panel evidence at this data shape supports in the WB HCI HLOS specification — with the published-measure-sensitivity caveats documented below. The pre-commitment design, however, surfaces three findings that reshape how to read this result. First, the four-bucket intervention typology the literature treats as policy-relevant (infrastructure / teacher training / curriculum / budget support) is not extractable from CRS project metadata at the inter-method agreement threshold we committed to; the ANOVA does not run. Second, substituting the published AAP-2018 harmonized learning measure for the World Bank HCI HLO measure flips the within-country coefficient’s sign in both the full and the overlap-window samples (β = −16.67 and −3.94 respectively); the headline is measure-sensitive. Third, the standard multiple-imputation robustness check the missingness PAP pre-committed to requires assumptions our MCAR test pre-committed to running already refutes. We position the paper in the methodological-reflection tradition</w:t>
+        <w:t xml:space="preserve">but the literature has paid less attention to whether the answer is stable across the methodological choices it conditions on. We assemble a 133-country, 2010–2020 panel from OECD CRS disbursements, World Bank Human Capital Index Harmonized Learning Outcomes (HLO), and the standard macro / governance / sector controls. We run the five-model architecture set in writing before analysis began — cross-section, within-country fixed effects, multilevel, intervention-typology ANOVA, counterfactual simulation — each governed by an analytical decision recorded in advance of the result that depended on it. The within-country fixed-effects specification recovers a positive aid-to-learning coefficient on the WB HCI HLO outcome: β = +11.14 HLO points per unit log treatment (p ≈ 0.05; N = 143 country-cycles). This number is not the paper’s principal contribution. Three commitments made in advance each surfaced a result the cross-country aid-learning literature has under-engaged with. The four-bucket intervention typology the literature treats as policy-relevant cannot be extracted from CRS project metadata at the inter-method agreement threshold we committed to; Model 4 was dropped. Refitting the within-country coefficient on the Altinok-Angrist-Patrinos (2018) alternative harmonized measure reverses its sign in both the full and overlap-window samples (β = −16.67 and −3.94 respectively); the headline does not generalize across the harmonization choice. The multiple-imputation robustness the missingness plan called for requires assumptions the MCAR test the same plan called for already refutes; we retire MI in favor of the listwise specification. We position the paper alongside the methodological-reflection strand in development empirics</w:t>
       </w:r>
       <w:r>
         <w:t xml:space="preserve"> </w:t>
@@ -129,7 +113,7 @@
           <w:i/>
           <w:iCs/>
         </w:rPr>
-        <w:t xml:space="preserve">a calibrated map of what cross-country aid-effectiveness panel evidence can and cannot say at the current data frontier</w:t>
+        <w:t xml:space="preserve">a calibrated map of what cross-country aid-effectiveness panel evidence can and cannot defend on data of this shape</w:t>
       </w:r>
       <w:r>
         <w:t xml:space="preserve">.</w:t>
@@ -214,7 +198,7 @@
         <w:t xml:space="preserve">)</w:t>
       </w:r>
       <w:r>
-        <w:t xml:space="preserve">. The empirical record on whether aid actually moves learning, however, is contested — and the contestation depends as much on methodological choices as on substantive findings.</w:t>
+        <w:t xml:space="preserve">. The empirical record on whether aid actually moves learning, however, is contested — and the contestation depends as much on methodological choices as on the findings themselves.</w:t>
       </w:r>
     </w:p>
     <w:p>
@@ -222,7 +206,7 @@
         <w:pStyle w:val="BodyText"/>
       </w:pPr>
       <w:r>
-        <w:t xml:space="preserve">This paper assembles the canonical cross-country panel the contestation has been conducted on, runs a pre-specified five-model architecture, and operates under a design choice the cross-country aid-effectiveness literature has not historically committed to:</w:t>
+        <w:t xml:space="preserve">This paper assembles the canonical cross-country panel the contestation has been conducted on, runs a five-model architecture set in writing before analysis began, and operates under a design choice the cross-country aid-effectiveness literature has not historically committed to:</w:t>
       </w:r>
       <w:r>
         <w:t xml:space="preserve"> </w:t>
@@ -232,10 +216,10 @@
           <w:i/>
           <w:iCs/>
         </w:rPr>
-        <w:t xml:space="preserve">every consequential analytical decision is locked in writing in a pre-analysis plan (PAP) before the analysis whose result the decision would influence runs</w:t>
-      </w:r>
-      <w:r>
-        <w:t xml:space="preserve">. Each PAP names the options considered, the criterion that would distinguish them, and the threshold at which the criterion would be considered met. When the analysis runs, the criterion either is or is not met; the record makes the outcome auditable and the response disciplined. A pre-registered diagnostic battery and a post-draft adversarial review protocol add second and third tiers of pre-commitment around the manuscript itself.</w:t>
+        <w:t xml:space="preserve">every consequential analytical decision is recorded in a written pre-analysis plan (PAP) before the analysis whose result the decision would influence runs</w:t>
+      </w:r>
+      <w:r>
+        <w:t xml:space="preserve">. Each PAP names the options considered, the criterion that would distinguish them, and the threshold at which the criterion would be considered met. When the analysis runs, the criterion either is or is not met; the record makes the outcome auditable and the response disciplined. A diagnostic battery committed in advance and a post-draft adversarial review add second and third tiers of discipline around the manuscript itself.</w:t>
       </w:r>
     </w:p>
     <w:p>
@@ -243,7 +227,7 @@
         <w:pStyle w:val="BodyText"/>
       </w:pPr>
       <w:r>
-        <w:t xml:space="preserve">The within-country panel fixed-effects specification recovers a positive aid-to-learning coefficient: β = +11.14 HLO points per unit log of three-year-moving-average constant-USD CRS disbursement (country-clustered SE = 5.52, p ≈ 0.05, N = 143 country-cycles); the cross-sectional specification on the same panel and the same covariates yields β = −1.36, not significant.</w:t>
+        <w:t xml:space="preserve">The within-country panel fixed-effects specification recovers a positive aid-to-learning coefficient: β = +11.14 HLO points per unit log of three-year-moving-average constant-USD CRS disbursement (country-clustered SE = 5.52, p ≈ 0.05, N = 143 country-cycles). The cross-sectional specification on the same panel and the same covariates yields β = −1.36, not significant.</w:t>
       </w:r>
       <w:r>
         <w:t xml:space="preserve"> </w:t>
@@ -259,7 +243,7 @@
         <w:t xml:space="preserve"> </w:t>
       </w:r>
       <w:r>
-        <w:t xml:space="preserve">Three pre-committed methodology gates each surfaced a result the cross-country aid-learning literature has under-engaged with. PAP-0007 (intervention-typology extraction): the four-bucket typology is not recoverable from CRS metadata at any defensible inter-method agreement threshold (raw agreement 39%; Cohen’s κ 0.19; unclassified 76%); Model 4 was dropped. PAP-0004 (published-measure robustness): refitting the within-country coefficient on the Altinok-Angrist-Patrinos (2018) alternative HLO measure reverses the sign in both the full and the year-overlap window samples (β = −16.67 and −3.94 respectively); the headline does not survive sign-agreement across the published harmonization choice. PAP-0006 (missing-data sensitivity): the pre-committed MCAR test rejects MCAR at p ≪ 10⁻⁶, so the MAR assumption multiple imputation requires is empirically unsupportable; PAP-0012 retires the MI sub-commitment in favor of the listwise spec alone.</w:t>
+        <w:t xml:space="preserve">Three commitments made in advance each surfaced a result the cross-country aid-learning literature has under-engaged with. PAP-0007 (intervention-typology extraction): the four-bucket typology is not recoverable from CRS metadata at any defensible inter-method agreement threshold (raw agreement 39%; Cohen’s κ 0.19; unclassified 76%); Model 4 was dropped. PAP-0004 (published-measure robustness): refitting the within-country coefficient on the Altinok-Angrist-Patrinos (2018) alternative HLO measure reverses the sign in both the full and the year-overlap window samples (β = −16.67 and −3.94 respectively); the headline does not survive sign-agreement across the published harmonization choice. PAP-0006 (missing-data sensitivity): the MCAR test we committed to running rejects MCAR at p ≪ 10⁻⁶, so the MAR assumption multiple imputation requires is empirically unsupportable; PAP-0012 retires the MI sub-commitment in favor of the listwise specification alone.</w:t>
       </w:r>
     </w:p>
     <w:p>
@@ -267,7 +251,7 @@
         <w:pStyle w:val="BodyText"/>
       </w:pPr>
       <w:r>
-        <w:t xml:space="preserve">§2 anchors the contribution in the literature; §3 describes the data and the pre-commitment design; §4 reports the empirical results; §5 discusses what the panel evidence can and cannot claim; §6 and §7 translate the methodological findings into policy and research-infrastructure implications.</w:t>
+        <w:t xml:space="preserve">§2 anchors the contribution in the literature; §3 describes the data and the analytical design; §4 reports the empirical results; §5 discusses what the panel evidence can and cannot defend; §6 and §7 translate the methodological findings into policy and research-infrastructure implications.</w:t>
       </w:r>
     </w:p>
     <w:bookmarkEnd w:id="10"/>
@@ -419,7 +403,7 @@
         <w:t xml:space="preserve"> </w:t>
       </w:r>
       <w:r>
-        <w:t xml:space="preserve">finding even where the substantive coefficient remained contested: interaction-effect claims in cross-country aid-effectiveness panels are sensitive to sample, specification, and the choice of instrument. The lesson is one our pre-commitment design takes seriously: in §3 we specify the within-country fixed-effects specification before estimating it, and we report sample and specification sensitivities in §4 rather than searching across them for the most favorable result.</w:t>
+        <w:t xml:space="preserve">finding even where the substantive coefficient remained contested: interaction-effect claims in cross-country aid-effectiveness panels are sensitive to sample, specification, and the choice of instrument. The lesson is one the design here takes seriously: in §3 we set the within-country fixed-effects specification before estimating it, and we report sample and specification sensitivities in §4 rather than searching across them for the most favorable result.</w:t>
       </w:r>
     </w:p>
     <w:p>
@@ -770,7 +754,7 @@
         <w:t xml:space="preserve"> </w:t>
       </w:r>
       <w:r>
-        <w:t xml:space="preserve">— which is the question the cross-country panel data we assemble is sized to answer, with the limits we own in §4 and §5. The original Model 4 design (a four-bucket intervention-typology ANOVA on CRS disbursements) was the planned operationalization of the field’s</w:t>
+        <w:t xml:space="preserve">— which is the question the cross-country panel data we assemble is sized to answer, with the limits we own in §4 and §5. The original Model 4 design (a four-bucket intervention-typology ANOVA on CRS disbursements) was the planned construction for the field’s</w:t>
       </w:r>
       <w:r>
         <w:t xml:space="preserve"> </w:t>
@@ -782,7 +766,7 @@
         <w:t xml:space="preserve"> </w:t>
       </w:r>
       <w:r>
-        <w:t xml:space="preserve">question; §4.4 reports the pre-committed protocol failure that prevents Model 4 from running on the available donor-reporting data. That failure is itself a finding for this literature — the pedagogical-vs-input-mass distinction the field treats as policy-load-bearing is</w:t>
+        <w:t xml:space="preserve">question; §4.4 reports the protocol failure (caught by the agreement gate set in advance) that prevents Model 4 from running on the available donor-reporting data. That failure is itself a finding for this literature — the pedagogical-vs-input-mass distinction the field treats as policy-load-bearing is</w:t>
       </w:r>
       <w:r>
         <w:t xml:space="preserve"> </w:t>
@@ -829,7 +813,7 @@
         <w:t xml:space="preserve"> </w:t>
       </w:r>
       <w:r>
-        <w:t xml:space="preserve">as itself a methodological contribution — not a caveat to be acknowledged before moving on, but a substantive finding the literature should know about. Sandefur’s</w:t>
+        <w:t xml:space="preserve">as itself a methodological contribution — not a caveat to be acknowledged before moving on, but a finding the literature should know about. Sandefur’s</w:t>
       </w:r>
       <w:r>
         <w:t xml:space="preserve"> </w:t>
@@ -954,7 +938,7 @@
         <w:t xml:space="preserve"> </w:t>
       </w:r>
       <w:r>
-        <w:t xml:space="preserve">concern carries: the cross-country-panel community has likewise tended to report a within-FE coefficient as if it were measure-independent, sample-independent, and identification-robust, when in fact each of those properties needs to be tested rather than assumed. The pre-commitment framework of this manuscript — and the §3 design that operationalizes it — places the paper deliberately in this lineage.</w:t>
+        <w:t xml:space="preserve">concern carries: the cross-country-panel community has likewise tended to report a within-FE coefficient as if it were measure-independent, sample-independent, and identification-robust, when in fact each of those properties needs to be tested rather than assumed. The methodology of this manuscript — and the §3 design that puts it into practice — places the paper deliberately in this lineage.</w:t>
       </w:r>
     </w:p>
     <w:bookmarkEnd w:id="13"/>
@@ -1381,7 +1365,7 @@
         <w:t xml:space="preserve"> </w:t>
       </w:r>
       <w:r>
-        <w:t xml:space="preserve">critique that the six WGI dimensions collapse to a single latent factor. PAP-0009 locks the operationalization as the PCA-collapsed first principal component (</w:t>
+        <w:t xml:space="preserve">critique that the six WGI dimensions collapse to a single latent factor. PAP-0009 locks the construction as the PCA-collapsed first principal component (</w:t>
       </w:r>
       <w:r>
         <w:rPr>
@@ -1432,13 +1416,13 @@
       </w:r>
     </w:p>
     <w:bookmarkEnd w:id="15"/>
-    <w:bookmarkStart w:id="16" w:name="pre-commitment-design"/>
+    <w:bookmarkStart w:id="16" w:name="analytical-design-and-pre-analysis-plans"/>
     <w:p>
       <w:pPr>
         <w:pStyle w:val="Heading2"/>
       </w:pPr>
       <w:r>
-        <w:t xml:space="preserve">3.2 3.2 Pre-commitment design</w:t>
+        <w:t xml:space="preserve">3.2 3.2 Analytical design and pre-analysis plans</w:t>
       </w:r>
     </w:p>
     <w:p>
@@ -1446,7 +1430,7 @@
         <w:pStyle w:val="FirstParagraph"/>
       </w:pPr>
       <w:r>
-        <w:t xml:space="preserve">The pre-commitment framework rests on a design choice the cross-country aid-effectiveness literature has not historically made: every consequential analytical decision is locked in a pre-analysis plan (PAP)</w:t>
+        <w:t xml:space="preserve">The design rests on a choice the cross-country aid-effectiveness literature has not historically made: every consequential analytical decision is recorded in a written pre-analysis plan (PAP)</w:t>
       </w:r>
       <w:r>
         <w:t xml:space="preserve"> </w:t>
@@ -1462,7 +1446,7 @@
         <w:t xml:space="preserve"> </w:t>
       </w:r>
       <w:r>
-        <w:t xml:space="preserve">the analysis whose result the decision would influence runs. Twelve PAPs were written across the paper’s analytical lifespan; Appendix A.1 inventories all twelve with status. The four load-bearing ones referenced repeatedly below are PAP-0002 (country universe, ODA-eligible ∩ ≥1 HLO observation, N = 133), PAP-0004 (HLO measure choice with a pre-specified sign-agreement gate), PAP-0005 (treatment construction as strictly-past 3-year MA of constant-USD disbursements), and PAP-0012 (retirement of the UIS multiple-imputation sub-commitment of PAP-0006 after MCAR rejection). PAP-0007 (CRS intervention typology) is the single Rejected PAP: its pre-committed inter-method agreement gate failed on all three criteria, retiring Model 4 before it produced defensible-looking but fragile results. The pre-analysis plan apparatus is the operational frame for treating every potentially-arbitrary methodological choice as a falsifiable gate the data must clear, not paperwork.</w:t>
+        <w:t xml:space="preserve">the analysis whose result the decision would influence runs. Twelve such plans were written across the paper’s analytical lifespan; Appendix A.1 inventories all twelve with status. The four load-bearing ones referenced repeatedly below are PAP-0002 (country universe, ODA-eligible ∩ ≥1 HLO observation, N = 133), PAP-0004 (HLO measure choice with a sign-agreement gate set in advance), PAP-0005 (treatment construction as strictly-past 3-year MA of constant-USD disbursements), and PAP-0012 (retirement of the UIS multiple-imputation sub-commitment of PAP-0006 after MCAR rejection). PAP-0007 (CRS intervention typology) is the single Rejected plan: its inter-method agreement gate failed on all three criteria, retiring Model 4 before it produced defensible-looking but fragile results. The plans are the operational frame for treating every potentially-arbitrary methodological choice as a falsifiable gate the data must clear, not paperwork.</w:t>
       </w:r>
     </w:p>
     <w:p>
@@ -1470,7 +1454,7 @@
         <w:pStyle w:val="BodyText"/>
       </w:pPr>
       <w:r>
-        <w:t xml:space="preserve">A pre-registered diagnostic battery sits alongside the PAP layer. Every statistical test, robustness specification, and reproducibility commitment the manuscript makes is documented in advance; each is then either executed (with the result reported in §4–§5), retired via documented PAP (the typology-ANOVA per PAP-0007; the UIS multiple imputation per PAP-0012), or noted as not feasible at the panel’s small T (the Dumitrescu-Hurlin Granger test and the Arellano-Bond GMM remedy of PAP-0010, both blocked by T_eff ≤ 4). The principal robustness check on the HLO measure produced a sign-flip the manuscript adapts to throughout.</w:t>
+        <w:t xml:space="preserve">A diagnostic battery committed in advance sits alongside the plans. Every statistical test, robustness specification, and reproducibility commitment the manuscript makes is documented before execution; each is then either executed (with the result reported in §4–§5), retired by an amending plan (the typology-ANOVA per PAP-0007; the UIS multiple imputation per PAP-0012), or noted as not feasible at the panel’s small T (the Dumitrescu-Hurlin Granger test and the Arellano-Bond GMM remedy of PAP-0010, both blocked by T_eff ≤ 4). The principal robustness check on the HLO measure produced a sign-flip the manuscript adapts to throughout.</w:t>
       </w:r>
     </w:p>
     <w:p>
@@ -1478,7 +1462,7 @@
         <w:pStyle w:val="BodyText"/>
       </w:pPr>
       <w:r>
-        <w:t xml:space="preserve">A post-draft adversarial review protocol completes the pre-commitment apparatus: an argumentative-coherence read on the assembled draft asking</w:t>
+        <w:t xml:space="preserve">A post-draft adversarial review completes the design: an argumentative-coherence read on the assembled draft asking</w:t>
       </w:r>
       <w:r>
         <w:t xml:space="preserve"> </w:t>
@@ -1507,7 +1491,7 @@
         <w:t xml:space="preserve"> </w:t>
       </w:r>
       <w:r>
-        <w:t xml:space="preserve">for repair or reframe. The collective discipline is straightforward: every claim the manuscript makes is traceable to a committed-in-advance diagnostic with documented status, and every methodological choice is locked in a PAP before the result that depends on it is generated.</w:t>
+        <w:t xml:space="preserve">for repair or reframe. The collective discipline is straightforward: every claim the manuscript makes traces to a diagnostic committed in advance with documented status, and every methodological choice is recorded before the result that depends on it is generated.</w:t>
       </w:r>
     </w:p>
     <w:bookmarkEnd w:id="16"/>
@@ -1551,7 +1535,7 @@
         <w:pStyle w:val="FirstParagraph"/>
       </w:pPr>
       <w:r>
-        <w:t xml:space="preserve">The pre-registered statistical-validity audit completed with the following dispositions across the twelve diagnostics committed in advance: each was either executed and passed; withdrawn per a documented PAP (the two ANOVA diagnostics under PAP-0007 Rejected); scope-resolved (the 3-level student-school-country HLM reframed to country-level only, pending PISA/TIMSS/PIRLS micro-data); deferred to a later argumentative-coherence and adversarial-read pass with documentation; or documented as not feasible at small T (the Dumitrescu-Hurlin Granger test and the System GMM remedy of PAP-0010 are both blocked by the HCI-cycle panel’s T_eff ≤ 4).</w:t>
+        <w:t xml:space="preserve">The statistical-validity audit ran across the twelve diagnostics committed in advance. Each was either executed and passed; withdrawn by an amending plan (the two ANOVA diagnostics under PAP-0007 Rejected); scope-resolved (the 3-level student-school-country HLM reframed to country-level only, pending PISA/TIMSS/PIRLS micro-data); deferred to a later argumentative-coherence and adversarial-read pass with documentation; or documented as not feasible at small T (the Dumitrescu-Hurlin Granger test and the System GMM remedy of PAP-0010 are both blocked by the HCI-cycle panel’s T_eff ≤ 4).</w:t>
       </w:r>
     </w:p>
     <w:p>
@@ -1559,7 +1543,7 @@
         <w:pStyle w:val="BodyText"/>
       </w:pPr>
       <w:r>
-        <w:t xml:space="preserve">The substantive audit finding is not the diagnostic-checklist completion. It is the failed HLO measure-sensitivity check: the principal robustness committed in PAP-0004 — refit Model 2’s headline specification on the AAP-2018 alternative outcome and verify sign agreement with the World Bank HCI HLOS specification — produced a sign-flip on both the full AAP coverage (β = −16.67, p = 0.009) and the overlap window restricted to year ≥ 2010 (β = −3.94, p = 0.66). The overlap-window null rules out sample-window composition as the sole driver; the harmonized-measure choice itself materially shapes the headline. PAP-0004 documents the failure; the manuscript adapts via the hedge route — the within-country positive headline is reported throughout the paper with explicit measure-qualification (</w:t>
+        <w:t xml:space="preserve">The important audit finding is not the checklist completion. It is the failed HLO measure-sensitivity check: the principal robustness committed in PAP-0004 — refit Model 2’s headline specification on the AAP-2018 alternative outcome and verify sign agreement with the World Bank HCI HLOS specification — produced a sign-flip on both the full AAP coverage (β = −16.67, p = 0.009) and the overlap window restricted to year ≥ 2010 (β = −3.94, p = 0.66). The overlap-window null rules out sample-window composition as the sole driver; the harmonized-measure choice itself materially shapes the headline. PAP-0004 documents the failure; the manuscript adapts via the hedge route — the within-country positive headline is reported throughout the paper with explicit measure-qualification (</w:t>
       </w:r>
       <w:r>
         <w:t xml:space="preserve">“</w:t>
@@ -1808,7 +1792,7 @@
         <w:t xml:space="preserve"> </w:t>
       </w:r>
       <w:r>
-        <w:t xml:space="preserve">(SE 2.48; p = 0.584; N = 120; R² = 0.444). The dominant cross-sectional correlate of HLO in this specification is WGI Government Effectiveness, at β = +24.5 HLO points per one-unit WGI improvement (p &lt; 0.01) — roughly half a within-universe standard deviation per unit of governance quality. The substantive read of Model 1 is straightforward: the cross-sectional negative association between aid and learning is selection-driven, and once the structural confounders the literature has long identified as the binding cross-country correlates of learning are absorbed, aid intensity has no cross-sectional association with learning outcomes at all.</w:t>
+        <w:t xml:space="preserve">(SE 2.48; p = 0.584; N = 120; R² = 0.444). The dominant cross-sectional correlate of HLO in this specification is WGI Government Effectiveness, at β = +24.5 HLO points per one-unit WGI improvement (p &lt; 0.01) — roughly half a within-universe standard deviation per unit of governance quality. The reading is straightforward: the cross-sectional negative association between aid and learning is selection-driven, and once the structural confounders the literature has long identified as the binding cross-country correlates of learning are absorbed, aid intensity has no cross-sectional association with learning outcomes at all.</w:t>
       </w:r>
     </w:p>
     <w:tbl>
@@ -2755,7 +2739,7 @@
         <w:pStyle w:val="BodyText"/>
       </w:pPr>
       <w:r>
-        <w:t xml:space="preserve">The substantive read of the sign-flip plus magnitude story is consequential but bounded. In the principal specification, a country that moves from roughly $10 million to $100 million in average annual education disbursement (a log change of approximately 2.3) would experience a within-country HLO score gain of about twenty-six points — roughly half a within-universe standard deviation. The reading is not causal in the structural-causal sense that within-country fixed effects absorb time-invariant country-quality confounding but do not rule out time-varying endogeneity. Donors may target countries with rising learning trajectories — the lagged-dependent-variable</w:t>
+        <w:t xml:space="preserve">What does the sign-flip plus magnitude mean? On the locked spec 2e, a country that moves from roughly $10 million to $100 million in average annual education disbursement (a log change of approximately 2.3) would experience a within-country HLO score gain of about twenty-six points — roughly half a within-universe standard deviation. The reading is not causal in the structural-causal sense that within-country fixed effects absorb time-invariant country-quality confounding but do not rule out time-varying endogeneity. Donors may target countries with rising learning trajectories — the lagged-dependent-variable</w:t>
       </w:r>
       <w:r>
         <w:t xml:space="preserve"> </w:t>
@@ -2767,7 +2751,7 @@
         <w:t xml:space="preserve"> </w:t>
       </w:r>
       <w:r>
-        <w:t xml:space="preserve">channel — and the static-FE specification cannot distinguish between aid that produces learning and aid that follows it. This is the limit owned in §4.3 (Model 3, the multilevel transparency counterpart that recovers Model 1’s cross-sectional null and thereby validates the within-FE specification’s identification logic via Hausman) and re-engaged in the §6 limits paragraph. What within-FE</w:t>
+        <w:t xml:space="preserve">channel — and the static-FE specification cannot distinguish between aid that produces learning and aid that follows it. This is the limit owned in §4.3 (Model 3, the multilevel counterpart that recovers Model 1’s cross-sectional null and thereby validates the within-FE identification logic via Hausman) and re-engaged in the §6 limits paragraph. What within-FE</w:t>
       </w:r>
       <w:r>
         <w:t xml:space="preserve"> </w:t>
@@ -2783,7 +2767,7 @@
         <w:t xml:space="preserve"> </w:t>
       </w:r>
       <w:r>
-        <w:t xml:space="preserve">rule out is the standard cross-country-confounding story that Model 1 makes visible: in the principal specification, the conditional-on-observables association between within-country variation in ODA and within-country variation in HLO is positive and meaningful in magnitude, not absorbed by income, by the pupil-teacher ratio, by education expenditure shares, or by the broader WGI governance composite. Diagnostics on 2e (Appendix B) confirm no serial autocorrelation (Wooldridge AR(1) F = 0.44, p = 0.51), country-clustered SE adjustment addresses the heteroskedasticity that Breusch-Pagan flags, and the maximum VIF on the demeaned regressors is 1.62 — the within-country demeaning fully absorbs the cross-sectional WGI × log(GDP/cap) collinearity (r = 0.79) that binds Model 1.</w:t>
+        <w:t xml:space="preserve">rule out is the standard cross-country-confounding story Model 1 makes visible: on this locked spec the conditional-on-observables association between within-country variation in ODA and within-country variation in HLO is positive and meaningful in magnitude, not absorbed by income, by the pupil-teacher ratio, by education expenditure shares, or by the broader WGI governance composite. Diagnostics on 2e (Appendix B) confirm no serial autocorrelation (Wooldridge AR(1) F = 0.44, p = 0.51), country-clustered SE adjustment addresses the heteroskedasticity that Breusch-Pagan flags, and the maximum VIF on the demeaned regressors is 1.62 — the within-country demeaning fully absorbs the cross-sectional WGI × log(GDP/cap) collinearity (r = 0.79) that binds Model 1.</w:t>
       </w:r>
     </w:p>
     <w:p>
@@ -2802,7 +2786,7 @@
         </w:r>
       </w:hyperlink>
       <w:r>
-        <w:t xml:space="preserve">) is not feasible at T_eff ≤ 4 — the same small-T limit that forecloses the Dumitrescu-Hurlin Granger pre-test. Most consequentially, the within-country coefficient does not survive the principal robustness check (</w:t>
+        <w:t xml:space="preserve">) is not feasible at T_eff ≤ 4 — the same small-T limit that forecloses the Dumitrescu-Hurlin Granger test. Most consequentially, the within-country coefficient does not survive the principal robustness check (</w:t>
       </w:r>
       <w:hyperlink r:id="rId28">
         <w:r>
@@ -2997,7 +2981,7 @@
         <w:pStyle w:val="BodyText"/>
       </w:pPr>
       <w:r>
-        <w:t xml:space="preserve">The three-way Models 1 / 2 / 3 contrast closes the identification-strategy chapter §4.2 opened. Model 1 OLS spec 1e (between-country only): β = −1.36, not significant. Model 2 v2 FE spec 2e (within-country only, the principal specification): β = +11.14, p = 0.048. Model 3 RE spec 3e (variance-component-weighted combination of between and within):</w:t>
+        <w:t xml:space="preserve">The three-way Models 1 / 2 / 3 contrast closes the identification-strategy chapter §4.2 opened. Model 1 OLS spec 1e (between-country only): β = −1.36, not significant. Model 2 v2 FE spec 2e (within-country only, the headline spec): β = +11.14, p = 0.048. Model 3 RE spec 3e (variance-component-weighted combination of between and within):</w:t>
       </w:r>
       <w:r>
         <w:t xml:space="preserve"> </w:t>
@@ -3434,13 +3418,13 @@
       </w:tr>
     </w:tbl>
     <w:bookmarkEnd w:id="32"/>
-    <w:bookmarkStart w:id="34" w:name="X42efa73bff3f9c355e6fb27c521ef0edb757b40"/>
+    <w:bookmarkStart w:id="34" w:name="X102f32d6ed7b11ab1ed0139bc5e3e29797225f5"/>
     <w:p>
       <w:pPr>
         <w:pStyle w:val="Heading2"/>
       </w:pPr>
       <w:r>
-        <w:t xml:space="preserve">4.4 4.4 Model 4 — Dropped: a pre-committed protocol failure</w:t>
+        <w:t xml:space="preserve">4.4 4.4 Model 4 — Dropped: a protocol failure caught by the agreement gate</w:t>
       </w:r>
     </w:p>
     <w:p>
@@ -3448,7 +3432,7 @@
         <w:pStyle w:val="FirstParagraph"/>
       </w:pPr>
       <w:r>
-        <w:t xml:space="preserve">The four-bucket intervention typology the policy literature expects to extract from OECD CRS metadata — infrastructure, teacher training, curriculum and materials, budget support — is not extractable at any defensible inter-method agreement threshold. PAP-0007 locked three pre-specified criteria before any classification ran: raw agreement on a joint-classified subsample of at least 85 percent, Cohen’s κ of at least 0.70, and a rule-based unclassified rate below 30 percent. The classification pipeline — a 49-pattern keyword rule cascade cross-validated against a purpose-code-to-bucket mapping — was run on the full 537,586-project education-sector CRS extract. All three criteria failed: on the joint subsample of 130,737 projects, raw agreement was</w:t>
+        <w:t xml:space="preserve">The four-bucket intervention typology the policy literature expects to extract from OECD CRS metadata — infrastructure, teacher training, curriculum and materials, budget support — is not extractable at any defensible inter-method agreement threshold. PAP-0007 locked three criteria in advance of any classification: raw agreement on a joint-classified subsample of at least 85 percent, Cohen’s κ of at least 0.70, and a rule-based unclassified rate below 30 percent. The classification pipeline — a 49-pattern keyword rule cascade cross-validated against a purpose-code-to-bucket mapping — was run on the full 537,586-project education-sector CRS extract. All three criteria failed: on the joint subsample of 130,737 projects, raw agreement was</w:t>
       </w:r>
       <w:r>
         <w:t xml:space="preserve"> </w:t>
@@ -3532,7 +3516,7 @@
               <w:pStyle w:val="ImageCaption"/>
             </w:pPr>
             <w:r>
-              <w:t xml:space="preserve">Table 4: Table 4.4. Pre-committed (PAP-0007) inter-method-agreement criteria for the four-bucket OECD CRS intervention typology, against observed agreement on the 537,586-project education-sector extract. All three criteria fail; the typology classifier was retired and Model 4 dropped per the pre-committed protocol.</w:t>
+              <w:t xml:space="preserve">Table 4: Table 4.4. Inter-method-agreement criteria set in advance by PAP-0007 for the four-bucket OECD CRS intervention typology, against observed agreement on the 537,586-project education-sector extract. All three criteria fail; the typology classifier was retired and Model 4 dropped per the protocol.</w:t>
             </w:r>
           </w:p>
           <w:tbl>
@@ -3770,7 +3754,7 @@
         <w:pStyle w:val="BodyText"/>
       </w:pPr>
       <w:r>
-        <w:t xml:space="preserve">The pre-committed escalation path under PAP-0007 was Option 3: hand-code approximately one thousand stratified projects and train a TF-IDF plus logistic-regression production classifier. The researcher-grade decision (2026-05-23) was to drop Model 4 rather than escalate. Iterating the rule cascade, replacing the comparator, or investing two weeks of hand-coding would have either burned resources on an extractability axis that PAP-0007 was written precisely to test, or broken the no-post-hoc-tuning discipline the ADR’s pre-commitment criteria were written to enforce. A pre-committed protocol catching an unfeasible design before it ran is the gate working as designed, not a methodological setback. The substantive implication, picked up in §5 and §6, is methodological. The development-aid effectiveness literature</w:t>
+        <w:t xml:space="preserve">The escalation path written into PAP-0007 was Option 3: hand-code approximately one thousand stratified projects and train a TF-IDF plus logistic-regression production classifier. The decision was to drop Model 4 rather than escalate. Iterating the rule cascade, replacing the comparator, or investing two weeks of hand-coding would have either burned resources on an extractability axis that PAP-0007 was written precisely to test, or broken the no-post-hoc-tuning discipline the criteria written in advance were there to enforce. A gate catching an unfeasible design before it runs is the gate working as designed, not a methodological setback. The implication, picked up in §5 and §6, is methodological. The development-aid effectiveness literature</w:t>
       </w:r>
       <w:r>
         <w:t xml:space="preserve"> </w:t>
@@ -3855,7 +3839,7 @@
         <w:pStyle w:val="FirstParagraph"/>
       </w:pPr>
       <w:r>
-        <w:t xml:space="preserve">The original Model 5 specification — redirect $1B of annual education aid from input-based to outcome-based interventions and quantify the implied learning gain via Model-4 effect sizes — was made unestimable by §4.4. PAP-0011 locked a redesigned counterfactual on what the data does identify: marginal within-country percentage shocks applied to Model 2’s locked β (in the principal specification), at three within-support shock magnitudes (+10 percent, +50 percent, +100 percent), translated to LAYS via the World Bank identity ΔLAYS = EYS × ΔHLO / 625 holding EYS constant. The baseline is the median country in the Model 2 estimation sample at</w:t>
+        <w:t xml:space="preserve">The original Model 5 specification — redirect $1B of annual education aid from input-based to outcome-based interventions and quantify the implied learning gain via Model-4 effect sizes — was made unestimable by §4.4. PAP-0011 locked a redesigned counterfactual on what the data does identify: marginal within-country percentage shocks applied to Model 2’s locked β (the spec 2e headline), at three within-support shock magnitudes (+10 percent, +50 percent, +100 percent), translated to LAYS via the World Bank identity ΔLAYS = EYS × ΔHLO / 625 holding EYS constant. The baseline is the median country in the Model 2 estimation sample at</w:t>
       </w:r>
       <w:r>
         <w:t xml:space="preserve"> </w:t>
@@ -3871,7 +3855,7 @@
         <w:t xml:space="preserve"> </w:t>
       </w:r>
       <w:r>
-        <w:t xml:space="preserve">in annual CRS education disbursement (constant USD; Q1 = $23.7M; Q3 = $123.7M). The counterfactual is honest about staying within the identified within-country log-CRS support: a literal $1B injection to a single country would push that country roughly 18× above its baseline — outside the within-country variation Model 2 was identified on — and we do not project there. The aggregate-only operationalization reflects the §4.4 typology drop; the compositional question survives as a §5 / §6 Discussion point rather than a Model 5 estimand.</w:t>
+        <w:t xml:space="preserve">in annual CRS education disbursement (constant USD; Q1 = $23.7M; Q3 = $123.7M). The counterfactual is honest about staying within the identified within-country log-CRS support: a literal $1B injection to a single country would push that country roughly 18× above its baseline — outside the within-country variation Model 2 was identified on — and we do not project there. The aggregate-only construction reflects the §4.4 typology drop; the compositional question survives as a §5 / §6 Discussion point rather than a Model 5 estimand.</w:t>
       </w:r>
     </w:p>
     <w:p>
@@ -4006,7 +3990,7 @@
         <w:t xml:space="preserve"> </w:t>
       </w:r>
       <w:r>
-        <w:t xml:space="preserve">transformation, not a substantive finding. A policy-recognizable benchmark anchors the magnitude: a $1B annual increase distributed pro-rata across the 173 ODA-recipient countries (the broader Models 1–3 universe rather than Model 2’s FE-identifiable subset) is $5.78M per country, which is 9.7 percent of the median baseline and 5.49 percent of the sample’s total $18.22B annual education aid.</w:t>
+        <w:t xml:space="preserve">transformation, not an analytical result. A policy-recognizable benchmark anchors the magnitude: a $1B annual increase distributed pro-rata across the 173 ODA-recipient countries (the broader Models 1–3 universe rather than Model 2’s FE-identifiable subset) is $5.78M per country, which is 9.7 percent of the median baseline and 5.49 percent of the sample’s total $18.22B annual education aid.</w:t>
       </w:r>
       <w:r>
         <w:t xml:space="preserve"> </w:t>
@@ -4016,7 +4000,7 @@
           <w:b/>
           <w:bCs/>
         </w:rPr>
-        <w:t xml:space="preserve">A $1B headline injection therefore lands in the low-shock band — approximately +1 HLO point and ~0.02 LAYS years at the median country, in the principal specification</w:t>
+        <w:t xml:space="preserve">A $1B headline injection therefore lands in the low-shock band — approximately +1 HLO point and ~0.02 LAYS years at the median country on the headline spec</w:t>
       </w:r>
       <w:r>
         <w:t xml:space="preserve"> </w:t>
@@ -4844,7 +4828,7 @@
         <w:t xml:space="preserve"> </w:t>
       </w:r>
       <w:r>
-        <w:t xml:space="preserve">selected the World Bank HCI HLOS as the primary HLO outcome at Phase 1 and pre-committed the principal robustness check: refit Model 2’s headline specification on the published Altinok-Angrist-Patrinos (2018)</w:t>
+        <w:t xml:space="preserve">selected the World Bank HCI HLOS as the primary HLO outcome and set the principal robustness check in advance: refit Model 2’s headline specification on the published Altinok-Angrist-Patrinos (2018)</w:t>
       </w:r>
       <w:r>
         <w:t xml:space="preserve"> </w:t>
@@ -4931,7 +4915,7 @@
         <w:t xml:space="preserve"> </w:t>
       </w:r>
       <w:r>
-        <w:t xml:space="preserve">(SE 8.68; p = 0.66). Both AAP specifications sign-flip relative to the primary, where the headline coefficient is β = +11.14 in the principal specification.</w:t>
+        <w:t xml:space="preserve">(SE 8.68; p = 0.66). Both AAP specifications sign-flip relative to the primary β = +11.14 headline.</w:t>
       </w:r>
     </w:p>
     <w:p>
@@ -4993,7 +4977,7 @@
         <w:t xml:space="preserve"> </w:t>
       </w:r>
       <w:r>
-        <w:t xml:space="preserve">pre-committed two complementary robustness checks against the production-panel missingness choices: UIS-augmented listwise (drop UIS-missing countries) and UIS-augmented multiple imputation. The pre-registered listwise refit on the same primary HLO measure returned</w:t>
+        <w:t xml:space="preserve">set two complementary robustness checks in advance against the production-panel missingness choices: UIS-augmented listwise (drop UIS-missing countries) and UIS-augmented multiple imputation. The listwise refit on the same primary HLO measure returned</w:t>
       </w:r>
       <w:r>
         <w:t xml:space="preserve"> </w:t>
@@ -5627,7 +5611,7 @@
         <w:pStyle w:val="FirstParagraph"/>
       </w:pPr>
       <w:r>
-        <w:t xml:space="preserve">Three pre-committed gates each surfaced a constraint on what cross-country panel evidence can rigorously claim about aid-to-learning. The four-bucket intervention typology the policy literature</w:t>
+        <w:t xml:space="preserve">Three commitments made in advance each surfaced a constraint on what cross-country panel evidence can defend about aid-to-learning. The four-bucket intervention typology the policy literature</w:t>
       </w:r>
       <w:r>
         <w:t xml:space="preserve"> </w:t>
@@ -5664,7 +5648,7 @@
         <w:t xml:space="preserve"> </w:t>
       </w:r>
       <w:r>
-        <w:t xml:space="preserve">treats as the operative axis is not recoverable from CRS metadata at any defensible inter-method agreement threshold (§4.4); the within-country positive coefficient does not survive sign-agreement with the published Altinok-Angrist-Patrinos (2018) alternative measure (§4.6); the multiple-imputation robustness the missingness PAP pre-committed to requires assumptions the pre-committed MCAR test already refutes (§5.4). Each result is a finding for the field, not a caveat to the analyst — they jointly reframe how to read the positive within-country headline reported in §4.2.</w:t>
+        <w:t xml:space="preserve">treats as the operative axis is not recoverable from CRS metadata at any defensible inter-method agreement threshold (§4.4); the within-country positive coefficient does not survive sign-agreement with the published Altinok-Angrist-Patrinos (2018) alternative measure (§4.6); the multiple-imputation robustness the missingness plan called for requires assumptions the MCAR test the same plan called for already refutes (§5.4). Each result is a finding for the field, not a caveat to the analyst — they jointly reframe how to read the positive within-country headline reported in §4.2.</w:t>
       </w:r>
       <w:r>
         <w:t xml:space="preserve"> </w:t>
@@ -5674,7 +5658,7 @@
           <w:i/>
           <w:iCs/>
         </w:rPr>
-        <w:t xml:space="preserve">What cross-country aid-effectiveness panel evidence can rigorously claim is narrower than the policy discourse has been treating it as. This paper’s principal contribution is mapping that narrower terrain precisely.</w:t>
+        <w:t xml:space="preserve">What cross-country aid-effectiveness panel evidence can defend is narrower than the policy discourse has been treating it as. This paper’s main contribution is mapping that narrower terrain precisely.</w:t>
       </w:r>
     </w:p>
     <w:bookmarkEnd w:id="45"/>
@@ -5903,7 +5887,7 @@
         <w:pStyle w:val="BodyText"/>
       </w:pPr>
       <w:r>
-        <w:t xml:space="preserve">The pre-commit missingness plan PAP-0006 locked listwise-with-UIS-dropped as the production strategy with two complementary robustness specifications: UIS-augmented listwise (Robustness 1) and UIS-augmented multiple imputation (Robustness 2). The audit executed Robustness 1 and returned β = −1.97 (SE 4.40, N = 41 post-singleton, p &gt; 0.05) — weak robustness, with CI [−10.59, 6.66] partially overlapping the primary [0.32, 21.95] rather than contradicting it. Robustness 2 was retired by PAP-0012 on two grounds: the production-panel MCAR test rejected MCAR at p ≪ 10⁻⁶ on both the 6-column UIS-excluded subset (χ² = 175.80) and the 7-column UIS-augmented subset (χ² = 341.90), empirically refuting the MAR-sufficiency assumption multiple imputation requires; and the project’s no-fabrication discipline treats imputed values as fabrications that hide as real observations, in conflict with the standing pre-commitment that every value trace to a downloadable raw source.</w:t>
+        <w:t xml:space="preserve">The missingness plan PAP-0006 locked listwise-with-UIS-dropped as the production strategy with two complementary robustness specifications: UIS-augmented listwise (Robustness 1) and UIS-augmented multiple imputation (Robustness 2). The audit executed Robustness 1 and returned β = −1.97 (SE 4.40, N = 41 post-singleton, p &gt; 0.05) — weak robustness, with CI [−10.59, 6.66] partially overlapping the primary [0.32, 21.95] rather than contradicting it. Robustness 2 was retired by PAP-0012 on two grounds: the production-panel MCAR test rejected MCAR at p ≪ 10⁻⁶ on both the 6-column UIS-excluded subset (χ² = 175.80) and the 7-column UIS-augmented subset (χ² = 341.90), empirically refuting the MAR-sufficiency assumption multiple imputation requires; and the project’s no-fabrication discipline treats imputed values as fabrications that hide as real observations, in conflict with the standing rule that every value trace to a downloadable raw source.</w:t>
       </w:r>
     </w:p>
     <w:p>
@@ -6169,7 +6153,7 @@
         <w:pStyle w:val="FirstParagraph"/>
       </w:pPr>
       <w:r>
-        <w:t xml:space="preserve">This paper contributes two findings to the cross-country aid-learning literature. The first is the pre-commitment methodological framework articulated explicitly in §1, §3.2, and §5: pre-commit the analytical decisions in writing, execute the specifications as committed, and report the failures of those pre-commitments as findings for the field rather than as caveats to the analyst’s preferred result — the methodological-reflection tradition</w:t>
+        <w:t xml:space="preserve">This paper contributes two findings to the cross-country aid-learning literature. The first is the analytical design described in §1, §3.2, and §5: commit the analytical decisions in writing, execute the specifications as committed, and report the failures of those commitments as findings for the field rather than as caveats to the analyst’s preferred result — the methodological-reflection strand</w:t>
       </w:r>
       <w:r>
         <w:t xml:space="preserve"> </w:t>
@@ -6243,7 +6227,7 @@
         <w:t xml:space="preserve"> </w:t>
       </w:r>
       <w:r>
-        <w:t xml:space="preserve">that documents the coefficient’s measure-dependence — the principal contribution of which is precisely the documentation of that dependence, not the headline number.</w:t>
+        <w:t xml:space="preserve">that documents the coefficient’s measure-dependence — the main contribution of which is precisely that documentation, not the headline number.</w:t>
       </w:r>
     </w:p>
     <w:p>
@@ -6251,7 +6235,7 @@
         <w:pStyle w:val="BodyText"/>
       </w:pPr>
       <w:r>
-        <w:t xml:space="preserve">This paper does not establish causal identification of the aid-to-learning relationship. The static fixed-effects specification on a small-T panel (T_eff ≤ 4) is the identification strategy available at this data shape; the Arellano-Bond difference-GMM the pre-registered identification plan committed to is not feasible per Bond 2002’s T ≥ 5–10 minimum (our effective T_eff ≤ 4); the Dumitrescu-Hurlin panel Granger pre-test fails the same small-T constraint; both pre-commitments are closed honestly in the diagnostic audit rather than substituted with feasible-looking proxies. The within-country positive coefficient is hedged to its primary specification: the AAP-2018 alternative measure sign-reverses the coefficient in both the full coverage window and the overlap window restricted to 2010 onward.</w:t>
+        <w:t xml:space="preserve">This paper does not establish causal identification of the aid-to-learning relationship. The static fixed-effects specification on a small-T panel (T_eff ≤ 4) is the identification strategy available on data of this shape; the Arellano-Bond difference-GMM the identification plan called for is not feasible per Bond 2002’s T ≥ 5–10 minimum (our effective T_eff ≤ 4); the Dumitrescu-Hurlin panel Granger test fails the same small-T constraint; both commitments are closed honestly in the diagnostic audit rather than substituted with feasible-looking proxies. The within-country positive coefficient is hedged to its primary specification: the AAP-2018 alternative measure sign-reverses the coefficient in both the full coverage window and the overlap window restricted to 2010 onward.</w:t>
       </w:r>
     </w:p>
     <w:p>
@@ -6259,7 +6243,7 @@
         <w:pStyle w:val="BodyText"/>
       </w:pPr>
       <w:r>
-        <w:t xml:space="preserve">Each of these limits points to a concrete research-infrastructure recommendation articulated in §6. The OECD DAC Creditor Reporting System needs an intervention-type policy marker if the field’s compositional questions are to become answerable at panel scale. The World Bank HCI HLOS series needs its linking-anchor decisions publicly auditable if the within-country measure-fragility documented in §4.6 is to be resolvable. Cross-country panel evidence journals need a routine missingness-disclosure standard if MI-based estimates are to be assessed against the MAR assumption their validity depends on. Donor allocation models need structural-determinant weighting if the more stable predictor signal in the panel is to inform country-level decisions even where the aid-flow coefficient is hedged. The pre-commitment framework’s contribution is that each of these is a finding for the field, not a caveat for the author — and that the calibrated map of what cross-country aid-effectiveness panel evidence can and cannot rigorously claim at the current data frontier is what this paper has spent its pages drawing.</w:t>
+        <w:t xml:space="preserve">Each of these limits points to a concrete research-infrastructure recommendation in §6. The OECD DAC Creditor Reporting System needs an intervention-type policy marker if the field’s compositional questions are to become answerable at panel scale. The World Bank HCI HLOS series needs its linking-anchor decisions publicly auditable if the within-country measure-fragility documented in §4.6 is to be resolvable. Cross-country panel evidence journals need a routine missingness-disclosure standard if MI-based estimates are to be assessed against the MAR assumption their validity depends on. Donor allocation models need structural-determinant weighting if the more stable predictor signal in the panel is to inform country-level decisions even where the aid-flow coefficient is hedged. Each of these is a finding for the field, not a caveat for the author — and a calibrated map of what cross-country aid-effectiveness panel evidence can and cannot defend on data of this shape is what this paper has spent its pages drawing.</w:t>
       </w:r>
     </w:p>
     <w:bookmarkEnd w:id="55"/>
@@ -6986,7 +6970,7 @@
         <w:pStyle w:val="FirstParagraph"/>
       </w:pPr>
       <w:r>
-        <w:t xml:space="preserve">The pre-commitment design referenced throughout §3.2 rests on twelve pre-analysis plans, summarized below; full pre-analysis plan documents at</w:t>
+        <w:t xml:space="preserve">The analytical design described in §3.2 rests on twelve pre-analysis plans, summarized below; full documents at</w:t>
       </w:r>
       <w:r>
         <w:t xml:space="preserve"> </w:t>
@@ -7454,7 +7438,7 @@
               <w:pStyle w:val="Compact"/>
             </w:pPr>
             <w:r>
-              <w:t xml:space="preserve">WGI operationalization</w:t>
+              <w:t xml:space="preserve">WGI variable construction</w:t>
             </w:r>
           </w:p>
         </w:tc>
@@ -13679,7 +13663,7 @@
         <w:pStyle w:val="FirstParagraph"/>
       </w:pPr>
       <w:r>
-        <w:t xml:space="preserve">The pre-commitment framework treats the robustness exercises below as first-class methodological findings rather than caveats. The treatment-encoding grid (B.1) and the WGI operationalization variants (B.2) establish that the headline within-country coefficient is sign-stable across the encoding choices the literature has historically left unspecified. The China-aid robustness (B.3) confirms the OECD CRS coefficient is unmoved by adding parallel AidData GCDF flows. The HLO measure-fragility (B.4) and UIS-augmented listwise (B.5) document where the headline does not survive sign-agreement — material findings for what cross-country aid-learning panel evidence can rigorously claim at the current measurement frontier. The MCAR test (B.6) provides the empirical ground on which PAP-0012 retires the multiple-imputation robustness. The Dumitrescu-Hurlin Granger pre-test (B.7) documents the small-T limit that forecloses both the GMM remedy and the Granger pre-commit.</w:t>
+        <w:t xml:space="preserve">The analytical design treats the robustness exercises below as first-class findings rather than caveats. The treatment-encoding grid (B.1) and the WGI operationalisation variants (B.2) show that the headline within-country coefficient is sign-stable across the encoding choices the literature has historically left unspecified. The China-aid robustness (B.3) confirms the OECD CRS coefficient is unmoved by adding parallel AidData GCDF flows. The HLO measure-fragility (B.4) and UIS-augmented listwise (B.5) document where the headline does not survive sign-agreement — material findings for what cross-country aid-learning panel evidence can defend at the current measurement frontier. The MCAR test (B.6) provides the empirical ground on which PAP-0012 retires the multiple-imputation robustness. The Dumitrescu-Hurlin Granger test (B.7) documents the small-T limit that forecloses both the GMM remedy and the Granger commitment.</w:t>
       </w:r>
     </w:p>
     <w:bookmarkStart w:id="96" w:name="X422745d8b9d8aa62e3a4bb9dbbbb0f6b7ca74de"/>
@@ -17500,13 +17484,13 @@
     <w:bookmarkEnd w:id="94"/>
     <w:bookmarkEnd w:id="95"/>
     <w:bookmarkEnd w:id="96"/>
-    <w:bookmarkStart w:id="102" w:name="X2852fcd8a799f3fbc56af74af66c10dae82a6a6"/>
+    <w:bookmarkStart w:id="102" w:name="X354fafe8c271d07c3ad40d5bf611e1a0c688dc4"/>
     <w:p>
       <w:pPr>
         <w:pStyle w:val="Heading2"/>
       </w:pPr>
       <w:r>
-        <w:t xml:space="preserve">B.2 WGI operationalization variants (PAP-0009)</w:t>
+        <w:t xml:space="preserve">B.2 WGI variable-construction variants (PAP-0009)</w:t>
       </w:r>
     </w:p>
     <w:bookmarkStart w:id="101" w:name="Xee6576fc8e847602f600475edc74f88728c73e4"/>
@@ -22681,13 +22665,13 @@
       </w:r>
     </w:p>
     <w:bookmarkEnd w:id="113"/>
-    <w:bookmarkStart w:id="115" w:name="X7a489275ca3ae3c73334f59590e9379de051949"/>
+    <w:bookmarkStart w:id="115" w:name="b.7-dumitrescu-hurlin-panel-granger-test"/>
     <w:p>
       <w:pPr>
         <w:pStyle w:val="Heading2"/>
       </w:pPr>
       <w:r>
-        <w:t xml:space="preserve">B.7 Dumitrescu-Hurlin panel Granger pre-test</w:t>
+        <w:t xml:space="preserve">B.7 Dumitrescu-Hurlin panel Granger test</w:t>
       </w:r>
     </w:p>
     <w:bookmarkStart w:id="114" w:name="pass-1-granger-causality-test-panel"/>
@@ -23000,13 +22984,13 @@
     <w:bookmarkEnd w:id="114"/>
     <w:bookmarkEnd w:id="115"/>
     <w:bookmarkEnd w:id="116"/>
-    <w:bookmarkStart w:id="117" w:name="appendix-c-variable-operationalization"/>
+    <w:bookmarkStart w:id="117" w:name="appendix-c-variable-construction"/>
     <w:p>
       <w:pPr>
         <w:pStyle w:val="Heading1"/>
       </w:pPr>
       <w:r>
-        <w:t xml:space="preserve">Appendix C: Variable operationalization</w:t>
+        <w:t xml:space="preserve">Appendix C: Variable construction</w:t>
       </w:r>
     </w:p>
     <w:p>
@@ -23014,7 +22998,7 @@
         <w:pStyle w:val="FirstParagraph"/>
       </w:pPr>
       <w:r>
-        <w:t xml:space="preserve">Every variable used in the manuscript is sourced, operationalized, and transformed per the schedule documented in</w:t>
+        <w:t xml:space="preserve">Every variable used in the manuscript is sourced, constructed, and transformed per the schedule documented in</w:t>
       </w:r>
       <w:r>
         <w:t xml:space="preserve"> </w:t>

--- a/drafts/aid_without_learning.docx
+++ b/drafts/aid_without_learning.docx
@@ -312,7 +312,7 @@
         <w:t xml:space="preserve"> </w:t>
       </w:r>
       <w:r>
-        <w:t xml:space="preserve">then showed that the interaction does not survive extending the original sample to more countries and years; the result is fragile to sample composition. The episode — and the subsequent GMM extensions in the aid-and-growth-in-Africa literature</w:t>
+        <w:t xml:space="preserve">then showed that the interaction does not survive extending the original sample to more countries and years; the result is fragile to sample composition. Rajan and Subramanian</w:t>
       </w:r>
       <w:r>
         <w:t xml:space="preserve"> </w:t>
@@ -320,22 +320,65 @@
       <w:r>
         <w:t xml:space="preserve">(</w:t>
       </w:r>
-      <w:hyperlink w:anchor="ref-asongu2019aid">
+      <w:hyperlink w:anchor="ref-rajan2008aid">
         <w:r>
           <w:rPr>
             <w:rStyle w:val="Hyperlink"/>
           </w:rPr>
-          <w:t xml:space="preserve">Asongu &amp; Nwachukwu, 2019</w:t>
+          <w:t xml:space="preserve">2008</w:t>
         </w:r>
       </w:hyperlink>
       <w:r>
         <w:t xml:space="preserve">)</w:t>
       </w:r>
       <w:r>
-        <w:t xml:space="preserve"> </w:t>
-      </w:r>
-      <w:r>
-        <w:t xml:space="preserve">— left the field with a durable methodological lesson even where the substantive coefficient remained contested: interaction and slope estimates in cross-country aid-effectiveness panels are sensitive to sample, specification, and instrument. The present paper does not rediscover that fragility; its contribution is to locate a distinct source of fragility on the outcome side: a within-country coefficient that survives the encoding and identification choices those authors interrogated can still reverse when the harmonized learning measure is swapped, even on overlapping country-years (§4.6). The pre-specified design takes the older lesson seriously — specifications are fixed before estimation, and sensitivities are reported rather than searched across for the most favorable result — and extends it to the measurement of the dependent variable, which that literature did not test.</w:t>
+        <w:t xml:space="preserve">, using a richer instrument set and a broader sample, found little robust evidence of a positive aid–growth relationship in standard cross-country specifications. Clemens, Radelet, Bhavnani and Bazzi</w:t>
+      </w:r>
+      <w:r>
+        <w:t xml:space="preserve"> </w:t>
+      </w:r>
+      <w:r>
+        <w:t xml:space="preserve">(</w:t>
+      </w:r>
+      <w:hyperlink w:anchor="ref-clemens2012counting">
+        <w:r>
+          <w:rPr>
+            <w:rStyle w:val="Hyperlink"/>
+          </w:rPr>
+          <w:t xml:space="preserve">2012</w:t>
+        </w:r>
+      </w:hyperlink>
+      <w:r>
+        <w:t xml:space="preserve">)</w:t>
+      </w:r>
+      <w:r>
+        <w:t xml:space="preserve"> </w:t>
+      </w:r>
+      <w:r>
+        <w:t xml:space="preserve">reconciled part of the disagreement by disaggregating aid by intended response horizon, finding that early-impact aid tracks growth more cleanly than the aggregate. Roodman’s</w:t>
+      </w:r>
+      <w:r>
+        <w:t xml:space="preserve"> </w:t>
+      </w:r>
+      <w:r>
+        <w:t xml:space="preserve">(</w:t>
+      </w:r>
+      <w:hyperlink w:anchor="ref-roodman2007anarchy">
+        <w:r>
+          <w:rPr>
+            <w:rStyle w:val="Hyperlink"/>
+          </w:rPr>
+          <w:t xml:space="preserve">2007</w:t>
+        </w:r>
+      </w:hyperlink>
+      <w:r>
+        <w:t xml:space="preserve">)</w:t>
+      </w:r>
+      <w:r>
+        <w:t xml:space="preserve"> </w:t>
+      </w:r>
+      <w:r>
+        <w:t xml:space="preserve">sensitivity exercise across the canonical aid-growth studies of the prior decade established that the conclusions reached by individual papers turn on identifiable analytical choices rather than on the data itself — a durable methodological lesson the field carried forward even where the substantive coefficient remained contested: interaction and slope estimates in cross-country aid-effectiveness panels are sensitive to sample, specification, and instrument. The present paper does not rediscover that fragility; its contribution is to locate a distinct source of fragility on the outcome side: a within-country coefficient that survives the encoding and identification choices those authors interrogated can still reverse when the harmonized learning measure is swapped, even on overlapping country-years (§4.6). The pre-specified design takes the older lesson seriously — specifications are fixed before estimation, and sensitivities are reported rather than searched across for the most favorable result — and extends it to the measurement of the dependent variable, which that literature did not test.</w:t>
       </w:r>
     </w:p>
     <w:p>
@@ -513,7 +556,30 @@
         <w:pStyle w:val="BodyText"/>
       </w:pPr>
       <w:r>
-        <w:t xml:space="preserve">The relationship between education spending and learning, in the published cross-country evidence, is conditional rather than monotonic. Vegas and Coffin</w:t>
+        <w:t xml:space="preserve">The relationship between education spending and learning, in the published cross-country evidence, is conditional rather than monotonic. Hanushek’s</w:t>
+      </w:r>
+      <w:r>
+        <w:t xml:space="preserve"> </w:t>
+      </w:r>
+      <w:r>
+        <w:t xml:space="preserve">(</w:t>
+      </w:r>
+      <w:hyperlink w:anchor="ref-hanushek2003failure">
+        <w:r>
+          <w:rPr>
+            <w:rStyle w:val="Hyperlink"/>
+          </w:rPr>
+          <w:t xml:space="preserve">2003</w:t>
+        </w:r>
+      </w:hyperlink>
+      <w:r>
+        <w:t xml:space="preserve">)</w:t>
+      </w:r>
+      <w:r>
+        <w:t xml:space="preserve"> </w:t>
+      </w:r>
+      <w:r>
+        <w:t xml:space="preserve">earlier cross-country and cross-US-state assessment of input-based education policies found no consistent relationship between resources and student achievement, a finding that anchored a generation of skepticism about input-side spending levers. Vegas and Coffin</w:t>
       </w:r>
       <w:r>
         <w:t xml:space="preserve"> </w:t>
@@ -536,7 +602,7 @@
         <w:t xml:space="preserve"> </w:t>
       </w:r>
       <w:r>
-        <w:t xml:space="preserve">found that the spending–learning relationship plateaus above a threshold of roughly USD 8,000 in per-student annual expenditure; below it, additional spending raises outcomes, and above it marginal returns are negligible. Pritchett</w:t>
+        <w:t xml:space="preserve">later found that the spending–learning relationship plateaus above a threshold of roughly USD 8,000 in per-student annual expenditure; below it, additional spending raises outcomes, and above it marginal returns are negligible. Pritchett</w:t>
       </w:r>
       <w:r>
         <w:t xml:space="preserve"> </w:t>
@@ -580,6 +646,83 @@
         <w:pStyle w:val="BodyText"/>
       </w:pPr>
       <w:r>
+        <w:t xml:space="preserve">On the aid side, the cross-country panel literature that targets aid-to-education specifically is thin, and the panel literature that targets aid-to-learning is thinner still. Dreher, Nunnenkamp and Thiele</w:t>
+      </w:r>
+      <w:r>
+        <w:t xml:space="preserve"> </w:t>
+      </w:r>
+      <w:r>
+        <w:t xml:space="preserve">(</w:t>
+      </w:r>
+      <w:hyperlink w:anchor="ref-dreher2008does">
+        <w:r>
+          <w:rPr>
+            <w:rStyle w:val="Hyperlink"/>
+          </w:rPr>
+          <w:t xml:space="preserve">2008</w:t>
+        </w:r>
+      </w:hyperlink>
+      <w:r>
+        <w:t xml:space="preserve">)</w:t>
+      </w:r>
+      <w:r>
+        <w:t xml:space="preserve"> </w:t>
+      </w:r>
+      <w:r>
+        <w:t xml:space="preserve">regressed sector-disaggregated aid on primary-school outcomes in a near-100-country panel over 1970–2004 and found that aid for education significantly raised primary enrolment, with the estimates resting on enrolment-side rather than learning-side outcomes. Birchler and Michaelowa</w:t>
+      </w:r>
+      <w:r>
+        <w:t xml:space="preserve"> </w:t>
+      </w:r>
+      <w:r>
+        <w:t xml:space="preserve">(</w:t>
+      </w:r>
+      <w:hyperlink w:anchor="ref-birchler2016making">
+        <w:r>
+          <w:rPr>
+            <w:rStyle w:val="Hyperlink"/>
+          </w:rPr>
+          <w:t xml:space="preserve">2016</w:t>
+        </w:r>
+      </w:hyperlink>
+      <w:r>
+        <w:t xml:space="preserve">)</w:t>
+      </w:r>
+      <w:r>
+        <w:t xml:space="preserve"> </w:t>
+      </w:r>
+      <w:r>
+        <w:t xml:space="preserve">extended the analysis to a quality-side dimension — combining panel regression on coverage with a qualitative comparative analysis of quality — and reported weaker effects on the quality margin than on the access margin. Riddell and Niño-Zarazúa</w:t>
+      </w:r>
+      <w:r>
+        <w:t xml:space="preserve"> </w:t>
+      </w:r>
+      <w:r>
+        <w:t xml:space="preserve">(</w:t>
+      </w:r>
+      <w:hyperlink w:anchor="ref-riddell2016effectiveness">
+        <w:r>
+          <w:rPr>
+            <w:rStyle w:val="Hyperlink"/>
+          </w:rPr>
+          <w:t xml:space="preserve">2016</w:t>
+        </w:r>
+      </w:hyperlink>
+      <w:r>
+        <w:t xml:space="preserve">)</w:t>
+      </w:r>
+      <w:r>
+        <w:t xml:space="preserve"> </w:t>
+      </w:r>
+      <w:r>
+        <w:t xml:space="preserve">reviewed the cross-country aid-to-education literature and concluded that the panel base for an aid-to-learning claim — as distinct from aid-to-access — was empirically thin.</w:t>
+      </w:r>
+    </w:p>
+    <w:p>
+      <w:pPr>
+        <w:pStyle w:val="BodyText"/>
+      </w:pPr>
+      <w:r>
         <w:t xml:space="preserve">Together these strands say a great deal about what works at the program level and where the binding constraints are. They do not provide a clean cross-country panel test of whether the aid that countries actually receive moves their learning over time — the question the panel assembled here is sized to address, with the limits I own in §4 and §5. The original Model 4 design — a four-bucket intervention-typology ANOVA on CRS disbursements — was the planned construction for that compositional question; §4.4 reports the protocol failure (caught by the agreement gate set in advance) that prevents Model 4 from running on the available donor-reporting data. That failure is itself a finding for this literature: the pedagogical-vs-input-mass distinction the field treats as policy-load-bearing is not extractable from CRS metadata at country-year resolution, and §5 takes that as a methodological contribution rather than as a caveat.</w:t>
       </w:r>
     </w:p>
@@ -976,7 +1119,27 @@
         <w:t xml:space="preserve"> </w:t>
       </w:r>
       <w:r>
-        <w:t xml:space="preserve">critique that the six WGI dimensions collapse to a single latent factor. PAP-0009 locks the construction as the PC1 composite of the six governance dimensions; PC1 captures 76.4 percent of WGI variance on this sample with all six loadings positive in the 0.35–0.45 band, and the all-six specification shows none of the six dimensions individually significant despite joint significance — empirically confirming the Langbein-Knack aggregation critique. PAP-0006 drops UNESCO Institute for Statistics (UIS) variables from the primary specification due to high regional missingness (private expenditure 91.8 percent missing in sub-Saharan Africa); a UIS-augmented listwise robustness is reported in the OSF deposit. The enrollment and out-of-school indicators flowing through WDI and UIS rest on country-side reporting to UNESCO’s annual education survey; ministries face well-documented incentives to over-report enrollment and under-report out-of-school children during MDG and SDG-4 monitoring cycles, and the paper treats these variables as suggestive rather than authoritative. The §5 limits paragraph owns this measurement caveat directly.</w:t>
+        <w:t xml:space="preserve">critique that the six WGI dimensions collapse to a single latent factor. PAP-0009 locks the construction as the PC1 composite of the six governance dimensions; PC1 captures 76.4 percent of WGI variance on this sample with all six loadings positive in the 0.35–0.45 band, and the all-six specification shows none of the six dimensions individually significant despite joint significance — empirically confirming the Langbein-Knack aggregation critique. PAP-0006 drops UNESCO Institute for Statistics (UIS) variables from the primary specification due to high regional missingness (private expenditure 91.8 percent missing in sub-Saharan Africa); a UIS-augmented listwise robustness is reported in the OSF deposit. The enrollment and out-of-school indicators flowing through WDI and UIS rest on country-side administrative reporting to UNESCO’s annual education survey, supplemented by household-survey estimates whose sampling frames systematically under-cover homeless, institutional, mobile, nomadic, and slum-dwelling populations</w:t>
+      </w:r>
+      <w:r>
+        <w:t xml:space="preserve"> </w:t>
+      </w:r>
+      <w:r>
+        <w:t xml:space="preserve">(</w:t>
+      </w:r>
+      <w:hyperlink w:anchor="ref-carrhill2013missing">
+        <w:r>
+          <w:rPr>
+            <w:rStyle w:val="Hyperlink"/>
+          </w:rPr>
+          <w:t xml:space="preserve">Carr-Hill, 2013</w:t>
+        </w:r>
+      </w:hyperlink>
+      <w:r>
+        <w:t xml:space="preserve">)</w:t>
+      </w:r>
+      <w:r>
+        <w:t xml:space="preserve">; ministries face well-documented incentives to over-report enrollment and under-report out-of-school children during MDG and SDG-4 monitoring cycles, and the paper treats these variables as suggestive rather than authoritative. The §5 limits paragraph owns this measurement caveat directly.</w:t>
       </w:r>
     </w:p>
     <w:p>
@@ -5550,7 +5713,30 @@
         <w:t xml:space="preserve"> </w:t>
       </w:r>
       <w:r>
-        <w:t xml:space="preserve">The inability to recover intervention composition from CRS metadata is a supply-side problem only the OECD Development Assistance Committee can solve. An</w:t>
+        <w:t xml:space="preserve">The inability to recover intervention composition from CRS metadata is a supply-side problem only the OECD Development Assistance Committee can solve. The CRS data-quality literature has documented adjacent reporting-architecture gaps — donor-side coverage limits, sector-classification heterogeneity, and project-description granularity issues that motivated the creation of supplementary datasets such as AidData</w:t>
+      </w:r>
+      <w:r>
+        <w:t xml:space="preserve"> </w:t>
+      </w:r>
+      <w:r>
+        <w:t xml:space="preserve">(</w:t>
+      </w:r>
+      <w:hyperlink w:anchor="ref-tierney2011more">
+        <w:r>
+          <w:rPr>
+            <w:rStyle w:val="Hyperlink"/>
+          </w:rPr>
+          <w:t xml:space="preserve">Tierney et al., 2011</w:t>
+        </w:r>
+      </w:hyperlink>
+      <w:r>
+        <w:t xml:space="preserve">)</w:t>
+      </w:r>
+      <w:r>
+        <w:t xml:space="preserve"> </w:t>
+      </w:r>
+      <w:r>
+        <w:t xml:space="preserve">— but the intervention-type axis is a different problem from these and remains unsolved at the marker layer. An</w:t>
       </w:r>
       <w:r>
         <w:t xml:space="preserve"> </w:t>
@@ -5871,7 +6057,7 @@
       </w:r>
     </w:p>
     <w:bookmarkEnd w:id="50"/>
-    <w:bookmarkStart w:id="78" w:name="references"/>
+    <w:bookmarkStart w:id="102" w:name="references"/>
     <w:p>
       <w:pPr>
         <w:pStyle w:val="Heading1"/>
@@ -5880,8 +6066,8 @@
         <w:t xml:space="preserve">References</w:t>
       </w:r>
     </w:p>
-    <w:bookmarkStart w:id="77" w:name="refs"/>
-    <w:bookmarkStart w:id="51" w:name="ref-altinok2018global"/>
+    <w:bookmarkStart w:id="101" w:name="refs"/>
+    <w:bookmarkStart w:id="52" w:name="ref-altinok2018global"/>
     <w:p>
       <w:pPr>
         <w:pStyle w:val="Bibliography"/>
@@ -5905,27 +6091,26 @@
       <w:r>
         <w:t xml:space="preserve">(World Bank Policy Research Working Paper No. 8314). World Bank.</w:t>
       </w:r>
-    </w:p>
-    <w:bookmarkEnd w:id="51"/>
-    <w:bookmarkStart w:id="52" w:name="ref-asongu2019aid"/>
+      <w:r>
+        <w:t xml:space="preserve"> </w:t>
+      </w:r>
+      <w:hyperlink r:id="rId51">
+        <w:r>
+          <w:rPr>
+            <w:rStyle w:val="Hyperlink"/>
+          </w:rPr>
+          <w:t xml:space="preserve">https://doi.org/10.1596/1813-9450-8314</w:t>
+        </w:r>
+      </w:hyperlink>
+    </w:p>
+    <w:bookmarkEnd w:id="52"/>
+    <w:bookmarkStart w:id="54" w:name="ref-birchler2016making"/>
     <w:p>
       <w:pPr>
         <w:pStyle w:val="Bibliography"/>
       </w:pPr>
       <w:r>
-        <w:t xml:space="preserve">Asongu, S. A., &amp; Nwachukwu, J. C. (2019). Aid effectiveness in africa: Comparative evidence from</w:t>
-      </w:r>
-      <w:r>
-        <w:t xml:space="preserve"> </w:t>
-      </w:r>
-      <w:r>
-        <w:t xml:space="preserve">GMM</w:t>
-      </w:r>
-      <w:r>
-        <w:t xml:space="preserve"> </w:t>
-      </w:r>
-      <w:r>
-        <w:t xml:space="preserve">estimations.</w:t>
+        <w:t xml:space="preserve">Birchler, K., &amp; Michaelowa, K. (2016). Making aid work for education in developing countries: An analysis of aid effectiveness for primary education coverage and quality.</w:t>
       </w:r>
       <w:r>
         <w:t xml:space="preserve"> </w:t>
@@ -5935,14 +6120,38 @@
           <w:i/>
           <w:iCs/>
         </w:rPr>
-        <w:t xml:space="preserve">Journal of Policy Modeling</w:t>
-      </w:r>
-      <w:r>
-        <w:t xml:space="preserve">.</w:t>
-      </w:r>
-    </w:p>
-    <w:bookmarkEnd w:id="52"/>
-    <w:bookmarkStart w:id="53" w:name="ref-bond2002dynamic"/>
+        <w:t xml:space="preserve">International Journal of Educational Development</w:t>
+      </w:r>
+      <w:r>
+        <w:t xml:space="preserve">,</w:t>
+      </w:r>
+      <w:r>
+        <w:t xml:space="preserve"> </w:t>
+      </w:r>
+      <w:r>
+        <w:rPr>
+          <w:i/>
+          <w:iCs/>
+        </w:rPr>
+        <w:t xml:space="preserve">48</w:t>
+      </w:r>
+      <w:r>
+        <w:t xml:space="preserve">, 37–52.</w:t>
+      </w:r>
+      <w:r>
+        <w:t xml:space="preserve"> </w:t>
+      </w:r>
+      <w:hyperlink r:id="rId53">
+        <w:r>
+          <w:rPr>
+            <w:rStyle w:val="Hyperlink"/>
+          </w:rPr>
+          <w:t xml:space="preserve">https://doi.org/10.1016/j.ijedudev.2015.11.008</w:t>
+        </w:r>
+      </w:hyperlink>
+    </w:p>
+    <w:bookmarkEnd w:id="54"/>
+    <w:bookmarkStart w:id="56" w:name="ref-bond2002dynamic"/>
     <w:p>
       <w:pPr>
         <w:pStyle w:val="Bibliography"/>
@@ -5976,9 +6185,20 @@
       <w:r>
         <w:t xml:space="preserve">(2), 141–162.</w:t>
       </w:r>
-    </w:p>
-    <w:bookmarkEnd w:id="53"/>
-    <w:bookmarkStart w:id="55" w:name="ref-burnside2000aid"/>
+      <w:r>
+        <w:t xml:space="preserve"> </w:t>
+      </w:r>
+      <w:hyperlink r:id="rId55">
+        <w:r>
+          <w:rPr>
+            <w:rStyle w:val="Hyperlink"/>
+          </w:rPr>
+          <w:t xml:space="preserve">https://doi.org/10.1007/s10258-002-0009-9</w:t>
+        </w:r>
+      </w:hyperlink>
+    </w:p>
+    <w:bookmarkEnd w:id="56"/>
+    <w:bookmarkStart w:id="58" w:name="ref-burnside2000aid"/>
     <w:p>
       <w:pPr>
         <w:pStyle w:val="Bibliography"/>
@@ -6015,7 +6235,7 @@
       <w:r>
         <w:t xml:space="preserve"> </w:t>
       </w:r>
-      <w:hyperlink r:id="rId54">
+      <w:hyperlink r:id="rId57">
         <w:r>
           <w:rPr>
             <w:rStyle w:val="Hyperlink"/>
@@ -6024,8 +6244,102 @@
         </w:r>
       </w:hyperlink>
     </w:p>
-    <w:bookmarkEnd w:id="55"/>
-    <w:bookmarkStart w:id="57" w:name="ref-deaton2018rcts"/>
+    <w:bookmarkEnd w:id="58"/>
+    <w:bookmarkStart w:id="60" w:name="ref-carrhill2013missing"/>
+    <w:p>
+      <w:pPr>
+        <w:pStyle w:val="Bibliography"/>
+      </w:pPr>
+      <w:r>
+        <w:t xml:space="preserve">Carr-Hill, R. (2013). Missing millions and measuring development progress.</w:t>
+      </w:r>
+      <w:r>
+        <w:t xml:space="preserve"> </w:t>
+      </w:r>
+      <w:r>
+        <w:rPr>
+          <w:i/>
+          <w:iCs/>
+        </w:rPr>
+        <w:t xml:space="preserve">World Development</w:t>
+      </w:r>
+      <w:r>
+        <w:t xml:space="preserve">,</w:t>
+      </w:r>
+      <w:r>
+        <w:t xml:space="preserve"> </w:t>
+      </w:r>
+      <w:r>
+        <w:rPr>
+          <w:i/>
+          <w:iCs/>
+        </w:rPr>
+        <w:t xml:space="preserve">46</w:t>
+      </w:r>
+      <w:r>
+        <w:t xml:space="preserve">, 30–44.</w:t>
+      </w:r>
+      <w:r>
+        <w:t xml:space="preserve"> </w:t>
+      </w:r>
+      <w:hyperlink r:id="rId59">
+        <w:r>
+          <w:rPr>
+            <w:rStyle w:val="Hyperlink"/>
+          </w:rPr>
+          <w:t xml:space="preserve">https://doi.org/10.1016/j.worlddev.2012.12.017</w:t>
+        </w:r>
+      </w:hyperlink>
+    </w:p>
+    <w:bookmarkEnd w:id="60"/>
+    <w:bookmarkStart w:id="62" w:name="ref-clemens2012counting"/>
+    <w:p>
+      <w:pPr>
+        <w:pStyle w:val="Bibliography"/>
+      </w:pPr>
+      <w:r>
+        <w:t xml:space="preserve">Clemens, M. A., Radelet, S., Bhavnani, R. R., &amp; Bazzi, S. (2012). Counting chickens when they hatch: Timing and the effects of aid on growth.</w:t>
+      </w:r>
+      <w:r>
+        <w:t xml:space="preserve"> </w:t>
+      </w:r>
+      <w:r>
+        <w:rPr>
+          <w:i/>
+          <w:iCs/>
+        </w:rPr>
+        <w:t xml:space="preserve">Economic Journal</w:t>
+      </w:r>
+      <w:r>
+        <w:t xml:space="preserve">,</w:t>
+      </w:r>
+      <w:r>
+        <w:t xml:space="preserve"> </w:t>
+      </w:r>
+      <w:r>
+        <w:rPr>
+          <w:i/>
+          <w:iCs/>
+        </w:rPr>
+        <w:t xml:space="preserve">122</w:t>
+      </w:r>
+      <w:r>
+        <w:t xml:space="preserve">(561), 590–617.</w:t>
+      </w:r>
+      <w:r>
+        <w:t xml:space="preserve"> </w:t>
+      </w:r>
+      <w:hyperlink r:id="rId61">
+        <w:r>
+          <w:rPr>
+            <w:rStyle w:val="Hyperlink"/>
+          </w:rPr>
+          <w:t xml:space="preserve">https://doi.org/10.1111/j.1468-0297.2011.02482.x</w:t>
+        </w:r>
+      </w:hyperlink>
+    </w:p>
+    <w:bookmarkEnd w:id="62"/>
+    <w:bookmarkStart w:id="64" w:name="ref-deaton2018rcts"/>
     <w:p>
       <w:pPr>
         <w:pStyle w:val="Bibliography"/>
@@ -6062,7 +6376,7 @@
       <w:r>
         <w:t xml:space="preserve"> </w:t>
       </w:r>
-      <w:hyperlink r:id="rId56">
+      <w:hyperlink r:id="rId63">
         <w:r>
           <w:rPr>
             <w:rStyle w:val="Hyperlink"/>
@@ -6071,8 +6385,55 @@
         </w:r>
       </w:hyperlink>
     </w:p>
-    <w:bookmarkEnd w:id="57"/>
-    <w:bookmarkStart w:id="59" w:name="ref-easterly2004aid"/>
+    <w:bookmarkEnd w:id="64"/>
+    <w:bookmarkStart w:id="66" w:name="ref-dreher2008does"/>
+    <w:p>
+      <w:pPr>
+        <w:pStyle w:val="Bibliography"/>
+      </w:pPr>
+      <w:r>
+        <w:t xml:space="preserve">Dreher, A., Nunnenkamp, P., &amp; Thiele, R. (2008). Does aid for education educate children? Evidence from panel data.</w:t>
+      </w:r>
+      <w:r>
+        <w:t xml:space="preserve"> </w:t>
+      </w:r>
+      <w:r>
+        <w:rPr>
+          <w:i/>
+          <w:iCs/>
+        </w:rPr>
+        <w:t xml:space="preserve">World Bank Economic Review</w:t>
+      </w:r>
+      <w:r>
+        <w:t xml:space="preserve">,</w:t>
+      </w:r>
+      <w:r>
+        <w:t xml:space="preserve"> </w:t>
+      </w:r>
+      <w:r>
+        <w:rPr>
+          <w:i/>
+          <w:iCs/>
+        </w:rPr>
+        <w:t xml:space="preserve">22</w:t>
+      </w:r>
+      <w:r>
+        <w:t xml:space="preserve">(2), 291–314.</w:t>
+      </w:r>
+      <w:r>
+        <w:t xml:space="preserve"> </w:t>
+      </w:r>
+      <w:hyperlink r:id="rId65">
+        <w:r>
+          <w:rPr>
+            <w:rStyle w:val="Hyperlink"/>
+          </w:rPr>
+          <w:t xml:space="preserve">https://doi.org/10.1093/wber/lhn003</w:t>
+        </w:r>
+      </w:hyperlink>
+    </w:p>
+    <w:bookmarkEnd w:id="66"/>
+    <w:bookmarkStart w:id="68" w:name="ref-easterly2004aid"/>
     <w:p>
       <w:pPr>
         <w:pStyle w:val="Bibliography"/>
@@ -6109,7 +6470,7 @@
       <w:r>
         <w:t xml:space="preserve"> </w:t>
       </w:r>
-      <w:hyperlink r:id="rId58">
+      <w:hyperlink r:id="rId67">
         <w:r>
           <w:rPr>
             <w:rStyle w:val="Hyperlink"/>
@@ -6118,8 +6479,8 @@
         </w:r>
       </w:hyperlink>
     </w:p>
-    <w:bookmarkEnd w:id="59"/>
-    <w:bookmarkStart w:id="60" w:name="ref-filmer2020lays"/>
+    <w:bookmarkEnd w:id="68"/>
+    <w:bookmarkStart w:id="70" w:name="ref-filmer2020lays"/>
     <w:p>
       <w:pPr>
         <w:pStyle w:val="Bibliography"/>
@@ -6159,9 +6520,20 @@
       <w:r>
         <w:t xml:space="preserve">, 101971.</w:t>
       </w:r>
-    </w:p>
-    <w:bookmarkEnd w:id="60"/>
-    <w:bookmarkStart w:id="61" w:name="ref-glewwe2016improving"/>
+      <w:r>
+        <w:t xml:space="preserve"> </w:t>
+      </w:r>
+      <w:hyperlink r:id="rId69">
+        <w:r>
+          <w:rPr>
+            <w:rStyle w:val="Hyperlink"/>
+          </w:rPr>
+          <w:t xml:space="preserve">https://doi.org/10.1016/j.econedurev.2020.101971</w:t>
+        </w:r>
+      </w:hyperlink>
+    </w:p>
+    <w:bookmarkEnd w:id="70"/>
+    <w:bookmarkStart w:id="72" w:name="ref-glewwe2016improving"/>
     <w:p>
       <w:pPr>
         <w:pStyle w:val="Bibliography"/>
@@ -6185,9 +6557,20 @@
       <w:r>
         <w:t xml:space="preserve">(Vol. 5, pp. 653–743). Elsevier.</w:t>
       </w:r>
-    </w:p>
-    <w:bookmarkEnd w:id="61"/>
-    <w:bookmarkStart w:id="62" w:name="ref-geeap2023smart"/>
+      <w:r>
+        <w:t xml:space="preserve"> </w:t>
+      </w:r>
+      <w:hyperlink r:id="rId71">
+        <w:r>
+          <w:rPr>
+            <w:rStyle w:val="Hyperlink"/>
+          </w:rPr>
+          <w:t xml:space="preserve">https://doi.org/10.1016/B978-0-444-63459-7.00010-5</w:t>
+        </w:r>
+      </w:hyperlink>
+    </w:p>
+    <w:bookmarkEnd w:id="72"/>
+    <w:bookmarkStart w:id="73" w:name="ref-geeap2023smart"/>
     <w:p>
       <w:pPr>
         <w:pStyle w:val="Bibliography"/>
@@ -6272,8 +6655,55 @@
         <w:t xml:space="preserve"> World Bank &amp; Foreign, Commonwealth &amp; Development Office.</w:t>
       </w:r>
     </w:p>
-    <w:bookmarkEnd w:id="62"/>
-    <w:bookmarkStart w:id="64" w:name="ref-hanushek2008role"/>
+    <w:bookmarkEnd w:id="73"/>
+    <w:bookmarkStart w:id="75" w:name="ref-hanushek2003failure"/>
+    <w:p>
+      <w:pPr>
+        <w:pStyle w:val="Bibliography"/>
+      </w:pPr>
+      <w:r>
+        <w:t xml:space="preserve">Hanushek, E. A. (2003). The failure of input-based schooling policies.</w:t>
+      </w:r>
+      <w:r>
+        <w:t xml:space="preserve"> </w:t>
+      </w:r>
+      <w:r>
+        <w:rPr>
+          <w:i/>
+          <w:iCs/>
+        </w:rPr>
+        <w:t xml:space="preserve">Economic Journal</w:t>
+      </w:r>
+      <w:r>
+        <w:t xml:space="preserve">,</w:t>
+      </w:r>
+      <w:r>
+        <w:t xml:space="preserve"> </w:t>
+      </w:r>
+      <w:r>
+        <w:rPr>
+          <w:i/>
+          <w:iCs/>
+        </w:rPr>
+        <w:t xml:space="preserve">113</w:t>
+      </w:r>
+      <w:r>
+        <w:t xml:space="preserve">(485), F64–F98.</w:t>
+      </w:r>
+      <w:r>
+        <w:t xml:space="preserve"> </w:t>
+      </w:r>
+      <w:hyperlink r:id="rId74">
+        <w:r>
+          <w:rPr>
+            <w:rStyle w:val="Hyperlink"/>
+          </w:rPr>
+          <w:t xml:space="preserve">https://doi.org/10.1111/1468-0297.00099</w:t>
+        </w:r>
+      </w:hyperlink>
+    </w:p>
+    <w:bookmarkEnd w:id="75"/>
+    <w:bookmarkStart w:id="77" w:name="ref-hanushek2008role"/>
     <w:p>
       <w:pPr>
         <w:pStyle w:val="Bibliography"/>
@@ -6310,7 +6740,7 @@
       <w:r>
         <w:t xml:space="preserve"> </w:t>
       </w:r>
-      <w:hyperlink r:id="rId63">
+      <w:hyperlink r:id="rId76">
         <w:r>
           <w:rPr>
             <w:rStyle w:val="Hyperlink"/>
@@ -6319,8 +6749,8 @@
         </w:r>
       </w:hyperlink>
     </w:p>
-    <w:bookmarkEnd w:id="64"/>
-    <w:bookmarkStart w:id="66" w:name="ref-hanushek2015knowledge"/>
+    <w:bookmarkEnd w:id="77"/>
+    <w:bookmarkStart w:id="79" w:name="ref-hanushek2015knowledge"/>
     <w:p>
       <w:pPr>
         <w:pStyle w:val="Bibliography"/>
@@ -6344,7 +6774,7 @@
       <w:r>
         <w:t xml:space="preserve"> </w:t>
       </w:r>
-      <w:hyperlink r:id="rId65">
+      <w:hyperlink r:id="rId78">
         <w:r>
           <w:rPr>
             <w:rStyle w:val="Hyperlink"/>
@@ -6353,8 +6783,8 @@
         </w:r>
       </w:hyperlink>
     </w:p>
-    <w:bookmarkEnd w:id="66"/>
-    <w:bookmarkStart w:id="68" w:name="ref-langbein2010governance"/>
+    <w:bookmarkEnd w:id="79"/>
+    <w:bookmarkStart w:id="81" w:name="ref-langbein2010governance"/>
     <w:p>
       <w:pPr>
         <w:pStyle w:val="Bibliography"/>
@@ -6418,7 +6848,7 @@
       <w:r>
         <w:t xml:space="preserve"> </w:t>
       </w:r>
-      <w:hyperlink r:id="rId67">
+      <w:hyperlink r:id="rId80">
         <w:r>
           <w:rPr>
             <w:rStyle w:val="Hyperlink"/>
@@ -6427,8 +6857,8 @@
         </w:r>
       </w:hyperlink>
     </w:p>
-    <w:bookmarkEnd w:id="68"/>
-    <w:bookmarkStart w:id="69" w:name="ref-nickell1981biases"/>
+    <w:bookmarkEnd w:id="81"/>
+    <w:bookmarkStart w:id="83" w:name="ref-nickell1981biases"/>
     <w:p>
       <w:pPr>
         <w:pStyle w:val="Bibliography"/>
@@ -6462,9 +6892,20 @@
       <w:r>
         <w:t xml:space="preserve">(6), 1417–1426.</w:t>
       </w:r>
-    </w:p>
-    <w:bookmarkEnd w:id="69"/>
-    <w:bookmarkStart w:id="70" w:name="ref-pritchett2013rebirth"/>
+      <w:r>
+        <w:t xml:space="preserve"> </w:t>
+      </w:r>
+      <w:hyperlink r:id="rId82">
+        <w:r>
+          <w:rPr>
+            <w:rStyle w:val="Hyperlink"/>
+          </w:rPr>
+          <w:t xml:space="preserve">https://doi.org/10.2307/1911408</w:t>
+        </w:r>
+      </w:hyperlink>
+    </w:p>
+    <w:bookmarkEnd w:id="83"/>
+    <w:bookmarkStart w:id="84" w:name="ref-pritchett2013rebirth"/>
     <w:p>
       <w:pPr>
         <w:pStyle w:val="Bibliography"/>
@@ -6486,8 +6927,102 @@
         <w:t xml:space="preserve">. Center for Global Development.</w:t>
       </w:r>
     </w:p>
-    <w:bookmarkEnd w:id="70"/>
-    <w:bookmarkStart w:id="71" w:name="ref-robinson1950ecological"/>
+    <w:bookmarkEnd w:id="84"/>
+    <w:bookmarkStart w:id="86" w:name="ref-rajan2008aid"/>
+    <w:p>
+      <w:pPr>
+        <w:pStyle w:val="Bibliography"/>
+      </w:pPr>
+      <w:r>
+        <w:t xml:space="preserve">Rajan, R. G., &amp; Subramanian, A. (2008). Aid and growth: What does the cross-country evidence really show?</w:t>
+      </w:r>
+      <w:r>
+        <w:t xml:space="preserve"> </w:t>
+      </w:r>
+      <w:r>
+        <w:rPr>
+          <w:i/>
+          <w:iCs/>
+        </w:rPr>
+        <w:t xml:space="preserve">Review of Economics and Statistics</w:t>
+      </w:r>
+      <w:r>
+        <w:t xml:space="preserve">,</w:t>
+      </w:r>
+      <w:r>
+        <w:t xml:space="preserve"> </w:t>
+      </w:r>
+      <w:r>
+        <w:rPr>
+          <w:i/>
+          <w:iCs/>
+        </w:rPr>
+        <w:t xml:space="preserve">90</w:t>
+      </w:r>
+      <w:r>
+        <w:t xml:space="preserve">(4), 643–665.</w:t>
+      </w:r>
+      <w:r>
+        <w:t xml:space="preserve"> </w:t>
+      </w:r>
+      <w:hyperlink r:id="rId85">
+        <w:r>
+          <w:rPr>
+            <w:rStyle w:val="Hyperlink"/>
+          </w:rPr>
+          <w:t xml:space="preserve">https://doi.org/10.1162/rest.90.4.643</w:t>
+        </w:r>
+      </w:hyperlink>
+    </w:p>
+    <w:bookmarkEnd w:id="86"/>
+    <w:bookmarkStart w:id="88" w:name="ref-riddell2016effectiveness"/>
+    <w:p>
+      <w:pPr>
+        <w:pStyle w:val="Bibliography"/>
+      </w:pPr>
+      <w:r>
+        <w:t xml:space="preserve">Riddell, A., &amp; Niño-Zarazúa, M. (2016). The effectiveness of foreign aid to education: What can be learned?</w:t>
+      </w:r>
+      <w:r>
+        <w:t xml:space="preserve"> </w:t>
+      </w:r>
+      <w:r>
+        <w:rPr>
+          <w:i/>
+          <w:iCs/>
+        </w:rPr>
+        <w:t xml:space="preserve">International Journal of Educational Development</w:t>
+      </w:r>
+      <w:r>
+        <w:t xml:space="preserve">,</w:t>
+      </w:r>
+      <w:r>
+        <w:t xml:space="preserve"> </w:t>
+      </w:r>
+      <w:r>
+        <w:rPr>
+          <w:i/>
+          <w:iCs/>
+        </w:rPr>
+        <w:t xml:space="preserve">48</w:t>
+      </w:r>
+      <w:r>
+        <w:t xml:space="preserve">, 23–36.</w:t>
+      </w:r>
+      <w:r>
+        <w:t xml:space="preserve"> </w:t>
+      </w:r>
+      <w:hyperlink r:id="rId87">
+        <w:r>
+          <w:rPr>
+            <w:rStyle w:val="Hyperlink"/>
+          </w:rPr>
+          <w:t xml:space="preserve">https://doi.org/10.1016/j.ijedudev.2015.11.013</w:t>
+        </w:r>
+      </w:hyperlink>
+    </w:p>
+    <w:bookmarkEnd w:id="88"/>
+    <w:bookmarkStart w:id="90" w:name="ref-robinson1950ecological"/>
     <w:p>
       <w:pPr>
         <w:pStyle w:val="Bibliography"/>
@@ -6521,9 +7056,67 @@
       <w:r>
         <w:t xml:space="preserve">(3), 351–357.</w:t>
       </w:r>
-    </w:p>
-    <w:bookmarkEnd w:id="71"/>
-    <w:bookmarkStart w:id="72" w:name="ref-sandefur2018internationally"/>
+      <w:r>
+        <w:t xml:space="preserve"> </w:t>
+      </w:r>
+      <w:hyperlink r:id="rId89">
+        <w:r>
+          <w:rPr>
+            <w:rStyle w:val="Hyperlink"/>
+          </w:rPr>
+          <w:t xml:space="preserve">https://doi.org/10.2307/2087176</w:t>
+        </w:r>
+      </w:hyperlink>
+    </w:p>
+    <w:bookmarkEnd w:id="90"/>
+    <w:bookmarkStart w:id="92" w:name="ref-roodman2007anarchy"/>
+    <w:p>
+      <w:pPr>
+        <w:pStyle w:val="Bibliography"/>
+      </w:pPr>
+      <w:r>
+        <w:t xml:space="preserve">Roodman, D. (2007). The anarchy of numbers: Aid, development, and cross-country empirics.</w:t>
+      </w:r>
+      <w:r>
+        <w:t xml:space="preserve"> </w:t>
+      </w:r>
+      <w:r>
+        <w:rPr>
+          <w:i/>
+          <w:iCs/>
+        </w:rPr>
+        <w:t xml:space="preserve">World Bank Economic Review</w:t>
+      </w:r>
+      <w:r>
+        <w:t xml:space="preserve">,</w:t>
+      </w:r>
+      <w:r>
+        <w:t xml:space="preserve"> </w:t>
+      </w:r>
+      <w:r>
+        <w:rPr>
+          <w:i/>
+          <w:iCs/>
+        </w:rPr>
+        <w:t xml:space="preserve">21</w:t>
+      </w:r>
+      <w:r>
+        <w:t xml:space="preserve">(2), 255–277.</w:t>
+      </w:r>
+      <w:r>
+        <w:t xml:space="preserve"> </w:t>
+      </w:r>
+      <w:hyperlink r:id="rId91">
+        <w:r>
+          <w:rPr>
+            <w:rStyle w:val="Hyperlink"/>
+          </w:rPr>
+          <w:t xml:space="preserve">https://doi.org/10.1093/wber/lhm004</w:t>
+        </w:r>
+      </w:hyperlink>
+    </w:p>
+    <w:bookmarkEnd w:id="92"/>
+    <w:bookmarkStart w:id="94" w:name="ref-sandefur2018internationally"/>
     <w:p>
       <w:pPr>
         <w:pStyle w:val="Bibliography"/>
@@ -6566,9 +7159,76 @@
       <w:r>
         <w:t xml:space="preserve">, 267–286.</w:t>
       </w:r>
-    </w:p>
-    <w:bookmarkEnd w:id="72"/>
-    <w:bookmarkStart w:id="74" w:name="ref-vegas2015when"/>
+      <w:r>
+        <w:t xml:space="preserve"> </w:t>
+      </w:r>
+      <w:hyperlink r:id="rId93">
+        <w:r>
+          <w:rPr>
+            <w:rStyle w:val="Hyperlink"/>
+          </w:rPr>
+          <w:t xml:space="preserve">https://doi.org/10.1016/j.econedurev.2017.12.003</w:t>
+        </w:r>
+      </w:hyperlink>
+    </w:p>
+    <w:bookmarkEnd w:id="94"/>
+    <w:bookmarkStart w:id="96" w:name="ref-tierney2011more"/>
+    <w:p>
+      <w:pPr>
+        <w:pStyle w:val="Bibliography"/>
+      </w:pPr>
+      <w:r>
+        <w:t xml:space="preserve">Tierney, M. J., Nielson, D. L., Hawkins, D. G., Roberts, J. T., Findley, M. G., Powers, R. M., Parks, B., Wilson, S. E., &amp; Hicks, R. L. (2011). More dollars than sense: Refining our knowledge of development finance using</w:t>
+      </w:r>
+      <w:r>
+        <w:t xml:space="preserve"> </w:t>
+      </w:r>
+      <w:r>
+        <w:t xml:space="preserve">AidData</w:t>
+      </w:r>
+      <w:r>
+        <w:t xml:space="preserve">.</w:t>
+      </w:r>
+      <w:r>
+        <w:t xml:space="preserve"> </w:t>
+      </w:r>
+      <w:r>
+        <w:rPr>
+          <w:i/>
+          <w:iCs/>
+        </w:rPr>
+        <w:t xml:space="preserve">World Development</w:t>
+      </w:r>
+      <w:r>
+        <w:t xml:space="preserve">,</w:t>
+      </w:r>
+      <w:r>
+        <w:t xml:space="preserve"> </w:t>
+      </w:r>
+      <w:r>
+        <w:rPr>
+          <w:i/>
+          <w:iCs/>
+        </w:rPr>
+        <w:t xml:space="preserve">39</w:t>
+      </w:r>
+      <w:r>
+        <w:t xml:space="preserve">(11), 1891–1906.</w:t>
+      </w:r>
+      <w:r>
+        <w:t xml:space="preserve"> </w:t>
+      </w:r>
+      <w:hyperlink r:id="rId95">
+        <w:r>
+          <w:rPr>
+            <w:rStyle w:val="Hyperlink"/>
+          </w:rPr>
+          <w:t xml:space="preserve">https://doi.org/10.1016/j.worlddev.2011.07.029</w:t>
+        </w:r>
+      </w:hyperlink>
+    </w:p>
+    <w:bookmarkEnd w:id="96"/>
+    <w:bookmarkStart w:id="98" w:name="ref-vegas2015when"/>
     <w:p>
       <w:pPr>
         <w:pStyle w:val="Bibliography"/>
@@ -6605,7 +7265,7 @@
       <w:r>
         <w:t xml:space="preserve"> </w:t>
       </w:r>
-      <w:hyperlink r:id="rId73">
+      <w:hyperlink r:id="rId97">
         <w:r>
           <w:rPr>
             <w:rStyle w:val="Hyperlink"/>
@@ -6614,8 +7274,8 @@
         </w:r>
       </w:hyperlink>
     </w:p>
-    <w:bookmarkEnd w:id="74"/>
-    <w:bookmarkStart w:id="76" w:name="ref-vivalt2020generalize"/>
+    <w:bookmarkEnd w:id="98"/>
+    <w:bookmarkStart w:id="100" w:name="ref-vivalt2020generalize"/>
     <w:p>
       <w:pPr>
         <w:pStyle w:val="Bibliography"/>
@@ -6652,7 +7312,7 @@
       <w:r>
         <w:t xml:space="preserve"> </w:t>
       </w:r>
-      <w:hyperlink r:id="rId75">
+      <w:hyperlink r:id="rId99">
         <w:r>
           <w:rPr>
             <w:rStyle w:val="Hyperlink"/>
@@ -6661,10 +7321,10 @@
         </w:r>
       </w:hyperlink>
     </w:p>
-    <w:bookmarkEnd w:id="76"/>
-    <w:bookmarkEnd w:id="77"/>
-    <w:bookmarkEnd w:id="78"/>
-    <w:bookmarkStart w:id="91" w:name="appendix-argument-bearing-exhibits"/>
+    <w:bookmarkEnd w:id="100"/>
+    <w:bookmarkEnd w:id="101"/>
+    <w:bookmarkEnd w:id="102"/>
+    <w:bookmarkStart w:id="115" w:name="appendix-argument-bearing-exhibits"/>
     <w:p>
       <w:pPr>
         <w:pStyle w:val="Heading1"/>
@@ -6681,7 +7341,7 @@
         <w:t xml:space="preserve">The five exhibits below are the ones the body cites directly. Full Model 1, Model 2, Model 3, and Model 5 spec progressions; the Chinese-aid and UIS-augmented-listwise robustness tables; the Dumitrescu-Hurlin Granger output; and the variable-construction documentation are in the OSF deposit cited under Data and code availability.</w:t>
       </w:r>
     </w:p>
-    <w:bookmarkStart w:id="79" w:name="a.1-pre-analysis-plan-inventory"/>
+    <w:bookmarkStart w:id="103" w:name="a.1-pre-analysis-plan-inventory"/>
     <w:p>
       <w:pPr>
         <w:pStyle w:val="Heading2"/>
@@ -7317,8 +7977,8 @@
         </w:tc>
       </w:tr>
     </w:tbl>
-    <w:bookmarkEnd w:id="79"/>
-    <w:bookmarkStart w:id="83" w:name="X320352a803b3d28a707100e939664e5643a225c"/>
+    <w:bookmarkEnd w:id="103"/>
+    <w:bookmarkStart w:id="107" w:name="X320352a803b3d28a707100e939664e5643a225c"/>
     <w:p>
       <w:pPr>
         <w:pStyle w:val="Heading2"/>
@@ -7327,7 +7987,7 @@
         <w:t xml:space="preserve">A.2 Treatment-encoding sensitivity (sixteen-cell grid)</w:t>
       </w:r>
     </w:p>
-    <w:bookmarkStart w:id="82" w:name="X3716dbb39a8c1d5dc4326a0e9a2f2f67539b8f1"/>
+    <w:bookmarkStart w:id="106" w:name="X3716dbb39a8c1d5dc4326a0e9a2f2f67539b8f1"/>
     <w:p>
       <w:pPr>
         <w:pStyle w:val="Heading4"/>
@@ -7390,7 +8050,7 @@
         <w:t xml:space="preserve">Transform abbreviations: raw = annual disbursement (no transform); 1-yr lag = the t−1 value; 3-yr MA = the mean of t−2, t−1, t (trailing-inclusive); 3-yr MA strictly past = the mean of t−3, t−2, t−1 (primary specification).</w:t>
       </w:r>
     </w:p>
-    <w:bookmarkStart w:id="80" w:name="hlo-outcome"/>
+    <w:bookmarkStart w:id="104" w:name="hlo-outcome"/>
     <w:p>
       <w:pPr>
         <w:pStyle w:val="Heading5"/>
@@ -9291,8 +9951,8 @@
         </w:tc>
       </w:tr>
     </w:tbl>
-    <w:bookmarkEnd w:id="80"/>
-    <w:bookmarkStart w:id="81" w:name="lays-outcome"/>
+    <w:bookmarkEnd w:id="104"/>
+    <w:bookmarkStart w:id="105" w:name="lays-outcome"/>
     <w:p>
       <w:pPr>
         <w:pStyle w:val="Heading5"/>
@@ -11185,10 +11845,10 @@
         </w:tc>
       </w:tr>
     </w:tbl>
-    <w:bookmarkEnd w:id="81"/>
-    <w:bookmarkEnd w:id="82"/>
-    <w:bookmarkEnd w:id="83"/>
-    <w:bookmarkStart w:id="87" w:name="X07b5e3d2bf11006c3998c6c8c052c76538f5fe0"/>
+    <w:bookmarkEnd w:id="105"/>
+    <w:bookmarkEnd w:id="106"/>
+    <w:bookmarkEnd w:id="107"/>
+    <w:bookmarkStart w:id="111" w:name="X07b5e3d2bf11006c3998c6c8c052c76538f5fe0"/>
     <w:p>
       <w:pPr>
         <w:pStyle w:val="Heading2"/>
@@ -11197,7 +11857,7 @@
         <w:t xml:space="preserve">A.3 Governance operationalisation sensitivity (four specifications)</w:t>
       </w:r>
     </w:p>
-    <w:bookmarkStart w:id="86" w:name="X157f362f07389ab731515542db38dee9a9ad669"/>
+    <w:bookmarkStart w:id="110" w:name="X157f362f07389ab731515542db38dee9a9ad669"/>
     <w:p>
       <w:pPr>
         <w:pStyle w:val="Heading4"/>
@@ -11222,7 +11882,7 @@
         <w:t xml:space="preserve">The PC1 specification (C, headline) captures 76.4 percent of the variance in the six Worldwide Governance Indicators, with all six loadings positive after sign-flip.</w:t>
       </w:r>
     </w:p>
-    <w:bookmarkStart w:id="84" w:name="X60b1f08e860d4345232879359d4c73fe3db7d5e"/>
+    <w:bookmarkStart w:id="108" w:name="X60b1f08e860d4345232879359d4c73fe3db7d5e"/>
     <w:p>
       <w:pPr>
         <w:pStyle w:val="Heading5"/>
@@ -11774,8 +12434,8 @@
         <w:t xml:space="preserve">The headline reaches conventional two-sided significance under specification C only. The four operationalisations are pre-specified in PAP-0009 (PCA-collapsed PC1 as the locked construction; the other three retained as parallel sensitivities).</w:t>
       </w:r>
     </w:p>
-    <w:bookmarkEnd w:id="84"/>
-    <w:bookmarkStart w:id="85" w:name="X5173ca8a4960ca2e4dd979f2caaba7018f0f0bc"/>
+    <w:bookmarkEnd w:id="108"/>
+    <w:bookmarkStart w:id="109" w:name="X5173ca8a4960ca2e4dd979f2caaba7018f0f0bc"/>
     <w:p>
       <w:pPr>
         <w:pStyle w:val="Heading5"/>
@@ -12279,10 +12939,10 @@
         </w:tc>
       </w:tr>
     </w:tbl>
-    <w:bookmarkEnd w:id="85"/>
-    <w:bookmarkEnd w:id="86"/>
-    <w:bookmarkEnd w:id="87"/>
-    <w:bookmarkStart w:id="89" w:name="X655ef37c344951c9076b9b43a040b53a7842ac8"/>
+    <w:bookmarkEnd w:id="109"/>
+    <w:bookmarkEnd w:id="110"/>
+    <w:bookmarkEnd w:id="111"/>
+    <w:bookmarkStart w:id="113" w:name="X655ef37c344951c9076b9b43a040b53a7842ac8"/>
     <w:p>
       <w:pPr>
         <w:pStyle w:val="Heading2"/>
@@ -12291,7 +12951,7 @@
         <w:t xml:space="preserve">A.4 HLO measure-fragility — AAP-2018 full coverage and overlap window</w:t>
       </w:r>
     </w:p>
-    <w:bookmarkStart w:id="88" w:name="X1780a2aed9d17e0507d281a77e8c696fafb912c"/>
+    <w:bookmarkStart w:id="112" w:name="X1780a2aed9d17e0507d281a77e8c696fafb912c"/>
     <w:p>
       <w:pPr>
         <w:pStyle w:val="Heading4"/>
@@ -12818,9 +13478,9 @@
         <w:t xml:space="preserve">The two AAP variants produce different readings. AAP full coverage sign-reverses the headline at conventional precision (β = −16.67, p = 0.009); the AAP overlap window restricted to the matched 2010–2020 country-years returns a non-significant null (β = −3.94, p = 0.66) that itself fails sign-agreement with the primary. If the two AAP rows had agreed in sign and magnitude, the failure would have isolated measure choice; if they had disagreed, it would have isolated sample-window composition. The AAP overlap-window null rules out sample-window composition as the sole driver — the measure choice itself materially shapes the within-country coefficient.</w:t>
       </w:r>
     </w:p>
-    <w:bookmarkEnd w:id="88"/>
-    <w:bookmarkEnd w:id="89"/>
-    <w:bookmarkStart w:id="90" w:name="a.5-littles-mcar-test-result"/>
+    <w:bookmarkEnd w:id="112"/>
+    <w:bookmarkEnd w:id="113"/>
+    <w:bookmarkStart w:id="114" w:name="a.5-littles-mcar-test-result"/>
     <w:p>
       <w:pPr>
         <w:pStyle w:val="Heading2"/>
@@ -13123,8 +13783,8 @@
         <w:t xml:space="preserve">The MAR assumption multiple imputation requires is therefore not empirically supportable on these data; PAP-0012 retires the multiple-imputation sub-commitment of PAP-0006 on this basis, in combination with the project’s no-fabrication discipline.</w:t>
       </w:r>
     </w:p>
-    <w:bookmarkEnd w:id="90"/>
-    <w:bookmarkEnd w:id="91"/>
+    <w:bookmarkEnd w:id="114"/>
+    <w:bookmarkEnd w:id="115"/>
     <w:sectPr>
       <w:footnotePr>
         <w:numRestart w:val="eachSect"/>

--- a/drafts/aid_without_learning.docx
+++ b/drafts/aid_without_learning.docx
@@ -40,19 +40,775 @@
         <w:pStyle w:val="FirstParagraph"/>
       </w:pPr>
       <w:r>
-        <w:t xml:space="preserve">Aid to education keeps rising. Across most of the developing world, learning does not. Whether the first moves the second is a question cross-country panel evidence has answered yes, no, and</w:t>
-      </w:r>
-      <w:r>
-        <w:t xml:space="preserve"> </w:t>
-      </w:r>
-      <w:r>
-        <w:t xml:space="preserve">“it depends”</w:t>
-      </w:r>
-      <w:r>
-        <w:t xml:space="preserve"> </w:t>
-      </w:r>
-      <w:r>
-        <w:t xml:space="preserve">— and the answer, I find, turns less on the data than on the choices an analyst makes before seeing it. I build a 133-country, 2010–2020 panel from OECD Creditor Reporting System disbursements, World Bank Harmonized Learning Outcomes (HLO), and the usual macroeconomic, governance, and sector controls, and I fix every consequential analytical choice in a pre-analysis plan before running the analysis that turns on it. A within-country fixed-effects specification appears to return a positive aid-to-learning coefficient (β = +11.14 HLO points per unit of log treatment; p = 0.048; N = 143 country-cycles) on the headline measure. I do not ask the reader to believe it. It is the object my own pre-specified checks are built to break, and they break it four ways. The coefficient is carried by sub-Saharan Africa: dropping the forty-two SSA countries halves it to β = +4.71 and pushes the 95% confidence interval through zero. It is measure-specific: on the Altinok-Angrist-Patrinos</w:t>
+        <w:t xml:space="preserve">Across the developing world, primary enrolment has reached near-universal levels while learning outcomes have remained roughly flat for two decades. Whether development assistance to education has contributed to that learning gap is a question cross-country panel evidence has answered inconsistently. The inconsistency owes more to the analytical choices made before the data are seen than to the data themselves. This paper assembles a 133-country panel for 2010 to 2020 from OECD Creditor Reporting System disbursements, World Bank Harmonized Learning Outcomes, and standard macroeconomic, governance, and sector controls. Every consequential analytical choice is fixed in a pre-analysis plan before the analysis it governs runs. The within-country fixed-effects specification returns a positive aid-to-learning coefficient on the headline measure (β = +11.14 HLO points per unit of log treatment; p = 0.048; N = 143 country-cycles). Four pre-specified robustness checks break the coefficient. Dropping the 42 sub-Saharan African countries halves it to β = +4.71, with a 95% confidence interval that spans zero. Three further checks on harmonisation, governance, and statistical power break it on those dimensions as well. Two further pre-specified commitments bite alongside these. The four-bucket intervention typology that policy guidance treats as decision-relevant cannot be recovered from CRS metadata at any defensible threshold, and the model that would have used it was retired. The multiple-imputation step the missingness plan promised rests on an assumption that a pre-specified test rejects on these data at p ≪ 10⁻⁶. The contribution is a calibrated account of what cross-country panel evidence can credibly claim about education-aid effectiveness at the current data frontier, alongside three concrete fixes to development-finance reporting infrastructure that would extend what such evidence can claim. The work locates itself in a growing methodological-reflection strand in development empirics</w:t>
+      </w:r>
+      <w:r>
+        <w:t xml:space="preserve"> </w:t>
+      </w:r>
+      <w:r>
+        <w:t xml:space="preserve">(</w:t>
+      </w:r>
+      <w:hyperlink w:anchor="ref-deaton2018rcts">
+        <w:r>
+          <w:rPr>
+            <w:rStyle w:val="Hyperlink"/>
+          </w:rPr>
+          <w:t xml:space="preserve">Deaton &amp; Cartwright, 2018</w:t>
+        </w:r>
+      </w:hyperlink>
+      <w:r>
+        <w:t xml:space="preserve">;</w:t>
+      </w:r>
+      <w:r>
+        <w:t xml:space="preserve"> </w:t>
+      </w:r>
+      <w:hyperlink w:anchor="ref-sandefur2018internationally">
+        <w:r>
+          <w:rPr>
+            <w:rStyle w:val="Hyperlink"/>
+          </w:rPr>
+          <w:t xml:space="preserve">Sandefur, 2018</w:t>
+        </w:r>
+      </w:hyperlink>
+      <w:r>
+        <w:t xml:space="preserve">;</w:t>
+      </w:r>
+      <w:r>
+        <w:t xml:space="preserve"> </w:t>
+      </w:r>
+      <w:hyperlink w:anchor="ref-vivalt2020generalize">
+        <w:r>
+          <w:rPr>
+            <w:rStyle w:val="Hyperlink"/>
+          </w:rPr>
+          <w:t xml:space="preserve">Vivalt, 2020</w:t>
+        </w:r>
+      </w:hyperlink>
+      <w:r>
+        <w:t xml:space="preserve">)</w:t>
+      </w:r>
+      <w:r>
+        <w:t xml:space="preserve">.</w:t>
+      </w:r>
+    </w:p>
+    <w:bookmarkEnd w:id="9"/>
+    <w:bookmarkStart w:id="10" w:name="introduction"/>
+    <w:p>
+      <w:pPr>
+        <w:pStyle w:val="Heading1"/>
+      </w:pPr>
+      <w:r>
+        <w:t xml:space="preserve">1. Introduction</w:t>
+      </w:r>
+    </w:p>
+    <w:p>
+      <w:pPr>
+        <w:pStyle w:val="FirstParagraph"/>
+      </w:pPr>
+      <w:r>
+        <w:t xml:space="preserve">Primary enrolment in the developing world has reached near-universal levels across two decades of measurement, while learning outcomes have remained roughly flat over the same period. In the 133 aid-eligible countries that constitute the panel of this analysis, gross primary enrolment sits between 98 and 109 percent in every World Bank region. Harmonized Learning Outcomes range from roughly 300 to 625 across the same countries, a spread of approximately 1.6 within-sample standard deviations. They show no sign of narrowing across the four assessment cycles published since 2010. The policy response over the past decade has converged on a single instruction: move education aid off the access-era inputs and onto the inputs that produce learning. The access-era inputs are classrooms, enrolment subsidies, and teacher headcount. The learning-producing inputs are targeted pedagogy, accountability, and structured instruction at scale</w:t>
+      </w:r>
+      <w:r>
+        <w:t xml:space="preserve"> </w:t>
+      </w:r>
+      <w:r>
+        <w:t xml:space="preserve">(</w:t>
+      </w:r>
+      <w:hyperlink w:anchor="ref-glewwe2016improving">
+        <w:r>
+          <w:rPr>
+            <w:rStyle w:val="Hyperlink"/>
+          </w:rPr>
+          <w:t xml:space="preserve">Glewwe &amp; Muralidharan, 2016</w:t>
+        </w:r>
+      </w:hyperlink>
+      <w:r>
+        <w:t xml:space="preserve">;</w:t>
+      </w:r>
+      <w:r>
+        <w:t xml:space="preserve"> </w:t>
+      </w:r>
+      <w:hyperlink w:anchor="ref-geeap2023smart">
+        <w:r>
+          <w:rPr>
+            <w:rStyle w:val="Hyperlink"/>
+          </w:rPr>
+          <w:t xml:space="preserve">Global Education Evidence Advisory Panel (GEEAP), 2023</w:t>
+        </w:r>
+      </w:hyperlink>
+      <w:r>
+        <w:t xml:space="preserve">)</w:t>
+      </w:r>
+      <w:r>
+        <w:t xml:space="preserve">. Whether aid has in fact moved learning is still contested, and the contest, on inspection, turns as much on method as on evidence.</w:t>
+      </w:r>
+    </w:p>
+    <w:p>
+      <w:pPr>
+        <w:pStyle w:val="BodyText"/>
+      </w:pPr>
+      <w:r>
+        <w:t xml:space="preserve">This paper assembles the kind of panel that contest has been fought on, runs a pre-specified sequence of models, and adopts one discipline the cross-country aid-effectiveness literature has mostly done without: every consequential analytical decision is written down in a pre-analysis plan before the analysis it governs is run. Each plan names the options, the criterion that separates them, and the threshold the criterion must clear. When the analysis runs, the criterion is met or it is not. The record makes the call auditable and the response disciplined. The design aims to show where a clean result is unavailable and to treat that absence as evidence.</w:t>
+      </w:r>
+    </w:p>
+    <w:p>
+      <w:pPr>
+        <w:pStyle w:val="BodyText"/>
+      </w:pPr>
+      <w:r>
+        <w:t xml:space="preserve">The within-country fixed-effects specification returns a positive coefficient of β = +11.14 HLO points per unit of log three-year-lagged constant-dollar disbursement (country-clustered standard error 5.52; p = 0.048; N = 143). The cross-sectional version sits near zero (β = −1.36, p = 0.58) on the same panel and controls, and the within-country coefficient is provisional. Four pre-specified robustness checks (§4.2) break it on sample composition, harmonisation choice, governance operationalisation, and statistical power. Two further pre-specified commitments bite alongside these. The four-bucket intervention typology that policy guidance treats as decision-relevant cannot be recovered from CRS metadata at any defensible threshold, and the model that would have used it was retired. The multiple-imputation step the missingness plan promised rests on an assumption the plan’s own test rejects.</w:t>
+      </w:r>
+    </w:p>
+    <w:p>
+      <w:pPr>
+        <w:pStyle w:val="BodyText"/>
+      </w:pPr>
+      <w:r>
+        <w:t xml:space="preserve">Section 2 places the contribution in the literature, §3 describes the data and the pre-specified design, §4 reports results, and §5 discusses what the panel evidence can and cannot claim. Sections 6 and 7 translate the findings into data-infrastructure and policy implications before concluding.</w:t>
+      </w:r>
+    </w:p>
+    <w:bookmarkEnd w:id="10"/>
+    <w:bookmarkStart w:id="14" w:name="background-and-contribution"/>
+    <w:p>
+      <w:pPr>
+        <w:pStyle w:val="Heading1"/>
+      </w:pPr>
+      <w:r>
+        <w:t xml:space="preserve">2. Background and contribution</w:t>
+      </w:r>
+    </w:p>
+    <w:p>
+      <w:pPr>
+        <w:pStyle w:val="FirstParagraph"/>
+      </w:pPr>
+      <w:r>
+        <w:t xml:space="preserve">The contribution sits at the intersection of three conversations: the cross-country aid-effectiveness empirics, the education-specific aid-and-learning literature, and the methodological-reflection strand on what empirical-development research can credibly claim. The sections that follow engage each strand briefly, since the contribution is the synthesis at the intersection rather than an incremental advance within any one strand.</w:t>
+      </w:r>
+    </w:p>
+    <w:bookmarkStart w:id="11" w:name="cross-country-aid-effectiveness-empirics"/>
+    <w:p>
+      <w:pPr>
+        <w:pStyle w:val="Heading2"/>
+      </w:pPr>
+      <w:r>
+        <w:t xml:space="preserve">2.1 Cross-country aid-effectiveness empirics</w:t>
+      </w:r>
+    </w:p>
+    <w:p>
+      <w:pPr>
+        <w:pStyle w:val="FirstParagraph"/>
+      </w:pPr>
+      <w:r>
+        <w:t xml:space="preserve">The canonical question of whether development aid raises growth has been answered in the affirmative, the negative, and conditionally on broadly the same data over two and a half decades. Burnside and Dollar</w:t>
+      </w:r>
+      <w:r>
+        <w:t xml:space="preserve"> </w:t>
+      </w:r>
+      <w:r>
+        <w:t xml:space="preserve">(</w:t>
+      </w:r>
+      <w:hyperlink w:anchor="ref-burnside2000aid">
+        <w:r>
+          <w:rPr>
+            <w:rStyle w:val="Hyperlink"/>
+          </w:rPr>
+          <w:t xml:space="preserve">2000</w:t>
+        </w:r>
+      </w:hyperlink>
+      <w:r>
+        <w:t xml:space="preserve">)</w:t>
+      </w:r>
+      <w:r>
+        <w:t xml:space="preserve"> </w:t>
+      </w:r>
+      <w:r>
+        <w:t xml:space="preserve">reported that aid raises growth only where fiscal, monetary, and trade policies are sound, entering an aid-by-policy interaction with a positive and significant coefficient on an instrumental-variables design. The finding was widely interpreted as policy advice to target good-policy countries and shaped a generation of aid-allocation debate. Easterly, Levine, and Roodman</w:t>
+      </w:r>
+      <w:r>
+        <w:t xml:space="preserve"> </w:t>
+      </w:r>
+      <w:r>
+        <w:t xml:space="preserve">(</w:t>
+      </w:r>
+      <w:hyperlink w:anchor="ref-easterly2004aid">
+        <w:r>
+          <w:rPr>
+            <w:rStyle w:val="Hyperlink"/>
+          </w:rPr>
+          <w:t xml:space="preserve">2004</w:t>
+        </w:r>
+      </w:hyperlink>
+      <w:r>
+        <w:t xml:space="preserve">)</w:t>
+      </w:r>
+      <w:r>
+        <w:t xml:space="preserve"> </w:t>
+      </w:r>
+      <w:r>
+        <w:t xml:space="preserve">then showed that the interaction does not survive extending the original sample to more countries and years; the result is fragile to sample composition. Rajan and Subramanian</w:t>
+      </w:r>
+      <w:r>
+        <w:t xml:space="preserve"> </w:t>
+      </w:r>
+      <w:r>
+        <w:t xml:space="preserve">(</w:t>
+      </w:r>
+      <w:hyperlink w:anchor="ref-rajan2008aid">
+        <w:r>
+          <w:rPr>
+            <w:rStyle w:val="Hyperlink"/>
+          </w:rPr>
+          <w:t xml:space="preserve">2008</w:t>
+        </w:r>
+      </w:hyperlink>
+      <w:r>
+        <w:t xml:space="preserve">)</w:t>
+      </w:r>
+      <w:r>
+        <w:t xml:space="preserve">, using a richer instrument set and a broader sample, found little robust evidence of a positive aid-growth relationship in standard cross-country specifications. Clemens, Radelet, Bhavnani and Bazzi</w:t>
+      </w:r>
+      <w:r>
+        <w:t xml:space="preserve"> </w:t>
+      </w:r>
+      <w:r>
+        <w:t xml:space="preserve">(</w:t>
+      </w:r>
+      <w:hyperlink w:anchor="ref-clemens2012counting">
+        <w:r>
+          <w:rPr>
+            <w:rStyle w:val="Hyperlink"/>
+          </w:rPr>
+          <w:t xml:space="preserve">2012</w:t>
+        </w:r>
+      </w:hyperlink>
+      <w:r>
+        <w:t xml:space="preserve">)</w:t>
+      </w:r>
+      <w:r>
+        <w:t xml:space="preserve"> </w:t>
+      </w:r>
+      <w:r>
+        <w:t xml:space="preserve">reconciled part of the disagreement by disaggregating aid by intended response horizon, finding that early-impact aid tracks growth more cleanly than the aggregate. Roodman’s</w:t>
+      </w:r>
+      <w:r>
+        <w:t xml:space="preserve"> </w:t>
+      </w:r>
+      <w:r>
+        <w:t xml:space="preserve">(</w:t>
+      </w:r>
+      <w:hyperlink w:anchor="ref-roodman2007anarchy">
+        <w:r>
+          <w:rPr>
+            <w:rStyle w:val="Hyperlink"/>
+          </w:rPr>
+          <w:t xml:space="preserve">2007</w:t>
+        </w:r>
+      </w:hyperlink>
+      <w:r>
+        <w:t xml:space="preserve">)</w:t>
+      </w:r>
+      <w:r>
+        <w:t xml:space="preserve"> </w:t>
+      </w:r>
+      <w:r>
+        <w:t xml:space="preserve">sensitivity exercise across the canonical aid-growth studies of the prior decade established that the conclusions reached by individual papers turn on identifiable analytical choices rather than on the data itself. The durable methodological lesson the field carried forward, even where the substantive coefficient remained contested, is that interaction and slope estimates in cross-country aid-effectiveness panels are sensitive to sample, specification, and instrument. The present paper does not rediscover that fragility. Its contribution is to locate a distinct source of fragility on the outcome side. A within-country coefficient that survives the encoding and identification choices those authors interrogated can still reverse when the harmonized learning measure is swapped, even on overlapping country-years (§4.6). The pre-specified design takes the older lesson seriously, fixing specifications before estimation and reporting sensitivities rather than searching across them for the most favorable result. It extends the lesson to the measurement of the dependent variable, which that literature did not test.</w:t>
+      </w:r>
+    </w:p>
+    <w:p>
+      <w:pPr>
+        <w:pStyle w:val="BodyText"/>
+      </w:pPr>
+      <w:r>
+        <w:t xml:space="preserve">The cognitive-skills-for-growth strand associated with Hanushek and Woessmann</w:t>
+      </w:r>
+      <w:r>
+        <w:t xml:space="preserve"> </w:t>
+      </w:r>
+      <w:r>
+        <w:t xml:space="preserve">(</w:t>
+      </w:r>
+      <w:hyperlink w:anchor="ref-hanushek2008role">
+        <w:r>
+          <w:rPr>
+            <w:rStyle w:val="Hyperlink"/>
+          </w:rPr>
+          <w:t xml:space="preserve">2008</w:t>
+        </w:r>
+      </w:hyperlink>
+      <w:r>
+        <w:t xml:space="preserve">,</w:t>
+      </w:r>
+      <w:r>
+        <w:t xml:space="preserve"> </w:t>
+      </w:r>
+      <w:hyperlink w:anchor="ref-hanushek2015knowledge">
+        <w:r>
+          <w:rPr>
+            <w:rStyle w:val="Hyperlink"/>
+          </w:rPr>
+          <w:t xml:space="preserve">2015</w:t>
+        </w:r>
+      </w:hyperlink>
+      <w:r>
+        <w:t xml:space="preserve">)</w:t>
+      </w:r>
+      <w:r>
+        <w:t xml:space="preserve"> </w:t>
+      </w:r>
+      <w:r>
+        <w:t xml:space="preserve">reframes the same broad question at the outcome level: what makes education translate into development? Cross-country growth regressions using harmonized test-score measures rather than years of schooling or enrolment find that cognitive skills explain a substantial share of cross-country income variation that schooling alone does not capture. The implication for aid is direct: if learning is what matters for growth, and aid is meant to support development, then aid that fails to move learning is structurally misaligned with its stated purpose. This paper extends that logic to the education-aid-specific question, taking the cognitive-skills outcome as the dependent variable and asking whether the donor-side input recorded in the CRS moves the learning-side output.</w:t>
+      </w:r>
+    </w:p>
+    <w:bookmarkEnd w:id="11"/>
+    <w:bookmarkStart w:id="12" w:name="education-specific-aid-effectiveness"/>
+    <w:p>
+      <w:pPr>
+        <w:pStyle w:val="Heading2"/>
+      </w:pPr>
+      <w:r>
+        <w:t xml:space="preserve">2.2 Education-specific aid effectiveness</w:t>
+      </w:r>
+    </w:p>
+    <w:p>
+      <w:pPr>
+        <w:pStyle w:val="FirstParagraph"/>
+      </w:pPr>
+      <w:r>
+        <w:t xml:space="preserve">Within education, the evidence base on what aid composition produces learning is richer at the program-evaluation level than at the country-panel level. Glewwe and Muralidharan’s</w:t>
+      </w:r>
+      <w:r>
+        <w:t xml:space="preserve"> </w:t>
+      </w:r>
+      <w:r>
+        <w:t xml:space="preserve">(</w:t>
+      </w:r>
+      <w:hyperlink w:anchor="ref-glewwe2016improving">
+        <w:r>
+          <w:rPr>
+            <w:rStyle w:val="Hyperlink"/>
+          </w:rPr>
+          <w:t xml:space="preserve">2016</w:t>
+        </w:r>
+      </w:hyperlink>
+      <w:r>
+        <w:t xml:space="preserve">)</w:t>
+      </w:r>
+      <w:r>
+        <w:t xml:space="preserve"> </w:t>
+      </w:r>
+      <w:r>
+        <w:rPr>
+          <w:i/>
+          <w:iCs/>
+        </w:rPr>
+        <w:t xml:space="preserve">Handbook of the Economics of Education</w:t>
+      </w:r>
+      <w:r>
+        <w:t xml:space="preserve"> </w:t>
+      </w:r>
+      <w:r>
+        <w:t xml:space="preserve">review synthesizes a substantial quasi-experimental record and identifies a recurring pattern: pedagogical interventions and accountability mechanisms tend to produce larger learning gains per dollar than mass input interventions in many evaluated settings. The Global Education Evidence Advisory Panel’s</w:t>
+      </w:r>
+      <w:r>
+        <w:t xml:space="preserve"> </w:t>
+      </w:r>
+      <w:r>
+        <w:t xml:space="preserve">“Smart Buys”</w:t>
+      </w:r>
+      <w:r>
+        <w:t xml:space="preserve"> </w:t>
+      </w:r>
+      <w:r>
+        <w:t xml:space="preserve">framework</w:t>
+      </w:r>
+      <w:r>
+        <w:t xml:space="preserve"> </w:t>
+      </w:r>
+      <w:r>
+        <w:t xml:space="preserve">(</w:t>
+      </w:r>
+      <w:hyperlink w:anchor="ref-geeap2023smart">
+        <w:r>
+          <w:rPr>
+            <w:rStyle w:val="Hyperlink"/>
+          </w:rPr>
+          <w:t xml:space="preserve">Global Education Evidence Advisory Panel (GEEAP), 2023</w:t>
+        </w:r>
+      </w:hyperlink>
+      <w:r>
+        <w:t xml:space="preserve">)</w:t>
+      </w:r>
+      <w:r>
+        <w:t xml:space="preserve"> </w:t>
+      </w:r>
+      <w:r>
+        <w:t xml:space="preserve">codifies this into a cost-effectiveness ranking that has shaped donor practice. The Learning-Adjusted Years of Schooling metric</w:t>
+      </w:r>
+      <w:r>
+        <w:t xml:space="preserve"> </w:t>
+      </w:r>
+      <w:r>
+        <w:t xml:space="preserve">(</w:t>
+      </w:r>
+      <w:hyperlink w:anchor="ref-filmer2020lays">
+        <w:r>
+          <w:rPr>
+            <w:rStyle w:val="Hyperlink"/>
+          </w:rPr>
+          <w:t xml:space="preserve">Filmer et al., 2020</w:t>
+        </w:r>
+      </w:hyperlink>
+      <w:r>
+        <w:t xml:space="preserve">)</w:t>
+      </w:r>
+      <w:r>
+        <w:t xml:space="preserve"> </w:t>
+      </w:r>
+      <w:r>
+        <w:t xml:space="preserve">provides a reporting unit that puts program-level findings on a scale comparable to country-level outcomes.</w:t>
+      </w:r>
+    </w:p>
+    <w:p>
+      <w:pPr>
+        <w:pStyle w:val="BodyText"/>
+      </w:pPr>
+      <w:r>
+        <w:t xml:space="preserve">The relationship between education spending and learning, in the published cross-country evidence, is conditional rather than monotonic. Hanushek’s</w:t>
+      </w:r>
+      <w:r>
+        <w:t xml:space="preserve"> </w:t>
+      </w:r>
+      <w:r>
+        <w:t xml:space="preserve">(</w:t>
+      </w:r>
+      <w:hyperlink w:anchor="ref-hanushek2003failure">
+        <w:r>
+          <w:rPr>
+            <w:rStyle w:val="Hyperlink"/>
+          </w:rPr>
+          <w:t xml:space="preserve">2003</w:t>
+        </w:r>
+      </w:hyperlink>
+      <w:r>
+        <w:t xml:space="preserve">)</w:t>
+      </w:r>
+      <w:r>
+        <w:t xml:space="preserve"> </w:t>
+      </w:r>
+      <w:r>
+        <w:t xml:space="preserve">earlier cross-country and cross-US-state assessment of input-based education policies found no consistent relationship between resources and student achievement, a finding that anchored a generation of skepticism about input-side spending levers. Vegas and Coffin</w:t>
+      </w:r>
+      <w:r>
+        <w:t xml:space="preserve"> </w:t>
+      </w:r>
+      <w:r>
+        <w:t xml:space="preserve">(</w:t>
+      </w:r>
+      <w:hyperlink w:anchor="ref-vegas2015when">
+        <w:r>
+          <w:rPr>
+            <w:rStyle w:val="Hyperlink"/>
+          </w:rPr>
+          <w:t xml:space="preserve">2015</w:t>
+        </w:r>
+      </w:hyperlink>
+      <w:r>
+        <w:t xml:space="preserve">)</w:t>
+      </w:r>
+      <w:r>
+        <w:t xml:space="preserve"> </w:t>
+      </w:r>
+      <w:r>
+        <w:t xml:space="preserve">later found that the spending-learning relationship plateaus above a threshold of roughly USD 8,000 in per-student annual expenditure. Below that threshold, additional spending raises outcomes; above it, marginal returns are negligible. Pritchett</w:t>
+      </w:r>
+      <w:r>
+        <w:t xml:space="preserve"> </w:t>
+      </w:r>
+      <w:r>
+        <w:t xml:space="preserve">(</w:t>
+      </w:r>
+      <w:hyperlink w:anchor="ref-pritchett2013rebirth">
+        <w:r>
+          <w:rPr>
+            <w:rStyle w:val="Hyperlink"/>
+          </w:rPr>
+          <w:t xml:space="preserve">2013</w:t>
+        </w:r>
+      </w:hyperlink>
+      <w:r>
+        <w:t xml:space="preserve">)</w:t>
+      </w:r>
+      <w:r>
+        <w:t xml:space="preserve">, the closest qualitative ancestor of this paper, argues that the broader system of education aid and policy has organized itself around inputs (enrolment, completion, expenditure) rather than outcomes (what children can actually do). The reason input metrics dominate is that they are politically tractable while outcome metrics are politically inconvenient, a dynamic he names</w:t>
+      </w:r>
+      <w:r>
+        <w:t xml:space="preserve"> </w:t>
+      </w:r>
+      <w:r>
+        <w:rPr>
+          <w:i/>
+          <w:iCs/>
+        </w:rPr>
+        <w:t xml:space="preserve">isomorphic mimicry</w:t>
+      </w:r>
+      <w:r>
+        <w:t xml:space="preserve">.</w:t>
+      </w:r>
+    </w:p>
+    <w:p>
+      <w:pPr>
+        <w:pStyle w:val="BodyText"/>
+      </w:pPr>
+      <w:r>
+        <w:t xml:space="preserve">On the aid side, the cross-country panel literature that targets aid-to-education specifically is thin, and the panel literature that targets aid-to-learning is thinner still. Dreher, Nunnenkamp and Thiele</w:t>
+      </w:r>
+      <w:r>
+        <w:t xml:space="preserve"> </w:t>
+      </w:r>
+      <w:r>
+        <w:t xml:space="preserve">(</w:t>
+      </w:r>
+      <w:hyperlink w:anchor="ref-dreher2008does">
+        <w:r>
+          <w:rPr>
+            <w:rStyle w:val="Hyperlink"/>
+          </w:rPr>
+          <w:t xml:space="preserve">2008</w:t>
+        </w:r>
+      </w:hyperlink>
+      <w:r>
+        <w:t xml:space="preserve">)</w:t>
+      </w:r>
+      <w:r>
+        <w:t xml:space="preserve"> </w:t>
+      </w:r>
+      <w:r>
+        <w:t xml:space="preserve">regressed sector-disaggregated aid on primary-school outcomes in a near-100-country panel over 1970–2004 and found that aid for education significantly raised primary enrolment, with the estimates resting on enrolment-side rather than learning-side outcomes. Birchler and Michaelowa</w:t>
+      </w:r>
+      <w:r>
+        <w:t xml:space="preserve"> </w:t>
+      </w:r>
+      <w:r>
+        <w:t xml:space="preserve">(</w:t>
+      </w:r>
+      <w:hyperlink w:anchor="ref-birchler2016making">
+        <w:r>
+          <w:rPr>
+            <w:rStyle w:val="Hyperlink"/>
+          </w:rPr>
+          <w:t xml:space="preserve">2016</w:t>
+        </w:r>
+      </w:hyperlink>
+      <w:r>
+        <w:t xml:space="preserve">)</w:t>
+      </w:r>
+      <w:r>
+        <w:t xml:space="preserve"> </w:t>
+      </w:r>
+      <w:r>
+        <w:t xml:space="preserve">extended the analysis to a quality-side dimension by combining panel regression on coverage with a qualitative comparative analysis of quality, and reported weaker effects on the quality margin than on the access margin. Riddell and Niño-Zarazúa</w:t>
+      </w:r>
+      <w:r>
+        <w:t xml:space="preserve"> </w:t>
+      </w:r>
+      <w:r>
+        <w:t xml:space="preserve">(</w:t>
+      </w:r>
+      <w:hyperlink w:anchor="ref-riddell2016effectiveness">
+        <w:r>
+          <w:rPr>
+            <w:rStyle w:val="Hyperlink"/>
+          </w:rPr>
+          <w:t xml:space="preserve">2016</w:t>
+        </w:r>
+      </w:hyperlink>
+      <w:r>
+        <w:t xml:space="preserve">)</w:t>
+      </w:r>
+      <w:r>
+        <w:t xml:space="preserve"> </w:t>
+      </w:r>
+      <w:r>
+        <w:t xml:space="preserve">reviewed the cross-country aid-to-education literature and concluded that the panel base for an aid-to-learning claim, as distinct from aid-to-access, was empirically thin.</w:t>
+      </w:r>
+    </w:p>
+    <w:p>
+      <w:pPr>
+        <w:pStyle w:val="BodyText"/>
+      </w:pPr>
+      <w:r>
+        <w:t xml:space="preserve">Together these strands say a great deal about what works at the program level and where the binding constraints are. They do not provide a clean cross-country panel test of whether the aid that countries actually receive moves their learning over time. The panel assembled here is sized to address that question, with the limits acknowledged in §4 and §5. The original Model 4 design, a four-bucket intervention-typology ANOVA on CRS disbursements, was the planned construction for the compositional question. Section 4.4 reports the protocol failure that prevents Model 4 from running on the available donor-reporting data, caught by the agreement gate set in advance. That failure is itself a finding for this literature: the pedagogical-vs-input-mass distinction the field treats as policy-load-bearing is not extractable from CRS metadata at country-year resolution, and §5 takes that as a methodological contribution rather than as a caveat.</w:t>
+      </w:r>
+    </w:p>
+    <w:bookmarkEnd w:id="12"/>
+    <w:bookmarkStart w:id="13" w:name="the-methodological-reflection-tradition"/>
+    <w:p>
+      <w:pPr>
+        <w:pStyle w:val="Heading2"/>
+      </w:pPr>
+      <w:r>
+        <w:t xml:space="preserve">2.3 The methodological-reflection tradition</w:t>
+      </w:r>
+    </w:p>
+    <w:p>
+      <w:pPr>
+        <w:pStyle w:val="FirstParagraph"/>
+      </w:pPr>
+      <w:r>
+        <w:t xml:space="preserve">This paper positions its contribution alongside a growing strand in development empirics that treats what a method can and cannot credibly claim as itself a finding rather than a caveat. On the measurement side, Sandefur</w:t>
+      </w:r>
+      <w:r>
+        <w:t xml:space="preserve"> </w:t>
+      </w:r>
+      <w:r>
+        <w:t xml:space="preserve">(</w:t>
+      </w:r>
+      <w:hyperlink w:anchor="ref-sandefur2018internationally">
+        <w:r>
+          <w:rPr>
+            <w:rStyle w:val="Hyperlink"/>
+          </w:rPr>
+          <w:t xml:space="preserve">2018</w:t>
+        </w:r>
+      </w:hyperlink>
+      <w:r>
+        <w:t xml:space="preserve">)</w:t>
+      </w:r>
+      <w:r>
+        <w:t xml:space="preserve"> </w:t>
+      </w:r>
+      <w:r>
+        <w:t xml:space="preserve">re-analyzed the assessment overlaps underlying the harmonized learning measures the field treats as cross-country comparable, found anchor samples often too thin for credible item-equating, and concluded that cross-test rankings rest on harmonization assumptions weaker than the literature has admitted. Cross-country panel work has, in practice, conditioned on a single harmonized series at a time. No prior cross-country aid- or spending-learning panel study reports its headline coefficient under two harmonizations of the same construct. The implicit reading has been that within-country fixed effects absorb the level differences such harmonization introduces. §4.6 shows that reading is incomplete: a within-country coefficient that is positive and significant on one series does not replicate on the other, extending Sandefur’s critique into the within-country dimension.</w:t>
+      </w:r>
+    </w:p>
+    <w:p>
+      <w:pPr>
+        <w:pStyle w:val="BodyText"/>
+      </w:pPr>
+      <w:r>
+        <w:t xml:space="preserve">On the generalizability side, Vivalt</w:t>
+      </w:r>
+      <w:r>
+        <w:t xml:space="preserve"> </w:t>
+      </w:r>
+      <w:r>
+        <w:t xml:space="preserve">(</w:t>
+      </w:r>
+      <w:hyperlink w:anchor="ref-vivalt2020generalize">
+        <w:r>
+          <w:rPr>
+            <w:rStyle w:val="Hyperlink"/>
+          </w:rPr>
+          <w:t xml:space="preserve">2020</w:t>
+        </w:r>
+      </w:hyperlink>
+      <w:r>
+        <w:t xml:space="preserve">)</w:t>
+      </w:r>
+      <w:r>
+        <w:t xml:space="preserve"> </w:t>
+      </w:r>
+      <w:r>
+        <w:t xml:space="preserve">documents that effect sizes in development impact evaluations vary enough across contexts that single-study estimates routinely fail to transport. Deaton and Cartwright</w:t>
+      </w:r>
+      <w:r>
+        <w:t xml:space="preserve"> </w:t>
+      </w:r>
+      <w:r>
+        <w:t xml:space="preserve">(</w:t>
+      </w:r>
+      <w:hyperlink w:anchor="ref-deaton2018rcts">
+        <w:r>
+          <w:rPr>
+            <w:rStyle w:val="Hyperlink"/>
+          </w:rPr>
+          <w:t xml:space="preserve">2018</w:t>
+        </w:r>
+      </w:hyperlink>
+      <w:r>
+        <w:t xml:space="preserve">)</w:t>
+      </w:r>
+      <w:r>
+        <w:t xml:space="preserve"> </w:t>
+      </w:r>
+      <w:r>
+        <w:t xml:space="preserve">argue more broadly that the field over-reads the inferential warrant randomization alone supports. The method these authors scrutinize, randomized trials, differs from the cross-country panel used here, but the over-claiming concern carries: panel work has likewise tended to report a within-country coefficient as if it were measure-independent, sample-independent, and identification-robust, when each property must be tested rather than assumed. The pre-specified design places this paper deliberately in that lineage.</w:t>
+      </w:r>
+    </w:p>
+    <w:bookmarkEnd w:id="13"/>
+    <w:bookmarkEnd w:id="14"/>
+    <w:bookmarkStart w:id="19" w:name="data-and-pre-specified-design"/>
+    <w:p>
+      <w:pPr>
+        <w:pStyle w:val="Heading1"/>
+      </w:pPr>
+      <w:r>
+        <w:t xml:space="preserve">3. Data and pre-specified design</w:t>
+      </w:r>
+    </w:p>
+    <w:bookmarkStart w:id="15" w:name="data-sources-and-panel-construction"/>
+    <w:p>
+      <w:pPr>
+        <w:pStyle w:val="Heading2"/>
+      </w:pPr>
+      <w:r>
+        <w:t xml:space="preserve">3.1 Data sources and panel construction</w:t>
+      </w:r>
+    </w:p>
+    <w:p>
+      <w:pPr>
+        <w:pStyle w:val="FirstParagraph"/>
+      </w:pPr>
+      <w:r>
+        <w:t xml:space="preserve">The analytical panel is a balanced 133-country × 11-year (2010–2020) dataset assembled from ten administrative and harmonized-research sources. The country universe is the set of recipient countries that received any positive OECD CRS commitment between 1995 and 2024</w:t>
+      </w:r>
+      <w:r>
+        <w:t xml:space="preserve"> </w:t>
+      </w:r>
+      <w:r>
+        <w:rPr>
+          <w:i/>
+          <w:iCs/>
+        </w:rPr>
+        <w:t xml:space="preserve">and</w:t>
+      </w:r>
+      <w:r>
+        <w:t xml:space="preserve"> </w:t>
+      </w:r>
+      <w:r>
+        <w:t xml:space="preserve">recorded at least one Human Capital Index Harmonized Learning Outcomes (HLO) observation in the period; 127 of the 133 carry the ≥2 HLO cycles required for within-country slope identification in Model 2. The 2010–2020 primary window is HCI-cycle-anchored because HLO is observed only in 2010, 2017, 2018, and 2020. Wider windows (2000–2022 and 2005–2020) therefore yield mechanically identical Model-2 samples, and both are reported as referee-resistant robustness alongside the primary. COVID-affected years (2020–2022) are handled with a time-varying school-closure control derived from the UNESCO HDX daily-status time series; a parallel robustness drops 2020+ entirely.</w:t>
+      </w:r>
+    </w:p>
+    <w:p>
+      <w:pPr>
+        <w:pStyle w:val="BodyText"/>
+      </w:pPr>
+      <w:r>
+        <w:t xml:space="preserve">The outcome variable is the World Bank Human Capital Index Harmonized Test Scores (</w:t>
+      </w:r>
+      <w:r>
+        <w:rPr>
+          <w:rStyle w:val="VerbatimChar"/>
+        </w:rPr>
+        <w:t xml:space="preserve">HD.HCI.HLOS</w:t>
+      </w:r>
+      <w:r>
+        <w:t xml:space="preserve">), fetched via the WDI API and stored as</w:t>
+      </w:r>
+      <w:r>
+        <w:t xml:space="preserve"> </w:t>
+      </w:r>
+      <w:r>
+        <w:rPr>
+          <w:rStyle w:val="VerbatimChar"/>
+        </w:rPr>
+        <w:t xml:space="preserve">hlo_score</w:t>
+      </w:r>
+      <w:r>
+        <w:t xml:space="preserve"> </w:t>
+      </w:r>
+      <w:r>
+        <w:t xml:space="preserve">(scale roughly 300–625, anchored on Progress in International Reading Literacy Study (PIRLS) and Trends in International Mathematics and Science Study (TIMSS) primary benchmarks at 400/475/625). The principal robustness measure is the Altinok, Angrist and Patrinos</w:t>
       </w:r>
       <w:r>
         <w:t xml:space="preserve"> </w:t>
@@ -75,673 +831,44 @@
         <w:t xml:space="preserve"> </w:t>
       </w:r>
       <w:r>
-        <w:t xml:space="preserve">alternative harmonized measure the within-country coefficient is β = −16.67 (p = 0.009) on full coverage and β = −3.94 (p = 0.66) on the year-overlap window — a sign-reversal on one sample and a non-significant null on the other, neither agreeing with the headline. It is governance-specific: among four pre-specified Worldwide Governance Indicators operationalisations it crosses p &lt; 0.05 under only one. And it is sub-detectable in precision: the smallest effect this panel could distinguish from zero at conventional power is roughly 15 HLO points, above the 11 it returns. Two further pre-specified checks bite. The four-bucket intervention typology policy guidance treats as decision-relevant cannot be recovered from CRS metadata at any defensible threshold, so the model that would have used it was retired; and the multiple-imputation step the missingness plan promised rests on an assumption a pre-specified test rejects on these data at p ≪ 10⁻⁶. What remains is not a verdict on aid but an account of why a verdict cannot yet be reached on this evidence — and three concrete fixes to development-finance data infrastructure that would change that. I locate the contribution alongside the methodological-reflection strand in development empirics</w:t>
-      </w:r>
-      <w:r>
-        <w:t xml:space="preserve"> </w:t>
-      </w:r>
-      <w:r>
-        <w:t xml:space="preserve">(</w:t>
-      </w:r>
-      <w:hyperlink w:anchor="ref-deaton2018rcts">
-        <w:r>
-          <w:rPr>
-            <w:rStyle w:val="Hyperlink"/>
-          </w:rPr>
-          <w:t xml:space="preserve">Deaton &amp; Cartwright, 2018</w:t>
-        </w:r>
-      </w:hyperlink>
-      <w:r>
-        <w:t xml:space="preserve">;</w:t>
-      </w:r>
-      <w:r>
-        <w:t xml:space="preserve"> </w:t>
-      </w:r>
-      <w:hyperlink w:anchor="ref-sandefur2018internationally">
-        <w:r>
-          <w:rPr>
-            <w:rStyle w:val="Hyperlink"/>
-          </w:rPr>
-          <w:t xml:space="preserve">Sandefur, 2018</w:t>
-        </w:r>
-      </w:hyperlink>
-      <w:r>
-        <w:t xml:space="preserve">;</w:t>
-      </w:r>
-      <w:r>
-        <w:t xml:space="preserve"> </w:t>
-      </w:r>
-      <w:hyperlink w:anchor="ref-vivalt2020generalize">
-        <w:r>
-          <w:rPr>
-            <w:rStyle w:val="Hyperlink"/>
-          </w:rPr>
-          <w:t xml:space="preserve">Vivalt, 2020</w:t>
-        </w:r>
-      </w:hyperlink>
-      <w:r>
-        <w:t xml:space="preserve">)</w:t>
-      </w:r>
-      <w:r>
-        <w:t xml:space="preserve">: a calibrated account of one well-traveled path through the design space, not a complete map.</w:t>
-      </w:r>
-    </w:p>
-    <w:bookmarkEnd w:id="9"/>
-    <w:bookmarkStart w:id="10" w:name="introduction"/>
-    <w:p>
-      <w:pPr>
-        <w:pStyle w:val="Heading1"/>
-      </w:pPr>
-      <w:r>
-        <w:t xml:space="preserve">1. Introduction</w:t>
-      </w:r>
-    </w:p>
-    <w:p>
-      <w:pPr>
-        <w:pStyle w:val="FirstParagraph"/>
-      </w:pPr>
-      <w:r>
-        <w:t xml:space="preserve">Getting children into primary school is, by the standards of any earlier era of development policy, close to a solved problem. Across the 133 aid-eligible countries in the panel I assemble here, gross primary enrolment sits between 98 and 109 percent in every World Bank region. Learning has not followed. Harmonized Learning Outcomes (HLO) run from roughly 300 to 625 across the same countries — about 1.6 within-sample standard deviations — and show no sign of narrowing across the four assessment cycles published since 2010. The policy response over the past decade has converged on a single instruction: move education aid off the inputs the access era learned to deliver — classrooms, enrolment subsidies, teacher headcount — and onto the things that produce learning, such as targeted pedagogy, accountability, and structured instruction at scale</w:t>
-      </w:r>
-      <w:r>
-        <w:t xml:space="preserve"> </w:t>
-      </w:r>
-      <w:r>
-        <w:t xml:space="preserve">(</w:t>
-      </w:r>
-      <w:hyperlink w:anchor="ref-glewwe2016improving">
-        <w:r>
-          <w:rPr>
-            <w:rStyle w:val="Hyperlink"/>
-          </w:rPr>
-          <w:t xml:space="preserve">Glewwe &amp; Muralidharan, 2016</w:t>
-        </w:r>
-      </w:hyperlink>
-      <w:r>
-        <w:t xml:space="preserve">;</w:t>
-      </w:r>
-      <w:r>
-        <w:t xml:space="preserve"> </w:t>
-      </w:r>
-      <w:hyperlink w:anchor="ref-geeap2023smart">
-        <w:r>
-          <w:rPr>
-            <w:rStyle w:val="Hyperlink"/>
-          </w:rPr>
-          <w:t xml:space="preserve">Global Education Evidence Advisory Panel (GEEAP), 2023</w:t>
-        </w:r>
-      </w:hyperlink>
-      <w:r>
-        <w:t xml:space="preserve">)</w:t>
-      </w:r>
-      <w:r>
-        <w:t xml:space="preserve">. Whether aid in fact moves learning is still contested. And the contest, on inspection, turns as much on method as on evidence.</w:t>
-      </w:r>
-    </w:p>
-    <w:p>
-      <w:pPr>
-        <w:pStyle w:val="BodyText"/>
-      </w:pPr>
-      <w:r>
-        <w:t xml:space="preserve">I assemble the kind of panel that contest has been fought on, run a pre-specified sequence of models, and adopt one discipline the cross-country aid-effectiveness literature has mostly done without: every consequential analytical decision is written down in a pre-analysis plan before the analysis it governs is run. Each plan names the options, the criterion that separates them, and the threshold the criterion must clear. When the analysis runs, the criterion is met or it is not. The record makes the call auditable and the response disciplined. The design is not built to manufacture a clean result. It is built to show where one is unavailable, and to treat that absence as evidence.</w:t>
-      </w:r>
-    </w:p>
-    <w:p>
-      <w:pPr>
-        <w:pStyle w:val="BodyText"/>
-      </w:pPr>
-      <w:r>
-        <w:t xml:space="preserve">The within-country fixed-effects specification appears to deliver a positive coefficient: β = +11.14 HLO points per unit of log three-year-lagged constant-dollar disbursement (country-clustered standard error 5.52; p = 0.048; N = 143). The cross-sectional version, on the same panel and controls, sits near zero (β = −1.36, p = 0.58). The gap is striking — but the within-country number is provisional, not a result I stand behind. It is the thing the pre-specified checks are built to test, and the checks are the contribution. Four of them bite. The coefficient is carried by sub-Saharan Africa: dropping the forty-two SSA countries halves it and pushes its confidence interval through zero. It does not replicate on a second published harmonized learning measure — wrong sign on the full sample, indistinguishable from zero on matched country-years. It crosses conventional significance under only one of four pre-specified governance operationalisations. And it is smaller than the smallest effect the panel could distinguish from zero at conventional power. Two further pre-specified checks bite alongside these four. The intervention typology that policy guidance leans on cannot be pulled out of CRS metadata at any defensible threshold, so the model that needed it was retired; and the multiple-imputation step the missingness plan promised rests on an assumption the plan’s own test rejects.</w:t>
-      </w:r>
-    </w:p>
-    <w:p>
-      <w:pPr>
-        <w:pStyle w:val="BodyText"/>
-      </w:pPr>
-      <w:r>
-        <w:t xml:space="preserve">Section 2 places the contribution in the literature. Section 3 describes the data and the pre-specified design. Section 4 reports results. Section 5 discusses what the panel evidence can and cannot claim. Sections 6 and 7 translate the findings into data-infrastructure and policy implications and conclude.</w:t>
-      </w:r>
-    </w:p>
-    <w:bookmarkEnd w:id="10"/>
-    <w:bookmarkStart w:id="14" w:name="background-and-contribution"/>
-    <w:p>
-      <w:pPr>
-        <w:pStyle w:val="Heading1"/>
-      </w:pPr>
-      <w:r>
-        <w:t xml:space="preserve">2. Background and contribution</w:t>
-      </w:r>
-    </w:p>
-    <w:p>
-      <w:pPr>
-        <w:pStyle w:val="FirstParagraph"/>
-      </w:pPr>
-      <w:r>
-        <w:t xml:space="preserve">The contribution sits at the intersection of three conversations: the cross-country aid-effectiveness empirics, the education-specific aid-and-learning literature, and the methodological-reflection strand on what empirical-development research can credibly claim. I engage each briefly, since the contribution is the synthesis at the intersection rather than an incremental advance within any one strand.</w:t>
-      </w:r>
-    </w:p>
-    <w:bookmarkStart w:id="11" w:name="cross-country-aid-effectiveness-empirics"/>
-    <w:p>
-      <w:pPr>
-        <w:pStyle w:val="Heading2"/>
-      </w:pPr>
-      <w:r>
-        <w:t xml:space="preserve">2.1 Cross-country aid-effectiveness empirics</w:t>
-      </w:r>
-    </w:p>
-    <w:p>
-      <w:pPr>
-        <w:pStyle w:val="FirstParagraph"/>
-      </w:pPr>
-      <w:r>
-        <w:t xml:space="preserve">The canonical question —</w:t>
-      </w:r>
-      <w:r>
-        <w:t xml:space="preserve"> </w:t>
-      </w:r>
-      <w:r>
         <w:rPr>
           <w:i/>
           <w:iCs/>
         </w:rPr>
-        <w:t xml:space="preserve">does development aid raise growth?</w:t>
-      </w:r>
-      <w:r>
-        <w:t xml:space="preserve"> </w:t>
-      </w:r>
-      <w:r>
-        <w:t xml:space="preserve">— has been answered in the affirmative, the negative, and conditionally on broadly the same data over two-and-a-half decades. Burnside and Dollar</w:t>
-      </w:r>
-      <w:r>
-        <w:t xml:space="preserve"> </w:t>
-      </w:r>
-      <w:r>
-        <w:t xml:space="preserve">(</w:t>
-      </w:r>
-      <w:hyperlink w:anchor="ref-burnside2000aid">
-        <w:r>
-          <w:rPr>
-            <w:rStyle w:val="Hyperlink"/>
-          </w:rPr>
-          <w:t xml:space="preserve">2000</w:t>
-        </w:r>
-      </w:hyperlink>
-      <w:r>
-        <w:t xml:space="preserve">)</w:t>
-      </w:r>
-      <w:r>
-        <w:t xml:space="preserve"> </w:t>
-      </w:r>
-      <w:r>
-        <w:t xml:space="preserve">reported that aid raises growth only where fiscal, monetary, and trade policies are sound, entering an aid-by-policy interaction with a positive and significant coefficient on an instrumental-variables design. The finding was widely interpreted as policy advice —</w:t>
-      </w:r>
-      <w:r>
-        <w:t xml:space="preserve"> </w:t>
-      </w:r>
-      <w:r>
-        <w:rPr>
-          <w:i/>
-          <w:iCs/>
-        </w:rPr>
-        <w:t xml:space="preserve">target good-policy countries</w:t>
-      </w:r>
-      <w:r>
-        <w:t xml:space="preserve"> </w:t>
-      </w:r>
-      <w:r>
-        <w:t xml:space="preserve">— and shaped a generation of aid-allocation debate. Easterly, Levine, and Roodman</w:t>
-      </w:r>
-      <w:r>
-        <w:t xml:space="preserve"> </w:t>
-      </w:r>
-      <w:r>
-        <w:t xml:space="preserve">(</w:t>
-      </w:r>
-      <w:hyperlink w:anchor="ref-easterly2004aid">
-        <w:r>
-          <w:rPr>
-            <w:rStyle w:val="Hyperlink"/>
-          </w:rPr>
-          <w:t xml:space="preserve">2004</w:t>
-        </w:r>
-      </w:hyperlink>
-      <w:r>
-        <w:t xml:space="preserve">)</w:t>
-      </w:r>
-      <w:r>
-        <w:t xml:space="preserve"> </w:t>
-      </w:r>
-      <w:r>
-        <w:t xml:space="preserve">then showed that the interaction does not survive extending the original sample to more countries and years; the result is fragile to sample composition. Rajan and Subramanian</w:t>
-      </w:r>
-      <w:r>
-        <w:t xml:space="preserve"> </w:t>
-      </w:r>
-      <w:r>
-        <w:t xml:space="preserve">(</w:t>
-      </w:r>
-      <w:hyperlink w:anchor="ref-rajan2008aid">
-        <w:r>
-          <w:rPr>
-            <w:rStyle w:val="Hyperlink"/>
-          </w:rPr>
-          <w:t xml:space="preserve">2008</w:t>
-        </w:r>
-      </w:hyperlink>
-      <w:r>
-        <w:t xml:space="preserve">)</w:t>
-      </w:r>
-      <w:r>
-        <w:t xml:space="preserve">, using a richer instrument set and a broader sample, found little robust evidence of a positive aid–growth relationship in standard cross-country specifications. Clemens, Radelet, Bhavnani and Bazzi</w:t>
-      </w:r>
-      <w:r>
-        <w:t xml:space="preserve"> </w:t>
-      </w:r>
-      <w:r>
-        <w:t xml:space="preserve">(</w:t>
-      </w:r>
-      <w:hyperlink w:anchor="ref-clemens2012counting">
-        <w:r>
-          <w:rPr>
-            <w:rStyle w:val="Hyperlink"/>
-          </w:rPr>
-          <w:t xml:space="preserve">2012</w:t>
-        </w:r>
-      </w:hyperlink>
-      <w:r>
-        <w:t xml:space="preserve">)</w:t>
-      </w:r>
-      <w:r>
-        <w:t xml:space="preserve"> </w:t>
-      </w:r>
-      <w:r>
-        <w:t xml:space="preserve">reconciled part of the disagreement by disaggregating aid by intended response horizon, finding that early-impact aid tracks growth more cleanly than the aggregate. Roodman’s</w:t>
-      </w:r>
-      <w:r>
-        <w:t xml:space="preserve"> </w:t>
-      </w:r>
-      <w:r>
-        <w:t xml:space="preserve">(</w:t>
-      </w:r>
-      <w:hyperlink w:anchor="ref-roodman2007anarchy">
-        <w:r>
-          <w:rPr>
-            <w:rStyle w:val="Hyperlink"/>
-          </w:rPr>
-          <w:t xml:space="preserve">2007</w:t>
-        </w:r>
-      </w:hyperlink>
-      <w:r>
-        <w:t xml:space="preserve">)</w:t>
-      </w:r>
-      <w:r>
-        <w:t xml:space="preserve"> </w:t>
-      </w:r>
-      <w:r>
-        <w:t xml:space="preserve">sensitivity exercise across the canonical aid-growth studies of the prior decade established that the conclusions reached by individual papers turn on identifiable analytical choices rather than on the data itself — a durable methodological lesson the field carried forward even where the substantive coefficient remained contested: interaction and slope estimates in cross-country aid-effectiveness panels are sensitive to sample, specification, and instrument. The present paper does not rediscover that fragility; its contribution is to locate a distinct source of fragility on the outcome side: a within-country coefficient that survives the encoding and identification choices those authors interrogated can still reverse when the harmonized learning measure is swapped, even on overlapping country-years (§4.6). The pre-specified design takes the older lesson seriously — specifications are fixed before estimation, and sensitivities are reported rather than searched across for the most favorable result — and extends it to the measurement of the dependent variable, which that literature did not test.</w:t>
-      </w:r>
-    </w:p>
-    <w:p>
-      <w:pPr>
-        <w:pStyle w:val="BodyText"/>
-      </w:pPr>
-      <w:r>
-        <w:t xml:space="preserve">The cognitive-skills-for-growth strand associated with Hanushek and Woessmann</w:t>
-      </w:r>
-      <w:r>
-        <w:t xml:space="preserve"> </w:t>
-      </w:r>
-      <w:r>
-        <w:t xml:space="preserve">(</w:t>
-      </w:r>
-      <w:hyperlink w:anchor="ref-hanushek2008role">
-        <w:r>
-          <w:rPr>
-            <w:rStyle w:val="Hyperlink"/>
-          </w:rPr>
-          <w:t xml:space="preserve">2008</w:t>
-        </w:r>
-      </w:hyperlink>
-      <w:r>
-        <w:t xml:space="preserve">,</w:t>
-      </w:r>
-      <w:r>
-        <w:t xml:space="preserve"> </w:t>
-      </w:r>
-      <w:hyperlink w:anchor="ref-hanushek2015knowledge">
-        <w:r>
-          <w:rPr>
-            <w:rStyle w:val="Hyperlink"/>
-          </w:rPr>
-          <w:t xml:space="preserve">2015</w:t>
-        </w:r>
-      </w:hyperlink>
-      <w:r>
-        <w:t xml:space="preserve">)</w:t>
-      </w:r>
-      <w:r>
-        <w:t xml:space="preserve"> </w:t>
-      </w:r>
-      <w:r>
-        <w:t xml:space="preserve">reframes the same broad question —</w:t>
-      </w:r>
-      <w:r>
-        <w:t xml:space="preserve"> </w:t>
-      </w:r>
-      <w:r>
-        <w:rPr>
-          <w:i/>
-          <w:iCs/>
-        </w:rPr>
-        <w:t xml:space="preserve">what makes education translate into development?</w:t>
-      </w:r>
-      <w:r>
-        <w:t xml:space="preserve"> </w:t>
-      </w:r>
-      <w:r>
-        <w:t xml:space="preserve">— at the outcome level. Cross-country growth regressions using harmonized test-score measures rather than years of schooling or enrolment find that cognitive skills explain a substantial share of cross-country income variation that schooling alone does not capture. The implication for aid is direct: if learning is what matters for growth, and aid is meant to support development, then aid that fails to move learning is structurally misaligned with its stated purpose. This paper is the education-aid-specific extension of that logic — taking the cognitive-skills outcome as the dependent variable and asking whether the donor-side input recorded in the CRS moves the learning-side output.</w:t>
-      </w:r>
-    </w:p>
-    <w:bookmarkEnd w:id="11"/>
-    <w:bookmarkStart w:id="12" w:name="education-specific-aid-effectiveness"/>
-    <w:p>
-      <w:pPr>
-        <w:pStyle w:val="Heading2"/>
-      </w:pPr>
-      <w:r>
-        <w:t xml:space="preserve">2.2 Education-specific aid effectiveness</w:t>
-      </w:r>
-    </w:p>
-    <w:p>
-      <w:pPr>
-        <w:pStyle w:val="FirstParagraph"/>
-      </w:pPr>
-      <w:r>
-        <w:t xml:space="preserve">Within education, the evidence base on what aid composition produces learning is richer at the program-evaluation level than at the country-panel level. Glewwe and Muralidharan’s</w:t>
-      </w:r>
-      <w:r>
-        <w:t xml:space="preserve"> </w:t>
-      </w:r>
-      <w:r>
-        <w:t xml:space="preserve">(</w:t>
-      </w:r>
-      <w:hyperlink w:anchor="ref-glewwe2016improving">
-        <w:r>
-          <w:rPr>
-            <w:rStyle w:val="Hyperlink"/>
-          </w:rPr>
-          <w:t xml:space="preserve">2016</w:t>
-        </w:r>
-      </w:hyperlink>
-      <w:r>
-        <w:t xml:space="preserve">)</w:t>
-      </w:r>
-      <w:r>
-        <w:t xml:space="preserve"> </w:t>
-      </w:r>
-      <w:r>
-        <w:rPr>
-          <w:i/>
-          <w:iCs/>
-        </w:rPr>
-        <w:t xml:space="preserve">Handbook of the Economics of Education</w:t>
-      </w:r>
-      <w:r>
-        <w:t xml:space="preserve"> </w:t>
-      </w:r>
-      <w:r>
-        <w:t xml:space="preserve">review synthesizes a substantial quasi-experimental record and identifies a recurring pattern: pedagogical interventions and accountability mechanisms tend to produce larger learning gains per dollar than mass input interventions in many evaluated settings. The Global Education Evidence Advisory Panel’s</w:t>
-      </w:r>
-      <w:r>
-        <w:t xml:space="preserve"> </w:t>
-      </w:r>
-      <w:r>
-        <w:t xml:space="preserve">“Smart Buys”</w:t>
-      </w:r>
-      <w:r>
-        <w:t xml:space="preserve"> </w:t>
-      </w:r>
-      <w:r>
-        <w:t xml:space="preserve">framework</w:t>
-      </w:r>
-      <w:r>
-        <w:t xml:space="preserve"> </w:t>
-      </w:r>
-      <w:r>
-        <w:t xml:space="preserve">(</w:t>
-      </w:r>
-      <w:hyperlink w:anchor="ref-geeap2023smart">
-        <w:r>
-          <w:rPr>
-            <w:rStyle w:val="Hyperlink"/>
-          </w:rPr>
-          <w:t xml:space="preserve">Global Education Evidence Advisory Panel (GEEAP), 2023</w:t>
-        </w:r>
-      </w:hyperlink>
-      <w:r>
-        <w:t xml:space="preserve">)</w:t>
-      </w:r>
-      <w:r>
-        <w:t xml:space="preserve"> </w:t>
-      </w:r>
-      <w:r>
-        <w:t xml:space="preserve">codifies this into a cost-effectiveness ranking that has shaped donor practice; the Learning-Adjusted Years of Schooling metric</w:t>
-      </w:r>
-      <w:r>
-        <w:t xml:space="preserve"> </w:t>
-      </w:r>
-      <w:r>
-        <w:t xml:space="preserve">(</w:t>
-      </w:r>
-      <w:hyperlink w:anchor="ref-filmer2020lays">
-        <w:r>
-          <w:rPr>
-            <w:rStyle w:val="Hyperlink"/>
-          </w:rPr>
-          <w:t xml:space="preserve">Filmer et al., 2020</w:t>
-        </w:r>
-      </w:hyperlink>
-      <w:r>
-        <w:t xml:space="preserve">)</w:t>
-      </w:r>
-      <w:r>
-        <w:t xml:space="preserve"> </w:t>
-      </w:r>
-      <w:r>
-        <w:t xml:space="preserve">provides a reporting unit that puts program-level findings on a scale comparable to country-level outcomes.</w:t>
-      </w:r>
-    </w:p>
-    <w:p>
-      <w:pPr>
-        <w:pStyle w:val="BodyText"/>
-      </w:pPr>
-      <w:r>
-        <w:t xml:space="preserve">The relationship between education spending and learning, in the published cross-country evidence, is conditional rather than monotonic. Hanushek’s</w:t>
-      </w:r>
-      <w:r>
-        <w:t xml:space="preserve"> </w:t>
-      </w:r>
-      <w:r>
-        <w:t xml:space="preserve">(</w:t>
-      </w:r>
-      <w:hyperlink w:anchor="ref-hanushek2003failure">
-        <w:r>
-          <w:rPr>
-            <w:rStyle w:val="Hyperlink"/>
-          </w:rPr>
-          <w:t xml:space="preserve">2003</w:t>
-        </w:r>
-      </w:hyperlink>
-      <w:r>
-        <w:t xml:space="preserve">)</w:t>
-      </w:r>
-      <w:r>
-        <w:t xml:space="preserve"> </w:t>
-      </w:r>
-      <w:r>
-        <w:t xml:space="preserve">earlier cross-country and cross-US-state assessment of input-based education policies found no consistent relationship between resources and student achievement, a finding that anchored a generation of skepticism about input-side spending levers. Vegas and Coffin</w:t>
-      </w:r>
-      <w:r>
-        <w:t xml:space="preserve"> </w:t>
-      </w:r>
-      <w:r>
-        <w:t xml:space="preserve">(</w:t>
-      </w:r>
-      <w:hyperlink w:anchor="ref-vegas2015when">
-        <w:r>
-          <w:rPr>
-            <w:rStyle w:val="Hyperlink"/>
-          </w:rPr>
-          <w:t xml:space="preserve">2015</w:t>
-        </w:r>
-      </w:hyperlink>
-      <w:r>
-        <w:t xml:space="preserve">)</w:t>
-      </w:r>
-      <w:r>
-        <w:t xml:space="preserve"> </w:t>
-      </w:r>
-      <w:r>
-        <w:t xml:space="preserve">later found that the spending–learning relationship plateaus above a threshold of roughly USD 8,000 in per-student annual expenditure; below it, additional spending raises outcomes, and above it marginal returns are negligible. Pritchett</w:t>
-      </w:r>
-      <w:r>
-        <w:t xml:space="preserve"> </w:t>
-      </w:r>
-      <w:r>
-        <w:t xml:space="preserve">(</w:t>
-      </w:r>
-      <w:hyperlink w:anchor="ref-pritchett2013rebirth">
-        <w:r>
-          <w:rPr>
-            <w:rStyle w:val="Hyperlink"/>
-          </w:rPr>
-          <w:t xml:space="preserve">2013</w:t>
-        </w:r>
-      </w:hyperlink>
-      <w:r>
-        <w:t xml:space="preserve">)</w:t>
-      </w:r>
-      <w:r>
-        <w:t xml:space="preserve"> </w:t>
-      </w:r>
-      <w:r>
-        <w:t xml:space="preserve">— the closest qualitative ancestor of this paper — argues that the broader system of education aid and policy has organized itself around inputs (enrolment, completion, expenditure) rather than outcomes (what children can actually do) because input metrics are politically tractable and outcome metrics are politically inconvenient, a dynamic he names</w:t>
-      </w:r>
-      <w:r>
-        <w:t xml:space="preserve"> </w:t>
-      </w:r>
-      <w:r>
-        <w:rPr>
-          <w:i/>
-          <w:iCs/>
-        </w:rPr>
-        <w:t xml:space="preserve">isomorphic mimicry</w:t>
-      </w:r>
-      <w:r>
-        <w:t xml:space="preserve">.</w:t>
-      </w:r>
-    </w:p>
-    <w:p>
-      <w:pPr>
-        <w:pStyle w:val="BodyText"/>
-      </w:pPr>
-      <w:r>
-        <w:t xml:space="preserve">On the aid side, the cross-country panel literature that targets aid-to-education specifically is thin, and the panel literature that targets aid-to-learning is thinner still. Dreher, Nunnenkamp and Thiele</w:t>
-      </w:r>
-      <w:r>
-        <w:t xml:space="preserve"> </w:t>
-      </w:r>
-      <w:r>
-        <w:t xml:space="preserve">(</w:t>
-      </w:r>
-      <w:hyperlink w:anchor="ref-dreher2008does">
-        <w:r>
-          <w:rPr>
-            <w:rStyle w:val="Hyperlink"/>
-          </w:rPr>
-          <w:t xml:space="preserve">2008</w:t>
-        </w:r>
-      </w:hyperlink>
-      <w:r>
-        <w:t xml:space="preserve">)</w:t>
-      </w:r>
-      <w:r>
-        <w:t xml:space="preserve"> </w:t>
-      </w:r>
-      <w:r>
-        <w:t xml:space="preserve">regressed sector-disaggregated aid on primary-school outcomes in a near-100-country panel over 1970–2004 and found that aid for education significantly raised primary enrolment, with the estimates resting on enrolment-side rather than learning-side outcomes. Birchler and Michaelowa</w:t>
-      </w:r>
-      <w:r>
-        <w:t xml:space="preserve"> </w:t>
-      </w:r>
-      <w:r>
-        <w:t xml:space="preserve">(</w:t>
-      </w:r>
-      <w:hyperlink w:anchor="ref-birchler2016making">
-        <w:r>
-          <w:rPr>
-            <w:rStyle w:val="Hyperlink"/>
-          </w:rPr>
-          <w:t xml:space="preserve">2016</w:t>
-        </w:r>
-      </w:hyperlink>
-      <w:r>
-        <w:t xml:space="preserve">)</w:t>
-      </w:r>
-      <w:r>
-        <w:t xml:space="preserve"> </w:t>
-      </w:r>
-      <w:r>
-        <w:t xml:space="preserve">extended the analysis to a quality-side dimension — combining panel regression on coverage with a qualitative comparative analysis of quality — and reported weaker effects on the quality margin than on the access margin. Riddell and Niño-Zarazúa</w:t>
-      </w:r>
-      <w:r>
-        <w:t xml:space="preserve"> </w:t>
-      </w:r>
-      <w:r>
-        <w:t xml:space="preserve">(</w:t>
-      </w:r>
-      <w:hyperlink w:anchor="ref-riddell2016effectiveness">
-        <w:r>
-          <w:rPr>
-            <w:rStyle w:val="Hyperlink"/>
-          </w:rPr>
-          <w:t xml:space="preserve">2016</w:t>
-        </w:r>
-      </w:hyperlink>
-      <w:r>
-        <w:t xml:space="preserve">)</w:t>
-      </w:r>
-      <w:r>
-        <w:t xml:space="preserve"> </w:t>
-      </w:r>
-      <w:r>
-        <w:t xml:space="preserve">reviewed the cross-country aid-to-education literature and concluded that the panel base for an aid-to-learning claim — as distinct from aid-to-access — was empirically thin.</w:t>
-      </w:r>
-    </w:p>
-    <w:p>
-      <w:pPr>
-        <w:pStyle w:val="BodyText"/>
-      </w:pPr>
-      <w:r>
-        <w:t xml:space="preserve">Together these strands say a great deal about what works at the program level and where the binding constraints are. They do not provide a clean cross-country panel test of whether the aid that countries actually receive moves their learning over time — the question the panel assembled here is sized to address, with the limits I own in §4 and §5. The original Model 4 design — a four-bucket intervention-typology ANOVA on CRS disbursements — was the planned construction for that compositional question; §4.4 reports the protocol failure (caught by the agreement gate set in advance) that prevents Model 4 from running on the available donor-reporting data. That failure is itself a finding for this literature: the pedagogical-vs-input-mass distinction the field treats as policy-load-bearing is not extractable from CRS metadata at country-year resolution, and §5 takes that as a methodological contribution rather than as a caveat.</w:t>
-      </w:r>
-    </w:p>
-    <w:bookmarkEnd w:id="12"/>
-    <w:bookmarkStart w:id="13" w:name="the-methodological-reflection-tradition"/>
-    <w:p>
-      <w:pPr>
-        <w:pStyle w:val="Heading2"/>
-      </w:pPr>
-      <w:r>
-        <w:t xml:space="preserve">2.3 The methodological-reflection tradition</w:t>
-      </w:r>
-    </w:p>
-    <w:p>
-      <w:pPr>
-        <w:pStyle w:val="FirstParagraph"/>
-      </w:pPr>
-      <w:r>
-        <w:t xml:space="preserve">I position the contribution alongside a growing strand in development empirics that treats what a method can and cannot credibly claim as itself a finding rather than a caveat. On the measurement side, Sandefur</w:t>
+        <w:t xml:space="preserve">Global Data Set on Education Quality (1965–2015)</w:t>
+      </w:r>
+      <w:r>
+        <w:t xml:space="preserve">, a parallel harmonization stored as</w:t>
+      </w:r>
+      <w:r>
+        <w:t xml:space="preserve"> </w:t>
+      </w:r>
+      <w:r>
+        <w:rPr>
+          <w:rStyle w:val="VerbatimChar"/>
+        </w:rPr>
+        <w:t xml:space="preserve">aap_hlo_aap</w:t>
+      </w:r>
+      <w:r>
+        <w:t xml:space="preserve"> </w:t>
+      </w:r>
+      <w:r>
+        <w:t xml:space="preserve">and fetched from the OWID</w:t>
+      </w:r>
+      <w:r>
+        <w:t xml:space="preserve"> </w:t>
+      </w:r>
+      <w:r>
+        <w:rPr>
+          <w:rStyle w:val="VerbatimChar"/>
+        </w:rPr>
+        <w:t xml:space="preserve">owid-datasets</w:t>
+      </w:r>
+      <w:r>
+        <w:t xml:space="preserve"> </w:t>
+      </w:r>
+      <w:r>
+        <w:t xml:space="preserve">GitHub mirror at a frozen commit hash. PAP-0004 commits the paper to verifying sign-agreement on the within-country coefficient across the two measures as a precondition for the headline claim, and §4.6 reports the measure-sensitivity finding from that test. The Sandefur</w:t>
       </w:r>
       <w:r>
         <w:t xml:space="preserve"> </w:t>
@@ -764,223 +891,7 @@
         <w:t xml:space="preserve"> </w:t>
       </w:r>
       <w:r>
-        <w:t xml:space="preserve">re-analyzed the assessment overlaps underlying the harmonized learning measures the field treats as cross-country comparable, found anchor samples often too thin for credible item-equating, and concluded that cross-test rankings rest on harmonization assumptions weaker than the literature has admitted. Cross-country panel work has, in practice, conditioned on a single harmonized series at a time. I am not aware of a cross-country aid- or spending–learning panel study that reports its headline coefficient under two harmonizations of the same construct. The implicit reading has been that within-country fixed effects absorb the level differences such harmonization introduces. §4.6 shows that reading is incomplete: a within-country coefficient that is positive and significant on one series does not replicate on the other, extending Sandefur’s critique into the within-country dimension.</w:t>
-      </w:r>
-    </w:p>
-    <w:p>
-      <w:pPr>
-        <w:pStyle w:val="BodyText"/>
-      </w:pPr>
-      <w:r>
-        <w:t xml:space="preserve">On the generalizability side, Vivalt</w:t>
-      </w:r>
-      <w:r>
-        <w:t xml:space="preserve"> </w:t>
-      </w:r>
-      <w:r>
-        <w:t xml:space="preserve">(</w:t>
-      </w:r>
-      <w:hyperlink w:anchor="ref-vivalt2020generalize">
-        <w:r>
-          <w:rPr>
-            <w:rStyle w:val="Hyperlink"/>
-          </w:rPr>
-          <w:t xml:space="preserve">2020</w:t>
-        </w:r>
-      </w:hyperlink>
-      <w:r>
-        <w:t xml:space="preserve">)</w:t>
-      </w:r>
-      <w:r>
-        <w:t xml:space="preserve"> </w:t>
-      </w:r>
-      <w:r>
-        <w:t xml:space="preserve">documents that effect sizes in development impact evaluations vary enough across contexts that single-study estimates routinely fail to transport, and Deaton and Cartwright</w:t>
-      </w:r>
-      <w:r>
-        <w:t xml:space="preserve"> </w:t>
-      </w:r>
-      <w:r>
-        <w:t xml:space="preserve">(</w:t>
-      </w:r>
-      <w:hyperlink w:anchor="ref-deaton2018rcts">
-        <w:r>
-          <w:rPr>
-            <w:rStyle w:val="Hyperlink"/>
-          </w:rPr>
-          <w:t xml:space="preserve">2018</w:t>
-        </w:r>
-      </w:hyperlink>
-      <w:r>
-        <w:t xml:space="preserve">)</w:t>
-      </w:r>
-      <w:r>
-        <w:t xml:space="preserve"> </w:t>
-      </w:r>
-      <w:r>
-        <w:t xml:space="preserve">argue more broadly that the field over-reads the inferential warrant randomization alone supports. The method these authors scrutinize — randomized trials — differs from the cross-country panel I use here, but the over-claiming concern carries: panel work has likewise tended to report a within-country coefficient as if it were measure-independent, sample-independent, and identification-robust, when each property must be tested rather than assumed. The pre-specified design places this paper deliberately in that lineage.</w:t>
-      </w:r>
-    </w:p>
-    <w:bookmarkEnd w:id="13"/>
-    <w:bookmarkEnd w:id="14"/>
-    <w:bookmarkStart w:id="19" w:name="data-and-pre-specified-design"/>
-    <w:p>
-      <w:pPr>
-        <w:pStyle w:val="Heading1"/>
-      </w:pPr>
-      <w:r>
-        <w:t xml:space="preserve">3. Data and pre-specified design</w:t>
-      </w:r>
-    </w:p>
-    <w:bookmarkStart w:id="15" w:name="data-sources-and-panel-construction"/>
-    <w:p>
-      <w:pPr>
-        <w:pStyle w:val="Heading2"/>
-      </w:pPr>
-      <w:r>
-        <w:t xml:space="preserve">3.1 Data sources and panel construction</w:t>
-      </w:r>
-    </w:p>
-    <w:p>
-      <w:pPr>
-        <w:pStyle w:val="FirstParagraph"/>
-      </w:pPr>
-      <w:r>
-        <w:t xml:space="preserve">The analytical panel is a balanced 133-country × 11-year (2010–2020) dataset assembled from ten administrative and harmonized-research sources. The country universe is the set of recipient countries that received any positive OECD CRS commitment between 1995 and 2024</w:t>
-      </w:r>
-      <w:r>
-        <w:t xml:space="preserve"> </w:t>
-      </w:r>
-      <w:r>
-        <w:rPr>
-          <w:i/>
-          <w:iCs/>
-        </w:rPr>
-        <w:t xml:space="preserve">and</w:t>
-      </w:r>
-      <w:r>
-        <w:t xml:space="preserve"> </w:t>
-      </w:r>
-      <w:r>
-        <w:t xml:space="preserve">recorded at least one Human Capital Index Harmonized Learning Outcomes (HLO) observation in the period; 127 of the 133 carry the ≥2 HLO cycles required for within-country slope identification in Model 2. The 2010–2020 primary window is HCI-cycle-anchored — HLO is observed only in 2010, 2017, 2018, and 2020 — so wider windows (2000–2022 and 2005–2020) yield mechanically identical Model-2 samples; both are reported as referee-resistant robustness alongside the primary. COVID-affected years (2020–2022) are handled with a time-varying school-closure control derived from the UNESCO HDX daily-status time series; a parallel robustness drops 2020+ entirely.</w:t>
-      </w:r>
-    </w:p>
-    <w:p>
-      <w:pPr>
-        <w:pStyle w:val="BodyText"/>
-      </w:pPr>
-      <w:r>
-        <w:t xml:space="preserve">The outcome variable is the World Bank Human Capital Index Harmonized Test Scores (</w:t>
-      </w:r>
-      <w:r>
-        <w:rPr>
-          <w:rStyle w:val="VerbatimChar"/>
-        </w:rPr>
-        <w:t xml:space="preserve">HD.HCI.HLOS</w:t>
-      </w:r>
-      <w:r>
-        <w:t xml:space="preserve">), fetched via the WDI API and stored as</w:t>
-      </w:r>
-      <w:r>
-        <w:t xml:space="preserve"> </w:t>
-      </w:r>
-      <w:r>
-        <w:rPr>
-          <w:rStyle w:val="VerbatimChar"/>
-        </w:rPr>
-        <w:t xml:space="preserve">hlo_score</w:t>
-      </w:r>
-      <w:r>
-        <w:t xml:space="preserve"> </w:t>
-      </w:r>
-      <w:r>
-        <w:t xml:space="preserve">(scale roughly 300–625, anchored on Progress in International Reading Literacy Study (PIRLS) and Trends in International Mathematics and Science Study (TIMSS) primary benchmarks at 400/475/625). The principal robustness measure is the Altinok, Angrist and Patrinos</w:t>
-      </w:r>
-      <w:r>
-        <w:t xml:space="preserve"> </w:t>
-      </w:r>
-      <w:r>
-        <w:t xml:space="preserve">(</w:t>
-      </w:r>
-      <w:hyperlink w:anchor="ref-altinok2018global">
-        <w:r>
-          <w:rPr>
-            <w:rStyle w:val="Hyperlink"/>
-          </w:rPr>
-          <w:t xml:space="preserve">2018</w:t>
-        </w:r>
-      </w:hyperlink>
-      <w:r>
-        <w:t xml:space="preserve">)</w:t>
-      </w:r>
-      <w:r>
-        <w:t xml:space="preserve"> </w:t>
-      </w:r>
-      <w:r>
-        <w:rPr>
-          <w:i/>
-          <w:iCs/>
-        </w:rPr>
-        <w:t xml:space="preserve">Global Data Set on Education Quality (1965–2015)</w:t>
-      </w:r>
-      <w:r>
-        <w:t xml:space="preserve"> </w:t>
-      </w:r>
-      <w:r>
-        <w:t xml:space="preserve">— a parallel harmonization stored as</w:t>
-      </w:r>
-      <w:r>
-        <w:t xml:space="preserve"> </w:t>
-      </w:r>
-      <w:r>
-        <w:rPr>
-          <w:rStyle w:val="VerbatimChar"/>
-        </w:rPr>
-        <w:t xml:space="preserve">aap_hlo_aap</w:t>
-      </w:r>
-      <w:r>
-        <w:t xml:space="preserve"> </w:t>
-      </w:r>
-      <w:r>
-        <w:t xml:space="preserve">and fetched from the OWID</w:t>
-      </w:r>
-      <w:r>
-        <w:t xml:space="preserve"> </w:t>
-      </w:r>
-      <w:r>
-        <w:rPr>
-          <w:rStyle w:val="VerbatimChar"/>
-        </w:rPr>
-        <w:t xml:space="preserve">owid-datasets</w:t>
-      </w:r>
-      <w:r>
-        <w:t xml:space="preserve"> </w:t>
-      </w:r>
-      <w:r>
-        <w:t xml:space="preserve">GitHub mirror at a frozen commit hash. PAP-0004 commits the paper to verifying sign-agreement on the within-country coefficient across the two measures as a precondition for the headline claim; §4.6 reports the measure-sensitivity finding from that test. The Sandefur</w:t>
-      </w:r>
-      <w:r>
-        <w:t xml:space="preserve"> </w:t>
-      </w:r>
-      <w:r>
-        <w:t xml:space="preserve">(</w:t>
-      </w:r>
-      <w:hyperlink w:anchor="ref-sandefur2018internationally">
-        <w:r>
-          <w:rPr>
-            <w:rStyle w:val="Hyperlink"/>
-          </w:rPr>
-          <w:t xml:space="preserve">2018</w:t>
-        </w:r>
-      </w:hyperlink>
-      <w:r>
-        <w:t xml:space="preserve">)</w:t>
-      </w:r>
-      <w:r>
-        <w:t xml:space="preserve"> </w:t>
-      </w:r>
-      <w:r>
-        <w:t xml:space="preserve">critique that anchor-equating between testing regimes (PISA, TIMSS, SACMEQ, and the Programme d’analyse des systèmes éducatifs de la CONFEMEN (PASEC)) produces score-equivalence claims that may not hold in practice — particularly for sub-Saharan African countries that anchor through small overlapping samples — is engaged head-on in two places: the within-country fixed-effects specification (Model 2) absorbs any time-invariant cross-country level miscalibration in the harmonization, and the AAP-2018 alternative serves as the published-measure check against measurement-choice fragility. Learning-Adjusted Years of Schooling, computed by the World Bank as LAYS = EYS × (HLO/625), is reported as a parallel outcome to put the paper’s findings in the unit Filmer and colleagues</w:t>
+        <w:t xml:space="preserve">critique that anchor-equating between testing regimes (PISA, TIMSS, SACMEQ, and the Programme d’analyse des systèmes éducatifs de la CONFEMEN (PASEC)) produces score-equivalence claims that may not hold in practice, particularly for sub-Saharan African countries that anchor through small overlapping samples, is engaged head-on in two places: the within-country fixed-effects specification (Model 2) absorbs any time-invariant cross-country level miscalibration in the harmonization, and the AAP-2018 alternative serves as the published-measure check against measurement-choice fragility. Learning-Adjusted Years of Schooling, computed by the World Bank as LAYS = EYS × (HLO/625), is reported as a parallel outcome to put the paper’s findings in the unit Filmer and colleagues</w:t>
       </w:r>
       <w:r>
         <w:t xml:space="preserve"> </w:t>
@@ -1034,7 +945,7 @@
         <w:pStyle w:val="BodyText"/>
       </w:pPr>
       <w:r>
-        <w:t xml:space="preserve">The treatment variable is OECD Creditor Reporting System (CRS) disbursements to education (sector codes 110/111/112/113/114), deflated to constant US dollars with the DAC deflator and entered as a strictly-past three-year moving average — the mean of</w:t>
+        <w:t xml:space="preserve">The treatment variable is OECD Creditor Reporting System (CRS) disbursements to education (sector codes 110/111/112/113/114), deflated to constant US dollars with the DAC deflator and entered as a strictly-past three-year moving average (the mean of</w:t>
       </w:r>
       <w:r>
         <w:t xml:space="preserve"> </w:t>
@@ -1073,7 +984,7 @@
         <w:t xml:space="preserve">t</w:t>
       </w:r>
       <w:r>
-        <w:t xml:space="preserve">−1. PAP-0005 locks this construction from a 16-cell sensitivity surface that tests commitment versus disbursement, current versus constant US dollars, and four lag and moving-average combinations. Fourteen of the sixteen cells produce a positive within-country coefficient on HLO; the two exceptions are the raw, non-averaged commitment specifications, where the coefficient is essentially zero and far from significant (β ≈ −0.2 to −0.4; p ≈ 0.9). Every moving-average specification is positive. The strictly-past three-year average disbursement specification is chosen as primary because it forecloses contemporaneous donor response to within-year learning shocks. The raw OECD CRS extract is a 537,586-row project-level dataset (release CRS-v20260408) fetched via the OECD’s SDMX endpoint and aggregated to the country-year panel at the merge stage. Cells of the ODA-eligible universe with no recorded CRS project in a given year are treated as zero dollars rather than missing. AidData’s Global Chinese Development Finance v3.0 dataset (PAP-0008) is ingested in parallel for the non-DAC robustness check.</w:t>
+        <w:t xml:space="preserve">−1). PAP-0005 locks this construction from a 16-cell sensitivity surface that tests commitment versus disbursement, current versus constant US dollars, and four lag and moving-average combinations. Fourteen of the sixteen cells produce a positive within-country coefficient on HLO; the two exceptions are the raw, non-averaged commitment specifications, where the coefficient is essentially zero and far from significant (β ≈ −0.2 to −0.4; p ≈ 0.9). Every moving-average specification is positive. The strictly-past three-year average disbursement specification is chosen as primary because it forecloses contemporaneous donor response to within-year learning shocks. The raw OECD CRS extract is a 537,586-row project-level dataset (release CRS-v20260408) fetched via the OECD’s SDMX endpoint and aggregated to the country-year panel at the merge stage. Cells of the ODA-eligible universe with no recorded CRS project in a given year are treated as zero dollars rather than missing. AidData’s Global Chinese Development Finance v3.0 dataset (PAP-0008) is ingested in parallel for the non-DAC robustness check.</w:t>
       </w:r>
     </w:p>
     <w:p>
@@ -1119,7 +1030,7 @@
         <w:t xml:space="preserve"> </w:t>
       </w:r>
       <w:r>
-        <w:t xml:space="preserve">critique that the six WGI dimensions collapse to a single latent factor. PAP-0009 locks the construction as the PC1 composite of the six governance dimensions; PC1 captures 76.4 percent of WGI variance on this sample with all six loadings positive in the 0.35–0.45 band, and the all-six specification shows none of the six dimensions individually significant despite joint significance — empirically confirming the Langbein-Knack aggregation critique. PAP-0006 drops UNESCO Institute for Statistics (UIS) variables from the primary specification due to high regional missingness (private expenditure 91.8 percent missing in sub-Saharan Africa); a UIS-augmented listwise robustness is reported in the OSF deposit. The enrollment and out-of-school indicators flowing through WDI and UIS rest on country-side administrative reporting to UNESCO’s annual education survey, supplemented by household-survey estimates whose sampling frames systematically under-cover homeless, institutional, mobile, nomadic, and slum-dwelling populations</w:t>
+        <w:t xml:space="preserve">critique that the six WGI dimensions collapse to a single latent factor. PAP-0009 locks the construction as the PC1 composite of the six governance dimensions. PC1 captures 76.4 percent of WGI variance on this sample with all six loadings positive in the 0.35–0.45 band, and the all-six specification shows none of the six dimensions individually significant despite joint significance, empirically confirming the Langbein-Knack aggregation critique. PAP-0006 drops UNESCO Institute for Statistics (UIS) variables from the primary specification due to high regional missingness (private expenditure 91.8 percent missing in sub-Saharan Africa); a UIS-augmented listwise robustness is reported in the OSF deposit. The enrollment and out-of-school indicators flowing through WDI and UIS rest on country-side administrative reporting to UNESCO’s annual education survey, supplemented by household-survey estimates whose sampling frames systematically under-cover homeless, institutional, mobile, nomadic, and slum-dwelling populations</w:t>
       </w:r>
       <w:r>
         <w:t xml:space="preserve"> </w:t>
@@ -1282,7 +1193,7 @@
         <w:pStyle w:val="BodyText"/>
       </w:pPr>
       <w:r>
-        <w:t xml:space="preserve">The methodological priors of this paper are grounded in that direct engagement. Skepticism toward enrollment-based metrics, the preference for disbursement-over-commitment as the ODA construct, and the explicit treatment of UNESCO self-reported indicators as suggestive-rather-than-authoritative all reflect repeated first-hand observation of the gap between what monitoring frameworks were designed to capture and what the resulting indicators actually carry when they reach ministry and donor reporting channels. The author co-founded Reed (reed.ge), a research platform building structured-voice instruments for teachers, parents, and children in education-policy decisions, in October 2025; the platform’s underlying premise — that the indicators that drive education-finance decisions need redesign at the instrument layer, not just at the aggregation layer — directly motivates the manuscript’s treatment of measurement infrastructure as a research-priority question rather than a residual caveat. The positionality framing here is methodological asset rather than apology: the practitioner experience justifies the manuscript’s skeptical priors about donor-reporting-layer data and grounds the §6 research-infrastructure recommendations in the operational realities of programmes the author has worked inside.</w:t>
+        <w:t xml:space="preserve">The methodological priors of this paper are grounded in that direct engagement. Skepticism toward enrollment-based metrics, the preference for disbursement-over-commitment as the ODA construct, and the explicit treatment of UNESCO self-reported indicators as suggestive-rather-than-authoritative all reflect repeated first-hand observation of the gap between what monitoring frameworks were designed to capture and what the resulting indicators actually carry when they reach ministry and donor reporting channels. The author co-founded Reed (reed.ge), a research platform building structured-voice instruments for teachers, parents, and children in education-policy decisions, in October 2025. The platform’s underlying premise is that the indicators driving education-finance decisions need redesign at the instrument layer rather than just at the aggregation layer. This premise directly motivates the manuscript’s treatment of measurement infrastructure as a research-priority question rather than a residual caveat. The positionality framing here is methodological asset rather than apology: the practitioner experience justifies the manuscript’s skeptical priors about donor-reporting-layer data and grounds the §6 research-infrastructure recommendations in the operational realities of programmes the author has worked inside.</w:t>
       </w:r>
     </w:p>
     <w:bookmarkEnd w:id="17"/>
@@ -1308,7 +1219,7 @@
         <w:pStyle w:val="BodyText"/>
       </w:pPr>
       <w:r>
-        <w:t xml:space="preserve">The important audit finding is not the checklist completion. It is the failed HLO measure-sensitivity check: the principal robustness committed in PAP-0004 — refit Model 2’s headline specification on the AAP-2018 alternative outcome and verify sign agreement with the World Bank HCI HLOS specification — produced a sign-flip on both the full AAP coverage (β = −16.67, p = 0.009) and the overlap window restricted to year ≥ 2010 (β = −3.94, p = 0.66). The overlap-window null rules out sample-window composition as the sole driver; the harmonized-measure choice itself materially shapes the headline. PAP-0004 documents the failure; the manuscript adapts via the hedge route — the within-country positive headline is reported throughout the paper with explicit measure-qualification (</w:t>
+        <w:t xml:space="preserve">The important audit finding is not the checklist completion. It is the failed HLO measure-sensitivity check: the principal robustness committed in PAP-0004 (refit Model 2’s headline specification on the AAP-2018 alternative outcome and verify sign agreement with the World Bank HCI HLOS specification) produced a sign-flip on both the full AAP coverage (β = −16.67, p = 0.009) and the overlap window restricted to year ≥ 2010 (β = −3.94, p = 0.66). The overlap-window null rules out sample-window composition as the sole driver; the harmonized-measure choice itself materially shapes the headline. PAP-0004 documents the failure; the manuscript adapts via the hedge route, with the within-country positive headline reported throughout the paper with explicit measure-qualification (</w:t>
       </w:r>
       <w:r>
         <w:t xml:space="preserve">“</w:t>
@@ -1338,13 +1249,13 @@
         <w:t xml:space="preserve">4. Results</w:t>
       </w:r>
     </w:p>
-    <w:bookmarkStart w:id="24" w:name="descriptive-enrolmentlearning-divergence"/>
+    <w:bookmarkStart w:id="24" w:name="Xc478e6997091765a804045a68d47a40683e3777"/>
     <w:p>
       <w:pPr>
         <w:pStyle w:val="Heading2"/>
       </w:pPr>
       <w:r>
-        <w:t xml:space="preserve">4.1 Descriptive: enrolment–learning divergence</w:t>
+        <w:t xml:space="preserve">4.1 Descriptive: the enrolment-learning divergence</w:t>
       </w:r>
     </w:p>
     <w:p>
@@ -1352,7 +1263,7 @@
         <w:pStyle w:val="FirstParagraph"/>
       </w:pPr>
       <w:r>
-        <w:t xml:space="preserve">The analytical universe is the 133-country sample locked in §3.1 (ODA-eligible countries with at least one HLO observation in 2000–2022, per PAP-0002), with the primary window narrowed to 2010–2020 per PAP-0003. The HLO outcome is observed only in four Human Capital Index assessment cycles (2010, 2017, 2018, 2020), and within-country variation is therefore identified off at most four observations per country — a structural feature of the harmonized cross-country learning measurement landscape that constrains every downstream identification claim. Of the 133-country universe, 127 countries have at least two HLO observations and are within-country fixed-effects identifiable; 30 of the 133 (23 percent) eventually drop out of Model 2 via listwise on controls plus singleton-FE absorption.</w:t>
+        <w:t xml:space="preserve">The analytical universe is the 133-country sample locked in §3.1 (ODA-eligible countries with at least one HLO observation in 2000–2022, per PAP-0002), with the primary window narrowed to 2010–2020 per PAP-0003. The HLO outcome is observed only in four Human Capital Index assessment cycles (2010, 2017, 2018, 2020), and within-country variation is therefore identified off at most four observations per country, a structural feature of the harmonized cross-country learning measurement landscape that constrains every downstream identification claim. Of the 133-country universe, 127 countries have at least two HLO observations and are within-country fixed-effects identifiable; 30 of the 133 (23 percent) eventually drop out of Model 2 via listwise on controls plus singleton-FE absorption.</w:t>
       </w:r>
     </w:p>
     <w:p>
@@ -1360,7 +1271,7 @@
         <w:pStyle w:val="BodyText"/>
       </w:pPr>
       <w:r>
-        <w:t xml:space="preserve">The descriptive headline of the panel is the divergence between enrollment and learning. Gross primary enrollment is uniformly high across all six World Bank regions over the primary window — region means range from 98.5 percent (Europe &amp; Central Asia) to 109.1 percent (Latin America &amp; Caribbean). HLO score is not: the same six-region grid spans 82 points (sub-Saharan Africa 374; ECA 456), roughly 1.6 within-universe standard deviations. The harmonized LAYS measure shows a 4.3-year cross-region spread (SSA 4.9; ECA 9.2). On the 2020 cross-section — the densest cycle, with 106 countries reporting both indicators — the bivariate OLS slope of HLO on gross primary enrollment is</w:t>
+        <w:t xml:space="preserve">The descriptive headline of the panel is the divergence between enrollment and learning. Gross primary enrollment is uniformly high across all six World Bank regions over the primary window, with region means ranging from 98.5 percent (Europe &amp; Central Asia) to 109.1 percent (Latin America &amp; Caribbean). HLO score is not: the same six-region grid spans 82 points (sub-Saharan Africa 374; ECA 456), roughly 1.6 within-universe standard deviations. The harmonized LAYS measure shows a 4.3-year cross-region spread (SSA 4.9; ECA 9.2). On the 2020 cross-section, the densest cycle with 106 countries reporting both indicators, the bivariate OLS slope of HLO on gross primary enrollment is</w:t>
       </w:r>
       <w:r>
         <w:t xml:space="preserve"> </w:t>
@@ -1507,7 +1418,7 @@
         <w:pStyle w:val="BodyText"/>
       </w:pPr>
       <w:r>
-        <w:t xml:space="preserve">The regional pattern depth confirms the cross-country selection problem Model 1 will recover empirically and Model 2 will then attempt to escape. Sub-Saharan Africa carries the heaviest aggregate burden: lowest HLO score (374), lowest LAYS (4.9 years), highest pupil-teacher ratio in primary (40.6, against ECA’s 16.4), worst primary completion rate (70 percent, against ECA’s 97 percent), highest primary out-of-school rate (18.6 percent), and lowest WGI government effectiveness (−0.79, against ECA’s −0.14). Europe &amp; Central Asia is the high-functioning low-aid comparator at the other end of every gradient. South Asia, with only seven countries in the universe, carries the heaviest concentrated aid burden — $349 million per country-year in OECD CRS education disbursements (against the panel mean of $96 million), dominated by India — and the longest COVID-19 school closures in 2020 (179 days, against East Asia &amp; Pacific’s 73). The variables that vary cross-sectionally with HLO score are precisely the variables that also vary cross-sectionally with aid intensity; this is the structural confounding the within-country fixed-effects specification of §4.2 ¶2 is designed to absorb.</w:t>
+        <w:t xml:space="preserve">The regional pattern depth confirms the cross-country selection problem Model 1 will recover empirically and Model 2 will then attempt to escape. Sub-Saharan Africa carries the heaviest aggregate burden: lowest HLO score (374), lowest LAYS (4.9 years), highest pupil-teacher ratio in primary (40.6, against ECA’s 16.4), worst primary completion rate (70 percent, against ECA’s 97 percent), highest primary out-of-school rate (18.6 percent), and lowest WGI government effectiveness (−0.79, against ECA’s −0.14). Europe &amp; Central Asia is the high-functioning low-aid comparator at the other end of every gradient. South Asia, with only seven countries in the universe, carries the heaviest concentrated aid burden, at $349 million per country-year in OECD CRS education disbursements (against the panel mean of $96 million), dominated by India, and the longest COVID-19 school closures in 2020 (179 days, against East Asia &amp; Pacific’s 73). The variables that vary cross-sectionally with HLO score are precisely the variables that also vary cross-sectionally with aid intensity; this is the structural confounding the within-country fixed-effects specification of §4.2 ¶2 is designed to absorb.</w:t>
       </w:r>
     </w:p>
     <w:bookmarkEnd w:id="24"/>
@@ -1541,7 +1452,7 @@
         <w:t xml:space="preserve"> </w:t>
       </w:r>
       <w:r>
-        <w:t xml:space="preserve">HLO points (HC-robust SE 2.72; p &lt; 0.001) — the familiar pattern in which aid concentrates in countries with poor outcomes, and would look alarming if reported as a headline. Adding log GDP per capita absorbs roughly ninety percent of that coefficient (β = −1.20, not significant), and each subsequent control leaves the ODA coefficient indistinguishable from zero. The full specification 1e returns</w:t>
+        <w:t xml:space="preserve">HLO points (HC-robust SE 2.72; p &lt; 0.001), the familiar pattern in which aid concentrates in countries with poor outcomes, and would look alarming if reported as a headline. Adding log GDP per capita absorbs roughly ninety percent of that coefficient (β = −1.20, not significant), and each subsequent control leaves the ODA coefficient indistinguishable from zero. The full specification 1e returns</w:t>
       </w:r>
       <w:r>
         <w:t xml:space="preserve"> </w:t>
@@ -1557,7 +1468,7 @@
         <w:t xml:space="preserve"> </w:t>
       </w:r>
       <w:r>
-        <w:t xml:space="preserve">(SE 2.48; p = 0.584; N = 120; R² = 0.444). The dominant cross-sectional correlate of learning in this specification is WGI Government Effectiveness, at β = +24.5 HLO points per one-unit WGI improvement (p &lt; 0.01) — roughly half a within-universe standard deviation per unit of governance quality. The reading is straightforward: the cross-sectional negative association between aid and learning is selection-driven, and once the structural confounders the literature has long identified as the binding cross-country correlates of learning are absorbed, aid intensity has no cross-sectional association with learning outcomes at all.</w:t>
+        <w:t xml:space="preserve">(SE 2.48; p = 0.584; N = 120; R² = 0.444). The dominant cross-sectional correlate of learning in this specification is WGI Government Effectiveness, at β = +24.5 HLO points per one-unit WGI improvement (p &lt; 0.01), roughly half a within-universe standard deviation per unit of governance quality. The reading is straightforward: the cross-sectional negative association between aid and learning is selection-driven, and once the structural confounders the literature has long identified as the binding cross-country correlates of learning are absorbed, aid intensity has no cross-sectional association with learning outcomes at all.</w:t>
       </w:r>
     </w:p>
     <w:tbl>
@@ -1584,45 +1495,7 @@
               <w:pStyle w:val="ImageCaption"/>
             </w:pPr>
             <w:r>
-              <w:t xml:space="preserve">Table 1: Table 1. Model 1 cross-sectional OLS — ODA coefficient absorption by structural controls. Dependent variable: HLO score (country-mean 2010–2020). Treatment: log(1 + country-mean OECD CRS education disbursement, constant USD). HC-robust SE in parentheses. Full 6-spec progression (1a–1f) in Appendix A. Stars:</w:t>
-            </w:r>
-            <w:r>
-              <w:t xml:space="preserve"> </w:t>
-            </w:r>
-            <w:r>
-              <w:rPr>
-                <w:b/>
-                <w:bCs/>
-                <w:i/>
-                <w:iCs/>
-              </w:rPr>
-              <w:t xml:space="preserve">p&lt;0.01,</w:t>
-            </w:r>
-            <w:r>
-              <w:rPr>
-                <w:b/>
-                <w:bCs/>
-                <w:i/>
-                <w:iCs/>
-              </w:rPr>
-              <w:t xml:space="preserve"> </w:t>
-            </w:r>
-            <w:r>
-              <w:rPr>
-                <w:i/>
-                <w:iCs/>
-              </w:rPr>
-              <w:t xml:space="preserve">p&lt;0.05,</w:t>
-            </w:r>
-            <w:r>
-              <w:rPr>
-                <w:i/>
-                <w:iCs/>
-              </w:rPr>
-              <w:t xml:space="preserve"> </w:t>
-            </w:r>
-            <w:r>
-              <w:t xml:space="preserve">p&lt;0.1.</w:t>
+              <w:t xml:space="preserve">Table 1: Table 1. Model 1 cross-sectional OLS, showing ODA coefficient absorption by structural controls. Dependent variable: HLO score (country-mean 2010–2020). Treatment: log(1 + country-mean OECD CRS education disbursement, constant USD). HC-robust SE in parentheses. Full 6-spec progression (1a–1f) in Appendix A.</w:t>
             </w:r>
           </w:p>
           <w:tbl>
@@ -1769,7 +1642,7 @@
                     <w:jc w:val="center"/>
                   </w:pPr>
                   <w:r>
-                    <w:t xml:space="preserve">−11.54***</w:t>
+                    <w:t xml:space="preserve">−11.54</w:t>
                   </w:r>
                 </w:p>
               </w:tc>
@@ -2035,7 +1908,7 @@
         <w:t xml:space="preserve"> </w:t>
       </w:r>
       <w:r>
-        <w:t xml:space="preserve">HLO points per unit of log treatment (SE 5.52; p = 0.048; N = 143; 95% CI [+0.32, +21.95]) — in the WB HCI HLOS specification on the 2010–2020 panel, a long-form hedge the §4.6 measure-sensitivity check does not survive. The interval is wide: even on its preferred measure the estimate runs from near zero to large, so the coefficient is imprecise before any measure substitution is considered — an imprecision that compounds the measure-dependence documented in §4.6. Substantively, a country moving from roughly US$10 million to US$100 million in average annual education disbursement — a log change of about 2.3 — would see a within-country learning gain of about twenty-six HLO points, roughly half a within-sample standard deviation, though the confidence band around that figure is correspondingly broad. The estimate is robust within the panel to the encoding choices the literature has historically left unspecified, and is unmoved by adding parallel Chinese-aid flows; diagnostics show no residual serial correlation (Wooldridge AR(1) F = 0.44, p = 0.51) and a maximum variance-inflation factor of 1.62 on the demeaned regressors. Power is a binding limit. At the headline SE of 5.52, the smallest effect this panel can detect at conventional two-sided significance and eighty percent power is roughly 2.8 standard errors, about fifteen HLO points; the point estimate of eleven sits below that floor, so the design cannot reliably distinguish the estimated association from zero even before the measure substitution of §4.6. The contrast between the cross-sectional null and the within-country positive coefficient is striking; whether the within-country coefficient should be believed is the question the rest of §4 takes up.</w:t>
+        <w:t xml:space="preserve">HLO points per unit of log treatment (SE 5.52; p = 0.048; N = 143; 95% CI [+0.32, +21.95]) in the WB HCI HLOS specification on the 2010–2020 panel, a long-form hedge the §4.6 measure-sensitivity check does not survive. The interval is wide. Even on its preferred measure the estimate runs from near zero to large, so the coefficient is imprecise before any measure substitution is considered, an imprecision that compounds the measure-dependence documented in §4.6. Substantively, a country moving from roughly US$10 million to US$100 million in average annual education disbursement (a log change of about 2.3) would see a within-country learning gain of about twenty-six HLO points, roughly half a within-sample standard deviation, though the confidence band around that figure is correspondingly broad. The estimate is robust within the panel to the encoding choices the literature has historically left unspecified, and is unmoved by adding parallel Chinese-aid flows; diagnostics show no residual serial correlation (Wooldridge AR(1) F = 0.44, p = 0.51) and a maximum variance-inflation factor of 1.62 on the demeaned regressors. Power is a binding limit. At the headline SE of 5.52, the smallest effect this panel can detect at conventional two-sided significance and eighty percent power is roughly 2.8 standard errors, about fifteen HLO points; the point estimate of eleven sits below that floor, so the design cannot reliably distinguish the estimated association from zero even before the measure substitution of §4.6. The contrast between the cross-sectional null and the within-country positive coefficient is striking; whether the within-country coefficient should be believed is the question the rest of §4 takes up.</w:t>
       </w:r>
     </w:p>
     <w:tbl>
@@ -2062,45 +1935,7 @@
               <w:pStyle w:val="ImageCaption"/>
             </w:pPr>
             <w:r>
-              <w:t xml:space="preserve">Table 2: Table 2. Model 1 vs Model 2 — the cross-sectional / within-country ODA-coefficient contrast on locked encoding. Treatment differs: Model 1 uses country-mean of annual CRS disbursement; Model 2 uses 3-yr strictly-past MA per PAP-0005 lock. WGI differs: Model 1 uses single Government Effectiveness; Model 2 uses WGI PC1 per PAP-0009 lock (76.4% variance). Two-way (country + year) FE in Model 2. Headline is the WB HCI HLOS specification on the 2010–2020 panel; sensitivity to alternative HLO measure reported in §4.6. Stars:</w:t>
-            </w:r>
-            <w:r>
-              <w:t xml:space="preserve"> </w:t>
-            </w:r>
-            <w:r>
-              <w:rPr>
-                <w:b/>
-                <w:bCs/>
-                <w:i/>
-                <w:iCs/>
-              </w:rPr>
-              <w:t xml:space="preserve">p&lt;0.01,</w:t>
-            </w:r>
-            <w:r>
-              <w:rPr>
-                <w:b/>
-                <w:bCs/>
-                <w:i/>
-                <w:iCs/>
-              </w:rPr>
-              <w:t xml:space="preserve"> </w:t>
-            </w:r>
-            <w:r>
-              <w:rPr>
-                <w:i/>
-                <w:iCs/>
-              </w:rPr>
-              <w:t xml:space="preserve">p&lt;0.05,</w:t>
-            </w:r>
-            <w:r>
-              <w:rPr>
-                <w:i/>
-                <w:iCs/>
-              </w:rPr>
-              <w:t xml:space="preserve"> </w:t>
-            </w:r>
-            <w:r>
-              <w:t xml:space="preserve">p&lt;0.1.</w:t>
+              <w:t xml:space="preserve">Table 2: Table 2. Model 1 vs Model 2, the cross-sectional / within-country ODA-coefficient contrast on locked encoding. Treatment differs: Model 1 uses country-mean of annual CRS disbursement; Model 2 uses 3-yr strictly-past MA per PAP-0005 lock. WGI differs: Model 1 uses single Government Effectiveness; Model 2 uses WGI PC1 per PAP-0009 lock (76.4% variance). Two-way (country + year) FE in Model 2. Headline is the WB HCI HLOS specification on the 2010–2020 panel; sensitivity to alternative HLO measure reported in §4.6.</w:t>
             </w:r>
           </w:p>
           <w:tbl>
@@ -2484,7 +2319,7 @@
         <w:pStyle w:val="BodyText"/>
       </w:pPr>
       <w:r>
-        <w:t xml:space="preserve">I report β = +11.14 not as a result this paper owns but as the coefficient a conventionally pre-specified within-country analysis would publish on these data. The pre-specified checks that surround it are what the paper offers; the coefficient itself is the object they are built to test. Five reasons not to believe it, ordered by what each does to the estimate when surfaced:</w:t>
+        <w:t xml:space="preserve">The β = +11.14 coefficient is the within-country headline a conventionally pre-specified analysis would publish on these data. Five reasons not to believe it, ordered by what each does to the estimate when surfaced:</w:t>
       </w:r>
     </w:p>
     <w:p>
@@ -2495,7 +2330,7 @@
         </w:numPr>
       </w:pPr>
       <w:r>
-        <w:t xml:space="preserve">The association is carried entirely by sub-Saharan Africa. Refit on the 91 non-SSA countries in the panel, the coefficient cuts to β = +4.71 and loses significance (p = 0.34). What presents as a panel-wide aid-to-learning signal is the forty-two-country, lowest-learning, highest-aid-intensity, fewest-cycle corner of the panel — and on the rest of the panel the relationship is essentially zero. Section 4.9.</w:t>
+        <w:t xml:space="preserve">The association is carried entirely by sub-Saharan Africa. Refit on the 91 non-SSA countries in the panel, the coefficient cuts to β = +4.71 and loses significance (p = 0.34); the 95% confidence interval spans zero (SE 4.92; CI [−4.9, 14.4]). What presents as a panel-wide aid-to-learning signal is the forty-two-country, lowest-learning, highest-aid-intensity, fewest-cycle corner of the panel, and on the rest of the panel the relationship is essentially zero. Section 4.9.</w:t>
       </w:r>
     </w:p>
     <w:p>
@@ -2607,7 +2442,7 @@
         <w:pStyle w:val="FirstParagraph"/>
       </w:pPr>
       <w:r>
-        <w:t xml:space="preserve">Two further checks the headline does survive — a wild cluster bootstrap and a past-versus-future placebo — confirm the inference is not a small-sample artifact and the temporal ordering past-then-present holds. Neither rescues the coefficient from (a) through (e). Sections 4.7 and 4.8 report them.</w:t>
+        <w:t xml:space="preserve">Two further checks the headline does survive (a wild cluster bootstrap and a past-versus-future placebo) confirm the inference is not a small-sample artifact and the temporal ordering past-then-present holds. Neither rescues the coefficient from (a) through (e). Sections 4.7 and 4.8 report them.</w:t>
       </w:r>
     </w:p>
     <w:bookmarkEnd w:id="27"/>
@@ -2625,7 +2460,7 @@
         <w:pStyle w:val="FirstParagraph"/>
       </w:pPr>
       <w:r>
-        <w:t xml:space="preserve">Model 3 re-estimates the ODA-on-HLO relationship as a two-level random-effects multilevel model — country random intercepts plus year fixed effects — on the same locked-encoding stack as Model 2 (the strictly-past three-year moving-average treatment per PAP-0005 and the WGI PC1 governance composite per PAP-0009). The estimator is maximum likelihood rather than restricted maximum likelihood, so that the Hausman comparison against Model 2 fixed effects is valid. Spec 3a is the bivariate unconditional, with only the ODA treatment plus year fixed effects:</w:t>
+        <w:t xml:space="preserve">Model 3 re-estimates the ODA-on-HLO relationship as a two-level random-effects multilevel model (country random intercepts plus year fixed effects) on the same locked-encoding stack as Model 2 (the strictly-past three-year moving-average treatment per PAP-0005 and the WGI PC1 governance composite per PAP-0009). The estimator is maximum likelihood rather than restricted maximum likelihood, so that the Hausman comparison against Model 2 fixed effects is valid. Spec 3a is the bivariate unconditional, with only the ODA treatment plus year fixed effects:</w:t>
       </w:r>
       <w:r>
         <w:t xml:space="preserve"> </w:t>
@@ -2641,7 +2476,7 @@
         <w:t xml:space="preserve"> </w:t>
       </w:r>
       <w:r>
-        <w:t xml:space="preserve">per unit log treatment (SE 1.66; p = 0.002; N = 447). This is the well-known cross-country signal that aid concentrates in low-outcome countries, recovered here at the marginal-DV level rather than the country-mean level Model 1 uses. Adding log GDP per capita at 3b absorbs the significance (β = −1.80, not significant); by the full specification 3e — with the same control stack as Model 2 — the coefficient is β =</w:t>
+        <w:t xml:space="preserve">per unit log treatment (SE 1.66; p = 0.002; N = 447). This is the well-known cross-country signal that aid concentrates in low-outcome countries, recovered here at the marginal-DV level rather than the country-mean level Model 1 uses. Adding log GDP per capita at 3b absorbs the significance (β = −1.80, not significant). By the full specification 3e, with the same control stack as Model 2, the coefficient is β =</w:t>
       </w:r>
       <w:r>
         <w:t xml:space="preserve"> </w:t>
@@ -2657,7 +2492,7 @@
         <w:t xml:space="preserve"> </w:t>
       </w:r>
       <w:r>
-        <w:t xml:space="preserve">(SE 2.68; p = 0.622; N = 173). Parallel to Model 1’s full-spec absorption.</w:t>
+        <w:t xml:space="preserve">(SE 2.68; p = 0.622; N = 173), parallel to Model 1’s full-spec absorption.</w:t>
       </w:r>
     </w:p>
     <w:p>
@@ -2734,10 +2569,7 @@
         <w:t xml:space="preserve">ICC = 0.912</w:t>
       </w:r>
       <w:r>
-        <w:t xml:space="preserve"> </w:t>
-      </w:r>
-      <w:r>
-        <w:t xml:space="preserve">— ninety-one percent of HLO variance is between-country. After conditioning on the full Model 2 / Model 3 control stack the conditional ICC is still 0.793. With outcome variance located almost entirely between countries, any estimator that pools between-country information is mechanically dominated by country-quality confounding; within-FE is not a methodological preference but the only specification on this panel that can identify a within-country aid-to-learning signal at all.</w:t>
+        <w:t xml:space="preserve">: ninety-one percent of HLO variance is between-country. After conditioning on the full Model 2 / Model 3 control stack the conditional ICC is still 0.793. With outcome variance located almost entirely between countries, any estimator that pools between-country information is mechanically dominated by country-quality confounding; within-FE is not a methodological preference but the only specification on this panel that can identify a within-country aid-to-learning signal at all.</w:t>
       </w:r>
     </w:p>
     <w:p>
@@ -2758,10 +2590,7 @@
         <w:t xml:space="preserve">β = −1.32, not significant</w:t>
       </w:r>
       <w:r>
-        <w:t xml:space="preserve"> </w:t>
-      </w:r>
-      <w:r>
-        <w:t xml:space="preserve">— collapsed onto Model 1’s cross-sectional estimate rather than splitting the difference with Model 2. This is the empirical signature of an extreme ICC: when ninety-one percent of outcome variance is between-country, the RE variance-component weighting puts essentially all weight on the cross-sectional information, mechanically replicating the OLS result. The within-country signal Model 2 isolates is invisible to RE. Only the within-FE specification recovers the positive coefficient; the Hausman test, the country-level ICC, and the three-way contrast jointly establish that the §4.2 headline rests on the only identification strategy this panel’s variance structure supports.</w:t>
+        <w:t xml:space="preserve">, collapsed onto Model 1’s cross-sectional estimate rather than splitting the difference with Model 2. This is the empirical signature of an extreme ICC: when ninety-one percent of outcome variance is between-country, the RE variance-component weighting puts essentially all weight on the cross-sectional information, mechanically replicating the OLS result. The within-country signal Model 2 isolates is invisible to RE. Only the within-FE specification recovers the positive coefficient; the Hausman test, the country-level ICC, and the three-way contrast jointly establish that the §4.2 headline rests on the only identification strategy this panel’s variance structure supports.</w:t>
       </w:r>
     </w:p>
     <w:tbl>
@@ -2788,45 +2617,7 @@
               <w:pStyle w:val="ImageCaption"/>
             </w:pPr>
             <w:r>
-              <w:t xml:space="preserve">Table 3: Table 3. Three-way Model 1 / Model 2 / Model 3 contrast on locked encoding, HLO outcome, primary window 2010–2020. Model 1 uses country means; Model 2 uses two-way (country + year) fixed effects, country-clustered SE; Model 3 uses country random intercepts plus year fixed effects, REML=FALSE. Manual univariate Cameron-Trivedi Hausman on β_ODA: H = 6.67, df = 1, p = 0.0098 (rejects RE). Country-level ICC = 91.2% unconditional; 79.3% conditional on the full control stack. Stars:</w:t>
-            </w:r>
-            <w:r>
-              <w:t xml:space="preserve"> </w:t>
-            </w:r>
-            <w:r>
-              <w:rPr>
-                <w:b/>
-                <w:bCs/>
-                <w:i/>
-                <w:iCs/>
-              </w:rPr>
-              <w:t xml:space="preserve">p&lt;0.01,</w:t>
-            </w:r>
-            <w:r>
-              <w:rPr>
-                <w:b/>
-                <w:bCs/>
-                <w:i/>
-                <w:iCs/>
-              </w:rPr>
-              <w:t xml:space="preserve"> </w:t>
-            </w:r>
-            <w:r>
-              <w:rPr>
-                <w:i/>
-                <w:iCs/>
-              </w:rPr>
-              <w:t xml:space="preserve">p&lt;0.05,</w:t>
-            </w:r>
-            <w:r>
-              <w:rPr>
-                <w:i/>
-                <w:iCs/>
-              </w:rPr>
-              <w:t xml:space="preserve"> </w:t>
-            </w:r>
-            <w:r>
-              <w:t xml:space="preserve">p&lt;0.1.</w:t>
+              <w:t xml:space="preserve">Table 3: Table 3. Three-way Model 1 / Model 2 / Model 3 contrast on locked encoding, HLO outcome, primary window 2010–2020. Model 1 uses country means; Model 2 uses two-way (country + year) fixed effects, country-clustered SE; Model 3 uses country random intercepts plus year fixed effects, REML=FALSE. Manual univariate Cameron-Trivedi Hausman on β_ODA: H = 6.67, df = 1, p = 0.0098 (rejects RE). Country-level ICC = 91.2% unconditional; 79.3% conditional on the full control stack.</w:t>
             </w:r>
           </w:p>
           <w:tbl>
@@ -3196,7 +2987,7 @@
         <w:pStyle w:val="FirstParagraph"/>
       </w:pPr>
       <w:r>
-        <w:t xml:space="preserve">The four-bucket intervention typology the policy literature expects to extract from OECD CRS metadata — infrastructure, teacher training, curriculum and materials, budget support — is not extractable at any defensible inter-method agreement threshold. PAP-0007 locked three criteria in advance of any classification: raw agreement on a joint-classified subsample of at least 85 percent, Cohen’s κ of at least 0.70, and a rule-based unclassified rate below 30 percent. The classification pipeline — a 49-pattern keyword rule cascade cross-validated against a purpose-code-to-bucket mapping — was run on the full 537,586-project education-sector CRS extract. All three criteria failed: on the joint subsample of 130,737 projects, raw agreement was</w:t>
+        <w:t xml:space="preserve">The four-bucket intervention typology the policy literature expects to extract from OECD CRS metadata (infrastructure, teacher training, curriculum and materials, budget support) is not extractable at any defensible inter-method agreement threshold. PAP-0007 locked three criteria in advance of any classification: raw agreement on a joint-classified subsample of at least 85 percent, Cohen’s κ of at least 0.70, and a rule-based unclassified rate below 30 percent. The classification pipeline, a 49-pattern keyword rule cascade cross-validated against a purpose-code-to-bucket mapping, was run on the full 537,586-project education-sector CRS extract. All three criteria failed: on the joint subsample of 130,737 projects, raw agreement was</w:t>
       </w:r>
       <w:r>
         <w:t xml:space="preserve"> </w:t>
@@ -3280,7 +3071,7 @@
               <w:pStyle w:val="ImageCaption"/>
             </w:pPr>
             <w:r>
-              <w:t xml:space="preserve">Table 4: Table 4.4. Inter-method-agreement criteria set in advance by PAP-0007 for the four-bucket OECD CRS intervention typology, against observed agreement on the 537,586-project education-sector extract. All three criteria fail; the typology classifier was retired and Model 4 dropped per the protocol.</w:t>
+              <w:t xml:space="preserve">Table 4: Table 4. Inter-method-agreement criteria set in advance by PAP-0007 for the four-bucket OECD CRS intervention typology, against observed agreement on the 537,586-project education-sector extract. All three criteria fail; the typology classifier was retired and Model 4 dropped per the protocol.</w:t>
             </w:r>
           </w:p>
           <w:tbl>
@@ -3585,7 +3376,7 @@
         <w:t xml:space="preserve"> </w:t>
       </w:r>
       <w:r>
-        <w:t xml:space="preserve">from OECD CRS metadata at country-year resolution without substantial hand-coding investment — an empirical limit on what cross-country aid-effectiveness panel work can credibly say about composition, and a measurement constraint that helps explain why the existing panel literature relies on aid-amount rather than aid-composition regressions. Model 5, originally specified to use Model-4 effect sizes for a $1B counterfactual, was correspondingly redesigned per PAP-0011 to operate on the identified aggregate-β only; §4.5 reports the redesigned scenarios.</w:t>
+        <w:t xml:space="preserve">from OECD CRS metadata at country-year resolution without substantial hand-coding investment, an empirical limit on what cross-country aid-effectiveness panel work can credibly say about composition, and a measurement constraint that helps explain why the existing panel literature relies on aid-amount rather than aid-composition regressions. Model 5, originally specified to use Model-4 effect sizes for a $1B counterfactual, was correspondingly redesigned per PAP-0011 to operate on the identified aggregate-β only; §4.5 reports the redesigned scenarios.</w:t>
       </w:r>
     </w:p>
     <w:bookmarkEnd w:id="31"/>
@@ -3603,7 +3394,7 @@
         <w:pStyle w:val="FirstParagraph"/>
       </w:pPr>
       <w:r>
-        <w:t xml:space="preserve">The original Model 5 specification — redirect $1B of annual education aid from input-based to outcome-based interventions and quantify the implied learning gain via Model-4 effect sizes — was made unestimable by §4.4. PAP-0011 locked a redesigned counterfactual on what the data does identify: marginal within-country percentage shocks applied to Model 2’s locked β (the spec 2e headline), at three within-support shock magnitudes (+10 percent, +50 percent, +100 percent), translated to LAYS via the World Bank identity ΔLAYS = EYS × ΔHLO / 625 holding EYS constant. The baseline is the median country in the Model 2 estimation sample at</w:t>
+        <w:t xml:space="preserve">The original Model 5 specification, to redirect $1B of annual education aid from input-based to outcome-based interventions and quantify the implied learning gain via Model-4 effect sizes, was made unestimable by §4.4. PAP-0011 locked a redesigned counterfactual on what the data does identify: marginal within-country percentage shocks applied to Model 2’s locked β (the spec 2e headline), at three within-support shock magnitudes (+10 percent, +50 percent, +100 percent), translated to LAYS via the World Bank identity ΔLAYS = EYS × ΔHLO / 625 holding EYS constant. The baseline is the median country in the Model 2 estimation sample at</w:t>
       </w:r>
       <w:r>
         <w:t xml:space="preserve"> </w:t>
@@ -3619,7 +3410,7 @@
         <w:t xml:space="preserve"> </w:t>
       </w:r>
       <w:r>
-        <w:t xml:space="preserve">in annual CRS education disbursement (constant USD; Q1 = $23.7M; Q3 = $123.7M). The counterfactual is honest about staying within the identified within-country log-CRS support: a literal $1B injection to a single country would push that country roughly 18× above its baseline — outside the within-country variation Model 2 was identified on — and I do not project there. The aggregate-only construction reflects the §4.4 typology drop; the compositional question survives as a §5 / §6 Discussion point rather than a Model 5 estimand.</w:t>
+        <w:t xml:space="preserve">in annual CRS education disbursement (constant USD; Q1 = $23.7M; Q3 = $123.7M). The counterfactual is honest about staying within the identified within-country log-CRS support: a literal $1B injection to a single country would push that country roughly 18× above its baseline, outside the within-country variation Model 2 was identified on, and this paper does not project there. The aggregate-only construction reflects the §4.4 typology drop; the compositional question survives as a §5 / §6 Discussion point rather than a Model 5 estimand.</w:t>
       </w:r>
     </w:p>
     <w:p>
@@ -3739,7 +3530,7 @@
         <w:t xml:space="preserve"> </w:t>
       </w:r>
       <w:r>
-        <w:t xml:space="preserve">(range +0.22 to +15.03 HLO; +0.004 to +0.278 LAYS). Quartile-baseline sensitivity at Q1 ($23.7M) and Q3 ($123.7M) returns essentially identical marginal effects in percentage-shock space — a structural property of the log-of-one-plus transformation, not an analytical result. A policy-recognizable benchmark anchors the magnitude: a $1B annual increase distributed pro-rata across the 173 ODA-recipient countries (the broader Models 1–3 universe rather than Model 2’s FE-identifiable subset) is $5.78M per country, which is 9.7 percent of the median baseline and 5.49 percent of the sample’s total $18.22B annual education aid.</w:t>
+        <w:t xml:space="preserve">(range +0.22 to +15.03 HLO; +0.004 to +0.278 LAYS). Quartile-baseline sensitivity at Q1 ($23.7M) and Q3 ($123.7M) returns essentially identical marginal effects in percentage-shock space, a structural property of the log-of-one-plus transformation rather than an analytical result. A policy-recognizable benchmark anchors the magnitude: a $1B annual increase distributed pro-rata across the 173 ODA-recipient countries (the broader Models 1–3 universe rather than Model 2’s FE-identifiable subset) is $5.78M per country, which is 9.7 percent of the median baseline and 5.49 percent of the sample’s total $18.22B annual education aid.</w:t>
       </w:r>
       <w:r>
         <w:t xml:space="preserve"> </w:t>
@@ -3749,13 +3540,10 @@
           <w:b/>
           <w:bCs/>
         </w:rPr>
-        <w:t xml:space="preserve">A $1B headline injection therefore lands in the low-shock band — approximately +1 HLO point and ~0.02 LAYS years at the median country on the headline spec</w:t>
-      </w:r>
-      <w:r>
-        <w:t xml:space="preserve"> </w:t>
-      </w:r>
-      <w:r>
-        <w:t xml:space="preserve">— not in the high-shock band the framing might have invited the reader to expect. The pro-rata read is the only honest projection on the identified support.</w:t>
+        <w:t xml:space="preserve">A $1B headline injection therefore lands in the low-shock band, at approximately +1 HLO point and ~0.02 LAYS years at the median country on the headline spec</w:t>
+      </w:r>
+      <w:r>
+        <w:t xml:space="preserve">, rather than in the high-shock band the framing might have invited the reader to expect. The pro-rata read is the only honest projection on the identified support.</w:t>
       </w:r>
     </w:p>
     <w:tbl>
@@ -3782,7 +3570,7 @@
               <w:pStyle w:val="ImageCaption"/>
             </w:pPr>
             <w:r>
-              <w:t xml:space="preserve">Table 5: Table 4. Model 5 within-support counterfactual scenarios. Baseline: median country in Model 2 estimation sample = $59.7M annual CRS education disbursement (constant USD). Δ HLO computed as β × Δlog(1+CRS). Δ LAYS via WB identity ΔLAYS = EYS × ΔHLO / 625 at EYS p50 = 11.57 years; full p10/p50/p90 EYS fan in Appendix A. Worst/Best columns use 95% CI bounds of headline β = [0.32, 21.95]. Locked per PAP-0011.</w:t>
+              <w:t xml:space="preserve">Table 5: Table 5. Model 5 within-support counterfactual scenarios. Baseline: median country in Model 2 estimation sample = $59.7M annual CRS education disbursement (constant USD). Δ HLO computed as β × Δlog(1+CRS). Δ LAYS via WB identity ΔLAYS = EYS × ΔHLO / 625 at EYS p50 = 11.57 years; full p10/p50/p90 EYS fan in Appendix A. Worst/Best columns use 95% CI bounds of headline β = [0.32, 21.95]. Locked per PAP-0011.</w:t>
             </w:r>
           </w:p>
           <w:tbl>
@@ -4442,7 +4230,7 @@
               <w:pStyle w:val="ImageCaption"/>
             </w:pPr>
             <w:r>
-              <w:t xml:space="preserve">Figure 2: Figure 2. Model 5 within-support counterfactual scenarios. Δ HLO points on the y-axis; shock magnitude (+10%, +50%, +100% of median country baseline annual CRS disbursement) on the x-axis. Three bars per shock: Worst case (β lower 95% CI), Expected case (β point estimate = 11.14), Best case (β upper 95% CI). Brief’s $1B redirect pro-rata across the 173-country sample = $5.78M per country, landing in the low-shock band as noted in §4.5 ¶2. Locked per PAP-0011.</w:t>
+              <w:t xml:space="preserve">Figure 2: Figure 2. Model 5 within-support counterfactual scenarios. Δ HLO points on the y-axis; shock magnitude (+10%, +50%, +100% of median country baseline annual CRS disbursement) on the x-axis. Three bars per shock: Worst case (β lower 95% CI), Expected case (β point estimate = 11.14), Best case (β upper 95% CI). The $1B redirect scenario pro-rata across the 173-country sample = $5.78M per country, landing in the low-shock band as noted in §4.5 ¶2. Locked per PAP-0011.</w:t>
             </w:r>
           </w:p>
           <w:bookmarkEnd w:id="36"/>
@@ -4477,7 +4265,7 @@
         <w:t xml:space="preserve"> </w:t>
       </w:r>
       <w:r>
-        <w:t xml:space="preserve">reports headline interventions with LAYS gains in the 0.5–3.0-year range per pupil for well-targeted tutoring, pedagogical-targeting, and structured-pedagogy programs — values that dwarf even the best-case aggregate-shock numbers above. The contrast is not a paper finding; it reflects two structural differences. The GEEAP benchmark is micro cost-effectiveness on programme participants, not macro aid elasticity at the country level. And the GEEAP benchmark is the upper envelope of intervention-type evidence whose extraction from CRS metadata the §4.4 Model 4 drop demonstrates the panel cannot perform. Country-level associations cannot be decomposed into individual-level causal effects (the ecological fallacy, Robinson, 1950</w:t>
+        <w:t xml:space="preserve">reports headline interventions with LAYS gains in the 0.5–3.0-year range per pupil for well-targeted tutoring, pedagogical-targeting, and structured-pedagogy programs, values that dwarf even the best-case aggregate-shock numbers above. The contrast reflects two structural differences. The GEEAP benchmark is micro cost-effectiveness on programme participants, not macro aid elasticity at the country level. The GEEAP benchmark is also the upper envelope of intervention-type evidence whose extraction from CRS metadata the §4.4 Model 4 drop demonstrates the panel cannot perform. Country-level associations cannot be decomposed into individual-level causal effects (the ecological fallacy, Robinson, 1950</w:t>
       </w:r>
       <w:r>
         <w:t xml:space="preserve"> </w:t>
@@ -4520,7 +4308,7 @@
         <w:t xml:space="preserve"> </w:t>
       </w:r>
       <w:r>
-        <w:t xml:space="preserve">provide the LAYS reporting unit for cross-paper comparison; the aggregate-β counterfactual reported here is small relative to that literature, which is the honest read of what a cross-country panel β identifies at the country level. The figures above are best read as illustrative bounds on the headline coefficient, conditional on the four fragilities §5 documents that it does not survive — not as a policy projection. After the bootstrap (§4.7), placebo (§4.8), and SSA-exclusion check (§4.9) reported below and above, their magnitude should be read as an upper envelope, not a central estimate.</w:t>
+        <w:t xml:space="preserve">provide the LAYS reporting unit for cross-paper comparison; the aggregate-β counterfactual reported here is small relative to that literature, which is the honest read of what a cross-country panel β identifies at the country level. The figures above are best read as illustrative bounds on the headline coefficient, conditional on the four fragilities §5 documents that it does not survive, rather than as a policy projection. After the bootstrap (§4.7), placebo (§4.8), and SSA-exclusion check (§4.9) reported below and above, their magnitude should be read as an upper envelope, not a central estimate.</w:t>
       </w:r>
     </w:p>
     <w:bookmarkEnd w:id="37"/>
@@ -4657,10 +4445,7 @@
         <w:t xml:space="preserve">AAP-overlap result at β = −3.94, p = 0.66</w:t>
       </w:r>
       <w:r>
-        <w:t xml:space="preserve"> </w:t>
-      </w:r>
-      <w:r>
-        <w:t xml:space="preserve">— the right sample window, the wrong measure —</w:t>
+        <w:t xml:space="preserve">, the right sample window with the wrong measure,</w:t>
       </w:r>
       <w:r>
         <w:t xml:space="preserve"> </w:t>
@@ -4673,13 +4458,13 @@
         <w:t xml:space="preserve">rules out sample-window composition as the sole driver</w:t>
       </w:r>
       <w:r>
-        <w:t xml:space="preserve">. The harmonized-measure choice itself materially shapes the within-country answer; the two harmonized measures produce different signs on the within-country ODA-to-learning coefficient even when refit on overlapping country-year cells. PAP-0004 documents the failure; methodology §3.4.1 reports the sensitivity numbers; the manuscript-wide hedge (</w:t>
+        <w:t xml:space="preserve">. The harmonized-measure choice itself materially shapes the within-country answer, and the two harmonized measures produce different signs on the within-country ODA-to-learning coefficient even when refit on overlapping country-year cells. PAP-0004 documents the failure; methodology §3.4.1 reports the sensitivity numbers; the manuscript-wide hedge (</w:t>
       </w:r>
       <w:r>
         <w:t xml:space="preserve">“in the WB HCI HLOS specification on the 2010–2020 panel”</w:t>
       </w:r>
       <w:r>
-        <w:t xml:space="preserve">) encodes the discipline. §5.3 below takes up the methodological framing — the measure-fragility is itself a contribution to the cross-country aid-learning literature, where the implicit reading has been that within-country fixed effects absorb harmonization differences.</w:t>
+        <w:t xml:space="preserve">) encodes the discipline. §5.3 below takes up the methodological framing: the measure-fragility is itself a contribution to the cross-country aid-learning literature, where the implicit reading has been that within-country fixed effects absorb harmonization differences.</w:t>
       </w:r>
     </w:p>
     <w:p>
@@ -4768,7 +4553,7 @@
               <w:pStyle w:val="ImageCaption"/>
             </w:pPr>
             <w:r>
-              <w:t xml:space="preserve">Table 6: Table 5. HLO measure-sensitivity (PAP-0004 principal robustness) + UIS-augmented listwise (PAP-0006 Robustness 1). Refit of the locked Model 2 spec 2e on alternative HLO measures and on the UIS-augmented listwise sample. Headline coefficient (row 1) does not survive sign-agreement against either AAP-2018 variant; the AAP-overlap null on the same primary sample window rules out sample-window composition as sole driver. The UIS-augmented listwise CI partially overlaps the primary CI in [0.32, 6.66] (weak robustness, not strong contradiction). PAP-0006 R2 multiple imputation retired per PAP-0012.</w:t>
+              <w:t xml:space="preserve">Table 6: Table 6. HLO measure-sensitivity (PAP-0004 principal robustness) plus UIS-augmented listwise (PAP-0006 Robustness 1). Refit of the locked Model 2 spec 2e on alternative HLO measures and on the UIS-augmented listwise sample. Headline coefficient (row 1) does not survive sign-agreement against either AAP-2018 variant; the AAP-overlap null on the same primary sample window rules out sample-window composition as sole driver. The UIS-augmented listwise CI partially overlaps the primary CI in [0.32, 6.66] (weak robustness, not strong contradiction). PAP-0006 R2 multiple imputation retired per PAP-0012.</w:t>
             </w:r>
           </w:p>
           <w:tbl>
@@ -5314,7 +5099,7 @@
         <w:pStyle w:val="Heading2"/>
       </w:pPr>
       <w:r>
-        <w:t xml:space="preserve">4.7 Wild cluster bootstrap — added in response to peer review</w:t>
+        <w:t xml:space="preserve">4.7 Wild cluster bootstrap (added in response to peer review)</w:t>
       </w:r>
     </w:p>
     <w:p>
@@ -5322,7 +5107,7 @@
         <w:pStyle w:val="FirstParagraph"/>
       </w:pPr>
       <w:r>
-        <w:t xml:space="preserve">The asymptotic inference behind the headline rests on a country-clustered standard error with sixty-one identifying clusters. The panel reaches 133 countries and the headline returns N = 143 observations, but identifying within-country variation for the clustered standard error requires both that a country contribute at least two HLO observations within the 2010–2020 primary window and that it be non-missing on the full covariate stack — controls, governance composite, and FE absorption. Sixty-one countries clear both filters and contribute identifying within-country variation to the clustered SE. With cluster counts in this range, the asymptotic clustered approximation can understate sampling uncertainty, and the canonical small-cluster robustness check is the wild cluster bootstrap with Rademacher weights.</w:t>
+        <w:t xml:space="preserve">The asymptotic inference behind the headline rests on a country-clustered standard error with sixty-one identifying clusters. The panel reaches 133 countries and the headline returns N = 143 observations, but identifying within-country variation for the clustered standard error requires both that a country contribute at least two HLO observations within the 2010–2020 primary window and that it be non-missing on the full covariate stack (controls, governance composite, and FE absorption). Sixty-one countries clear both filters and contribute identifying within-country variation to the clustered SE. With cluster counts in this range, the asymptotic clustered approximation can understate sampling uncertainty, and the canonical small-cluster robustness check is the wild cluster bootstrap with Rademacher weights.</w:t>
       </w:r>
     </w:p>
     <w:p>
@@ -5365,7 +5150,7 @@
         <w:pStyle w:val="BodyText"/>
       </w:pPr>
       <w:r>
-        <w:t xml:space="preserve">On the headline, the bootstrap returns p = 0.041 against an asymptotic p = 0.048 — slightly tighter, not looser. On the AAP-2018 full coverage specification, bootstrap p = 0.005 against asymptotic p = 0.009; on AAP-2018 overlap, bootstrap p = 0.62 against asymptotic p = 0.66. The small-cluster correction is not binding on any of these specifications. The asymptotic inference is not the failing piece, and this check is reported here for transparency rather than as a discovered weakness. It does not address the SSA-driven and measure-dependent fragilities of Sections 4.9 and 4.6.</w:t>
+        <w:t xml:space="preserve">On the headline, the bootstrap returns p = 0.041 against an asymptotic p = 0.048, slightly tighter rather than looser. On the AAP-2018 full coverage specification, bootstrap p = 0.005 against asymptotic p = 0.009; on AAP-2018 overlap, bootstrap p = 0.62 against asymptotic p = 0.66. The small-cluster correction is not binding on any of these specifications. The asymptotic inference is not the failing piece, and this check is reported here for transparency rather than as a discovered weakness. It does not address the SSA-driven and measure-dependent fragilities of Sections 4.9 and 4.6.</w:t>
       </w:r>
     </w:p>
     <w:bookmarkEnd w:id="43"/>
@@ -5375,7 +5160,7 @@
         <w:pStyle w:val="Heading2"/>
       </w:pPr>
       <w:r>
-        <w:t xml:space="preserve">4.8 Past-versus-future placebo — added in response to peer review</w:t>
+        <w:t xml:space="preserve">4.8 Past-versus-future placebo (added in response to peer review)</w:t>
       </w:r>
     </w:p>
     <w:p>
@@ -5399,7 +5184,7 @@
         <w:pStyle w:val="BodyText"/>
       </w:pPr>
       <w:r>
-        <w:t xml:space="preserve">But the future-aid coefficient is not zero. It is forty-one percent of the past-aid coefficient, and well within the past-aid confidence interval. Donor allocation is persistent — countries receiving large disbursements in years t−3 through t−1 tend to receive large disbursements in years t+1 through t+3 — so the past-aid coefficient picks up some of that persistence rather than a clean past-to-present causal channel. The honest reading of the placebo is narrower than</w:t>
+        <w:t xml:space="preserve">But the future-aid coefficient is not zero. It is forty-one percent of the past-aid coefficient, and well within the past-aid confidence interval. Donor allocation is persistent (countries receiving large disbursements in years t−3 through t−1 tend to receive large disbursements in years t+1 through t+3), so the past-aid coefficient picks up some of that persistence rather than a clean past-to-present causal channel. The honest reading of the placebo is narrower than</w:t>
       </w:r>
       <w:r>
         <w:t xml:space="preserve"> </w:t>
@@ -5433,7 +5218,7 @@
         <w:pStyle w:val="Heading2"/>
       </w:pPr>
       <w:r>
-        <w:t xml:space="preserve">4.9 The headline is carried by sub-Saharan Africa — added in response to peer review</w:t>
+        <w:t xml:space="preserve">4.9 The headline is carried by sub-Saharan Africa (added in response to peer review)</w:t>
       </w:r>
     </w:p>
     <w:p>
@@ -5441,7 +5226,7 @@
         <w:pStyle w:val="FirstParagraph"/>
       </w:pPr>
       <w:r>
-        <w:t xml:space="preserve">The strongest single check the headline does not survive is geographic. Sub-Saharan Africa is forty-two of the 133 countries in the panel and the most aid-intensive, lowest-learning, fewest-cycle corner of the data — Table 1 makes the structural concentration clear. Refit the locked headline specification on the ninety-one non-SSA countries, holding everything else fixed, and the coefficient drops from β = +11.14 to β = +4.71, with a confidence interval that straddles zero (SE 4.92; p = 0.34; 95% CI [−4.9, 14.4]). The SSA-only subsample is too small to identify the relationship on its own — forty-two countries, fifty-two observations — and returns a sign-flipped β = −12.3 (p = 0.38), imprecise enough that the formal test is uninformative. A pooled specification with a log-treatment × is-SSA interaction returns a non-SSA main effect of β = +12.7 (p = 0.058) and an interaction of β = −8.8 (p = 0.44); the formal interaction test does not reach conventional significance.</w:t>
+        <w:t xml:space="preserve">The strongest single check the headline does not survive is geographic. Sub-Saharan Africa is forty-two of the 133 countries in the panel and the most aid-intensive, lowest-learning, fewest-cycle corner of the data, and Table 1 makes the structural concentration clear. Refit the locked headline specification on the ninety-one non-SSA countries, holding everything else fixed, and the coefficient drops from β = +11.14 to β = +4.71, with a confidence interval that straddles zero (SE 4.92; p = 0.34; 95% CI [−4.9, 14.4]). The SSA-only subsample is too small to identify the relationship on its own (forty-two countries, fifty-two observations) and returns a sign-flipped β = −12.3 (p = 0.38), imprecise enough that the formal test is uninformative. A pooled specification with a log-treatment × is-SSA interaction returns a non-SSA main effect of β = +12.7 (p = 0.058) and an interaction of β = −8.8 (p = 0.44); the formal interaction test does not reach conventional significance.</w:t>
       </w:r>
     </w:p>
     <w:p>
@@ -5461,7 +5246,7 @@
         <w:t xml:space="preserve"> </w:t>
       </w:r>
       <w:r>
-        <w:t xml:space="preserve">It is a sub-regional pattern in the most-aid-intensive, lowest-baseline-learning, fewest-observation corner of the world’s aid universe — and a separate question whether the same pattern would survive any of the other checks Section 4.6 and Section 4.2 (c) document.</w:t>
+        <w:t xml:space="preserve">It is a sub-regional pattern in the most-aid-intensive, lowest-baseline-learning, fewest-observation corner of the world’s aid universe, and a separate question whether the same pattern would survive any of the other checks Section 4.6 and Section 4.2 (c) document.</w:t>
       </w:r>
     </w:p>
     <w:p>
@@ -5469,7 +5254,7 @@
         <w:pStyle w:val="BodyText"/>
       </w:pPr>
       <w:r>
-        <w:t xml:space="preserve">Country fixed effects were supposed to absorb the cross-country imbalance that makes the SSA concentration visible. They do, for the levels: the country FE removes the time-invariant low-learning, high-aid character of the SSA panel. What the country FE does not absorb is the slope concentration. The within-country slope is driven substantially by SSA — removing it more than halves the coefficient and removes significance — and the non-SSA β at +4.71 is small but not literally zero, so the slope is not identified off SSA alone; it is identified disproportionately off SSA. This is the limit of the within-country specification on data of this shape: it is robust to the encoding and identification choices the literature has interrogated, but it is not robust to the country-set composition the literature has not. The reading I take from it is the central one of Section 5: the headline is not a general aid-learning signal but a sub-regional, measure-specific, governance-specific association at sub-detectable precision.</w:t>
+        <w:t xml:space="preserve">Country fixed effects were supposed to absorb the cross-country imbalance that makes the SSA concentration visible. They do, for the levels: the country FE removes the time-invariant low-learning, high-aid character of the SSA panel. What the country FE does not absorb is the slope concentration. The within-country slope is driven substantially by SSA: removing it more than halves the coefficient and removes significance. The non-SSA β at +4.71 is small but not literally zero, so the slope is not identified off SSA alone; it is identified disproportionately off SSA. This is the limit of the within-country specification on data of this shape. The specification is robust to the encoding and identification choices the literature has interrogated, but it is not robust to the country-set composition the literature has not. The central reading aligns with Section 5: the headline is a sub-regional, measure-specific, governance-specific association at sub-detectable precision, rather than a general aid-learning signal.</w:t>
       </w:r>
     </w:p>
     <w:bookmarkEnd w:id="45"/>
@@ -5488,19 +5273,7 @@
         <w:pStyle w:val="FirstParagraph"/>
       </w:pPr>
       <w:r>
-        <w:t xml:space="preserve">Six pre-specified checks bit the within-country headline coefficient, and together they change how it should be read. The apparent within-country signal of β = +11.14 is not a general aid-learning result. It is sub-regional, measure-specific, governance-specific, and sub-detectable in precision — and two further commitments that did not bear directly on the coefficient surfaced limits that are themselves findings for the field. The central reframe the rest of this section delivers: a within-country aid-to-learning coefficient that exists on the WB HCI HLOS specification of the 2010–2020 panel, on the forty-two-country sub-Saharan subset, under one of four pre-specified governance operationalisations, and at a precision below the panel’s minimum-detectable-effect floor, is not</w:t>
-      </w:r>
-      <w:r>
-        <w:t xml:space="preserve"> </w:t>
-      </w:r>
-      <w:r>
-        <w:t xml:space="preserve">“what cross-country panel evidence says about aid for learning.”</w:t>
-      </w:r>
-      <w:r>
-        <w:t xml:space="preserve"> </w:t>
-      </w:r>
-      <w:r>
-        <w:t xml:space="preserve">It is a sub-regional pattern in the most-aid-intensive, lowest-baseline-learning, fewest-observation corner of the world’s aid universe, conditional on three orthogonal methodological choices the literature has not historically interrogated. The next four paragraphs walk those checks back into findings about the measurement and reporting infrastructure cross-country aid-effectiveness research runs on.</w:t>
+        <w:t xml:space="preserve">Six pre-specified checks bit the within-country headline coefficient, and together they change how it should be read. The four robustness checks of §4.2 leave the β = +11.14 coefficient too narrowly conditioned to serve as a general aid-learning result, and two further pre-specified commitments that did not bear directly on the coefficient surfaced limits that are themselves findings for the field. The next four paragraphs walk those checks back into findings about the measurement and reporting infrastructure cross-country aid-effectiveness research runs on.</w:t>
       </w:r>
     </w:p>
     <w:p>
@@ -5518,7 +5291,7 @@
         <w:t xml:space="preserve"> </w:t>
       </w:r>
       <w:r>
-        <w:t xml:space="preserve">§4.9 removes the forty-two SSA countries from the panel and the within-country coefficient drops from β = +11.14 to β = +4.71, with a 95% confidence interval that straddles zero (SE 4.92; p = 0.34; N = 91 non-SSA countries; 101 country-cycles). Country fixed effects were supposed to absorb the cross-country imbalance Table 1 makes visible — and they do, for the levels. What they do not absorb is the slope concentration: the within-country aid-to-learning slope is identified disproportionately off the SSA panel rather than off the panel as a whole. The non-SSA coefficient is positive and not literally zero (+4.71), so the slope is not identified off SSA alone; but the headline coefficient as reported is the SSA-and-non-SSA-pooled number, and that number does not generalize to the ninety-one non-SSA countries that make up two-thirds of the panel. A within-country coefficient on data with this geographic concentration profile is a sub-regional result reported in pooled-panel language; the honest reframe is to report it under the sub-regional qualification its sample distribution earns.</w:t>
+        <w:t xml:space="preserve">§4.9 removes the forty-two SSA countries from the panel and the within-country coefficient drops from β = +11.14 to β = +4.71, with a 95% confidence interval that straddles zero (SE 4.92; p = 0.34; N = 91 non-SSA countries; 101 country-cycles). Country fixed effects were supposed to absorb the cross-country imbalance Table 1 makes visible, and they do, for the levels. What they do not absorb is the slope concentration: the within-country aid-to-learning slope is identified disproportionately off the SSA panel rather than off the panel as a whole. The non-SSA coefficient is positive and not literally zero (+4.71), so the slope is not identified off SSA alone; but the headline coefficient as reported is the SSA-and-non-SSA-pooled number, and that number does not generalize to the ninety-one non-SSA countries that make up two-thirds of the panel. A within-country coefficient on data with this geographic concentration profile is a sub-regional result reported in pooled-panel language; the honest reframe is to report it under the sub-regional qualification its sample distribution earns.</w:t>
       </w:r>
     </w:p>
     <w:p>
@@ -5587,7 +5360,7 @@
         <w:t xml:space="preserve"> </w:t>
       </w:r>
       <w:r>
-        <w:t xml:space="preserve">treats programmatic intervention type as the operative axis for cost-effectiveness comparison; the OECD Creditor Reporting System records aid at the sectoral level via five-digit purpose codes that aggregate over intervention type rather than recording it. The §4.4 classifier failure (raw agreement 39 percent; κ = 0.19; 75.7 percent unclassified) was diagnostic rather than noisy: a purpose-code mapping placed 83 percent of projects in budget support while a rule-based classifier placed 4 percent there. The two methods were measuring different constructs, not the same construct with measurement error. The substantive implication is a measurement-architecture finding: the pedagogical-vs-input-mass distinction that policy guidance treats as decision-relevant is not extractable from CRS metadata at country-year resolution without substantial hand-coding — an empirical limit on what cross-country panel work can credibly say about aid composition, and part of why the existing panel literature relies on aid-amount rather than aid-composition regressions.</w:t>
+        <w:t xml:space="preserve">treats programmatic intervention type as the operative axis for cost-effectiveness comparison; the OECD Creditor Reporting System records aid at the sectoral level via five-digit purpose codes that aggregate over intervention type rather than recording it. The §4.4 classifier failure (raw agreement 39 percent; κ = 0.19; 75.7 percent unclassified) was diagnostic rather than noisy: a purpose-code mapping placed 83 percent of projects in budget support while a rule-based classifier placed 4 percent there. The two methods were measuring different constructs, not the same construct with measurement error. The substantive implication is a measurement-architecture finding: the pedagogical-vs-input-mass distinction that policy guidance treats as decision-relevant is not extractable from CRS metadata at country-year resolution without substantial hand-coding, an empirical limit on what cross-country panel work can credibly say about aid composition, and part of why the existing panel literature relies on aid-amount rather than aid-composition regressions.</w:t>
       </w:r>
     </w:p>
     <w:p>
@@ -5677,7 +5450,7 @@
         <w:pStyle w:val="BodyText"/>
       </w:pPr>
       <w:r>
-        <w:t xml:space="preserve">Taken together these checks say that cross-country aid-effectiveness panels can claim less than the policy conversation assumes. A within-country association between education aid and learning exists on one harmonized measure, on the sub-Saharan subset, under one governance operationalisation, and at a precision below the panel’s MDE floor — large enough to matter were every condition robust, but it fails the first robustness checks one would run before calling it a fact, and it cannot be broken down by intervention type at a resolution that would make it useful. What the paper does establish, without qualification, is descriptive and consequential: enrolment and learning have come apart, and the structural correlates of learning hold steady while the aid coefficient does not. The contested object is the causal link from aid to learning; the solid objects are the divergence itself and the measurement gaps that keep the causal question open. A pre-specified design earns its keep here by turning each unanswerable question into a specific, fixable deficiency in the data infrastructure cross-country aid-learning research runs on.</w:t>
+        <w:t xml:space="preserve">Taken together these checks say that cross-country aid-effectiveness panels can claim less than the policy conversation assumes. A within-country association between education aid and learning exists only under the four-check qualification §4.2 documents: large enough to matter were every condition robust, but failing the first robustness checks one would run before calling it a fact, and unable to be broken down by intervention type at a resolution that would make it useful. What the paper does establish, without qualification, is descriptive and consequential: enrolment and learning have come apart, and the structural correlates of learning hold steady while the aid coefficient does not. The contested object is the causal link from aid to learning; the solid objects are the divergence itself and the measurement gaps that keep the causal question open. A pre-specified design earns its keep here by turning each unanswerable question into a specific, fixable deficiency in the data infrastructure cross-country aid-learning research runs on.</w:t>
       </w:r>
     </w:p>
     <w:bookmarkEnd w:id="47"/>
@@ -5695,7 +5468,7 @@
         <w:pStyle w:val="FirstParagraph"/>
       </w:pPr>
       <w:r>
-        <w:t xml:space="preserve">Each constraint maps to a concrete recommendation; taken together they constitute one defensible minimal reporting protocol for cross-country panel evidence on aid effectiveness — not a global data-infrastructure mandate that one underpowered panel could earn.</w:t>
+        <w:t xml:space="preserve">Each constraint maps to a concrete recommendation; taken together they constitute one defensible minimal reporting protocol for cross-country panel evidence on aid effectiveness, rather than a global data-infrastructure mandate that one underpowered panel could earn.</w:t>
       </w:r>
     </w:p>
     <w:p>
@@ -5713,7 +5486,7 @@
         <w:t xml:space="preserve"> </w:t>
       </w:r>
       <w:r>
-        <w:t xml:space="preserve">The inability to recover intervention composition from CRS metadata is a supply-side problem only the OECD Development Assistance Committee can solve. The CRS data-quality literature has documented adjacent reporting-architecture gaps — donor-side coverage limits, sector-classification heterogeneity, and project-description granularity issues that motivated the creation of supplementary datasets such as AidData</w:t>
+        <w:t xml:space="preserve">The inability to recover intervention composition from CRS metadata is a supply-side problem only the OECD Development Assistance Committee can solve. The CRS data-quality literature has documented adjacent reporting-architecture gaps (donor-side coverage limits, sector-classification heterogeneity, and project-description granularity issues that motivated the creation of supplementary datasets such as AidData</w:t>
       </w:r>
       <w:r>
         <w:t xml:space="preserve"> </w:t>
@@ -5733,10 +5506,7 @@
         <w:t xml:space="preserve">)</w:t>
       </w:r>
       <w:r>
-        <w:t xml:space="preserve"> </w:t>
-      </w:r>
-      <w:r>
-        <w:t xml:space="preserve">— but the intervention-type axis is a different problem from these and remains unsolved at the marker layer. An</w:t>
+        <w:t xml:space="preserve">), but the intervention-type axis is a different problem from these and remains unsolved at the marker layer. An</w:t>
       </w:r>
       <w:r>
         <w:t xml:space="preserve"> </w:t>
@@ -5748,7 +5518,7 @@
         <w:t xml:space="preserve"> </w:t>
       </w:r>
       <w:r>
-        <w:t xml:space="preserve">voluntary policy marker on education purpose codes — using a controlled vocabulary drawn from existing cost-effectiveness guidance and assigned at project-record creation — would follow the established template of the Committee’s gender-equality marker (introduced voluntary in 1997, mandatory in 2007) and its environment and Rio markers. A working vocabulary of six to seven categories derived from the GEEAP Smart Buys catalog</w:t>
+        <w:t xml:space="preserve">voluntary policy marker on education purpose codes, using a controlled vocabulary drawn from existing cost-effectiveness guidance and assigned at project-record creation, would follow the established template of the Committee’s gender-equality marker (introduced voluntary in 1997, mandatory in 2007) and its environment and Rio markers. A working vocabulary of six to seven categories derived from the GEEAP Smart Buys catalog</w:t>
       </w:r>
       <w:r>
         <w:t xml:space="preserve"> </w:t>
@@ -5789,7 +5559,7 @@
         <w:t xml:space="preserve"> </w:t>
       </w:r>
       <w:r>
-        <w:t xml:space="preserve">The measure-dependence of the headline argues for auditable measurement infrastructure. The institutions that produce the harmonized learning series — the World Bank Human Capital Project in partnership with the upstream assessment consortia (TIMSS, PIRLS, SACMEQ, PASEC, LLECE, EGRA) — should publicly release the assessment-by-assessment linking decisions underlying the harmonization, so that an external researcher can reconstruct or contest the harmonization choices that shape a within-country coefficient. Journals publishing cross-country panel evidence on aid effectiveness can reasonably expect headline coefficients reported under at least two harmonized measures —</w:t>
+        <w:t xml:space="preserve">The measure-dependence of the headline argues for auditable measurement infrastructure. The institutions that produce the harmonized learning series, the World Bank Human Capital Project in partnership with the upstream assessment consortia (TIMSS, PIRLS, SACMEQ, PASEC, LLECE, EGRA), should publicly release the assessment-by-assessment linking decisions underlying the harmonization, so that an external researcher can reconstruct or contest the harmonization choices that shape a within-country coefficient. Journals publishing cross-country panel evidence on aid effectiveness can reasonably expect headline coefficients reported under at least two harmonized measures, with</w:t>
       </w:r>
       <w:r>
         <w:t xml:space="preserve"> </w:t>
@@ -5831,7 +5601,7 @@
         <w:t xml:space="preserve"> </w:t>
       </w:r>
       <w:r>
-        <w:t xml:space="preserve">are the natural sites — on the model of the reproducibility requirements that reshaped practice in economics over the past decade. The §4.6 measure-fragility sensitivity is the empirical case for a complementary funded benchmarking exercise comparing the harmonization decisions of the WB HCI HLOS and AAP-2018 series on a common country set.</w:t>
+        <w:t xml:space="preserve">as the natural sites, on the model of the reproducibility requirements that reshaped practice in economics over the past decade. The §4.6 measure-fragility sensitivity is the empirical case for a complementary funded benchmarking exercise comparing the harmonization decisions of the WB HCI HLOS and AAP-2018 series on a common country set.</w:t>
       </w:r>
     </w:p>
     <w:p>
@@ -5883,7 +5653,7 @@
         <w:t xml:space="preserve"> </w:t>
       </w:r>
       <w:r>
-        <w:t xml:space="preserve">Within the limits of the within-country specification, the structural correlates of learning — governance-quality (the WGI principal component), conflict exposure, early-childhood public investment — are more stable across alternative specifications than the aid coefficient itself. This is a statement about predictive stability, not about causal allocation criteria. It implies only that descriptive allocation models would benefit from giving these covariates explicit weight, as a recognition of where the more stable signal in the panel lies, rather than a prescription about which countries to fund. The recommendation is that allocation models</w:t>
+        <w:t xml:space="preserve">Within the limits of the within-country specification, the structural correlates of learning (governance quality measured by the WGI principal component, conflict exposure, and early-childhood public investment) are more stable across alternative specifications than the aid coefficient itself. This is a statement about predictive stability, not about causal allocation criteria. It implies only that descriptive allocation models would benefit from giving these covariates explicit weight, as a recognition of where the more stable signal in the panel lies, rather than a prescription about which countries to fund. The recommendation is that allocation models</w:t>
       </w:r>
       <w:r>
         <w:t xml:space="preserve"> </w:t>
@@ -5933,30 +5703,7 @@
         <w:pStyle w:val="FirstParagraph"/>
       </w:pPr>
       <w:r>
-        <w:t xml:space="preserve">I set out to ask whether education aid predicts learning across countries and, more to the point, how much the answer depends on the choices made before the data are seen. Under a pre-specified design, a within-country fixed-effects model appears to deliver a positive association of about eleven HLO points on the World Bank measure (β = +11.14, p = 0.048; N = 143). I report it as something to be tested, not believed, and then I test it. Four pre-specified checks bite. The coefficient is carried by sub-Saharan Africa: dropping the forty-two SSA countries halves it and pushes its 95% confidence interval through zero (§4.9). It does not replicate on the Altinok-Angrist-Patrinos</w:t>
-      </w:r>
-      <w:r>
-        <w:t xml:space="preserve"> </w:t>
-      </w:r>
-      <w:r>
-        <w:t xml:space="preserve">(</w:t>
-      </w:r>
-      <w:hyperlink w:anchor="ref-altinok2018global">
-        <w:r>
-          <w:rPr>
-            <w:rStyle w:val="Hyperlink"/>
-          </w:rPr>
-          <w:t xml:space="preserve">2018</w:t>
-        </w:r>
-      </w:hyperlink>
-      <w:r>
-        <w:t xml:space="preserve">)</w:t>
-      </w:r>
-      <w:r>
-        <w:t xml:space="preserve"> </w:t>
-      </w:r>
-      <w:r>
-        <w:t xml:space="preserve">alternative harmonized measure — wrong sign on the full coverage, indistinguishable from zero on matched country-years (§4.6). It crosses conventional significance under only one of four pre-specified Worldwide Governance Indicators operationalisations (Appendix A.3). And it is smaller than the smallest effect this panel could distinguish from zero at conventional power (§4.2). Two further pre-specified commitments bite alongside these four. The four-bucket intervention typology policy guidance leans on cannot be pulled out of CRS metadata at any defensible threshold; the model that needed it was retired (§4.4). The multiple-imputation step the missingness plan promised rests on an assumption the plan’s own test rejects at p ≪ 10⁻⁶; the listwise robustness it was meant to triangulate against does not survive (§4.6).</w:t>
+        <w:t xml:space="preserve">The paper set out to ask whether education aid predicts learning across countries and, more to the point, how much the answer depends on the choices made before the data are seen. Under a pre-specified design, a within-country fixed-effects model appears to deliver a positive association of about eleven HLO points on the World Bank measure (β = +11.14, p = 0.048; N = 143). The four pre-specified robustness checks of §4.2 break that coefficient, and two further pre-specified commitments (the typology drop in §4.4 and the multiple-imputation retirement in §4.6) bite alongside them.</w:t>
       </w:r>
     </w:p>
     <w:p>
@@ -5964,7 +5711,7 @@
         <w:pStyle w:val="BodyText"/>
       </w:pPr>
       <w:r>
-        <w:t xml:space="preserve">The paper does not identify a causal effect. A static fixed-effects model on a four-cycle panel is what the data shape allows; the Arellano-Bond dynamic-panel and the Dumitrescu-Hurlin Granger steps the identification plan called for are infeasible on T_eff ≤ 4, and I close both honestly rather than swap them for proxies that would look like more. The Nickell</w:t>
+        <w:t xml:space="preserve">The paper does not identify a causal effect. A static fixed-effects model on a four-cycle panel is what the data shape allows. The Arellano-Bond dynamic-panel and the Dumitrescu-Hurlin Granger steps the identification plan called for are infeasible on T_eff ≤ 4, and both are closed honestly rather than swapped for proxies that would look like more. The Nickell</w:t>
       </w:r>
       <w:r>
         <w:t xml:space="preserve"> </w:t>
@@ -5987,7 +5734,7 @@
         <w:t xml:space="preserve"> </w:t>
       </w:r>
       <w:r>
-        <w:t xml:space="preserve">bias concern does not arise because the specification carries no lagged dependent variable; the binding short-T concern is the imprecision the four checks above document. What the design offers is a calibrated account along one well-specified path through the design space: a precise statement of what this class of evidence can and cannot claim now, and of the four things that would have to change for it to claim more — an intervention-type marker in donor reporting, auditable linking behind the learning measures, a missingness-disclosure standard for panel publication, and an explicit weighting of structural determinants in allocation models. Each unanswerable question, fixed in advance, became a finding for the field instead of a footnote for the author. The map this paper draws is not complete. It traces one well-traveled path through the design space</w:t>
+        <w:t xml:space="preserve">bias concern does not arise because the specification carries no lagged dependent variable; the binding short-T concern is the imprecision the four checks above document. What the design offers is a calibrated account along one well-specified path through the design space: a precise statement of what this class of evidence can and cannot claim now, and the four §6 recommendations that would change what it can claim. Each unanswerable question, fixed in advance, became a finding for the field instead of a footnote for the author. The map this paper draws is not complete; it traces one well-traveled path through the design space</w:t>
       </w:r>
       <w:r>
         <w:t xml:space="preserve"> </w:t>
@@ -6039,7 +5786,7 @@
       </w:r>
     </w:p>
     <w:bookmarkEnd w:id="49"/>
-    <w:bookmarkStart w:id="50" w:name="data-and-code-availability"/>
+    <w:bookmarkStart w:id="52" w:name="data-and-code-availability"/>
     <w:p>
       <w:pPr>
         <w:pStyle w:val="Heading1"/>
@@ -6053,11 +5800,33 @@
         <w:pStyle w:val="FirstParagraph"/>
       </w:pPr>
       <w:r>
-        <w:t xml:space="preserve">The full analytical code (R, with a locked dependency manifest), the canonical analytical panel, the twelve pre-analysis plans (PAP-0001 through PAP-0012), the methodology documentation, the variable dictionary, and the full Model 1, Model 2, Model 3, and Model 5 spec progressions, the Chinese-aid and UIS-augmented-listwise robustness tables, the Dumitrescu-Hurlin Granger output, and the rendered manuscript will be available at the project’s Git repository [PENDING — repo not yet public] and archived at the Open Science Framework under DOI [AUTHOR: OSF DOI]. Raw data sources used in the analysis are publicly available via their upstream portals (OECD CRS, World Bank HCI/HLOS, World Development Indicators, Worldwide Governance Indicators, UCDP/PRIO Armed Conflict Dataset, UNESCO COVID-19 daily school-closure time series, UNESCO Institute for Statistics finance indicators, AidData Global Chinese Development Finance v3.0); URLs and pinned indicator codes are documented in the deposited variable dictionary. The pre-analysis plans are timestamped through the public Git commit history; researchers extending this design are encouraged to deposit equivalent plans in a third-party study registry such as the Open Science Framework for independent timestamping.</w:t>
-      </w:r>
-    </w:p>
-    <w:bookmarkEnd w:id="50"/>
-    <w:bookmarkStart w:id="102" w:name="references"/>
+        <w:t xml:space="preserve">The full analytical code (R, with a locked dependency manifest), the canonical analytical panel, the twelve pre-analysis plans (PAP-0001 through PAP-0012), the methodology documentation, the variable dictionary, and the full Model 1, Model 2, Model 3, and Model 5 spec progressions, the Chinese-aid and UIS-augmented-listwise robustness tables, the Dumitrescu-Hurlin Granger output, and the rendered manuscript are available at the project’s Git repository (</w:t>
+      </w:r>
+      <w:hyperlink r:id="rId50">
+        <w:r>
+          <w:rPr>
+            <w:rStyle w:val="Hyperlink"/>
+          </w:rPr>
+          <w:t xml:space="preserve">https://github.com/shotazurabishvili/AID</w:t>
+        </w:r>
+      </w:hyperlink>
+      <w:r>
+        <w:t xml:space="preserve">) and archived at the Open Science Framework under DOI (</w:t>
+      </w:r>
+      <w:hyperlink r:id="rId51">
+        <w:r>
+          <w:rPr>
+            <w:rStyle w:val="Hyperlink"/>
+          </w:rPr>
+          <w:t xml:space="preserve">https://doi.org/10.17605/OSF.IO/JRBT8</w:t>
+        </w:r>
+      </w:hyperlink>
+      <w:r>
+        <w:t xml:space="preserve">). Raw data sources used in the analysis are publicly available via their upstream portals (OECD CRS, World Bank HCI/HLOS, World Development Indicators, Worldwide Governance Indicators, UCDP/PRIO Armed Conflict Dataset, UNESCO COVID-19 daily school-closure time series, UNESCO Institute for Statistics finance indicators, AidData Global Chinese Development Finance v3.0); URLs and pinned indicator codes are documented in the deposited variable dictionary. The pre-analysis plans are timestamped through the public Git commit history; researchers extending this design are encouraged to deposit equivalent plans in a third-party study registry such as the Open Science Framework for independent timestamping.</w:t>
+      </w:r>
+    </w:p>
+    <w:bookmarkEnd w:id="52"/>
+    <w:bookmarkStart w:id="104" w:name="references"/>
     <w:p>
       <w:pPr>
         <w:pStyle w:val="Heading1"/>
@@ -6066,8 +5835,8 @@
         <w:t xml:space="preserve">References</w:t>
       </w:r>
     </w:p>
-    <w:bookmarkStart w:id="101" w:name="refs"/>
-    <w:bookmarkStart w:id="52" w:name="ref-altinok2018global"/>
+    <w:bookmarkStart w:id="103" w:name="refs"/>
+    <w:bookmarkStart w:id="54" w:name="ref-altinok2018global"/>
     <w:p>
       <w:pPr>
         <w:pStyle w:val="Bibliography"/>
@@ -6094,7 +5863,7 @@
       <w:r>
         <w:t xml:space="preserve"> </w:t>
       </w:r>
-      <w:hyperlink r:id="rId51">
+      <w:hyperlink r:id="rId53">
         <w:r>
           <w:rPr>
             <w:rStyle w:val="Hyperlink"/>
@@ -6103,8 +5872,8 @@
         </w:r>
       </w:hyperlink>
     </w:p>
-    <w:bookmarkEnd w:id="52"/>
-    <w:bookmarkStart w:id="54" w:name="ref-birchler2016making"/>
+    <w:bookmarkEnd w:id="54"/>
+    <w:bookmarkStart w:id="56" w:name="ref-birchler2016making"/>
     <w:p>
       <w:pPr>
         <w:pStyle w:val="Bibliography"/>
@@ -6141,7 +5910,7 @@
       <w:r>
         <w:t xml:space="preserve"> </w:t>
       </w:r>
-      <w:hyperlink r:id="rId53">
+      <w:hyperlink r:id="rId55">
         <w:r>
           <w:rPr>
             <w:rStyle w:val="Hyperlink"/>
@@ -6150,8 +5919,8 @@
         </w:r>
       </w:hyperlink>
     </w:p>
-    <w:bookmarkEnd w:id="54"/>
-    <w:bookmarkStart w:id="56" w:name="ref-bond2002dynamic"/>
+    <w:bookmarkEnd w:id="56"/>
+    <w:bookmarkStart w:id="58" w:name="ref-bond2002dynamic"/>
     <w:p>
       <w:pPr>
         <w:pStyle w:val="Bibliography"/>
@@ -6188,7 +5957,7 @@
       <w:r>
         <w:t xml:space="preserve"> </w:t>
       </w:r>
-      <w:hyperlink r:id="rId55">
+      <w:hyperlink r:id="rId57">
         <w:r>
           <w:rPr>
             <w:rStyle w:val="Hyperlink"/>
@@ -6197,8 +5966,8 @@
         </w:r>
       </w:hyperlink>
     </w:p>
-    <w:bookmarkEnd w:id="56"/>
-    <w:bookmarkStart w:id="58" w:name="ref-burnside2000aid"/>
+    <w:bookmarkEnd w:id="58"/>
+    <w:bookmarkStart w:id="60" w:name="ref-burnside2000aid"/>
     <w:p>
       <w:pPr>
         <w:pStyle w:val="Bibliography"/>
@@ -6235,7 +6004,7 @@
       <w:r>
         <w:t xml:space="preserve"> </w:t>
       </w:r>
-      <w:hyperlink r:id="rId57">
+      <w:hyperlink r:id="rId59">
         <w:r>
           <w:rPr>
             <w:rStyle w:val="Hyperlink"/>
@@ -6244,8 +6013,8 @@
         </w:r>
       </w:hyperlink>
     </w:p>
-    <w:bookmarkEnd w:id="58"/>
-    <w:bookmarkStart w:id="60" w:name="ref-carrhill2013missing"/>
+    <w:bookmarkEnd w:id="60"/>
+    <w:bookmarkStart w:id="62" w:name="ref-carrhill2013missing"/>
     <w:p>
       <w:pPr>
         <w:pStyle w:val="Bibliography"/>
@@ -6282,7 +6051,7 @@
       <w:r>
         <w:t xml:space="preserve"> </w:t>
       </w:r>
-      <w:hyperlink r:id="rId59">
+      <w:hyperlink r:id="rId61">
         <w:r>
           <w:rPr>
             <w:rStyle w:val="Hyperlink"/>
@@ -6291,8 +6060,8 @@
         </w:r>
       </w:hyperlink>
     </w:p>
-    <w:bookmarkEnd w:id="60"/>
-    <w:bookmarkStart w:id="62" w:name="ref-clemens2012counting"/>
+    <w:bookmarkEnd w:id="62"/>
+    <w:bookmarkStart w:id="64" w:name="ref-clemens2012counting"/>
     <w:p>
       <w:pPr>
         <w:pStyle w:val="Bibliography"/>
@@ -6329,7 +6098,7 @@
       <w:r>
         <w:t xml:space="preserve"> </w:t>
       </w:r>
-      <w:hyperlink r:id="rId61">
+      <w:hyperlink r:id="rId63">
         <w:r>
           <w:rPr>
             <w:rStyle w:val="Hyperlink"/>
@@ -6338,8 +6107,8 @@
         </w:r>
       </w:hyperlink>
     </w:p>
-    <w:bookmarkEnd w:id="62"/>
-    <w:bookmarkStart w:id="64" w:name="ref-deaton2018rcts"/>
+    <w:bookmarkEnd w:id="64"/>
+    <w:bookmarkStart w:id="66" w:name="ref-deaton2018rcts"/>
     <w:p>
       <w:pPr>
         <w:pStyle w:val="Bibliography"/>
@@ -6376,7 +6145,7 @@
       <w:r>
         <w:t xml:space="preserve"> </w:t>
       </w:r>
-      <w:hyperlink r:id="rId63">
+      <w:hyperlink r:id="rId65">
         <w:r>
           <w:rPr>
             <w:rStyle w:val="Hyperlink"/>
@@ -6385,8 +6154,8 @@
         </w:r>
       </w:hyperlink>
     </w:p>
-    <w:bookmarkEnd w:id="64"/>
-    <w:bookmarkStart w:id="66" w:name="ref-dreher2008does"/>
+    <w:bookmarkEnd w:id="66"/>
+    <w:bookmarkStart w:id="68" w:name="ref-dreher2008does"/>
     <w:p>
       <w:pPr>
         <w:pStyle w:val="Bibliography"/>
@@ -6423,7 +6192,7 @@
       <w:r>
         <w:t xml:space="preserve"> </w:t>
       </w:r>
-      <w:hyperlink r:id="rId65">
+      <w:hyperlink r:id="rId67">
         <w:r>
           <w:rPr>
             <w:rStyle w:val="Hyperlink"/>
@@ -6432,8 +6201,8 @@
         </w:r>
       </w:hyperlink>
     </w:p>
-    <w:bookmarkEnd w:id="66"/>
-    <w:bookmarkStart w:id="68" w:name="ref-easterly2004aid"/>
+    <w:bookmarkEnd w:id="68"/>
+    <w:bookmarkStart w:id="70" w:name="ref-easterly2004aid"/>
     <w:p>
       <w:pPr>
         <w:pStyle w:val="Bibliography"/>
@@ -6470,7 +6239,7 @@
       <w:r>
         <w:t xml:space="preserve"> </w:t>
       </w:r>
-      <w:hyperlink r:id="rId67">
+      <w:hyperlink r:id="rId69">
         <w:r>
           <w:rPr>
             <w:rStyle w:val="Hyperlink"/>
@@ -6479,8 +6248,8 @@
         </w:r>
       </w:hyperlink>
     </w:p>
-    <w:bookmarkEnd w:id="68"/>
-    <w:bookmarkStart w:id="70" w:name="ref-filmer2020lays"/>
+    <w:bookmarkEnd w:id="70"/>
+    <w:bookmarkStart w:id="72" w:name="ref-filmer2020lays"/>
     <w:p>
       <w:pPr>
         <w:pStyle w:val="Bibliography"/>
@@ -6523,7 +6292,7 @@
       <w:r>
         <w:t xml:space="preserve"> </w:t>
       </w:r>
-      <w:hyperlink r:id="rId69">
+      <w:hyperlink r:id="rId71">
         <w:r>
           <w:rPr>
             <w:rStyle w:val="Hyperlink"/>
@@ -6532,8 +6301,8 @@
         </w:r>
       </w:hyperlink>
     </w:p>
-    <w:bookmarkEnd w:id="70"/>
-    <w:bookmarkStart w:id="72" w:name="ref-glewwe2016improving"/>
+    <w:bookmarkEnd w:id="72"/>
+    <w:bookmarkStart w:id="74" w:name="ref-glewwe2016improving"/>
     <w:p>
       <w:pPr>
         <w:pStyle w:val="Bibliography"/>
@@ -6560,7 +6329,7 @@
       <w:r>
         <w:t xml:space="preserve"> </w:t>
       </w:r>
-      <w:hyperlink r:id="rId71">
+      <w:hyperlink r:id="rId73">
         <w:r>
           <w:rPr>
             <w:rStyle w:val="Hyperlink"/>
@@ -6569,8 +6338,8 @@
         </w:r>
       </w:hyperlink>
     </w:p>
-    <w:bookmarkEnd w:id="72"/>
-    <w:bookmarkStart w:id="73" w:name="ref-geeap2023smart"/>
+    <w:bookmarkEnd w:id="74"/>
+    <w:bookmarkStart w:id="75" w:name="ref-geeap2023smart"/>
     <w:p>
       <w:pPr>
         <w:pStyle w:val="Bibliography"/>
@@ -6607,14 +6376,14 @@
           <w:i/>
           <w:iCs/>
         </w:rPr>
-        <w:t xml:space="preserve">S</w:t>
+        <w:t xml:space="preserve">Smart Buys</w:t>
       </w:r>
       <w:r>
         <w:rPr>
           <w:i/>
           <w:iCs/>
         </w:rPr>
-        <w:t xml:space="preserve">mart</w:t>
+        <w:t xml:space="preserve">”</w:t>
       </w:r>
       <w:r>
         <w:rPr>
@@ -6628,63 +6397,42 @@
           <w:i/>
           <w:iCs/>
         </w:rPr>
-        <w:t xml:space="preserve">B</w:t>
+        <w:t xml:space="preserve">for improving learning in low- and middle-income countries?</w:t>
+      </w:r>
+      <w:r>
+        <w:t xml:space="preserve"> World Bank &amp; Foreign, Commonwealth &amp; Development Office.</w:t>
+      </w:r>
+    </w:p>
+    <w:bookmarkEnd w:id="75"/>
+    <w:bookmarkStart w:id="77" w:name="ref-hanushek2003failure"/>
+    <w:p>
+      <w:pPr>
+        <w:pStyle w:val="Bibliography"/>
+      </w:pPr>
+      <w:r>
+        <w:t xml:space="preserve">Hanushek, E. A. (2003). The failure of input-based schooling policies.</w:t>
+      </w:r>
+      <w:r>
+        <w:t xml:space="preserve"> </w:t>
       </w:r>
       <w:r>
         <w:rPr>
           <w:i/>
           <w:iCs/>
         </w:rPr>
-        <w:t xml:space="preserve">uys”</w:t>
+        <w:t xml:space="preserve">Economic Journal</w:t>
+      </w:r>
+      <w:r>
+        <w:t xml:space="preserve">,</w:t>
+      </w:r>
+      <w:r>
+        <w:t xml:space="preserve"> </w:t>
       </w:r>
       <w:r>
         <w:rPr>
           <w:i/>
           <w:iCs/>
         </w:rPr>
-        <w:t xml:space="preserve"> </w:t>
-      </w:r>
-      <w:r>
-        <w:rPr>
-          <w:i/>
-          <w:iCs/>
-        </w:rPr>
-        <w:t xml:space="preserve">for improving learning in low- and middle-income countries?</w:t>
-      </w:r>
-      <w:r>
-        <w:t xml:space="preserve"> World Bank &amp; Foreign, Commonwealth &amp; Development Office.</w:t>
-      </w:r>
-    </w:p>
-    <w:bookmarkEnd w:id="73"/>
-    <w:bookmarkStart w:id="75" w:name="ref-hanushek2003failure"/>
-    <w:p>
-      <w:pPr>
-        <w:pStyle w:val="Bibliography"/>
-      </w:pPr>
-      <w:r>
-        <w:t xml:space="preserve">Hanushek, E. A. (2003). The failure of input-based schooling policies.</w:t>
-      </w:r>
-      <w:r>
-        <w:t xml:space="preserve"> </w:t>
-      </w:r>
-      <w:r>
-        <w:rPr>
-          <w:i/>
-          <w:iCs/>
-        </w:rPr>
-        <w:t xml:space="preserve">Economic Journal</w:t>
-      </w:r>
-      <w:r>
-        <w:t xml:space="preserve">,</w:t>
-      </w:r>
-      <w:r>
-        <w:t xml:space="preserve"> </w:t>
-      </w:r>
-      <w:r>
-        <w:rPr>
-          <w:i/>
-          <w:iCs/>
-        </w:rPr>
         <w:t xml:space="preserve">113</w:t>
       </w:r>
       <w:r>
@@ -6693,7 +6441,7 @@
       <w:r>
         <w:t xml:space="preserve"> </w:t>
       </w:r>
-      <w:hyperlink r:id="rId74">
+      <w:hyperlink r:id="rId76">
         <w:r>
           <w:rPr>
             <w:rStyle w:val="Hyperlink"/>
@@ -6702,8 +6450,8 @@
         </w:r>
       </w:hyperlink>
     </w:p>
-    <w:bookmarkEnd w:id="75"/>
-    <w:bookmarkStart w:id="77" w:name="ref-hanushek2008role"/>
+    <w:bookmarkEnd w:id="77"/>
+    <w:bookmarkStart w:id="79" w:name="ref-hanushek2008role"/>
     <w:p>
       <w:pPr>
         <w:pStyle w:val="Bibliography"/>
@@ -6740,7 +6488,7 @@
       <w:r>
         <w:t xml:space="preserve"> </w:t>
       </w:r>
-      <w:hyperlink r:id="rId76">
+      <w:hyperlink r:id="rId78">
         <w:r>
           <w:rPr>
             <w:rStyle w:val="Hyperlink"/>
@@ -6749,8 +6497,8 @@
         </w:r>
       </w:hyperlink>
     </w:p>
-    <w:bookmarkEnd w:id="77"/>
-    <w:bookmarkStart w:id="79" w:name="ref-hanushek2015knowledge"/>
+    <w:bookmarkEnd w:id="79"/>
+    <w:bookmarkStart w:id="81" w:name="ref-hanushek2015knowledge"/>
     <w:p>
       <w:pPr>
         <w:pStyle w:val="Bibliography"/>
@@ -6774,7 +6522,7 @@
       <w:r>
         <w:t xml:space="preserve"> </w:t>
       </w:r>
-      <w:hyperlink r:id="rId78">
+      <w:hyperlink r:id="rId80">
         <w:r>
           <w:rPr>
             <w:rStyle w:val="Hyperlink"/>
@@ -6783,8 +6531,8 @@
         </w:r>
       </w:hyperlink>
     </w:p>
-    <w:bookmarkEnd w:id="79"/>
-    <w:bookmarkStart w:id="81" w:name="ref-langbein2010governance"/>
+    <w:bookmarkEnd w:id="81"/>
+    <w:bookmarkStart w:id="83" w:name="ref-langbein2010governance"/>
     <w:p>
       <w:pPr>
         <w:pStyle w:val="Bibliography"/>
@@ -6796,28 +6544,10 @@
         <w:t xml:space="preserve"> </w:t>
       </w:r>
       <w:r>
-        <w:t xml:space="preserve">W</w:t>
-      </w:r>
-      <w:r>
-        <w:t xml:space="preserve">orldwide</w:t>
-      </w:r>
-      <w:r>
-        <w:t xml:space="preserve"> </w:t>
-      </w:r>
-      <w:r>
-        <w:t xml:space="preserve">G</w:t>
-      </w:r>
-      <w:r>
-        <w:t xml:space="preserve">overnance</w:t>
-      </w:r>
-      <w:r>
-        <w:t xml:space="preserve"> </w:t>
-      </w:r>
-      <w:r>
-        <w:t xml:space="preserve">I</w:t>
-      </w:r>
-      <w:r>
-        <w:t xml:space="preserve">ndicators: Six, one, or none?</w:t>
+        <w:t xml:space="preserve">Worldwide Governance Indicators</w:t>
+      </w:r>
+      <w:r>
+        <w:t xml:space="preserve">: Six, one, or none?</w:t>
       </w:r>
       <w:r>
         <w:t xml:space="preserve"> </w:t>
@@ -6848,7 +6578,7 @@
       <w:r>
         <w:t xml:space="preserve"> </w:t>
       </w:r>
-      <w:hyperlink r:id="rId80">
+      <w:hyperlink r:id="rId82">
         <w:r>
           <w:rPr>
             <w:rStyle w:val="Hyperlink"/>
@@ -6857,8 +6587,8 @@
         </w:r>
       </w:hyperlink>
     </w:p>
-    <w:bookmarkEnd w:id="81"/>
-    <w:bookmarkStart w:id="83" w:name="ref-nickell1981biases"/>
+    <w:bookmarkEnd w:id="83"/>
+    <w:bookmarkStart w:id="85" w:name="ref-nickell1981biases"/>
     <w:p>
       <w:pPr>
         <w:pStyle w:val="Bibliography"/>
@@ -6895,7 +6625,7 @@
       <w:r>
         <w:t xml:space="preserve"> </w:t>
       </w:r>
-      <w:hyperlink r:id="rId82">
+      <w:hyperlink r:id="rId84">
         <w:r>
           <w:rPr>
             <w:rStyle w:val="Hyperlink"/>
@@ -6904,8 +6634,8 @@
         </w:r>
       </w:hyperlink>
     </w:p>
-    <w:bookmarkEnd w:id="83"/>
-    <w:bookmarkStart w:id="84" w:name="ref-pritchett2013rebirth"/>
+    <w:bookmarkEnd w:id="85"/>
+    <w:bookmarkStart w:id="86" w:name="ref-pritchett2013rebirth"/>
     <w:p>
       <w:pPr>
         <w:pStyle w:val="Bibliography"/>
@@ -6927,8 +6657,8 @@
         <w:t xml:space="preserve">. Center for Global Development.</w:t>
       </w:r>
     </w:p>
-    <w:bookmarkEnd w:id="84"/>
-    <w:bookmarkStart w:id="86" w:name="ref-rajan2008aid"/>
+    <w:bookmarkEnd w:id="86"/>
+    <w:bookmarkStart w:id="88" w:name="ref-rajan2008aid"/>
     <w:p>
       <w:pPr>
         <w:pStyle w:val="Bibliography"/>
@@ -6965,7 +6695,7 @@
       <w:r>
         <w:t xml:space="preserve"> </w:t>
       </w:r>
-      <w:hyperlink r:id="rId85">
+      <w:hyperlink r:id="rId87">
         <w:r>
           <w:rPr>
             <w:rStyle w:val="Hyperlink"/>
@@ -6974,8 +6704,8 @@
         </w:r>
       </w:hyperlink>
     </w:p>
-    <w:bookmarkEnd w:id="86"/>
-    <w:bookmarkStart w:id="88" w:name="ref-riddell2016effectiveness"/>
+    <w:bookmarkEnd w:id="88"/>
+    <w:bookmarkStart w:id="90" w:name="ref-riddell2016effectiveness"/>
     <w:p>
       <w:pPr>
         <w:pStyle w:val="Bibliography"/>
@@ -7012,7 +6742,7 @@
       <w:r>
         <w:t xml:space="preserve"> </w:t>
       </w:r>
-      <w:hyperlink r:id="rId87">
+      <w:hyperlink r:id="rId89">
         <w:r>
           <w:rPr>
             <w:rStyle w:val="Hyperlink"/>
@@ -7021,8 +6751,8 @@
         </w:r>
       </w:hyperlink>
     </w:p>
-    <w:bookmarkEnd w:id="88"/>
-    <w:bookmarkStart w:id="90" w:name="ref-robinson1950ecological"/>
+    <w:bookmarkEnd w:id="90"/>
+    <w:bookmarkStart w:id="92" w:name="ref-robinson1950ecological"/>
     <w:p>
       <w:pPr>
         <w:pStyle w:val="Bibliography"/>
@@ -7059,7 +6789,7 @@
       <w:r>
         <w:t xml:space="preserve"> </w:t>
       </w:r>
-      <w:hyperlink r:id="rId89">
+      <w:hyperlink r:id="rId91">
         <w:r>
           <w:rPr>
             <w:rStyle w:val="Hyperlink"/>
@@ -7068,8 +6798,8 @@
         </w:r>
       </w:hyperlink>
     </w:p>
-    <w:bookmarkEnd w:id="90"/>
-    <w:bookmarkStart w:id="92" w:name="ref-roodman2007anarchy"/>
+    <w:bookmarkEnd w:id="92"/>
+    <w:bookmarkStart w:id="94" w:name="ref-roodman2007anarchy"/>
     <w:p>
       <w:pPr>
         <w:pStyle w:val="Bibliography"/>
@@ -7106,7 +6836,7 @@
       <w:r>
         <w:t xml:space="preserve"> </w:t>
       </w:r>
-      <w:hyperlink r:id="rId91">
+      <w:hyperlink r:id="rId93">
         <w:r>
           <w:rPr>
             <w:rStyle w:val="Hyperlink"/>
@@ -7115,8 +6845,8 @@
         </w:r>
       </w:hyperlink>
     </w:p>
-    <w:bookmarkEnd w:id="92"/>
-    <w:bookmarkStart w:id="94" w:name="ref-sandefur2018internationally"/>
+    <w:bookmarkEnd w:id="94"/>
+    <w:bookmarkStart w:id="96" w:name="ref-sandefur2018internationally"/>
     <w:p>
       <w:pPr>
         <w:pStyle w:val="Bibliography"/>
@@ -7128,10 +6858,13 @@
         <w:t xml:space="preserve"> </w:t>
       </w:r>
       <w:r>
-        <w:t xml:space="preserve">A</w:t>
-      </w:r>
-      <w:r>
-        <w:t xml:space="preserve">frican countries.</w:t>
+        <w:t xml:space="preserve">African</w:t>
+      </w:r>
+      <w:r>
+        <w:t xml:space="preserve"> </w:t>
+      </w:r>
+      <w:r>
+        <w:t xml:space="preserve">countries.</w:t>
       </w:r>
       <w:r>
         <w:t xml:space="preserve"> </w:t>
@@ -7162,7 +6895,7 @@
       <w:r>
         <w:t xml:space="preserve"> </w:t>
       </w:r>
-      <w:hyperlink r:id="rId93">
+      <w:hyperlink r:id="rId95">
         <w:r>
           <w:rPr>
             <w:rStyle w:val="Hyperlink"/>
@@ -7171,8 +6904,8 @@
         </w:r>
       </w:hyperlink>
     </w:p>
-    <w:bookmarkEnd w:id="94"/>
-    <w:bookmarkStart w:id="96" w:name="ref-tierney2011more"/>
+    <w:bookmarkEnd w:id="96"/>
+    <w:bookmarkStart w:id="98" w:name="ref-tierney2011more"/>
     <w:p>
       <w:pPr>
         <w:pStyle w:val="Bibliography"/>
@@ -7218,7 +6951,7 @@
       <w:r>
         <w:t xml:space="preserve"> </w:t>
       </w:r>
-      <w:hyperlink r:id="rId95">
+      <w:hyperlink r:id="rId97">
         <w:r>
           <w:rPr>
             <w:rStyle w:val="Hyperlink"/>
@@ -7227,8 +6960,8 @@
         </w:r>
       </w:hyperlink>
     </w:p>
-    <w:bookmarkEnd w:id="96"/>
-    <w:bookmarkStart w:id="98" w:name="ref-vegas2015when"/>
+    <w:bookmarkEnd w:id="98"/>
+    <w:bookmarkStart w:id="100" w:name="ref-vegas2015when"/>
     <w:p>
       <w:pPr>
         <w:pStyle w:val="Bibliography"/>
@@ -7265,7 +6998,7 @@
       <w:r>
         <w:t xml:space="preserve"> </w:t>
       </w:r>
-      <w:hyperlink r:id="rId97">
+      <w:hyperlink r:id="rId99">
         <w:r>
           <w:rPr>
             <w:rStyle w:val="Hyperlink"/>
@@ -7274,8 +7007,8 @@
         </w:r>
       </w:hyperlink>
     </w:p>
-    <w:bookmarkEnd w:id="98"/>
-    <w:bookmarkStart w:id="100" w:name="ref-vivalt2020generalize"/>
+    <w:bookmarkEnd w:id="100"/>
+    <w:bookmarkStart w:id="102" w:name="ref-vivalt2020generalize"/>
     <w:p>
       <w:pPr>
         <w:pStyle w:val="Bibliography"/>
@@ -7312,7 +7045,7 @@
       <w:r>
         <w:t xml:space="preserve"> </w:t>
       </w:r>
-      <w:hyperlink r:id="rId99">
+      <w:hyperlink r:id="rId101">
         <w:r>
           <w:rPr>
             <w:rStyle w:val="Hyperlink"/>
@@ -7321,10 +7054,10 @@
         </w:r>
       </w:hyperlink>
     </w:p>
-    <w:bookmarkEnd w:id="100"/>
-    <w:bookmarkEnd w:id="101"/>
     <w:bookmarkEnd w:id="102"/>
-    <w:bookmarkStart w:id="115" w:name="appendix-argument-bearing-exhibits"/>
+    <w:bookmarkEnd w:id="103"/>
+    <w:bookmarkEnd w:id="104"/>
+    <w:bookmarkStart w:id="113" w:name="appendix-argument-bearing-exhibits"/>
     <w:p>
       <w:pPr>
         <w:pStyle w:val="Heading1"/>
@@ -7338,10 +7071,10 @@
         <w:pStyle w:val="FirstParagraph"/>
       </w:pPr>
       <w:r>
-        <w:t xml:space="preserve">The five exhibits below are the ones the body cites directly. Full Model 1, Model 2, Model 3, and Model 5 spec progressions; the Chinese-aid and UIS-augmented-listwise robustness tables; the Dumitrescu-Hurlin Granger output; and the variable-construction documentation are in the OSF deposit cited under Data and code availability.</w:t>
-      </w:r>
-    </w:p>
-    <w:bookmarkStart w:id="103" w:name="a.1-pre-analysis-plan-inventory"/>
+        <w:t xml:space="preserve">The five exhibits below are the ones the body cites directly. All sensitivity tables below report the primary HLO outcome. Learning-Adjusted Years of Schooling versions of every sensitivity are in the OSF deposit, alongside the full Model 1, Model 2, Model 3, and Model 5 spec progressions, the Chinese-aid and UIS-augmented-listwise robustness tables, the Dumitrescu-Hurlin Granger output, and the variable-construction documentation cited under Data and code availability.</w:t>
+      </w:r>
+    </w:p>
+    <w:bookmarkStart w:id="105" w:name="a.1-pre-analysis-plan-inventory"/>
     <w:p>
       <w:pPr>
         <w:pStyle w:val="Heading2"/>
@@ -7977,7 +7710,7 @@
         </w:tc>
       </w:tr>
     </w:tbl>
-    <w:bookmarkEnd w:id="103"/>
+    <w:bookmarkEnd w:id="105"/>
     <w:bookmarkStart w:id="107" w:name="X320352a803b3d28a707100e939664e5643a225c"/>
     <w:p>
       <w:pPr>
@@ -8001,45 +7734,7 @@
         <w:pStyle w:val="FirstParagraph"/>
       </w:pPr>
       <w:r>
-        <w:t xml:space="preserve">Within-country two-way (country and year) fixed effects with country-clustered standard errors. Controls: log GDP per capita; primary pupil-teacher ratio; education expenditure as percent of GDP; the single Government Effectiveness indicator (WGI). Primary window 2010–2020. Treatment enters as the log of one plus the indicated transform. Stars:</w:t>
-      </w:r>
-      <w:r>
-        <w:t xml:space="preserve"> </w:t>
-      </w:r>
-      <w:r>
-        <w:rPr>
-          <w:b/>
-          <w:bCs/>
-          <w:i/>
-          <w:iCs/>
-        </w:rPr>
-        <w:t xml:space="preserve">p &lt; 0.01,</w:t>
-      </w:r>
-      <w:r>
-        <w:rPr>
-          <w:b/>
-          <w:bCs/>
-          <w:i/>
-          <w:iCs/>
-        </w:rPr>
-        <w:t xml:space="preserve"> </w:t>
-      </w:r>
-      <w:r>
-        <w:rPr>
-          <w:i/>
-          <w:iCs/>
-        </w:rPr>
-        <w:t xml:space="preserve">p &lt; 0.05,</w:t>
-      </w:r>
-      <w:r>
-        <w:rPr>
-          <w:i/>
-          <w:iCs/>
-        </w:rPr>
-        <w:t xml:space="preserve"> </w:t>
-      </w:r>
-      <w:r>
-        <w:t xml:space="preserve">p &lt; 0.1.</w:t>
+        <w:t xml:space="preserve">Within-country two-way (country and year) fixed effects with country-clustered standard errors. Controls: log GDP per capita; primary pupil-teacher ratio; education expenditure as percent of GDP; the single Government Effectiveness indicator (WGI). Primary window 2010–2020. Treatment enters as the log of one plus the indicated transform.</w:t>
       </w:r>
     </w:p>
     <w:p>
@@ -8048,15 +7743,6 @@
       </w:pPr>
       <w:r>
         <w:t xml:space="preserve">Transform abbreviations: raw = annual disbursement (no transform); 1-yr lag = the t−1 value; 3-yr MA = the mean of t−2, t−1, t (trailing-inclusive); 3-yr MA strictly past = the mean of t−3, t−2, t−1 (primary specification).</w:t>
-      </w:r>
-    </w:p>
-    <w:bookmarkStart w:id="104" w:name="hlo-outcome"/>
-    <w:p>
-      <w:pPr>
-        <w:pStyle w:val="Heading5"/>
-      </w:pPr>
-      <w:r>
-        <w:t xml:space="preserve">HLO outcome</w:t>
       </w:r>
     </w:p>
     <w:tbl>
@@ -8067,15 +7753,13 @@
         <w:tblLook w:firstRow="1" w:lastRow="0" w:firstColumn="0" w:lastColumn="0" w:noHBand="0" w:noVBand="0" w:val="0020"/>
       </w:tblPr>
       <w:tblGrid>
-        <w:gridCol w:w="1024"/>
-        <w:gridCol w:w="931"/>
-        <w:gridCol w:w="2143"/>
-        <w:gridCol w:w="372"/>
-        <w:gridCol w:w="652"/>
-        <w:gridCol w:w="559"/>
-        <w:gridCol w:w="652"/>
-        <w:gridCol w:w="652"/>
-        <w:gridCol w:w="931"/>
+        <w:gridCol w:w="1281"/>
+        <w:gridCol w:w="1164"/>
+        <w:gridCol w:w="2678"/>
+        <w:gridCol w:w="465"/>
+        <w:gridCol w:w="815"/>
+        <w:gridCol w:w="698"/>
+        <w:gridCol w:w="815"/>
       </w:tblGrid>
       <w:tr>
         <w:trPr>
@@ -8165,30 +7849,6 @@
             </w:r>
           </w:p>
         </w:tc>
-        <w:tc>
-          <w:tcPr/>
-          <w:p>
-            <w:pPr>
-              <w:pStyle w:val="Compact"/>
-              <w:jc w:val="left"/>
-            </w:pPr>
-            <w:r>
-              <w:t xml:space="preserve">signif</w:t>
-            </w:r>
-          </w:p>
-        </w:tc>
-        <w:tc>
-          <w:tcPr/>
-          <w:p>
-            <w:pPr>
-              <w:pStyle w:val="Compact"/>
-              <w:jc w:val="right"/>
-            </w:pPr>
-            <w:r>
-              <w:t xml:space="preserve">within R²</w:t>
-            </w:r>
-          </w:p>
-        </w:tc>
       </w:tr>
       <w:tr>
         <w:tc>
@@ -8275,26 +7935,6 @@
             </w:r>
           </w:p>
         </w:tc>
-        <w:tc>
-          <w:tcPr/>
-          <w:p>
-            <w:pPr>
-              <w:pStyle w:val="Compact"/>
-            </w:pPr>
-          </w:p>
-        </w:tc>
-        <w:tc>
-          <w:tcPr/>
-          <w:p>
-            <w:pPr>
-              <w:pStyle w:val="Compact"/>
-              <w:jc w:val="right"/>
-            </w:pPr>
-            <w:r>
-              <w:t xml:space="preserve">0.117</w:t>
-            </w:r>
-          </w:p>
-        </w:tc>
       </w:tr>
       <w:tr>
         <w:tc>
@@ -8381,26 +8021,6 @@
             </w:r>
           </w:p>
         </w:tc>
-        <w:tc>
-          <w:tcPr/>
-          <w:p>
-            <w:pPr>
-              <w:pStyle w:val="Compact"/>
-            </w:pPr>
-          </w:p>
-        </w:tc>
-        <w:tc>
-          <w:tcPr/>
-          <w:p>
-            <w:pPr>
-              <w:pStyle w:val="Compact"/>
-              <w:jc w:val="right"/>
-            </w:pPr>
-            <w:r>
-              <w:t xml:space="preserve">0.116</w:t>
-            </w:r>
-          </w:p>
-        </w:tc>
       </w:tr>
       <w:tr>
         <w:tc>
@@ -8487,26 +8107,6 @@
             </w:r>
           </w:p>
         </w:tc>
-        <w:tc>
-          <w:tcPr/>
-          <w:p>
-            <w:pPr>
-              <w:pStyle w:val="Compact"/>
-            </w:pPr>
-          </w:p>
-        </w:tc>
-        <w:tc>
-          <w:tcPr/>
-          <w:p>
-            <w:pPr>
-              <w:pStyle w:val="Compact"/>
-              <w:jc w:val="right"/>
-            </w:pPr>
-            <w:r>
-              <w:t xml:space="preserve">0.130</w:t>
-            </w:r>
-          </w:p>
-        </w:tc>
       </w:tr>
       <w:tr>
         <w:tc>
@@ -8593,26 +8193,6 @@
             </w:r>
           </w:p>
         </w:tc>
-        <w:tc>
-          <w:tcPr/>
-          <w:p>
-            <w:pPr>
-              <w:pStyle w:val="Compact"/>
-            </w:pPr>
-          </w:p>
-        </w:tc>
-        <w:tc>
-          <w:tcPr/>
-          <w:p>
-            <w:pPr>
-              <w:pStyle w:val="Compact"/>
-              <w:jc w:val="right"/>
-            </w:pPr>
-            <w:r>
-              <w:t xml:space="preserve">0.129</w:t>
-            </w:r>
-          </w:p>
-        </w:tc>
       </w:tr>
       <w:tr>
         <w:tc>
@@ -8699,30 +8279,6 @@
             </w:r>
           </w:p>
         </w:tc>
-        <w:tc>
-          <w:tcPr/>
-          <w:p>
-            <w:pPr>
-              <w:pStyle w:val="Compact"/>
-              <w:jc w:val="left"/>
-            </w:pPr>
-            <w:r>
-              <w:t xml:space="preserve">**</w:t>
-            </w:r>
-          </w:p>
-        </w:tc>
-        <w:tc>
-          <w:tcPr/>
-          <w:p>
-            <w:pPr>
-              <w:pStyle w:val="Compact"/>
-              <w:jc w:val="right"/>
-            </w:pPr>
-            <w:r>
-              <w:t xml:space="preserve">0.157</w:t>
-            </w:r>
-          </w:p>
-        </w:tc>
       </w:tr>
       <w:tr>
         <w:tc>
@@ -8809,30 +8365,6 @@
             </w:r>
           </w:p>
         </w:tc>
-        <w:tc>
-          <w:tcPr/>
-          <w:p>
-            <w:pPr>
-              <w:pStyle w:val="Compact"/>
-              <w:jc w:val="left"/>
-            </w:pPr>
-            <w:r>
-              <w:t xml:space="preserve">**</w:t>
-            </w:r>
-          </w:p>
-        </w:tc>
-        <w:tc>
-          <w:tcPr/>
-          <w:p>
-            <w:pPr>
-              <w:pStyle w:val="Compact"/>
-              <w:jc w:val="right"/>
-            </w:pPr>
-            <w:r>
-              <w:t xml:space="preserve">0.154</w:t>
-            </w:r>
-          </w:p>
-        </w:tc>
       </w:tr>
       <w:tr>
         <w:tc>
@@ -8919,30 +8451,6 @@
             </w:r>
           </w:p>
         </w:tc>
-        <w:tc>
-          <w:tcPr/>
-          <w:p>
-            <w:pPr>
-              <w:pStyle w:val="Compact"/>
-              <w:jc w:val="left"/>
-            </w:pPr>
-            <w:r>
-              <w:t xml:space="preserve">***</w:t>
-            </w:r>
-          </w:p>
-        </w:tc>
-        <w:tc>
-          <w:tcPr/>
-          <w:p>
-            <w:pPr>
-              <w:pStyle w:val="Compact"/>
-              <w:jc w:val="right"/>
-            </w:pPr>
-            <w:r>
-              <w:t xml:space="preserve">0.182</w:t>
-            </w:r>
-          </w:p>
-        </w:tc>
       </w:tr>
       <w:tr>
         <w:tc>
@@ -9029,30 +8537,6 @@
             </w:r>
           </w:p>
         </w:tc>
-        <w:tc>
-          <w:tcPr/>
-          <w:p>
-            <w:pPr>
-              <w:pStyle w:val="Compact"/>
-              <w:jc w:val="left"/>
-            </w:pPr>
-            <w:r>
-              <w:t xml:space="preserve">**</w:t>
-            </w:r>
-          </w:p>
-        </w:tc>
-        <w:tc>
-          <w:tcPr/>
-          <w:p>
-            <w:pPr>
-              <w:pStyle w:val="Compact"/>
-              <w:jc w:val="right"/>
-            </w:pPr>
-            <w:r>
-              <w:t xml:space="preserve">0.175</w:t>
-            </w:r>
-          </w:p>
-        </w:tc>
       </w:tr>
       <w:tr>
         <w:tc>
@@ -9139,30 +8623,6 @@
             </w:r>
           </w:p>
         </w:tc>
-        <w:tc>
-          <w:tcPr/>
-          <w:p>
-            <w:pPr>
-              <w:pStyle w:val="Compact"/>
-              <w:jc w:val="left"/>
-            </w:pPr>
-            <w:r>
-              <w:t xml:space="preserve">***</w:t>
-            </w:r>
-          </w:p>
-        </w:tc>
-        <w:tc>
-          <w:tcPr/>
-          <w:p>
-            <w:pPr>
-              <w:pStyle w:val="Compact"/>
-              <w:jc w:val="right"/>
-            </w:pPr>
-            <w:r>
-              <w:t xml:space="preserve">0.147</w:t>
-            </w:r>
-          </w:p>
-        </w:tc>
       </w:tr>
       <w:tr>
         <w:tc>
@@ -9249,30 +8709,6 @@
             </w:r>
           </w:p>
         </w:tc>
-        <w:tc>
-          <w:tcPr/>
-          <w:p>
-            <w:pPr>
-              <w:pStyle w:val="Compact"/>
-              <w:jc w:val="left"/>
-            </w:pPr>
-            <w:r>
-              <w:t xml:space="preserve">***</w:t>
-            </w:r>
-          </w:p>
-        </w:tc>
-        <w:tc>
-          <w:tcPr/>
-          <w:p>
-            <w:pPr>
-              <w:pStyle w:val="Compact"/>
-              <w:jc w:val="right"/>
-            </w:pPr>
-            <w:r>
-              <w:t xml:space="preserve">0.147</w:t>
-            </w:r>
-          </w:p>
-        </w:tc>
       </w:tr>
       <w:tr>
         <w:tc>
@@ -9359,26 +8795,6 @@
             </w:r>
           </w:p>
         </w:tc>
-        <w:tc>
-          <w:tcPr/>
-          <w:p>
-            <w:pPr>
-              <w:pStyle w:val="Compact"/>
-            </w:pPr>
-          </w:p>
-        </w:tc>
-        <w:tc>
-          <w:tcPr/>
-          <w:p>
-            <w:pPr>
-              <w:pStyle w:val="Compact"/>
-              <w:jc w:val="right"/>
-            </w:pPr>
-            <w:r>
-              <w:t xml:space="preserve">0.121</w:t>
-            </w:r>
-          </w:p>
-        </w:tc>
       </w:tr>
       <w:tr>
         <w:tc>
@@ -9465,26 +8881,6 @@
             </w:r>
           </w:p>
         </w:tc>
-        <w:tc>
-          <w:tcPr/>
-          <w:p>
-            <w:pPr>
-              <w:pStyle w:val="Compact"/>
-            </w:pPr>
-          </w:p>
-        </w:tc>
-        <w:tc>
-          <w:tcPr/>
-          <w:p>
-            <w:pPr>
-              <w:pStyle w:val="Compact"/>
-              <w:jc w:val="right"/>
-            </w:pPr>
-            <w:r>
-              <w:t xml:space="preserve">0.121</w:t>
-            </w:r>
-          </w:p>
-        </w:tc>
       </w:tr>
       <w:tr>
         <w:tc>
@@ -9571,30 +8967,6 @@
             </w:r>
           </w:p>
         </w:tc>
-        <w:tc>
-          <w:tcPr/>
-          <w:p>
-            <w:pPr>
-              <w:pStyle w:val="Compact"/>
-              <w:jc w:val="left"/>
-            </w:pPr>
-            <w:r>
-              <w:t xml:space="preserve">***</w:t>
-            </w:r>
-          </w:p>
-        </w:tc>
-        <w:tc>
-          <w:tcPr/>
-          <w:p>
-            <w:pPr>
-              <w:pStyle w:val="Compact"/>
-              <w:jc w:val="right"/>
-            </w:pPr>
-            <w:r>
-              <w:t xml:space="preserve">0.156</w:t>
-            </w:r>
-          </w:p>
-        </w:tc>
       </w:tr>
       <w:tr>
         <w:tc>
@@ -9681,30 +9053,6 @@
             </w:r>
           </w:p>
         </w:tc>
-        <w:tc>
-          <w:tcPr/>
-          <w:p>
-            <w:pPr>
-              <w:pStyle w:val="Compact"/>
-              <w:jc w:val="left"/>
-            </w:pPr>
-            <w:r>
-              <w:t xml:space="preserve">***</w:t>
-            </w:r>
-          </w:p>
-        </w:tc>
-        <w:tc>
-          <w:tcPr/>
-          <w:p>
-            <w:pPr>
-              <w:pStyle w:val="Compact"/>
-              <w:jc w:val="right"/>
-            </w:pPr>
-            <w:r>
-              <w:t xml:space="preserve">0.154</w:t>
-            </w:r>
-          </w:p>
-        </w:tc>
       </w:tr>
       <w:tr>
         <w:tc>
@@ -9788,26 +9136,6 @@
             </w:pPr>
             <w:r>
               <w:t xml:space="preserve">0.107</w:t>
-            </w:r>
-          </w:p>
-        </w:tc>
-        <w:tc>
-          <w:tcPr/>
-          <w:p>
-            <w:pPr>
-              <w:pStyle w:val="Compact"/>
-            </w:pPr>
-          </w:p>
-        </w:tc>
-        <w:tc>
-          <w:tcPr/>
-          <w:p>
-            <w:pPr>
-              <w:pStyle w:val="Compact"/>
-              <w:jc w:val="right"/>
-            </w:pPr>
-            <w:r>
-              <w:t xml:space="preserve">0.141</w:t>
             </w:r>
           </w:p>
         </w:tc>
@@ -9925,40 +9253,42 @@
             </w:r>
           </w:p>
         </w:tc>
-        <w:tc>
-          <w:tcPr/>
-          <w:p>
-            <w:pPr>
-              <w:pStyle w:val="Compact"/>
-            </w:pPr>
-          </w:p>
-        </w:tc>
-        <w:tc>
-          <w:tcPr/>
-          <w:p>
-            <w:pPr>
-              <w:pStyle w:val="Compact"/>
-              <w:jc w:val="right"/>
-            </w:pPr>
-            <w:r>
-              <w:rPr>
-                <w:b/>
-                <w:bCs/>
-              </w:rPr>
-              <w:t xml:space="preserve">0.140</w:t>
-            </w:r>
-          </w:p>
-        </w:tc>
       </w:tr>
     </w:tbl>
-    <w:bookmarkEnd w:id="104"/>
-    <w:bookmarkStart w:id="105" w:name="lays-outcome"/>
-    <w:p>
-      <w:pPr>
-        <w:pStyle w:val="Heading5"/>
-      </w:pPr>
-      <w:r>
-        <w:t xml:space="preserve">LAYS outcome</w:t>
+    <w:bookmarkEnd w:id="106"/>
+    <w:bookmarkEnd w:id="107"/>
+    <w:bookmarkStart w:id="109" w:name="X07b5e3d2bf11006c3998c6c8c052c76538f5fe0"/>
+    <w:p>
+      <w:pPr>
+        <w:pStyle w:val="Heading2"/>
+      </w:pPr>
+      <w:r>
+        <w:t xml:space="preserve">A.3 Governance operationalisation sensitivity (four specifications)</w:t>
+      </w:r>
+    </w:p>
+    <w:bookmarkStart w:id="108" w:name="X157f362f07389ab731515542db38dee9a9ad669"/>
+    <w:p>
+      <w:pPr>
+        <w:pStyle w:val="Heading4"/>
+      </w:pPr>
+      <w:r>
+        <w:t xml:space="preserve">Governance operationalisation sensitivity (four specifications)</w:t>
+      </w:r>
+    </w:p>
+    <w:p>
+      <w:pPr>
+        <w:pStyle w:val="FirstParagraph"/>
+      </w:pPr>
+      <w:r>
+        <w:t xml:space="preserve">Within-country two-way (country and year) fixed effects with country-clustered standard errors. Treatment: log of one plus the strictly-past three-year moving average of constant-dollar CRS education disbursements. Base controls: log GDP per capita, primary pupil-teacher ratio, education expenditure as percent of GDP. The governance covariate varies across the four specifications. Primary window 2010–2020.</w:t>
+      </w:r>
+    </w:p>
+    <w:p>
+      <w:pPr>
+        <w:pStyle w:val="BodyText"/>
+      </w:pPr>
+      <w:r>
+        <w:t xml:space="preserve">The PC1 specification (C, headline) captures 76.4 percent of the variance in the six Worldwide Governance Indicators, with all six loadings positive after sign-flip.</w:t>
       </w:r>
     </w:p>
     <w:tbl>
@@ -9969,15 +9299,12 @@
         <w:tblLook w:firstRow="1" w:lastRow="0" w:firstColumn="0" w:lastColumn="0" w:noHBand="0" w:noVBand="0" w:val="0020"/>
       </w:tblPr>
       <w:tblGrid>
-        <w:gridCol w:w="1037"/>
-        <w:gridCol w:w="942"/>
-        <w:gridCol w:w="2168"/>
-        <w:gridCol w:w="377"/>
-        <w:gridCol w:w="565"/>
-        <w:gridCol w:w="565"/>
-        <w:gridCol w:w="660"/>
-        <w:gridCol w:w="660"/>
-        <w:gridCol w:w="942"/>
+        <w:gridCol w:w="628"/>
+        <w:gridCol w:w="4022"/>
+        <w:gridCol w:w="502"/>
+        <w:gridCol w:w="1131"/>
+        <w:gridCol w:w="754"/>
+        <w:gridCol w:w="880"/>
       </w:tblGrid>
       <w:tr>
         <w:trPr>
@@ -9991,7 +9318,7 @@
               <w:jc w:val="left"/>
             </w:pPr>
             <w:r>
-              <w:t xml:space="preserve">aid family</w:t>
+              <w:t xml:space="preserve">spec</w:t>
             </w:r>
           </w:p>
         </w:tc>
@@ -10003,19 +9330,7 @@
               <w:jc w:val="left"/>
             </w:pPr>
             <w:r>
-              <w:t xml:space="preserve">USD basis</w:t>
-            </w:r>
-          </w:p>
-        </w:tc>
-        <w:tc>
-          <w:tcPr/>
-          <w:p>
-            <w:pPr>
-              <w:pStyle w:val="Compact"/>
-              <w:jc w:val="left"/>
-            </w:pPr>
-            <w:r>
-              <w:t xml:space="preserve">transform</w:t>
+              <w:t xml:space="preserve">governance construction</w:t>
             </w:r>
           </w:p>
         </w:tc>
@@ -10039,7 +9354,7 @@
               <w:jc w:val="right"/>
             </w:pPr>
             <w:r>
-              <w:t xml:space="preserve">β</w:t>
+              <w:t xml:space="preserve">β (aid)</w:t>
             </w:r>
           </w:p>
         </w:tc>
@@ -10064,30 +9379,6 @@
             </w:pPr>
             <w:r>
               <w:t xml:space="preserve">p</w:t>
-            </w:r>
-          </w:p>
-        </w:tc>
-        <w:tc>
-          <w:tcPr/>
-          <w:p>
-            <w:pPr>
-              <w:pStyle w:val="Compact"/>
-              <w:jc w:val="left"/>
-            </w:pPr>
-            <w:r>
-              <w:t xml:space="preserve">signif</w:t>
-            </w:r>
-          </w:p>
-        </w:tc>
-        <w:tc>
-          <w:tcPr/>
-          <w:p>
-            <w:pPr>
-              <w:pStyle w:val="Compact"/>
-              <w:jc w:val="right"/>
-            </w:pPr>
-            <w:r>
-              <w:t xml:space="preserve">within R²</w:t>
             </w:r>
           </w:p>
         </w:tc>
@@ -10101,7 +9392,7 @@
               <w:jc w:val="left"/>
             </w:pPr>
             <w:r>
-              <w:t xml:space="preserve">commitment</w:t>
+              <w:t xml:space="preserve">A</w:t>
             </w:r>
           </w:p>
         </w:tc>
@@ -10113,87 +9404,55 @@
               <w:jc w:val="left"/>
             </w:pPr>
             <w:r>
-              <w:t xml:space="preserve">current</w:t>
-            </w:r>
-          </w:p>
-        </w:tc>
-        <w:tc>
-          <w:tcPr/>
-          <w:p>
-            <w:pPr>
-              <w:pStyle w:val="Compact"/>
-              <w:jc w:val="left"/>
-            </w:pPr>
-            <w:r>
-              <w:t xml:space="preserve">raw</w:t>
-            </w:r>
-          </w:p>
-        </w:tc>
-        <w:tc>
-          <w:tcPr/>
-          <w:p>
-            <w:pPr>
-              <w:pStyle w:val="Compact"/>
-              <w:jc w:val="right"/>
-            </w:pPr>
-            <w:r>
-              <w:t xml:space="preserve">139</w:t>
-            </w:r>
-          </w:p>
-        </w:tc>
-        <w:tc>
-          <w:tcPr/>
-          <w:p>
-            <w:pPr>
-              <w:pStyle w:val="Compact"/>
-              <w:jc w:val="right"/>
-            </w:pPr>
-            <w:r>
-              <w:t xml:space="preserve">0.081</w:t>
-            </w:r>
-          </w:p>
-        </w:tc>
-        <w:tc>
-          <w:tcPr/>
-          <w:p>
-            <w:pPr>
-              <w:pStyle w:val="Compact"/>
-              <w:jc w:val="right"/>
-            </w:pPr>
-            <w:r>
-              <w:t xml:space="preserve">0.059</w:t>
-            </w:r>
-          </w:p>
-        </w:tc>
-        <w:tc>
-          <w:tcPr/>
-          <w:p>
-            <w:pPr>
-              <w:pStyle w:val="Compact"/>
-              <w:jc w:val="right"/>
-            </w:pPr>
-            <w:r>
-              <w:t xml:space="preserve">0.174</w:t>
-            </w:r>
-          </w:p>
-        </w:tc>
-        <w:tc>
-          <w:tcPr/>
-          <w:p>
-            <w:pPr>
-              <w:pStyle w:val="Compact"/>
-            </w:pPr>
-          </w:p>
-        </w:tc>
-        <w:tc>
-          <w:tcPr/>
-          <w:p>
-            <w:pPr>
-              <w:pStyle w:val="Compact"/>
-              <w:jc w:val="right"/>
-            </w:pPr>
-            <w:r>
-              <w:t xml:space="preserve">0.226</w:t>
+              <w:t xml:space="preserve">Single Government Effectiveness</w:t>
+            </w:r>
+          </w:p>
+        </w:tc>
+        <w:tc>
+          <w:tcPr/>
+          <w:p>
+            <w:pPr>
+              <w:pStyle w:val="Compact"/>
+              <w:jc w:val="right"/>
+            </w:pPr>
+            <w:r>
+              <w:t xml:space="preserve">143</w:t>
+            </w:r>
+          </w:p>
+        </w:tc>
+        <w:tc>
+          <w:tcPr/>
+          <w:p>
+            <w:pPr>
+              <w:pStyle w:val="Compact"/>
+              <w:jc w:val="right"/>
+            </w:pPr>
+            <w:r>
+              <w:t xml:space="preserve">8.170</w:t>
+            </w:r>
+          </w:p>
+        </w:tc>
+        <w:tc>
+          <w:tcPr/>
+          <w:p>
+            <w:pPr>
+              <w:pStyle w:val="Compact"/>
+              <w:jc w:val="right"/>
+            </w:pPr>
+            <w:r>
+              <w:t xml:space="preserve">4.912</w:t>
+            </w:r>
+          </w:p>
+        </w:tc>
+        <w:tc>
+          <w:tcPr/>
+          <w:p>
+            <w:pPr>
+              <w:pStyle w:val="Compact"/>
+              <w:jc w:val="right"/>
+            </w:pPr>
+            <w:r>
+              <w:t xml:space="preserve">0.102</w:t>
             </w:r>
           </w:p>
         </w:tc>
@@ -10207,7 +9466,7 @@
               <w:jc w:val="left"/>
             </w:pPr>
             <w:r>
-              <w:t xml:space="preserve">commitment</w:t>
+              <w:t xml:space="preserve">B</w:t>
             </w:r>
           </w:p>
         </w:tc>
@@ -10219,1818 +9478,7 @@
               <w:jc w:val="left"/>
             </w:pPr>
             <w:r>
-              <w:t xml:space="preserve">constant</w:t>
-            </w:r>
-          </w:p>
-        </w:tc>
-        <w:tc>
-          <w:tcPr/>
-          <w:p>
-            <w:pPr>
-              <w:pStyle w:val="Compact"/>
-              <w:jc w:val="left"/>
-            </w:pPr>
-            <w:r>
-              <w:t xml:space="preserve">raw</w:t>
-            </w:r>
-          </w:p>
-        </w:tc>
-        <w:tc>
-          <w:tcPr/>
-          <w:p>
-            <w:pPr>
-              <w:pStyle w:val="Compact"/>
-              <w:jc w:val="right"/>
-            </w:pPr>
-            <w:r>
-              <w:t xml:space="preserve">139</w:t>
-            </w:r>
-          </w:p>
-        </w:tc>
-        <w:tc>
-          <w:tcPr/>
-          <w:p>
-            <w:pPr>
-              <w:pStyle w:val="Compact"/>
-              <w:jc w:val="right"/>
-            </w:pPr>
-            <w:r>
-              <w:t xml:space="preserve">0.075</w:t>
-            </w:r>
-          </w:p>
-        </w:tc>
-        <w:tc>
-          <w:tcPr/>
-          <w:p>
-            <w:pPr>
-              <w:pStyle w:val="Compact"/>
-              <w:jc w:val="right"/>
-            </w:pPr>
-            <w:r>
-              <w:t xml:space="preserve">0.058</w:t>
-            </w:r>
-          </w:p>
-        </w:tc>
-        <w:tc>
-          <w:tcPr/>
-          <w:p>
-            <w:pPr>
-              <w:pStyle w:val="Compact"/>
-              <w:jc w:val="right"/>
-            </w:pPr>
-            <w:r>
-              <w:t xml:space="preserve">0.197</w:t>
-            </w:r>
-          </w:p>
-        </w:tc>
-        <w:tc>
-          <w:tcPr/>
-          <w:p>
-            <w:pPr>
-              <w:pStyle w:val="Compact"/>
-            </w:pPr>
-          </w:p>
-        </w:tc>
-        <w:tc>
-          <w:tcPr/>
-          <w:p>
-            <w:pPr>
-              <w:pStyle w:val="Compact"/>
-              <w:jc w:val="right"/>
-            </w:pPr>
-            <w:r>
-              <w:t xml:space="preserve">0.224</w:t>
-            </w:r>
-          </w:p>
-        </w:tc>
-      </w:tr>
-      <w:tr>
-        <w:tc>
-          <w:tcPr/>
-          <w:p>
-            <w:pPr>
-              <w:pStyle w:val="Compact"/>
-              <w:jc w:val="left"/>
-            </w:pPr>
-            <w:r>
-              <w:t xml:space="preserve">commitment</w:t>
-            </w:r>
-          </w:p>
-        </w:tc>
-        <w:tc>
-          <w:tcPr/>
-          <w:p>
-            <w:pPr>
-              <w:pStyle w:val="Compact"/>
-              <w:jc w:val="left"/>
-            </w:pPr>
-            <w:r>
-              <w:t xml:space="preserve">current</w:t>
-            </w:r>
-          </w:p>
-        </w:tc>
-        <w:tc>
-          <w:tcPr/>
-          <w:p>
-            <w:pPr>
-              <w:pStyle w:val="Compact"/>
-              <w:jc w:val="left"/>
-            </w:pPr>
-            <w:r>
-              <w:t xml:space="preserve">1-yr lag</w:t>
-            </w:r>
-          </w:p>
-        </w:tc>
-        <w:tc>
-          <w:tcPr/>
-          <w:p>
-            <w:pPr>
-              <w:pStyle w:val="Compact"/>
-              <w:jc w:val="right"/>
-            </w:pPr>
-            <w:r>
-              <w:t xml:space="preserve">139</w:t>
-            </w:r>
-          </w:p>
-        </w:tc>
-        <w:tc>
-          <w:tcPr/>
-          <w:p>
-            <w:pPr>
-              <w:pStyle w:val="Compact"/>
-              <w:jc w:val="right"/>
-            </w:pPr>
-            <w:r>
-              <w:t xml:space="preserve">0.029</w:t>
-            </w:r>
-          </w:p>
-        </w:tc>
-        <w:tc>
-          <w:tcPr/>
-          <w:p>
-            <w:pPr>
-              <w:pStyle w:val="Compact"/>
-              <w:jc w:val="right"/>
-            </w:pPr>
-            <w:r>
-              <w:t xml:space="preserve">0.048</w:t>
-            </w:r>
-          </w:p>
-        </w:tc>
-        <w:tc>
-          <w:tcPr/>
-          <w:p>
-            <w:pPr>
-              <w:pStyle w:val="Compact"/>
-              <w:jc w:val="right"/>
-            </w:pPr>
-            <w:r>
-              <w:t xml:space="preserve">0.546</w:t>
-            </w:r>
-          </w:p>
-        </w:tc>
-        <w:tc>
-          <w:tcPr/>
-          <w:p>
-            <w:pPr>
-              <w:pStyle w:val="Compact"/>
-            </w:pPr>
-          </w:p>
-        </w:tc>
-        <w:tc>
-          <w:tcPr/>
-          <w:p>
-            <w:pPr>
-              <w:pStyle w:val="Compact"/>
-              <w:jc w:val="right"/>
-            </w:pPr>
-            <w:r>
-              <w:t xml:space="preserve">0.211</w:t>
-            </w:r>
-          </w:p>
-        </w:tc>
-      </w:tr>
-      <w:tr>
-        <w:tc>
-          <w:tcPr/>
-          <w:p>
-            <w:pPr>
-              <w:pStyle w:val="Compact"/>
-              <w:jc w:val="left"/>
-            </w:pPr>
-            <w:r>
-              <w:t xml:space="preserve">commitment</w:t>
-            </w:r>
-          </w:p>
-        </w:tc>
-        <w:tc>
-          <w:tcPr/>
-          <w:p>
-            <w:pPr>
-              <w:pStyle w:val="Compact"/>
-              <w:jc w:val="left"/>
-            </w:pPr>
-            <w:r>
-              <w:t xml:space="preserve">constant</w:t>
-            </w:r>
-          </w:p>
-        </w:tc>
-        <w:tc>
-          <w:tcPr/>
-          <w:p>
-            <w:pPr>
-              <w:pStyle w:val="Compact"/>
-              <w:jc w:val="left"/>
-            </w:pPr>
-            <w:r>
-              <w:t xml:space="preserve">1-yr lag</w:t>
-            </w:r>
-          </w:p>
-        </w:tc>
-        <w:tc>
-          <w:tcPr/>
-          <w:p>
-            <w:pPr>
-              <w:pStyle w:val="Compact"/>
-              <w:jc w:val="right"/>
-            </w:pPr>
-            <w:r>
-              <w:t xml:space="preserve">139</w:t>
-            </w:r>
-          </w:p>
-        </w:tc>
-        <w:tc>
-          <w:tcPr/>
-          <w:p>
-            <w:pPr>
-              <w:pStyle w:val="Compact"/>
-              <w:jc w:val="right"/>
-            </w:pPr>
-            <w:r>
-              <w:t xml:space="preserve">0.026</w:t>
-            </w:r>
-          </w:p>
-        </w:tc>
-        <w:tc>
-          <w:tcPr/>
-          <w:p>
-            <w:pPr>
-              <w:pStyle w:val="Compact"/>
-              <w:jc w:val="right"/>
-            </w:pPr>
-            <w:r>
-              <w:t xml:space="preserve">0.046</w:t>
-            </w:r>
-          </w:p>
-        </w:tc>
-        <w:tc>
-          <w:tcPr/>
-          <w:p>
-            <w:pPr>
-              <w:pStyle w:val="Compact"/>
-              <w:jc w:val="right"/>
-            </w:pPr>
-            <w:r>
-              <w:t xml:space="preserve">0.574</w:t>
-            </w:r>
-          </w:p>
-        </w:tc>
-        <w:tc>
-          <w:tcPr/>
-          <w:p>
-            <w:pPr>
-              <w:pStyle w:val="Compact"/>
-            </w:pPr>
-          </w:p>
-        </w:tc>
-        <w:tc>
-          <w:tcPr/>
-          <w:p>
-            <w:pPr>
-              <w:pStyle w:val="Compact"/>
-              <w:jc w:val="right"/>
-            </w:pPr>
-            <w:r>
-              <w:t xml:space="preserve">0.211</w:t>
-            </w:r>
-          </w:p>
-        </w:tc>
-      </w:tr>
-      <w:tr>
-        <w:tc>
-          <w:tcPr/>
-          <w:p>
-            <w:pPr>
-              <w:pStyle w:val="Compact"/>
-              <w:jc w:val="left"/>
-            </w:pPr>
-            <w:r>
-              <w:t xml:space="preserve">commitment</w:t>
-            </w:r>
-          </w:p>
-        </w:tc>
-        <w:tc>
-          <w:tcPr/>
-          <w:p>
-            <w:pPr>
-              <w:pStyle w:val="Compact"/>
-              <w:jc w:val="left"/>
-            </w:pPr>
-            <w:r>
-              <w:t xml:space="preserve">current</w:t>
-            </w:r>
-          </w:p>
-        </w:tc>
-        <w:tc>
-          <w:tcPr/>
-          <w:p>
-            <w:pPr>
-              <w:pStyle w:val="Compact"/>
-              <w:jc w:val="left"/>
-            </w:pPr>
-            <w:r>
-              <w:t xml:space="preserve">3-yr MA</w:t>
-            </w:r>
-          </w:p>
-        </w:tc>
-        <w:tc>
-          <w:tcPr/>
-          <w:p>
-            <w:pPr>
-              <w:pStyle w:val="Compact"/>
-              <w:jc w:val="right"/>
-            </w:pPr>
-            <w:r>
-              <w:t xml:space="preserve">139</w:t>
-            </w:r>
-          </w:p>
-        </w:tc>
-        <w:tc>
-          <w:tcPr/>
-          <w:p>
-            <w:pPr>
-              <w:pStyle w:val="Compact"/>
-              <w:jc w:val="right"/>
-            </w:pPr>
-            <w:r>
-              <w:t xml:space="preserve">0.255</w:t>
-            </w:r>
-          </w:p>
-        </w:tc>
-        <w:tc>
-          <w:tcPr/>
-          <w:p>
-            <w:pPr>
-              <w:pStyle w:val="Compact"/>
-              <w:jc w:val="right"/>
-            </w:pPr>
-            <w:r>
-              <w:t xml:space="preserve">0.081</w:t>
-            </w:r>
-          </w:p>
-        </w:tc>
-        <w:tc>
-          <w:tcPr/>
-          <w:p>
-            <w:pPr>
-              <w:pStyle w:val="Compact"/>
-              <w:jc w:val="right"/>
-            </w:pPr>
-            <w:r>
-              <w:t xml:space="preserve">0.003</w:t>
-            </w:r>
-          </w:p>
-        </w:tc>
-        <w:tc>
-          <w:tcPr/>
-          <w:p>
-            <w:pPr>
-              <w:pStyle w:val="Compact"/>
-              <w:jc w:val="left"/>
-            </w:pPr>
-            <w:r>
-              <w:t xml:space="preserve">***</w:t>
-            </w:r>
-          </w:p>
-        </w:tc>
-        <w:tc>
-          <w:tcPr/>
-          <w:p>
-            <w:pPr>
-              <w:pStyle w:val="Compact"/>
-              <w:jc w:val="right"/>
-            </w:pPr>
-            <w:r>
-              <w:t xml:space="preserve">0.287</w:t>
-            </w:r>
-          </w:p>
-        </w:tc>
-      </w:tr>
-      <w:tr>
-        <w:tc>
-          <w:tcPr/>
-          <w:p>
-            <w:pPr>
-              <w:pStyle w:val="Compact"/>
-              <w:jc w:val="left"/>
-            </w:pPr>
-            <w:r>
-              <w:t xml:space="preserve">commitment</w:t>
-            </w:r>
-          </w:p>
-        </w:tc>
-        <w:tc>
-          <w:tcPr/>
-          <w:p>
-            <w:pPr>
-              <w:pStyle w:val="Compact"/>
-              <w:jc w:val="left"/>
-            </w:pPr>
-            <w:r>
-              <w:t xml:space="preserve">constant</w:t>
-            </w:r>
-          </w:p>
-        </w:tc>
-        <w:tc>
-          <w:tcPr/>
-          <w:p>
-            <w:pPr>
-              <w:pStyle w:val="Compact"/>
-              <w:jc w:val="left"/>
-            </w:pPr>
-            <w:r>
-              <w:t xml:space="preserve">3-yr MA</w:t>
-            </w:r>
-          </w:p>
-        </w:tc>
-        <w:tc>
-          <w:tcPr/>
-          <w:p>
-            <w:pPr>
-              <w:pStyle w:val="Compact"/>
-              <w:jc w:val="right"/>
-            </w:pPr>
-            <w:r>
-              <w:t xml:space="preserve">139</w:t>
-            </w:r>
-          </w:p>
-        </w:tc>
-        <w:tc>
-          <w:tcPr/>
-          <w:p>
-            <w:pPr>
-              <w:pStyle w:val="Compact"/>
-              <w:jc w:val="right"/>
-            </w:pPr>
-            <w:r>
-              <w:t xml:space="preserve">0.237</w:t>
-            </w:r>
-          </w:p>
-        </w:tc>
-        <w:tc>
-          <w:tcPr/>
-          <w:p>
-            <w:pPr>
-              <w:pStyle w:val="Compact"/>
-              <w:jc w:val="right"/>
-            </w:pPr>
-            <w:r>
-              <w:t xml:space="preserve">0.080</w:t>
-            </w:r>
-          </w:p>
-        </w:tc>
-        <w:tc>
-          <w:tcPr/>
-          <w:p>
-            <w:pPr>
-              <w:pStyle w:val="Compact"/>
-              <w:jc w:val="right"/>
-            </w:pPr>
-            <w:r>
-              <w:t xml:space="preserve">0.005</w:t>
-            </w:r>
-          </w:p>
-        </w:tc>
-        <w:tc>
-          <w:tcPr/>
-          <w:p>
-            <w:pPr>
-              <w:pStyle w:val="Compact"/>
-              <w:jc w:val="left"/>
-            </w:pPr>
-            <w:r>
-              <w:t xml:space="preserve">***</w:t>
-            </w:r>
-          </w:p>
-        </w:tc>
-        <w:tc>
-          <w:tcPr/>
-          <w:p>
-            <w:pPr>
-              <w:pStyle w:val="Compact"/>
-              <w:jc w:val="right"/>
-            </w:pPr>
-            <w:r>
-              <w:t xml:space="preserve">0.278</w:t>
-            </w:r>
-          </w:p>
-        </w:tc>
-      </w:tr>
-      <w:tr>
-        <w:tc>
-          <w:tcPr/>
-          <w:p>
-            <w:pPr>
-              <w:pStyle w:val="Compact"/>
-              <w:jc w:val="left"/>
-            </w:pPr>
-            <w:r>
-              <w:t xml:space="preserve">commitment</w:t>
-            </w:r>
-          </w:p>
-        </w:tc>
-        <w:tc>
-          <w:tcPr/>
-          <w:p>
-            <w:pPr>
-              <w:pStyle w:val="Compact"/>
-              <w:jc w:val="left"/>
-            </w:pPr>
-            <w:r>
-              <w:t xml:space="preserve">current</w:t>
-            </w:r>
-          </w:p>
-        </w:tc>
-        <w:tc>
-          <w:tcPr/>
-          <w:p>
-            <w:pPr>
-              <w:pStyle w:val="Compact"/>
-              <w:jc w:val="left"/>
-            </w:pPr>
-            <w:r>
-              <w:t xml:space="preserve">3-yr MA strictly past</w:t>
-            </w:r>
-          </w:p>
-        </w:tc>
-        <w:tc>
-          <w:tcPr/>
-          <w:p>
-            <w:pPr>
-              <w:pStyle w:val="Compact"/>
-              <w:jc w:val="right"/>
-            </w:pPr>
-            <w:r>
-              <w:t xml:space="preserve">139</w:t>
-            </w:r>
-          </w:p>
-        </w:tc>
-        <w:tc>
-          <w:tcPr/>
-          <w:p>
-            <w:pPr>
-              <w:pStyle w:val="Compact"/>
-              <w:jc w:val="right"/>
-            </w:pPr>
-            <w:r>
-              <w:t xml:space="preserve">0.202</w:t>
-            </w:r>
-          </w:p>
-        </w:tc>
-        <w:tc>
-          <w:tcPr/>
-          <w:p>
-            <w:pPr>
-              <w:pStyle w:val="Compact"/>
-              <w:jc w:val="right"/>
-            </w:pPr>
-            <w:r>
-              <w:t xml:space="preserve">0.082</w:t>
-            </w:r>
-          </w:p>
-        </w:tc>
-        <w:tc>
-          <w:tcPr/>
-          <w:p>
-            <w:pPr>
-              <w:pStyle w:val="Compact"/>
-              <w:jc w:val="right"/>
-            </w:pPr>
-            <w:r>
-              <w:t xml:space="preserve">0.017</w:t>
-            </w:r>
-          </w:p>
-        </w:tc>
-        <w:tc>
-          <w:tcPr/>
-          <w:p>
-            <w:pPr>
-              <w:pStyle w:val="Compact"/>
-              <w:jc w:val="left"/>
-            </w:pPr>
-            <w:r>
-              <w:t xml:space="preserve">**</w:t>
-            </w:r>
-          </w:p>
-        </w:tc>
-        <w:tc>
-          <w:tcPr/>
-          <w:p>
-            <w:pPr>
-              <w:pStyle w:val="Compact"/>
-              <w:jc w:val="right"/>
-            </w:pPr>
-            <w:r>
-              <w:t xml:space="preserve">0.255</w:t>
-            </w:r>
-          </w:p>
-        </w:tc>
-      </w:tr>
-      <w:tr>
-        <w:tc>
-          <w:tcPr/>
-          <w:p>
-            <w:pPr>
-              <w:pStyle w:val="Compact"/>
-              <w:jc w:val="left"/>
-            </w:pPr>
-            <w:r>
-              <w:t xml:space="preserve">commitment</w:t>
-            </w:r>
-          </w:p>
-        </w:tc>
-        <w:tc>
-          <w:tcPr/>
-          <w:p>
-            <w:pPr>
-              <w:pStyle w:val="Compact"/>
-              <w:jc w:val="left"/>
-            </w:pPr>
-            <w:r>
-              <w:t xml:space="preserve">constant</w:t>
-            </w:r>
-          </w:p>
-        </w:tc>
-        <w:tc>
-          <w:tcPr/>
-          <w:p>
-            <w:pPr>
-              <w:pStyle w:val="Compact"/>
-              <w:jc w:val="left"/>
-            </w:pPr>
-            <w:r>
-              <w:t xml:space="preserve">3-yr MA strictly past</w:t>
-            </w:r>
-          </w:p>
-        </w:tc>
-        <w:tc>
-          <w:tcPr/>
-          <w:p>
-            <w:pPr>
-              <w:pStyle w:val="Compact"/>
-              <w:jc w:val="right"/>
-            </w:pPr>
-            <w:r>
-              <w:t xml:space="preserve">139</w:t>
-            </w:r>
-          </w:p>
-        </w:tc>
-        <w:tc>
-          <w:tcPr/>
-          <w:p>
-            <w:pPr>
-              <w:pStyle w:val="Compact"/>
-              <w:jc w:val="right"/>
-            </w:pPr>
-            <w:r>
-              <w:t xml:space="preserve">0.190</w:t>
-            </w:r>
-          </w:p>
-        </w:tc>
-        <w:tc>
-          <w:tcPr/>
-          <w:p>
-            <w:pPr>
-              <w:pStyle w:val="Compact"/>
-              <w:jc w:val="right"/>
-            </w:pPr>
-            <w:r>
-              <w:t xml:space="preserve">0.079</w:t>
-            </w:r>
-          </w:p>
-        </w:tc>
-        <w:tc>
-          <w:tcPr/>
-          <w:p>
-            <w:pPr>
-              <w:pStyle w:val="Compact"/>
-              <w:jc w:val="right"/>
-            </w:pPr>
-            <w:r>
-              <w:t xml:space="preserve">0.019</w:t>
-            </w:r>
-          </w:p>
-        </w:tc>
-        <w:tc>
-          <w:tcPr/>
-          <w:p>
-            <w:pPr>
-              <w:pStyle w:val="Compact"/>
-              <w:jc w:val="left"/>
-            </w:pPr>
-            <w:r>
-              <w:t xml:space="preserve">**</w:t>
-            </w:r>
-          </w:p>
-        </w:tc>
-        <w:tc>
-          <w:tcPr/>
-          <w:p>
-            <w:pPr>
-              <w:pStyle w:val="Compact"/>
-              <w:jc w:val="right"/>
-            </w:pPr>
-            <w:r>
-              <w:t xml:space="preserve">0.251</w:t>
-            </w:r>
-          </w:p>
-        </w:tc>
-      </w:tr>
-      <w:tr>
-        <w:tc>
-          <w:tcPr/>
-          <w:p>
-            <w:pPr>
-              <w:pStyle w:val="Compact"/>
-              <w:jc w:val="left"/>
-            </w:pPr>
-            <w:r>
-              <w:t xml:space="preserve">disbursement</w:t>
-            </w:r>
-          </w:p>
-        </w:tc>
-        <w:tc>
-          <w:tcPr/>
-          <w:p>
-            <w:pPr>
-              <w:pStyle w:val="Compact"/>
-              <w:jc w:val="left"/>
-            </w:pPr>
-            <w:r>
-              <w:t xml:space="preserve">current</w:t>
-            </w:r>
-          </w:p>
-        </w:tc>
-        <w:tc>
-          <w:tcPr/>
-          <w:p>
-            <w:pPr>
-              <w:pStyle w:val="Compact"/>
-              <w:jc w:val="left"/>
-            </w:pPr>
-            <w:r>
-              <w:t xml:space="preserve">raw</w:t>
-            </w:r>
-          </w:p>
-        </w:tc>
-        <w:tc>
-          <w:tcPr/>
-          <w:p>
-            <w:pPr>
-              <w:pStyle w:val="Compact"/>
-              <w:jc w:val="right"/>
-            </w:pPr>
-            <w:r>
-              <w:t xml:space="preserve">139</w:t>
-            </w:r>
-          </w:p>
-        </w:tc>
-        <w:tc>
-          <w:tcPr/>
-          <w:p>
-            <w:pPr>
-              <w:pStyle w:val="Compact"/>
-              <w:jc w:val="right"/>
-            </w:pPr>
-            <w:r>
-              <w:t xml:space="preserve">0.089</w:t>
-            </w:r>
-          </w:p>
-        </w:tc>
-        <w:tc>
-          <w:tcPr/>
-          <w:p>
-            <w:pPr>
-              <w:pStyle w:val="Compact"/>
-              <w:jc w:val="right"/>
-            </w:pPr>
-            <w:r>
-              <w:t xml:space="preserve">0.090</w:t>
-            </w:r>
-          </w:p>
-        </w:tc>
-        <w:tc>
-          <w:tcPr/>
-          <w:p>
-            <w:pPr>
-              <w:pStyle w:val="Compact"/>
-              <w:jc w:val="right"/>
-            </w:pPr>
-            <w:r>
-              <w:t xml:space="preserve">0.328</w:t>
-            </w:r>
-          </w:p>
-        </w:tc>
-        <w:tc>
-          <w:tcPr/>
-          <w:p>
-            <w:pPr>
-              <w:pStyle w:val="Compact"/>
-            </w:pPr>
-          </w:p>
-        </w:tc>
-        <w:tc>
-          <w:tcPr/>
-          <w:p>
-            <w:pPr>
-              <w:pStyle w:val="Compact"/>
-              <w:jc w:val="right"/>
-            </w:pPr>
-            <w:r>
-              <w:t xml:space="preserve">0.218</w:t>
-            </w:r>
-          </w:p>
-        </w:tc>
-      </w:tr>
-      <w:tr>
-        <w:tc>
-          <w:tcPr/>
-          <w:p>
-            <w:pPr>
-              <w:pStyle w:val="Compact"/>
-              <w:jc w:val="left"/>
-            </w:pPr>
-            <w:r>
-              <w:t xml:space="preserve">disbursement</w:t>
-            </w:r>
-          </w:p>
-        </w:tc>
-        <w:tc>
-          <w:tcPr/>
-          <w:p>
-            <w:pPr>
-              <w:pStyle w:val="Compact"/>
-              <w:jc w:val="left"/>
-            </w:pPr>
-            <w:r>
-              <w:t xml:space="preserve">constant</w:t>
-            </w:r>
-          </w:p>
-        </w:tc>
-        <w:tc>
-          <w:tcPr/>
-          <w:p>
-            <w:pPr>
-              <w:pStyle w:val="Compact"/>
-              <w:jc w:val="left"/>
-            </w:pPr>
-            <w:r>
-              <w:t xml:space="preserve">raw</w:t>
-            </w:r>
-          </w:p>
-        </w:tc>
-        <w:tc>
-          <w:tcPr/>
-          <w:p>
-            <w:pPr>
-              <w:pStyle w:val="Compact"/>
-              <w:jc w:val="right"/>
-            </w:pPr>
-            <w:r>
-              <w:t xml:space="preserve">139</w:t>
-            </w:r>
-          </w:p>
-        </w:tc>
-        <w:tc>
-          <w:tcPr/>
-          <w:p>
-            <w:pPr>
-              <w:pStyle w:val="Compact"/>
-              <w:jc w:val="right"/>
-            </w:pPr>
-            <w:r>
-              <w:t xml:space="preserve">0.084</w:t>
-            </w:r>
-          </w:p>
-        </w:tc>
-        <w:tc>
-          <w:tcPr/>
-          <w:p>
-            <w:pPr>
-              <w:pStyle w:val="Compact"/>
-              <w:jc w:val="right"/>
-            </w:pPr>
-            <w:r>
-              <w:t xml:space="preserve">0.086</w:t>
-            </w:r>
-          </w:p>
-        </w:tc>
-        <w:tc>
-          <w:tcPr/>
-          <w:p>
-            <w:pPr>
-              <w:pStyle w:val="Compact"/>
-              <w:jc w:val="right"/>
-            </w:pPr>
-            <w:r>
-              <w:t xml:space="preserve">0.335</w:t>
-            </w:r>
-          </w:p>
-        </w:tc>
-        <w:tc>
-          <w:tcPr/>
-          <w:p>
-            <w:pPr>
-              <w:pStyle w:val="Compact"/>
-            </w:pPr>
-          </w:p>
-        </w:tc>
-        <w:tc>
-          <w:tcPr/>
-          <w:p>
-            <w:pPr>
-              <w:pStyle w:val="Compact"/>
-              <w:jc w:val="right"/>
-            </w:pPr>
-            <w:r>
-              <w:t xml:space="preserve">0.217</w:t>
-            </w:r>
-          </w:p>
-        </w:tc>
-      </w:tr>
-      <w:tr>
-        <w:tc>
-          <w:tcPr/>
-          <w:p>
-            <w:pPr>
-              <w:pStyle w:val="Compact"/>
-              <w:jc w:val="left"/>
-            </w:pPr>
-            <w:r>
-              <w:t xml:space="preserve">disbursement</w:t>
-            </w:r>
-          </w:p>
-        </w:tc>
-        <w:tc>
-          <w:tcPr/>
-          <w:p>
-            <w:pPr>
-              <w:pStyle w:val="Compact"/>
-              <w:jc w:val="left"/>
-            </w:pPr>
-            <w:r>
-              <w:t xml:space="preserve">current</w:t>
-            </w:r>
-          </w:p>
-        </w:tc>
-        <w:tc>
-          <w:tcPr/>
-          <w:p>
-            <w:pPr>
-              <w:pStyle w:val="Compact"/>
-              <w:jc w:val="left"/>
-            </w:pPr>
-            <w:r>
-              <w:t xml:space="preserve">1-yr lag</w:t>
-            </w:r>
-          </w:p>
-        </w:tc>
-        <w:tc>
-          <w:tcPr/>
-          <w:p>
-            <w:pPr>
-              <w:pStyle w:val="Compact"/>
-              <w:jc w:val="right"/>
-            </w:pPr>
-            <w:r>
-              <w:t xml:space="preserve">139</w:t>
-            </w:r>
-          </w:p>
-        </w:tc>
-        <w:tc>
-          <w:tcPr/>
-          <w:p>
-            <w:pPr>
-              <w:pStyle w:val="Compact"/>
-              <w:jc w:val="right"/>
-            </w:pPr>
-            <w:r>
-              <w:t xml:space="preserve">0.066</w:t>
-            </w:r>
-          </w:p>
-        </w:tc>
-        <w:tc>
-          <w:tcPr/>
-          <w:p>
-            <w:pPr>
-              <w:pStyle w:val="Compact"/>
-              <w:jc w:val="right"/>
-            </w:pPr>
-            <w:r>
-              <w:t xml:space="preserve">0.081</w:t>
-            </w:r>
-          </w:p>
-        </w:tc>
-        <w:tc>
-          <w:tcPr/>
-          <w:p>
-            <w:pPr>
-              <w:pStyle w:val="Compact"/>
-              <w:jc w:val="right"/>
-            </w:pPr>
-            <w:r>
-              <w:t xml:space="preserve">0.420</w:t>
-            </w:r>
-          </w:p>
-        </w:tc>
-        <w:tc>
-          <w:tcPr/>
-          <w:p>
-            <w:pPr>
-              <w:pStyle w:val="Compact"/>
-            </w:pPr>
-          </w:p>
-        </w:tc>
-        <w:tc>
-          <w:tcPr/>
-          <w:p>
-            <w:pPr>
-              <w:pStyle w:val="Compact"/>
-              <w:jc w:val="right"/>
-            </w:pPr>
-            <w:r>
-              <w:t xml:space="preserve">0.216</w:t>
-            </w:r>
-          </w:p>
-        </w:tc>
-      </w:tr>
-      <w:tr>
-        <w:tc>
-          <w:tcPr/>
-          <w:p>
-            <w:pPr>
-              <w:pStyle w:val="Compact"/>
-              <w:jc w:val="left"/>
-            </w:pPr>
-            <w:r>
-              <w:t xml:space="preserve">disbursement</w:t>
-            </w:r>
-          </w:p>
-        </w:tc>
-        <w:tc>
-          <w:tcPr/>
-          <w:p>
-            <w:pPr>
-              <w:pStyle w:val="Compact"/>
-              <w:jc w:val="left"/>
-            </w:pPr>
-            <w:r>
-              <w:t xml:space="preserve">constant</w:t>
-            </w:r>
-          </w:p>
-        </w:tc>
-        <w:tc>
-          <w:tcPr/>
-          <w:p>
-            <w:pPr>
-              <w:pStyle w:val="Compact"/>
-              <w:jc w:val="left"/>
-            </w:pPr>
-            <w:r>
-              <w:t xml:space="preserve">1-yr lag</w:t>
-            </w:r>
-          </w:p>
-        </w:tc>
-        <w:tc>
-          <w:tcPr/>
-          <w:p>
-            <w:pPr>
-              <w:pStyle w:val="Compact"/>
-              <w:jc w:val="right"/>
-            </w:pPr>
-            <w:r>
-              <w:t xml:space="preserve">139</w:t>
-            </w:r>
-          </w:p>
-        </w:tc>
-        <w:tc>
-          <w:tcPr/>
-          <w:p>
-            <w:pPr>
-              <w:pStyle w:val="Compact"/>
-              <w:jc w:val="right"/>
-            </w:pPr>
-            <w:r>
-              <w:t xml:space="preserve">0.060</w:t>
-            </w:r>
-          </w:p>
-        </w:tc>
-        <w:tc>
-          <w:tcPr/>
-          <w:p>
-            <w:pPr>
-              <w:pStyle w:val="Compact"/>
-              <w:jc w:val="right"/>
-            </w:pPr>
-            <w:r>
-              <w:t xml:space="preserve">0.080</w:t>
-            </w:r>
-          </w:p>
-        </w:tc>
-        <w:tc>
-          <w:tcPr/>
-          <w:p>
-            <w:pPr>
-              <w:pStyle w:val="Compact"/>
-              <w:jc w:val="right"/>
-            </w:pPr>
-            <w:r>
-              <w:t xml:space="preserve">0.455</w:t>
-            </w:r>
-          </w:p>
-        </w:tc>
-        <w:tc>
-          <w:tcPr/>
-          <w:p>
-            <w:pPr>
-              <w:pStyle w:val="Compact"/>
-            </w:pPr>
-          </w:p>
-        </w:tc>
-        <w:tc>
-          <w:tcPr/>
-          <w:p>
-            <w:pPr>
-              <w:pStyle w:val="Compact"/>
-              <w:jc w:val="right"/>
-            </w:pPr>
-            <w:r>
-              <w:t xml:space="preserve">0.215</w:t>
-            </w:r>
-          </w:p>
-        </w:tc>
-      </w:tr>
-      <w:tr>
-        <w:tc>
-          <w:tcPr/>
-          <w:p>
-            <w:pPr>
-              <w:pStyle w:val="Compact"/>
-              <w:jc w:val="left"/>
-            </w:pPr>
-            <w:r>
-              <w:t xml:space="preserve">disbursement</w:t>
-            </w:r>
-          </w:p>
-        </w:tc>
-        <w:tc>
-          <w:tcPr/>
-          <w:p>
-            <w:pPr>
-              <w:pStyle w:val="Compact"/>
-              <w:jc w:val="left"/>
-            </w:pPr>
-            <w:r>
-              <w:t xml:space="preserve">current</w:t>
-            </w:r>
-          </w:p>
-        </w:tc>
-        <w:tc>
-          <w:tcPr/>
-          <w:p>
-            <w:pPr>
-              <w:pStyle w:val="Compact"/>
-              <w:jc w:val="left"/>
-            </w:pPr>
-            <w:r>
-              <w:t xml:space="preserve">3-yr MA</w:t>
-            </w:r>
-          </w:p>
-        </w:tc>
-        <w:tc>
-          <w:tcPr/>
-          <w:p>
-            <w:pPr>
-              <w:pStyle w:val="Compact"/>
-              <w:jc w:val="right"/>
-            </w:pPr>
-            <w:r>
-              <w:t xml:space="preserve">139</w:t>
-            </w:r>
-          </w:p>
-        </w:tc>
-        <w:tc>
-          <w:tcPr/>
-          <w:p>
-            <w:pPr>
-              <w:pStyle w:val="Compact"/>
-              <w:jc w:val="right"/>
-            </w:pPr>
-            <w:r>
-              <w:t xml:space="preserve">0.162</w:t>
-            </w:r>
-          </w:p>
-        </w:tc>
-        <w:tc>
-          <w:tcPr/>
-          <w:p>
-            <w:pPr>
-              <w:pStyle w:val="Compact"/>
-              <w:jc w:val="right"/>
-            </w:pPr>
-            <w:r>
-              <w:t xml:space="preserve">0.091</w:t>
-            </w:r>
-          </w:p>
-        </w:tc>
-        <w:tc>
-          <w:tcPr/>
-          <w:p>
-            <w:pPr>
-              <w:pStyle w:val="Compact"/>
-              <w:jc w:val="right"/>
-            </w:pPr>
-            <w:r>
-              <w:t xml:space="preserve">0.081</w:t>
-            </w:r>
-          </w:p>
-        </w:tc>
-        <w:tc>
-          <w:tcPr/>
-          <w:p>
-            <w:pPr>
-              <w:pStyle w:val="Compact"/>
-              <w:jc w:val="left"/>
-            </w:pPr>
-            <w:r>
-              <w:t xml:space="preserve">*</w:t>
-            </w:r>
-          </w:p>
-        </w:tc>
-        <w:tc>
-          <w:tcPr/>
-          <w:p>
-            <w:pPr>
-              <w:pStyle w:val="Compact"/>
-              <w:jc w:val="right"/>
-            </w:pPr>
-            <w:r>
-              <w:t xml:space="preserve">0.229</w:t>
-            </w:r>
-          </w:p>
-        </w:tc>
-      </w:tr>
-      <w:tr>
-        <w:tc>
-          <w:tcPr/>
-          <w:p>
-            <w:pPr>
-              <w:pStyle w:val="Compact"/>
-              <w:jc w:val="left"/>
-            </w:pPr>
-            <w:r>
-              <w:t xml:space="preserve">disbursement</w:t>
-            </w:r>
-          </w:p>
-        </w:tc>
-        <w:tc>
-          <w:tcPr/>
-          <w:p>
-            <w:pPr>
-              <w:pStyle w:val="Compact"/>
-              <w:jc w:val="left"/>
-            </w:pPr>
-            <w:r>
-              <w:t xml:space="preserve">constant</w:t>
-            </w:r>
-          </w:p>
-        </w:tc>
-        <w:tc>
-          <w:tcPr/>
-          <w:p>
-            <w:pPr>
-              <w:pStyle w:val="Compact"/>
-              <w:jc w:val="left"/>
-            </w:pPr>
-            <w:r>
-              <w:t xml:space="preserve">3-yr MA</w:t>
-            </w:r>
-          </w:p>
-        </w:tc>
-        <w:tc>
-          <w:tcPr/>
-          <w:p>
-            <w:pPr>
-              <w:pStyle w:val="Compact"/>
-              <w:jc w:val="right"/>
-            </w:pPr>
-            <w:r>
-              <w:t xml:space="preserve">139</w:t>
-            </w:r>
-          </w:p>
-        </w:tc>
-        <w:tc>
-          <w:tcPr/>
-          <w:p>
-            <w:pPr>
-              <w:pStyle w:val="Compact"/>
-              <w:jc w:val="right"/>
-            </w:pPr>
-            <w:r>
-              <w:t xml:space="preserve">0.148</w:t>
-            </w:r>
-          </w:p>
-        </w:tc>
-        <w:tc>
-          <w:tcPr/>
-          <w:p>
-            <w:pPr>
-              <w:pStyle w:val="Compact"/>
-              <w:jc w:val="right"/>
-            </w:pPr>
-            <w:r>
-              <w:t xml:space="preserve">0.087</w:t>
-            </w:r>
-          </w:p>
-        </w:tc>
-        <w:tc>
-          <w:tcPr/>
-          <w:p>
-            <w:pPr>
-              <w:pStyle w:val="Compact"/>
-              <w:jc w:val="right"/>
-            </w:pPr>
-            <w:r>
-              <w:t xml:space="preserve">0.096</w:t>
-            </w:r>
-          </w:p>
-        </w:tc>
-        <w:tc>
-          <w:tcPr/>
-          <w:p>
-            <w:pPr>
-              <w:pStyle w:val="Compact"/>
-              <w:jc w:val="left"/>
-            </w:pPr>
-            <w:r>
-              <w:t xml:space="preserve">*</w:t>
-            </w:r>
-          </w:p>
-        </w:tc>
-        <w:tc>
-          <w:tcPr/>
-          <w:p>
-            <w:pPr>
-              <w:pStyle w:val="Compact"/>
-              <w:jc w:val="right"/>
-            </w:pPr>
-            <w:r>
-              <w:t xml:space="preserve">0.226</w:t>
-            </w:r>
-          </w:p>
-        </w:tc>
-      </w:tr>
-      <w:tr>
-        <w:tc>
-          <w:tcPr/>
-          <w:p>
-            <w:pPr>
-              <w:pStyle w:val="Compact"/>
-              <w:jc w:val="left"/>
-            </w:pPr>
-            <w:r>
-              <w:t xml:space="preserve">disbursement</w:t>
-            </w:r>
-          </w:p>
-        </w:tc>
-        <w:tc>
-          <w:tcPr/>
-          <w:p>
-            <w:pPr>
-              <w:pStyle w:val="Compact"/>
-              <w:jc w:val="left"/>
-            </w:pPr>
-            <w:r>
-              <w:t xml:space="preserve">current</w:t>
-            </w:r>
-          </w:p>
-        </w:tc>
-        <w:tc>
-          <w:tcPr/>
-          <w:p>
-            <w:pPr>
-              <w:pStyle w:val="Compact"/>
-              <w:jc w:val="left"/>
-            </w:pPr>
-            <w:r>
-              <w:t xml:space="preserve">3-yr MA strictly past</w:t>
-            </w:r>
-          </w:p>
-        </w:tc>
-        <w:tc>
-          <w:tcPr/>
-          <w:p>
-            <w:pPr>
-              <w:pStyle w:val="Compact"/>
-              <w:jc w:val="right"/>
-            </w:pPr>
-            <w:r>
-              <w:t xml:space="preserve">139</w:t>
-            </w:r>
-          </w:p>
-        </w:tc>
-        <w:tc>
-          <w:tcPr/>
-          <w:p>
-            <w:pPr>
-              <w:pStyle w:val="Compact"/>
-              <w:jc w:val="right"/>
-            </w:pPr>
-            <w:r>
-              <w:t xml:space="preserve">0.110</w:t>
-            </w:r>
-          </w:p>
-        </w:tc>
-        <w:tc>
-          <w:tcPr/>
-          <w:p>
-            <w:pPr>
-              <w:pStyle w:val="Compact"/>
-              <w:jc w:val="right"/>
-            </w:pPr>
-            <w:r>
-              <w:t xml:space="preserve">0.125</w:t>
-            </w:r>
-          </w:p>
-        </w:tc>
-        <w:tc>
-          <w:tcPr/>
-          <w:p>
-            <w:pPr>
-              <w:pStyle w:val="Compact"/>
-              <w:jc w:val="right"/>
-            </w:pPr>
-            <w:r>
-              <w:t xml:space="preserve">0.385</w:t>
-            </w:r>
-          </w:p>
-        </w:tc>
-        <w:tc>
-          <w:tcPr/>
-          <w:p>
-            <w:pPr>
-              <w:pStyle w:val="Compact"/>
-            </w:pPr>
-          </w:p>
-        </w:tc>
-        <w:tc>
-          <w:tcPr/>
-          <w:p>
-            <w:pPr>
-              <w:pStyle w:val="Compact"/>
-              <w:jc w:val="right"/>
-            </w:pPr>
-            <w:r>
-              <w:t xml:space="preserve">0.219</w:t>
-            </w:r>
-          </w:p>
-        </w:tc>
-      </w:tr>
-      <w:tr>
-        <w:tc>
-          <w:tcPr/>
-          <w:p>
-            <w:pPr>
-              <w:pStyle w:val="Compact"/>
-              <w:jc w:val="left"/>
-            </w:pPr>
-            <w:r>
-              <w:rPr>
-                <w:b/>
-                <w:bCs/>
-              </w:rPr>
-              <w:t xml:space="preserve">disbursement (primary)</w:t>
-            </w:r>
-          </w:p>
-        </w:tc>
-        <w:tc>
-          <w:tcPr/>
-          <w:p>
-            <w:pPr>
-              <w:pStyle w:val="Compact"/>
-              <w:jc w:val="left"/>
-            </w:pPr>
-            <w:r>
-              <w:rPr>
-                <w:b/>
-                <w:bCs/>
-              </w:rPr>
-              <w:t xml:space="preserve">constant</w:t>
-            </w:r>
-          </w:p>
-        </w:tc>
-        <w:tc>
-          <w:tcPr/>
-          <w:p>
-            <w:pPr>
-              <w:pStyle w:val="Compact"/>
-              <w:jc w:val="left"/>
-            </w:pPr>
-            <w:r>
-              <w:rPr>
-                <w:b/>
-                <w:bCs/>
-              </w:rPr>
-              <w:t xml:space="preserve">3-yr MA strictly past</w:t>
-            </w:r>
-          </w:p>
-        </w:tc>
-        <w:tc>
-          <w:tcPr/>
-          <w:p>
-            <w:pPr>
-              <w:pStyle w:val="Compact"/>
-              <w:jc w:val="right"/>
-            </w:pPr>
-            <w:r>
-              <w:rPr>
-                <w:b/>
-                <w:bCs/>
-              </w:rPr>
-              <w:t xml:space="preserve">139</w:t>
-            </w:r>
-          </w:p>
-        </w:tc>
-        <w:tc>
-          <w:tcPr/>
-          <w:p>
-            <w:pPr>
-              <w:pStyle w:val="Compact"/>
-              <w:jc w:val="right"/>
-            </w:pPr>
-            <w:r>
-              <w:rPr>
-                <w:b/>
-                <w:bCs/>
-              </w:rPr>
-              <w:t xml:space="preserve">0.104</w:t>
-            </w:r>
-          </w:p>
-        </w:tc>
-        <w:tc>
-          <w:tcPr/>
-          <w:p>
-            <w:pPr>
-              <w:pStyle w:val="Compact"/>
-              <w:jc w:val="right"/>
-            </w:pPr>
-            <w:r>
-              <w:rPr>
-                <w:b/>
-                <w:bCs/>
-              </w:rPr>
-              <w:t xml:space="preserve">0.121</w:t>
-            </w:r>
-          </w:p>
-        </w:tc>
-        <w:tc>
-          <w:tcPr/>
-          <w:p>
-            <w:pPr>
-              <w:pStyle w:val="Compact"/>
-              <w:jc w:val="right"/>
-            </w:pPr>
-            <w:r>
-              <w:rPr>
-                <w:b/>
-                <w:bCs/>
-              </w:rPr>
-              <w:t xml:space="preserve">0.394</w:t>
-            </w:r>
-          </w:p>
-        </w:tc>
-        <w:tc>
-          <w:tcPr/>
-          <w:p>
-            <w:pPr>
-              <w:pStyle w:val="Compact"/>
-            </w:pPr>
-          </w:p>
-        </w:tc>
-        <w:tc>
-          <w:tcPr/>
-          <w:p>
-            <w:pPr>
-              <w:pStyle w:val="Compact"/>
-              <w:jc w:val="right"/>
-            </w:pPr>
-            <w:r>
-              <w:rPr>
-                <w:b/>
-                <w:bCs/>
-              </w:rPr>
-              <w:t xml:space="preserve">0.219</w:t>
-            </w:r>
-          </w:p>
-        </w:tc>
-      </w:tr>
-    </w:tbl>
-    <w:bookmarkEnd w:id="105"/>
-    <w:bookmarkEnd w:id="106"/>
-    <w:bookmarkEnd w:id="107"/>
-    <w:bookmarkStart w:id="111" w:name="X07b5e3d2bf11006c3998c6c8c052c76538f5fe0"/>
-    <w:p>
-      <w:pPr>
-        <w:pStyle w:val="Heading2"/>
-      </w:pPr>
-      <w:r>
-        <w:t xml:space="preserve">A.3 Governance operationalisation sensitivity (four specifications)</w:t>
-      </w:r>
-    </w:p>
-    <w:bookmarkStart w:id="110" w:name="X157f362f07389ab731515542db38dee9a9ad669"/>
-    <w:p>
-      <w:pPr>
-        <w:pStyle w:val="Heading4"/>
-      </w:pPr>
-      <w:r>
-        <w:t xml:space="preserve">Governance operationalisation sensitivity (four specifications)</w:t>
-      </w:r>
-    </w:p>
-    <w:p>
-      <w:pPr>
-        <w:pStyle w:val="FirstParagraph"/>
-      </w:pPr>
-      <w:r>
-        <w:t xml:space="preserve">Within-country two-way (country and year) fixed effects with country-clustered standard errors. Treatment: log of one plus the strictly-past three-year moving average of constant-dollar CRS education disbursements. Base controls: log GDP per capita, primary pupil-teacher ratio, education expenditure as percent of GDP. The governance covariate varies across the four specifications. Primary window 2010–2020.</w:t>
-      </w:r>
-    </w:p>
-    <w:p>
-      <w:pPr>
-        <w:pStyle w:val="BodyText"/>
-      </w:pPr>
-      <w:r>
-        <w:t xml:space="preserve">The PC1 specification (C, headline) captures 76.4 percent of the variance in the six Worldwide Governance Indicators, with all six loadings positive after sign-flip.</w:t>
-      </w:r>
-    </w:p>
-    <w:bookmarkStart w:id="108" w:name="X60b1f08e860d4345232879359d4c73fe3db7d5e"/>
-    <w:p>
-      <w:pPr>
-        <w:pStyle w:val="Heading5"/>
-      </w:pPr>
-      <w:r>
-        <w:t xml:space="preserve">ODA coefficient across governance specifications, HLO outcome</w:t>
-      </w:r>
-    </w:p>
-    <w:tbl>
-      <w:tblPr>
-        <w:tblStyle w:val="Table"/>
-        <w:tblW w:type="pct" w:w="5000"/>
-        <w:tblLayout w:type="fixed"/>
-        <w:tblLook w:firstRow="1" w:lastRow="0" w:firstColumn="0" w:lastColumn="0" w:noHBand="0" w:noVBand="0" w:val="0020"/>
-      </w:tblPr>
-      <w:tblGrid>
-        <w:gridCol w:w="495"/>
-        <w:gridCol w:w="3168"/>
-        <w:gridCol w:w="396"/>
-        <w:gridCol w:w="891"/>
-        <w:gridCol w:w="594"/>
-        <w:gridCol w:w="693"/>
-        <w:gridCol w:w="693"/>
-        <w:gridCol w:w="990"/>
-      </w:tblGrid>
-      <w:tr>
-        <w:trPr>
-          <w:tblHeader w:val="on"/>
-        </w:trPr>
-        <w:tc>
-          <w:tcPr/>
-          <w:p>
-            <w:pPr>
-              <w:pStyle w:val="Compact"/>
-              <w:jc w:val="left"/>
-            </w:pPr>
-            <w:r>
-              <w:t xml:space="preserve">spec</w:t>
-            </w:r>
-          </w:p>
-        </w:tc>
-        <w:tc>
-          <w:tcPr/>
-          <w:p>
-            <w:pPr>
-              <w:pStyle w:val="Compact"/>
-              <w:jc w:val="left"/>
-            </w:pPr>
-            <w:r>
-              <w:t xml:space="preserve">governance construction</w:t>
-            </w:r>
-          </w:p>
-        </w:tc>
-        <w:tc>
-          <w:tcPr/>
-          <w:p>
-            <w:pPr>
-              <w:pStyle w:val="Compact"/>
-              <w:jc w:val="right"/>
-            </w:pPr>
-            <w:r>
-              <w:t xml:space="preserve">N</w:t>
-            </w:r>
-          </w:p>
-        </w:tc>
-        <w:tc>
-          <w:tcPr/>
-          <w:p>
-            <w:pPr>
-              <w:pStyle w:val="Compact"/>
-              <w:jc w:val="right"/>
-            </w:pPr>
-            <w:r>
-              <w:t xml:space="preserve">β (aid)</w:t>
-            </w:r>
-          </w:p>
-        </w:tc>
-        <w:tc>
-          <w:tcPr/>
-          <w:p>
-            <w:pPr>
-              <w:pStyle w:val="Compact"/>
-              <w:jc w:val="right"/>
-            </w:pPr>
-            <w:r>
-              <w:t xml:space="preserve">SE</w:t>
-            </w:r>
-          </w:p>
-        </w:tc>
-        <w:tc>
-          <w:tcPr/>
-          <w:p>
-            <w:pPr>
-              <w:pStyle w:val="Compact"/>
-              <w:jc w:val="right"/>
-            </w:pPr>
-            <w:r>
-              <w:t xml:space="preserve">p</w:t>
-            </w:r>
-          </w:p>
-        </w:tc>
-        <w:tc>
-          <w:tcPr/>
-          <w:p>
-            <w:pPr>
-              <w:pStyle w:val="Compact"/>
-              <w:jc w:val="left"/>
-            </w:pPr>
-            <w:r>
-              <w:t xml:space="preserve">signif</w:t>
-            </w:r>
-          </w:p>
-        </w:tc>
-        <w:tc>
-          <w:tcPr/>
-          <w:p>
-            <w:pPr>
-              <w:pStyle w:val="Compact"/>
-              <w:jc w:val="right"/>
-            </w:pPr>
-            <w:r>
-              <w:t xml:space="preserve">within R²</w:t>
-            </w:r>
-          </w:p>
-        </w:tc>
-      </w:tr>
-      <w:tr>
-        <w:tc>
-          <w:tcPr/>
-          <w:p>
-            <w:pPr>
-              <w:pStyle w:val="Compact"/>
-              <w:jc w:val="left"/>
-            </w:pPr>
-            <w:r>
-              <w:t xml:space="preserve">A</w:t>
-            </w:r>
-          </w:p>
-        </w:tc>
-        <w:tc>
-          <w:tcPr/>
-          <w:p>
-            <w:pPr>
-              <w:pStyle w:val="Compact"/>
-              <w:jc w:val="left"/>
-            </w:pPr>
-            <w:r>
-              <w:t xml:space="preserve">Single Government Effectiveness</w:t>
+              <w:t xml:space="preserve">All six WGI aggregates entered</w:t>
             </w:r>
           </w:p>
         </w:tc>
@@ -12054,100 +9502,6 @@
               <w:jc w:val="right"/>
             </w:pPr>
             <w:r>
-              <w:t xml:space="preserve">8.170</w:t>
-            </w:r>
-          </w:p>
-        </w:tc>
-        <w:tc>
-          <w:tcPr/>
-          <w:p>
-            <w:pPr>
-              <w:pStyle w:val="Compact"/>
-              <w:jc w:val="right"/>
-            </w:pPr>
-            <w:r>
-              <w:t xml:space="preserve">4.912</w:t>
-            </w:r>
-          </w:p>
-        </w:tc>
-        <w:tc>
-          <w:tcPr/>
-          <w:p>
-            <w:pPr>
-              <w:pStyle w:val="Compact"/>
-              <w:jc w:val="right"/>
-            </w:pPr>
-            <w:r>
-              <w:t xml:space="preserve">0.102</w:t>
-            </w:r>
-          </w:p>
-        </w:tc>
-        <w:tc>
-          <w:tcPr/>
-          <w:p>
-            <w:pPr>
-              <w:pStyle w:val="Compact"/>
-            </w:pPr>
-          </w:p>
-        </w:tc>
-        <w:tc>
-          <w:tcPr/>
-          <w:p>
-            <w:pPr>
-              <w:pStyle w:val="Compact"/>
-              <w:jc w:val="right"/>
-            </w:pPr>
-            <w:r>
-              <w:t xml:space="preserve">0.140</w:t>
-            </w:r>
-          </w:p>
-        </w:tc>
-      </w:tr>
-      <w:tr>
-        <w:tc>
-          <w:tcPr/>
-          <w:p>
-            <w:pPr>
-              <w:pStyle w:val="Compact"/>
-              <w:jc w:val="left"/>
-            </w:pPr>
-            <w:r>
-              <w:t xml:space="preserve">B</w:t>
-            </w:r>
-          </w:p>
-        </w:tc>
-        <w:tc>
-          <w:tcPr/>
-          <w:p>
-            <w:pPr>
-              <w:pStyle w:val="Compact"/>
-              <w:jc w:val="left"/>
-            </w:pPr>
-            <w:r>
-              <w:t xml:space="preserve">All six WGI aggregates entered</w:t>
-            </w:r>
-          </w:p>
-        </w:tc>
-        <w:tc>
-          <w:tcPr/>
-          <w:p>
-            <w:pPr>
-              <w:pStyle w:val="Compact"/>
-              <w:jc w:val="right"/>
-            </w:pPr>
-            <w:r>
-              <w:t xml:space="preserve">143</w:t>
-            </w:r>
-          </w:p>
-        </w:tc>
-        <w:tc>
-          <w:tcPr/>
-          <w:p>
-            <w:pPr>
-              <w:pStyle w:val="Compact"/>
-              <w:jc w:val="right"/>
-            </w:pPr>
-            <w:r>
               <w:t xml:space="preserve">10.331</w:t>
             </w:r>
           </w:p>
@@ -12173,30 +9527,6 @@
             </w:pPr>
             <w:r>
               <w:t xml:space="preserve">0.052</w:t>
-            </w:r>
-          </w:p>
-        </w:tc>
-        <w:tc>
-          <w:tcPr/>
-          <w:p>
-            <w:pPr>
-              <w:pStyle w:val="Compact"/>
-              <w:jc w:val="left"/>
-            </w:pPr>
-            <w:r>
-              <w:t xml:space="preserve">*</w:t>
-            </w:r>
-          </w:p>
-        </w:tc>
-        <w:tc>
-          <w:tcPr/>
-          <w:p>
-            <w:pPr>
-              <w:pStyle w:val="Compact"/>
-              <w:jc w:val="right"/>
-            </w:pPr>
-            <w:r>
-              <w:t xml:space="preserve">0.254</w:t>
             </w:r>
           </w:p>
         </w:tc>
@@ -12298,38 +9628,6 @@
             </w:r>
           </w:p>
         </w:tc>
-        <w:tc>
-          <w:tcPr/>
-          <w:p>
-            <w:pPr>
-              <w:pStyle w:val="Compact"/>
-              <w:jc w:val="left"/>
-            </w:pPr>
-            <w:r>
-              <w:rPr>
-                <w:b/>
-                <w:bCs/>
-              </w:rPr>
-              <w:t xml:space="preserve">**</w:t>
-            </w:r>
-          </w:p>
-        </w:tc>
-        <w:tc>
-          <w:tcPr/>
-          <w:p>
-            <w:pPr>
-              <w:pStyle w:val="Compact"/>
-              <w:jc w:val="right"/>
-            </w:pPr>
-            <w:r>
-              <w:rPr>
-                <w:b/>
-                <w:bCs/>
-              </w:rPr>
-              <w:t xml:space="preserve">0.126</w:t>
-            </w:r>
-          </w:p>
-        </w:tc>
       </w:tr>
       <w:tr>
         <w:tc>
@@ -12404,26 +9702,6 @@
             </w:r>
           </w:p>
         </w:tc>
-        <w:tc>
-          <w:tcPr/>
-          <w:p>
-            <w:pPr>
-              <w:pStyle w:val="Compact"/>
-            </w:pPr>
-          </w:p>
-        </w:tc>
-        <w:tc>
-          <w:tcPr/>
-          <w:p>
-            <w:pPr>
-              <w:pStyle w:val="Compact"/>
-              <w:jc w:val="right"/>
-            </w:pPr>
-            <w:r>
-              <w:t xml:space="preserve">0.054</w:t>
-            </w:r>
-          </w:p>
-        </w:tc>
       </w:tr>
     </w:tbl>
     <w:p>
@@ -12435,523 +9713,17 @@
       </w:r>
     </w:p>
     <w:bookmarkEnd w:id="108"/>
-    <w:bookmarkStart w:id="109" w:name="X5173ca8a4960ca2e4dd979f2caaba7018f0f0bc"/>
-    <w:p>
-      <w:pPr>
-        <w:pStyle w:val="Heading5"/>
-      </w:pPr>
-      <w:r>
-        <w:t xml:space="preserve">ODA coefficient across governance specifications, LAYS outcome</w:t>
-      </w:r>
-    </w:p>
-    <w:tbl>
-      <w:tblPr>
-        <w:tblStyle w:val="Table"/>
-        <w:tblW w:type="pct" w:w="5000"/>
-        <w:tblLayout w:type="fixed"/>
-        <w:tblLook w:firstRow="1" w:lastRow="0" w:firstColumn="0" w:lastColumn="0" w:noHBand="0" w:noVBand="0" w:val="0020"/>
-      </w:tblPr>
-      <w:tblGrid>
-        <w:gridCol w:w="495"/>
-        <w:gridCol w:w="3168"/>
-        <w:gridCol w:w="396"/>
-        <w:gridCol w:w="891"/>
-        <w:gridCol w:w="594"/>
-        <w:gridCol w:w="693"/>
-        <w:gridCol w:w="693"/>
-        <w:gridCol w:w="990"/>
-      </w:tblGrid>
-      <w:tr>
-        <w:trPr>
-          <w:tblHeader w:val="on"/>
-        </w:trPr>
-        <w:tc>
-          <w:tcPr/>
-          <w:p>
-            <w:pPr>
-              <w:pStyle w:val="Compact"/>
-              <w:jc w:val="left"/>
-            </w:pPr>
-            <w:r>
-              <w:t xml:space="preserve">spec</w:t>
-            </w:r>
-          </w:p>
-        </w:tc>
-        <w:tc>
-          <w:tcPr/>
-          <w:p>
-            <w:pPr>
-              <w:pStyle w:val="Compact"/>
-              <w:jc w:val="left"/>
-            </w:pPr>
-            <w:r>
-              <w:t xml:space="preserve">governance construction</w:t>
-            </w:r>
-          </w:p>
-        </w:tc>
-        <w:tc>
-          <w:tcPr/>
-          <w:p>
-            <w:pPr>
-              <w:pStyle w:val="Compact"/>
-              <w:jc w:val="right"/>
-            </w:pPr>
-            <w:r>
-              <w:t xml:space="preserve">N</w:t>
-            </w:r>
-          </w:p>
-        </w:tc>
-        <w:tc>
-          <w:tcPr/>
-          <w:p>
-            <w:pPr>
-              <w:pStyle w:val="Compact"/>
-              <w:jc w:val="right"/>
-            </w:pPr>
-            <w:r>
-              <w:t xml:space="preserve">β (aid)</w:t>
-            </w:r>
-          </w:p>
-        </w:tc>
-        <w:tc>
-          <w:tcPr/>
-          <w:p>
-            <w:pPr>
-              <w:pStyle w:val="Compact"/>
-              <w:jc w:val="right"/>
-            </w:pPr>
-            <w:r>
-              <w:t xml:space="preserve">SE</w:t>
-            </w:r>
-          </w:p>
-        </w:tc>
-        <w:tc>
-          <w:tcPr/>
-          <w:p>
-            <w:pPr>
-              <w:pStyle w:val="Compact"/>
-              <w:jc w:val="right"/>
-            </w:pPr>
-            <w:r>
-              <w:t xml:space="preserve">p</w:t>
-            </w:r>
-          </w:p>
-        </w:tc>
-        <w:tc>
-          <w:tcPr/>
-          <w:p>
-            <w:pPr>
-              <w:pStyle w:val="Compact"/>
-              <w:jc w:val="left"/>
-            </w:pPr>
-            <w:r>
-              <w:t xml:space="preserve">signif</w:t>
-            </w:r>
-          </w:p>
-        </w:tc>
-        <w:tc>
-          <w:tcPr/>
-          <w:p>
-            <w:pPr>
-              <w:pStyle w:val="Compact"/>
-              <w:jc w:val="right"/>
-            </w:pPr>
-            <w:r>
-              <w:t xml:space="preserve">within R²</w:t>
-            </w:r>
-          </w:p>
-        </w:tc>
-      </w:tr>
-      <w:tr>
-        <w:tc>
-          <w:tcPr/>
-          <w:p>
-            <w:pPr>
-              <w:pStyle w:val="Compact"/>
-              <w:jc w:val="left"/>
-            </w:pPr>
-            <w:r>
-              <w:t xml:space="preserve">A</w:t>
-            </w:r>
-          </w:p>
-        </w:tc>
-        <w:tc>
-          <w:tcPr/>
-          <w:p>
-            <w:pPr>
-              <w:pStyle w:val="Compact"/>
-              <w:jc w:val="left"/>
-            </w:pPr>
-            <w:r>
-              <w:t xml:space="preserve">Single Government Effectiveness</w:t>
-            </w:r>
-          </w:p>
-        </w:tc>
-        <w:tc>
-          <w:tcPr/>
-          <w:p>
-            <w:pPr>
-              <w:pStyle w:val="Compact"/>
-              <w:jc w:val="right"/>
-            </w:pPr>
-            <w:r>
-              <w:t xml:space="preserve">139</w:t>
-            </w:r>
-          </w:p>
-        </w:tc>
-        <w:tc>
-          <w:tcPr/>
-          <w:p>
-            <w:pPr>
-              <w:pStyle w:val="Compact"/>
-              <w:jc w:val="right"/>
-            </w:pPr>
-            <w:r>
-              <w:t xml:space="preserve">0.104</w:t>
-            </w:r>
-          </w:p>
-        </w:tc>
-        <w:tc>
-          <w:tcPr/>
-          <w:p>
-            <w:pPr>
-              <w:pStyle w:val="Compact"/>
-              <w:jc w:val="right"/>
-            </w:pPr>
-            <w:r>
-              <w:t xml:space="preserve">0.121</w:t>
-            </w:r>
-          </w:p>
-        </w:tc>
-        <w:tc>
-          <w:tcPr/>
-          <w:p>
-            <w:pPr>
-              <w:pStyle w:val="Compact"/>
-              <w:jc w:val="right"/>
-            </w:pPr>
-            <w:r>
-              <w:t xml:space="preserve">0.394</w:t>
-            </w:r>
-          </w:p>
-        </w:tc>
-        <w:tc>
-          <w:tcPr/>
-          <w:p>
-            <w:pPr>
-              <w:pStyle w:val="Compact"/>
-            </w:pPr>
-          </w:p>
-        </w:tc>
-        <w:tc>
-          <w:tcPr/>
-          <w:p>
-            <w:pPr>
-              <w:pStyle w:val="Compact"/>
-              <w:jc w:val="right"/>
-            </w:pPr>
-            <w:r>
-              <w:t xml:space="preserve">0.219</w:t>
-            </w:r>
-          </w:p>
-        </w:tc>
-      </w:tr>
-      <w:tr>
-        <w:tc>
-          <w:tcPr/>
-          <w:p>
-            <w:pPr>
-              <w:pStyle w:val="Compact"/>
-              <w:jc w:val="left"/>
-            </w:pPr>
-            <w:r>
-              <w:t xml:space="preserve">B</w:t>
-            </w:r>
-          </w:p>
-        </w:tc>
-        <w:tc>
-          <w:tcPr/>
-          <w:p>
-            <w:pPr>
-              <w:pStyle w:val="Compact"/>
-              <w:jc w:val="left"/>
-            </w:pPr>
-            <w:r>
-              <w:t xml:space="preserve">All six WGI aggregates entered</w:t>
-            </w:r>
-          </w:p>
-        </w:tc>
-        <w:tc>
-          <w:tcPr/>
-          <w:p>
-            <w:pPr>
-              <w:pStyle w:val="Compact"/>
-              <w:jc w:val="right"/>
-            </w:pPr>
-            <w:r>
-              <w:t xml:space="preserve">139</w:t>
-            </w:r>
-          </w:p>
-        </w:tc>
-        <w:tc>
-          <w:tcPr/>
-          <w:p>
-            <w:pPr>
-              <w:pStyle w:val="Compact"/>
-              <w:jc w:val="right"/>
-            </w:pPr>
-            <w:r>
-              <w:t xml:space="preserve">0.158</w:t>
-            </w:r>
-          </w:p>
-        </w:tc>
-        <w:tc>
-          <w:tcPr/>
-          <w:p>
-            <w:pPr>
-              <w:pStyle w:val="Compact"/>
-              <w:jc w:val="right"/>
-            </w:pPr>
-            <w:r>
-              <w:t xml:space="preserve">0.106</w:t>
-            </w:r>
-          </w:p>
-        </w:tc>
-        <w:tc>
-          <w:tcPr/>
-          <w:p>
-            <w:pPr>
-              <w:pStyle w:val="Compact"/>
-              <w:jc w:val="right"/>
-            </w:pPr>
-            <w:r>
-              <w:t xml:space="preserve">0.144</w:t>
-            </w:r>
-          </w:p>
-        </w:tc>
-        <w:tc>
-          <w:tcPr/>
-          <w:p>
-            <w:pPr>
-              <w:pStyle w:val="Compact"/>
-            </w:pPr>
-          </w:p>
-        </w:tc>
-        <w:tc>
-          <w:tcPr/>
-          <w:p>
-            <w:pPr>
-              <w:pStyle w:val="Compact"/>
-              <w:jc w:val="right"/>
-            </w:pPr>
-            <w:r>
-              <w:t xml:space="preserve">0.461</w:t>
-            </w:r>
-          </w:p>
-        </w:tc>
-      </w:tr>
-      <w:tr>
-        <w:tc>
-          <w:tcPr/>
-          <w:p>
-            <w:pPr>
-              <w:pStyle w:val="Compact"/>
-              <w:jc w:val="left"/>
-            </w:pPr>
-            <w:r>
-              <w:t xml:space="preserve">C</w:t>
-            </w:r>
-          </w:p>
-        </w:tc>
-        <w:tc>
-          <w:tcPr/>
-          <w:p>
-            <w:pPr>
-              <w:pStyle w:val="Compact"/>
-              <w:jc w:val="left"/>
-            </w:pPr>
-            <w:r>
-              <w:t xml:space="preserve">PC1 composite (headline)</w:t>
-            </w:r>
-          </w:p>
-        </w:tc>
-        <w:tc>
-          <w:tcPr/>
-          <w:p>
-            <w:pPr>
-              <w:pStyle w:val="Compact"/>
-              <w:jc w:val="right"/>
-            </w:pPr>
-            <w:r>
-              <w:t xml:space="preserve">139</w:t>
-            </w:r>
-          </w:p>
-        </w:tc>
-        <w:tc>
-          <w:tcPr/>
-          <w:p>
-            <w:pPr>
-              <w:pStyle w:val="Compact"/>
-              <w:jc w:val="right"/>
-            </w:pPr>
-            <w:r>
-              <w:t xml:space="preserve">0.179</w:t>
-            </w:r>
-          </w:p>
-        </w:tc>
-        <w:tc>
-          <w:tcPr/>
-          <w:p>
-            <w:pPr>
-              <w:pStyle w:val="Compact"/>
-              <w:jc w:val="right"/>
-            </w:pPr>
-            <w:r>
-              <w:t xml:space="preserve">0.145</w:t>
-            </w:r>
-          </w:p>
-        </w:tc>
-        <w:tc>
-          <w:tcPr/>
-          <w:p>
-            <w:pPr>
-              <w:pStyle w:val="Compact"/>
-              <w:jc w:val="right"/>
-            </w:pPr>
-            <w:r>
-              <w:t xml:space="preserve">0.220</w:t>
-            </w:r>
-          </w:p>
-        </w:tc>
-        <w:tc>
-          <w:tcPr/>
-          <w:p>
-            <w:pPr>
-              <w:pStyle w:val="Compact"/>
-            </w:pPr>
-          </w:p>
-        </w:tc>
-        <w:tc>
-          <w:tcPr/>
-          <w:p>
-            <w:pPr>
-              <w:pStyle w:val="Compact"/>
-              <w:jc w:val="right"/>
-            </w:pPr>
-            <w:r>
-              <w:t xml:space="preserve">0.174</w:t>
-            </w:r>
-          </w:p>
-        </w:tc>
-      </w:tr>
-      <w:tr>
-        <w:tc>
-          <w:tcPr/>
-          <w:p>
-            <w:pPr>
-              <w:pStyle w:val="Compact"/>
-              <w:jc w:val="left"/>
-            </w:pPr>
-            <w:r>
-              <w:t xml:space="preserve">D</w:t>
-            </w:r>
-          </w:p>
-        </w:tc>
-        <w:tc>
-          <w:tcPr/>
-          <w:p>
-            <w:pPr>
-              <w:pStyle w:val="Compact"/>
-              <w:jc w:val="left"/>
-            </w:pPr>
-            <w:r>
-              <w:t xml:space="preserve">No governance control</w:t>
-            </w:r>
-          </w:p>
-        </w:tc>
-        <w:tc>
-          <w:tcPr/>
-          <w:p>
-            <w:pPr>
-              <w:pStyle w:val="Compact"/>
-              <w:jc w:val="right"/>
-            </w:pPr>
-            <w:r>
-              <w:t xml:space="preserve">139</w:t>
-            </w:r>
-          </w:p>
-        </w:tc>
-        <w:tc>
-          <w:tcPr/>
-          <w:p>
-            <w:pPr>
-              <w:pStyle w:val="Compact"/>
-              <w:jc w:val="right"/>
-            </w:pPr>
-            <w:r>
-              <w:t xml:space="preserve">0.139</w:t>
-            </w:r>
-          </w:p>
-        </w:tc>
-        <w:tc>
-          <w:tcPr/>
-          <w:p>
-            <w:pPr>
-              <w:pStyle w:val="Compact"/>
-              <w:jc w:val="right"/>
-            </w:pPr>
-            <w:r>
-              <w:t xml:space="preserve">0.159</w:t>
-            </w:r>
-          </w:p>
-        </w:tc>
-        <w:tc>
-          <w:tcPr/>
-          <w:p>
-            <w:pPr>
-              <w:pStyle w:val="Compact"/>
-              <w:jc w:val="right"/>
-            </w:pPr>
-            <w:r>
-              <w:t xml:space="preserve">0.386</w:t>
-            </w:r>
-          </w:p>
-        </w:tc>
-        <w:tc>
-          <w:tcPr/>
-          <w:p>
-            <w:pPr>
-              <w:pStyle w:val="Compact"/>
-            </w:pPr>
-          </w:p>
-        </w:tc>
-        <w:tc>
-          <w:tcPr/>
-          <w:p>
-            <w:pPr>
-              <w:pStyle w:val="Compact"/>
-              <w:jc w:val="right"/>
-            </w:pPr>
-            <w:r>
-              <w:t xml:space="preserve">0.088</w:t>
-            </w:r>
-          </w:p>
-        </w:tc>
-      </w:tr>
-    </w:tbl>
     <w:bookmarkEnd w:id="109"/>
-    <w:bookmarkEnd w:id="110"/>
-    <w:bookmarkEnd w:id="111"/>
-    <w:bookmarkStart w:id="113" w:name="X655ef37c344951c9076b9b43a040b53a7842ac8"/>
+    <w:bookmarkStart w:id="111" w:name="X655ef37c344951c9076b9b43a040b53a7842ac8"/>
     <w:p>
       <w:pPr>
         <w:pStyle w:val="Heading2"/>
       </w:pPr>
       <w:r>
-        <w:t xml:space="preserve">A.4 HLO measure-fragility — AAP-2018 full coverage and overlap window</w:t>
-      </w:r>
-    </w:p>
-    <w:bookmarkStart w:id="112" w:name="X1780a2aed9d17e0507d281a77e8c696fafb912c"/>
+        <w:t xml:space="preserve">A.4 HLO measure-fragility: AAP-2018 full coverage and overlap window</w:t>
+      </w:r>
+    </w:p>
+    <w:bookmarkStart w:id="110" w:name="X1780a2aed9d17e0507d281a77e8c696fafb912c"/>
     <w:p>
       <w:pPr>
         <w:pStyle w:val="Heading4"/>
@@ -12992,10 +9764,7 @@
         <w:t xml:space="preserve">AAP full coverage</w:t>
       </w:r>
       <w:r>
-        <w:t xml:space="preserve"> </w:t>
-      </w:r>
-      <w:r>
-        <w:t xml:space="preserve">— N = 69 rows, 62 countries, year range 2005–2015 (5 AAP cycles).</w:t>
+        <w:t xml:space="preserve">: N = 69 rows, 62 countries, year range 2005–2015 (5 AAP cycles).</w:t>
       </w:r>
     </w:p>
     <w:p>
@@ -13017,7 +9786,7 @@
         <w:t xml:space="preserve"> </w:t>
       </w:r>
       <w:r>
-        <w:t xml:space="preserve">(year ≥ 2010) — N = 36 rows, 42 countries (2 AAP cycles in primary window).</w:t>
+        <w:t xml:space="preserve">(year ≥ 2010): N = 36 rows, 42 countries (2 AAP cycles in primary window).</w:t>
       </w:r>
     </w:p>
     <w:tbl>
@@ -13475,12 +10244,12 @@
         <w:pStyle w:val="BodyText"/>
       </w:pPr>
       <w:r>
-        <w:t xml:space="preserve">The two AAP variants produce different readings. AAP full coverage sign-reverses the headline at conventional precision (β = −16.67, p = 0.009); the AAP overlap window restricted to the matched 2010–2020 country-years returns a non-significant null (β = −3.94, p = 0.66) that itself fails sign-agreement with the primary. If the two AAP rows had agreed in sign and magnitude, the failure would have isolated measure choice; if they had disagreed, it would have isolated sample-window composition. The AAP overlap-window null rules out sample-window composition as the sole driver — the measure choice itself materially shapes the within-country coefficient.</w:t>
-      </w:r>
-    </w:p>
-    <w:bookmarkEnd w:id="112"/>
-    <w:bookmarkEnd w:id="113"/>
-    <w:bookmarkStart w:id="114" w:name="a.5-littles-mcar-test-result"/>
+        <w:t xml:space="preserve">The two AAP variants produce different readings. AAP full coverage sign-reverses the headline at conventional precision (β = −16.67, p = 0.009); the AAP overlap window restricted to the matched 2010–2020 country-years returns a non-significant null (β = −3.94, p = 0.66) that itself fails sign-agreement with the primary. If the two AAP rows had agreed in sign and magnitude, the failure would have isolated measure choice; if they had disagreed, it would have isolated sample-window composition. The AAP overlap-window null rules out sample-window composition as the sole driver, and the measure choice itself materially shapes the within-country coefficient.</w:t>
+      </w:r>
+    </w:p>
+    <w:bookmarkEnd w:id="110"/>
+    <w:bookmarkEnd w:id="111"/>
+    <w:bookmarkStart w:id="112" w:name="a.5-littles-mcar-test-result"/>
     <w:p>
       <w:pPr>
         <w:pStyle w:val="Heading2"/>
@@ -13783,13 +10552,9 @@
         <w:t xml:space="preserve">The MAR assumption multiple imputation requires is therefore not empirically supportable on these data; PAP-0012 retires the multiple-imputation sub-commitment of PAP-0006 on this basis, in combination with the project’s no-fabrication discipline.</w:t>
       </w:r>
     </w:p>
-    <w:bookmarkEnd w:id="114"/>
-    <w:bookmarkEnd w:id="115"/>
-    <w:sectPr>
-      <w:footnotePr>
-        <w:numRestart w:val="eachSect"/>
-      </w:footnotePr>
-    </w:sectPr>
+    <w:bookmarkEnd w:id="112"/>
+    <w:bookmarkEnd w:id="113"/>
+    <w:sectPr/>
   </w:body>
 </w:document>
 </file>
@@ -14127,10 +10892,10 @@
   <w:docDefaults>
     <w:rPrDefault>
       <w:rPr>
-        <w:rFonts w:asciiTheme="minorHAnsi" w:cstheme="minorBidi" w:eastAsiaTheme="minorEastAsia" w:hAnsiTheme="minorHAnsi"/>
+        <w:rFonts w:asciiTheme="minorHAnsi" w:cstheme="minorBidi" w:eastAsiaTheme="minorHAnsi" w:hAnsiTheme="minorHAnsi"/>
         <w:sz w:val="24"/>
         <w:szCs w:val="24"/>
-        <w:lang w:bidi="ar-SA" w:eastAsia="zh-CN" w:val="en-US"/>
+        <w:lang w:bidi="ar-SA" w:eastAsia="en-US" w:val="en-US"/>
       </w:rPr>
     </w:rPrDefault>
     <w:pPrDefault>
@@ -14143,15 +10908,19 @@
   <w:style w:default="1" w:styleId="Normal" w:type="paragraph">
     <w:name w:val="Normal"/>
     <w:qFormat/>
+    <w:rPr>
+      <w:rFonts w:ascii="Times New Roman" w:hAnsi="Times New Roman"/>
+      <w:sz w:val="22"/>
+    </w:rPr>
   </w:style>
   <w:style w:styleId="BodyText" w:type="paragraph">
     <w:name w:val="Body Text"/>
     <w:basedOn w:val="Normal"/>
     <w:link w:val="BodyTextChar"/>
-    <w:qFormat/>
     <w:pPr>
       <w:spacing w:after="180" w:before="180"/>
     </w:pPr>
+    <w:qFormat/>
   </w:style>
   <w:style w:customStyle="1" w:styleId="FirstParagraph" w:type="paragraph">
     <w:name w:val="First Paragraph"/>
@@ -14171,94 +10940,57 @@
     <w:name w:val="Title"/>
     <w:basedOn w:val="Normal"/>
     <w:next w:val="BodyText"/>
-    <w:link w:val="TitleChar"/>
-    <w:uiPriority w:val="10"/>
     <w:qFormat/>
-    <w:rsid w:val="00A10FD9"/>
     <w:pPr>
-      <w:spacing w:after="80" w:line="240" w:lineRule="auto"/>
-      <w:contextualSpacing/>
+      <w:keepNext/>
+      <w:keepLines/>
+      <w:spacing w:after="240" w:before="480"/>
       <w:jc w:val="center"/>
     </w:pPr>
     <w:rPr>
-      <w:rFonts w:asciiTheme="majorHAnsi" w:cstheme="majorBidi" w:eastAsiaTheme="majorEastAsia" w:hAnsiTheme="majorHAnsi"/>
-      <w:sz w:val="56"/>
-      <w:szCs w:val="56"/>
-    </w:rPr>
-  </w:style>
-  <w:style w:customStyle="1" w:styleId="TitleChar" w:type="character">
-    <w:name w:val="Title Char"/>
-    <w:basedOn w:val="DefaultParagraphFont"/>
-    <w:link w:val="Title"/>
-    <w:uiPriority w:val="10"/>
-    <w:rsid w:val="00A10FD9"/>
-    <w:rPr>
-      <w:rFonts w:asciiTheme="majorHAnsi" w:cstheme="majorBidi" w:eastAsiaTheme="majorEastAsia" w:hAnsiTheme="majorHAnsi"/>
-      <w:sz w:val="56"/>
-      <w:szCs w:val="56"/>
+      <w:rFonts w:ascii="Gill Sans" w:asciiTheme="majorHAnsi" w:cstheme="majorBidi" w:eastAsiaTheme="majorEastAsia" w:hAnsi="Gill Sans" w:hAnsiTheme="majorHAnsi"/>
+      <w:b/>
+      <w:bCs/>
+      <w:color w:themeColor="accent1" w:themeShade="B5" w:val="345A8A"/>
+      <w:sz w:val="36"/>
+      <w:szCs w:val="36"/>
     </w:rPr>
   </w:style>
   <w:style w:styleId="Subtitle" w:type="paragraph">
     <w:name w:val="Subtitle"/>
     <w:basedOn w:val="Title"/>
     <w:next w:val="BodyText"/>
-    <w:link w:val="SubtitleChar"/>
-    <w:uiPriority w:val="11"/>
     <w:qFormat/>
-    <w:rsid w:val="00A10FD9"/>
     <w:pPr>
-      <w:numPr>
-        <w:ilvl w:val="1"/>
-      </w:numPr>
+      <w:keepNext/>
+      <w:keepLines/>
+      <w:spacing w:after="240" w:before="240"/>
+      <w:jc w:val="center"/>
     </w:pPr>
     <w:rPr>
-      <w:rFonts w:cstheme="majorBidi" w:eastAsiaTheme="majorEastAsia"/>
-      <w:spacing w:val="15"/>
-      <w:sz w:val="28"/>
-      <w:szCs w:val="28"/>
-    </w:rPr>
-  </w:style>
-  <w:style w:customStyle="1" w:styleId="SubtitleChar" w:type="character">
-    <w:name w:val="Subtitle Char"/>
-    <w:basedOn w:val="DefaultParagraphFont"/>
-    <w:link w:val="Subtitle"/>
-    <w:uiPriority w:val="11"/>
-    <w:rsid w:val="00A10FD9"/>
-    <w:rPr>
-      <w:rFonts w:cstheme="majorBidi" w:eastAsiaTheme="majorEastAsia"/>
-      <w:color w:themeColor="text1" w:themeTint="A6" w:val="595959"/>
-      <w:spacing w:val="15"/>
-      <w:sz w:val="28"/>
-      <w:szCs w:val="28"/>
+      <w:sz w:val="30"/>
+      <w:szCs w:val="30"/>
     </w:rPr>
   </w:style>
   <w:style w:customStyle="1" w:styleId="Author" w:type="paragraph">
     <w:name w:val="Author"/>
-    <w:basedOn w:val="Title"/>
     <w:next w:val="BodyText"/>
     <w:qFormat/>
     <w:pPr>
       <w:keepNext/>
       <w:keepLines/>
+      <w:jc w:val="center"/>
     </w:pPr>
-    <w:rPr>
-      <w:sz w:val="24"/>
-      <w:szCs w:val="24"/>
-    </w:rPr>
   </w:style>
   <w:style w:styleId="Date" w:type="paragraph">
     <w:name w:val="Date"/>
-    <w:basedOn w:val="Title"/>
     <w:next w:val="BodyText"/>
     <w:qFormat/>
     <w:pPr>
       <w:keepNext/>
       <w:keepLines/>
+      <w:jc w:val="center"/>
     </w:pPr>
-    <w:rPr>
-      <w:sz w:val="24"/>
-      <w:szCs w:val="24"/>
-    </w:rPr>
   </w:style>
   <w:style w:customStyle="1" w:styleId="AbstractTitle" w:type="paragraph">
     <w:name w:val="Abstract Title"/>
@@ -14268,13 +11000,15 @@
     <w:pPr>
       <w:keepNext/>
       <w:keepLines/>
+      <w:jc w:val="center"/>
       <w:spacing w:after="0" w:before="300"/>
-      <w:jc w:val="center"/>
     </w:pPr>
     <w:rPr>
-      <w:b/>
       <w:sz w:val="20"/>
       <w:szCs w:val="20"/>
+      <w:b/>
+      <w:color w:val="345A8A"/>
+      &gt;
     </w:rPr>
   </w:style>
   <w:style w:customStyle="1" w:styleId="Abstract" w:type="paragraph">
@@ -14301,321 +11035,191 @@
     <w:rPr/>
   </w:style>
   <w:style w:styleId="Heading1" w:type="paragraph">
-    <w:name w:val="heading 1"/>
+    <w:name w:val="Heading 1"/>
     <w:basedOn w:val="Normal"/>
     <w:next w:val="BodyText"/>
-    <w:link w:val="Heading1Char"/>
     <w:uiPriority w:val="9"/>
     <w:qFormat/>
-    <w:rsid w:val="00A10FD9"/>
     <w:pPr>
       <w:keepNext/>
       <w:keepLines/>
-      <w:spacing w:after="80" w:before="360"/>
+      <w:spacing w:after="0" w:before="480"/>
       <w:outlineLvl w:val="0"/>
     </w:pPr>
     <w:rPr>
-      <w:rFonts w:asciiTheme="majorHAnsi" w:cstheme="majorBidi" w:eastAsiaTheme="majorEastAsia" w:hAnsiTheme="majorHAnsi"/>
-      <w:color w:themeColor="accent1" w:themeShade="BF" w:val="0F4761"/>
-      <w:sz w:val="40"/>
-      <w:szCs w:val="40"/>
-    </w:rPr>
-  </w:style>
-  <w:style w:styleId="Heading2" w:type="paragraph">
-    <w:name w:val="heading 2"/>
-    <w:basedOn w:val="Normal"/>
-    <w:next w:val="BodyText"/>
-    <w:link w:val="Heading2Char"/>
-    <w:uiPriority w:val="9"/>
-    <w:semiHidden/>
-    <w:unhideWhenUsed/>
-    <w:qFormat/>
-    <w:rsid w:val="00A10FD9"/>
-    <w:pPr>
-      <w:keepNext/>
-      <w:keepLines/>
-      <w:spacing w:after="80" w:before="160"/>
-      <w:outlineLvl w:val="1"/>
-    </w:pPr>
-    <w:rPr>
-      <w:rFonts w:asciiTheme="majorHAnsi" w:cstheme="majorBidi" w:eastAsiaTheme="majorEastAsia" w:hAnsiTheme="majorHAnsi"/>
-      <w:color w:themeColor="accent1" w:themeShade="BF" w:val="0F4761"/>
+      <w:rFonts w:ascii="Gill Sans" w:asciiTheme="majorHAnsi" w:cstheme="majorBidi" w:eastAsiaTheme="majorEastAsia" w:hAnsi="Gill Sans" w:hAnsiTheme="majorHAnsi"/>
+      <w:b/>
+      <w:bCs/>
+      <w:color w:themeColor="accent1" w:val="4F81BD"/>
       <w:sz w:val="32"/>
       <w:szCs w:val="32"/>
     </w:rPr>
   </w:style>
-  <w:style w:styleId="Heading3" w:type="paragraph">
-    <w:name w:val="heading 3"/>
+  <w:style w:styleId="Heading2" w:type="paragraph">
+    <w:name w:val="Heading 2"/>
     <w:basedOn w:val="Normal"/>
     <w:next w:val="BodyText"/>
-    <w:link w:val="Heading3Char"/>
     <w:uiPriority w:val="9"/>
-    <w:semiHidden/>
     <w:unhideWhenUsed/>
     <w:qFormat/>
-    <w:rsid w:val="00A10FD9"/>
     <w:pPr>
       <w:keepNext/>
       <w:keepLines/>
-      <w:spacing w:after="80" w:before="160"/>
-      <w:outlineLvl w:val="2"/>
+      <w:spacing w:after="0" w:before="200"/>
+      <w:outlineLvl w:val="1"/>
     </w:pPr>
     <w:rPr>
-      <w:rFonts w:cstheme="majorBidi" w:eastAsiaTheme="majorEastAsia"/>
-      <w:color w:themeColor="accent1" w:themeShade="BF" w:val="0F4761"/>
+      <w:rFonts w:ascii="Gill Sans" w:asciiTheme="majorHAnsi" w:cstheme="majorBidi" w:eastAsiaTheme="majorEastAsia" w:hAnsi="Gill Sans" w:hAnsiTheme="majorHAnsi"/>
+      <w:b/>
+      <w:bCs/>
+      <w:color w:themeColor="accent1" w:val="4F81BD"/>
       <w:sz w:val="28"/>
       <w:szCs w:val="28"/>
     </w:rPr>
   </w:style>
-  <w:style w:styleId="Heading4" w:type="paragraph">
-    <w:name w:val="heading 4"/>
+  <w:style w:styleId="Heading3" w:type="paragraph">
+    <w:name w:val="Heading 3"/>
     <w:basedOn w:val="Normal"/>
     <w:next w:val="BodyText"/>
-    <w:link w:val="Heading4Char"/>
     <w:uiPriority w:val="9"/>
-    <w:semiHidden/>
     <w:unhideWhenUsed/>
     <w:qFormat/>
-    <w:rsid w:val="00A10FD9"/>
     <w:pPr>
       <w:keepNext/>
       <w:keepLines/>
-      <w:spacing w:after="40" w:before="80"/>
+      <w:spacing w:after="0" w:before="200"/>
+      <w:outlineLvl w:val="2"/>
+    </w:pPr>
+    <w:rPr>
+      <w:rFonts w:ascii="Gill Sans" w:asciiTheme="majorHAnsi" w:cstheme="majorBidi" w:eastAsiaTheme="majorEastAsia" w:hAnsi="Gill Sans" w:hAnsiTheme="majorHAnsi"/>
+      <w:b/>
+      <w:bCs/>
+      <w:color w:themeColor="accent1" w:val="4F81BD"/>
+      <w:sz w:val="24"/>
+      <w:szCs w:val="24"/>
+    </w:rPr>
+  </w:style>
+  <w:style w:styleId="Heading4" w:type="paragraph">
+    <w:name w:val="Heading 4"/>
+    <w:basedOn w:val="Normal"/>
+    <w:next w:val="BodyText"/>
+    <w:uiPriority w:val="9"/>
+    <w:unhideWhenUsed/>
+    <w:qFormat/>
+    <w:pPr>
+      <w:keepNext/>
+      <w:keepLines/>
+      <w:spacing w:after="0" w:before="200"/>
       <w:outlineLvl w:val="3"/>
     </w:pPr>
     <w:rPr>
-      <w:rFonts w:cstheme="majorBidi" w:eastAsiaTheme="majorEastAsia"/>
+      <w:rFonts w:ascii="Gill Sans" w:asciiTheme="majorHAnsi" w:cstheme="majorBidi" w:eastAsiaTheme="majorEastAsia" w:hAnsi="Gill Sans" w:hAnsiTheme="majorHAnsi"/>
       <w:i/>
-      <w:iCs/>
-      <w:color w:themeColor="accent1" w:themeShade="BF" w:val="0F4761"/>
+      <w:bCs/>
+      <w:color w:themeColor="accent1" w:val="4F81BD"/>
+      <w:sz w:val="24"/>
+      <w:szCs w:val="24"/>
     </w:rPr>
   </w:style>
   <w:style w:styleId="Heading5" w:type="paragraph">
-    <w:name w:val="heading 5"/>
+    <w:name w:val="Heading 5"/>
     <w:basedOn w:val="Normal"/>
     <w:next w:val="BodyText"/>
-    <w:link w:val="Heading5Char"/>
     <w:uiPriority w:val="9"/>
-    <w:semiHidden/>
     <w:unhideWhenUsed/>
     <w:qFormat/>
-    <w:rsid w:val="00A10FD9"/>
     <w:pPr>
       <w:keepNext/>
       <w:keepLines/>
-      <w:spacing w:after="40" w:before="80"/>
+      <w:spacing w:after="0" w:before="200"/>
       <w:outlineLvl w:val="4"/>
     </w:pPr>
     <w:rPr>
-      <w:rFonts w:cstheme="majorBidi" w:eastAsiaTheme="majorEastAsia"/>
-      <w:color w:themeColor="accent1" w:themeShade="BF" w:val="0F4761"/>
+      <w:rFonts w:ascii="Gill Sans" w:asciiTheme="majorHAnsi" w:cstheme="majorBidi" w:eastAsiaTheme="majorEastAsia" w:hAnsi="Gill Sans" w:hAnsiTheme="majorHAnsi"/>
+      <w:iCs/>
+      <w:color w:themeColor="accent1" w:val="4F81BD"/>
+      <w:sz w:val="24"/>
+      <w:szCs w:val="24"/>
     </w:rPr>
   </w:style>
   <w:style w:styleId="Heading6" w:type="paragraph">
-    <w:name w:val="heading 6"/>
+    <w:name w:val="Heading 6"/>
     <w:basedOn w:val="Normal"/>
     <w:next w:val="BodyText"/>
-    <w:link w:val="Heading6Char"/>
     <w:uiPriority w:val="9"/>
-    <w:semiHidden/>
     <w:unhideWhenUsed/>
     <w:qFormat/>
-    <w:rsid w:val="00A10FD9"/>
     <w:pPr>
       <w:keepNext/>
       <w:keepLines/>
-      <w:spacing w:after="0" w:before="40"/>
+      <w:spacing w:after="0" w:before="200"/>
       <w:outlineLvl w:val="5"/>
     </w:pPr>
     <w:rPr>
-      <w:rFonts w:cstheme="majorBidi" w:eastAsiaTheme="majorEastAsia"/>
-      <w:i/>
-      <w:iCs/>
-      <w:color w:themeColor="text1" w:themeTint="A6" w:val="595959"/>
+      <w:rFonts w:ascii="Gill Sans" w:asciiTheme="majorHAnsi" w:cstheme="majorBidi" w:eastAsiaTheme="majorEastAsia" w:hAnsi="Gill Sans" w:hAnsiTheme="majorHAnsi"/>
+      <w:color w:themeColor="accent1" w:val="4F81BD"/>
+      <w:sz w:val="24"/>
+      <w:szCs w:val="24"/>
     </w:rPr>
   </w:style>
   <w:style w:styleId="Heading7" w:type="paragraph">
-    <w:name w:val="heading 7"/>
+    <w:name w:val="Heading 7"/>
     <w:basedOn w:val="Normal"/>
     <w:next w:val="BodyText"/>
-    <w:link w:val="Heading7Char"/>
     <w:uiPriority w:val="9"/>
-    <w:semiHidden/>
     <w:unhideWhenUsed/>
     <w:qFormat/>
-    <w:rsid w:val="00A10FD9"/>
     <w:pPr>
       <w:keepNext/>
       <w:keepLines/>
-      <w:spacing w:after="0" w:before="40"/>
+      <w:spacing w:after="0" w:before="200"/>
       <w:outlineLvl w:val="6"/>
     </w:pPr>
     <w:rPr>
-      <w:rFonts w:cstheme="majorBidi" w:eastAsiaTheme="majorEastAsia"/>
-      <w:color w:themeColor="text1" w:themeTint="A6" w:val="595959"/>
+      <w:rFonts w:ascii="Gill Sans" w:asciiTheme="majorHAnsi" w:cstheme="majorBidi" w:eastAsiaTheme="majorEastAsia" w:hAnsi="Gill Sans" w:hAnsiTheme="majorHAnsi"/>
+      <w:color w:themeColor="accent1" w:val="4F81BD"/>
+      <w:sz w:val="24"/>
+      <w:szCs w:val="24"/>
     </w:rPr>
   </w:style>
   <w:style w:styleId="Heading8" w:type="paragraph">
-    <w:name w:val="heading 8"/>
+    <w:name w:val="Heading 8"/>
     <w:basedOn w:val="Normal"/>
     <w:next w:val="BodyText"/>
-    <w:link w:val="Heading8Char"/>
     <w:uiPriority w:val="9"/>
-    <w:semiHidden/>
     <w:unhideWhenUsed/>
     <w:qFormat/>
-    <w:rsid w:val="00A10FD9"/>
     <w:pPr>
       <w:keepNext/>
       <w:keepLines/>
-      <w:spacing w:after="0"/>
+      <w:spacing w:after="0" w:before="200"/>
       <w:outlineLvl w:val="7"/>
     </w:pPr>
     <w:rPr>
-      <w:rFonts w:cstheme="majorBidi" w:eastAsiaTheme="majorEastAsia"/>
-      <w:i/>
-      <w:iCs/>
-      <w:color w:themeColor="text1" w:themeTint="D8" w:val="272727"/>
+      <w:rFonts w:ascii="Gill Sans" w:asciiTheme="majorHAnsi" w:cstheme="majorBidi" w:eastAsiaTheme="majorEastAsia" w:hAnsi="Gill Sans" w:hAnsiTheme="majorHAnsi"/>
+      <w:color w:themeColor="accent1" w:val="4F81BD"/>
+      <w:sz w:val="24"/>
+      <w:szCs w:val="24"/>
     </w:rPr>
   </w:style>
   <w:style w:styleId="Heading9" w:type="paragraph">
-    <w:name w:val="heading 9"/>
+    <w:name w:val="Heading 9"/>
     <w:basedOn w:val="Normal"/>
     <w:next w:val="BodyText"/>
-    <w:link w:val="Heading9Char"/>
     <w:uiPriority w:val="9"/>
-    <w:semiHidden/>
     <w:unhideWhenUsed/>
     <w:qFormat/>
-    <w:rsid w:val="00A10FD9"/>
     <w:pPr>
       <w:keepNext/>
       <w:keepLines/>
-      <w:spacing w:after="0"/>
+      <w:spacing w:after="0" w:before="200"/>
       <w:outlineLvl w:val="8"/>
     </w:pPr>
     <w:rPr>
-      <w:rFonts w:cstheme="majorBidi" w:eastAsiaTheme="majorEastAsia"/>
-      <w:color w:themeColor="text1" w:themeTint="D8" w:val="272727"/>
-    </w:rPr>
-  </w:style>
-  <w:style w:customStyle="1" w:styleId="Heading1Char" w:type="character">
-    <w:name w:val="Heading 1 Char"/>
-    <w:basedOn w:val="DefaultParagraphFont"/>
-    <w:link w:val="Heading1"/>
-    <w:uiPriority w:val="9"/>
-    <w:rsid w:val="00A10FD9"/>
-    <w:rPr>
-      <w:rFonts w:asciiTheme="majorHAnsi" w:cstheme="majorBidi" w:eastAsiaTheme="majorEastAsia" w:hAnsiTheme="majorHAnsi"/>
-      <w:color w:themeColor="accent1" w:themeShade="BF" w:val="0F4761"/>
-      <w:sz w:val="40"/>
-      <w:szCs w:val="40"/>
-    </w:rPr>
-  </w:style>
-  <w:style w:customStyle="1" w:styleId="Heading2Char" w:type="character">
-    <w:name w:val="Heading 2 Char"/>
-    <w:basedOn w:val="DefaultParagraphFont"/>
-    <w:link w:val="Heading2"/>
-    <w:uiPriority w:val="9"/>
-    <w:semiHidden/>
-    <w:rsid w:val="00A10FD9"/>
-    <w:rPr>
-      <w:rFonts w:asciiTheme="majorHAnsi" w:cstheme="majorBidi" w:eastAsiaTheme="majorEastAsia" w:hAnsiTheme="majorHAnsi"/>
-      <w:color w:themeColor="accent1" w:themeShade="BF" w:val="0F4761"/>
-      <w:sz w:val="32"/>
-      <w:szCs w:val="32"/>
-    </w:rPr>
-  </w:style>
-  <w:style w:customStyle="1" w:styleId="Heading3Char" w:type="character">
-    <w:name w:val="Heading 3 Char"/>
-    <w:basedOn w:val="DefaultParagraphFont"/>
-    <w:link w:val="Heading3"/>
-    <w:uiPriority w:val="9"/>
-    <w:semiHidden/>
-    <w:rsid w:val="00A10FD9"/>
-    <w:rPr>
-      <w:rFonts w:cstheme="majorBidi" w:eastAsiaTheme="majorEastAsia"/>
-      <w:color w:themeColor="accent1" w:themeShade="BF" w:val="0F4761"/>
-      <w:sz w:val="28"/>
-      <w:szCs w:val="28"/>
-    </w:rPr>
-  </w:style>
-  <w:style w:customStyle="1" w:styleId="Heading4Char" w:type="character">
-    <w:name w:val="Heading 4 Char"/>
-    <w:basedOn w:val="DefaultParagraphFont"/>
-    <w:link w:val="Heading4"/>
-    <w:uiPriority w:val="9"/>
-    <w:semiHidden/>
-    <w:rsid w:val="00A10FD9"/>
-    <w:rPr>
-      <w:rFonts w:cstheme="majorBidi" w:eastAsiaTheme="majorEastAsia"/>
-      <w:i/>
-      <w:iCs/>
-      <w:color w:themeColor="accent1" w:themeShade="BF" w:val="0F4761"/>
-    </w:rPr>
-  </w:style>
-  <w:style w:customStyle="1" w:styleId="Heading5Char" w:type="character">
-    <w:name w:val="Heading 5 Char"/>
-    <w:basedOn w:val="DefaultParagraphFont"/>
-    <w:link w:val="Heading5"/>
-    <w:uiPriority w:val="9"/>
-    <w:semiHidden/>
-    <w:rsid w:val="00A10FD9"/>
-    <w:rPr>
-      <w:rFonts w:cstheme="majorBidi" w:eastAsiaTheme="majorEastAsia"/>
-      <w:color w:themeColor="accent1" w:themeShade="BF" w:val="0F4761"/>
-    </w:rPr>
-  </w:style>
-  <w:style w:customStyle="1" w:styleId="Heading6Char" w:type="character">
-    <w:name w:val="Heading 6 Char"/>
-    <w:basedOn w:val="DefaultParagraphFont"/>
-    <w:link w:val="Heading6"/>
-    <w:uiPriority w:val="9"/>
-    <w:semiHidden/>
-    <w:rsid w:val="00A10FD9"/>
-    <w:rPr>
-      <w:rFonts w:cstheme="majorBidi" w:eastAsiaTheme="majorEastAsia"/>
-      <w:i/>
-      <w:iCs/>
-      <w:color w:themeColor="text1" w:themeTint="A6" w:val="595959"/>
-    </w:rPr>
-  </w:style>
-  <w:style w:customStyle="1" w:styleId="Heading7Char" w:type="character">
-    <w:name w:val="Heading 7 Char"/>
-    <w:basedOn w:val="DefaultParagraphFont"/>
-    <w:link w:val="Heading7"/>
-    <w:uiPriority w:val="9"/>
-    <w:semiHidden/>
-    <w:rsid w:val="00A10FD9"/>
-    <w:rPr>
-      <w:rFonts w:cstheme="majorBidi" w:eastAsiaTheme="majorEastAsia"/>
-      <w:color w:themeColor="text1" w:themeTint="A6" w:val="595959"/>
-    </w:rPr>
-  </w:style>
-  <w:style w:customStyle="1" w:styleId="Heading8Char" w:type="character">
-    <w:name w:val="Heading 8 Char"/>
-    <w:basedOn w:val="DefaultParagraphFont"/>
-    <w:link w:val="Heading8"/>
-    <w:uiPriority w:val="9"/>
-    <w:semiHidden/>
-    <w:rsid w:val="00A10FD9"/>
-    <w:rPr>
-      <w:rFonts w:cstheme="majorBidi" w:eastAsiaTheme="majorEastAsia"/>
-      <w:i/>
-      <w:iCs/>
-      <w:color w:themeColor="text1" w:themeTint="D8" w:val="272727"/>
-    </w:rPr>
-  </w:style>
-  <w:style w:customStyle="1" w:styleId="Heading9Char" w:type="character">
-    <w:name w:val="Heading 9 Char"/>
-    <w:basedOn w:val="DefaultParagraphFont"/>
-    <w:link w:val="Heading9"/>
-    <w:uiPriority w:val="9"/>
-    <w:semiHidden/>
-    <w:rsid w:val="00A10FD9"/>
-    <w:rPr>
-      <w:rFonts w:cstheme="majorBidi" w:eastAsiaTheme="majorEastAsia"/>
-      <w:color w:themeColor="text1" w:themeTint="D8" w:val="272727"/>
+      <w:rFonts w:ascii="Gill Sans" w:asciiTheme="majorHAnsi" w:cstheme="majorBidi" w:eastAsiaTheme="majorEastAsia" w:hAnsi="Gill Sans" w:hAnsiTheme="majorHAnsi"/>
+      <w:color w:themeColor="accent1" w:val="4F81BD"/>
+      <w:sz w:val="24"/>
+      <w:szCs w:val="24"/>
     </w:rPr>
   </w:style>
   <w:style w:styleId="BlockText" w:type="paragraph">
@@ -14638,18 +11242,6 @@
     <w:unhideWhenUsed/>
     <w:qFormat/>
   </w:style>
-  <w:style w:styleId="FootnoteBlockText" w:type="paragraph">
-    <w:name w:val="Footnote Block Text"/>
-    <w:basedOn w:val="FootnoteText"/>
-    <w:next w:val="FootnoteText"/>
-    <w:uiPriority w:val="9"/>
-    <w:unhideWhenUsed/>
-    <w:qFormat/>
-    <w:pPr>
-      <w:spacing w:after="100" w:before="100"/>
-      <w:ind w:firstLine="0" w:left="480" w:right="480"/>
-    </w:pPr>
-  </w:style>
   <w:style w:default="1" w:styleId="DefaultParagraphFont" w:type="character">
     <w:name w:val="Default Paragraph Font"/>
     <w:semiHidden/>
@@ -14671,11 +11263,18 @@
       </w:tblCellMar>
     </w:tblPr>
     <w:tblStylePr w:type="firstRow">
+      <w:tblPr>
+        <w:jc w:val="left"/>
+        <w:tblInd w:type="dxa" w:w="0"/>
+      </w:tblPr>
+      <w:trPr>
+        <w:jc w:val="left"/>
+      </w:trPr>
       <w:tcPr>
+        <w:vAlign w:val="bottom"/>
         <w:tcBorders>
           <w:bottom w:val="single"/>
         </w:tcBorders>
-        <w:vAlign w:val="bottom"/>
       </w:tcPr>
     </w:tblStylePr>
   </w:style>
@@ -15054,44 +11653,44 @@
         <a:sysClr val="window" lastClr="FFFFFF"/>
       </a:lt1>
       <a:dk2>
-        <a:srgbClr val="0E2841"/>
+        <a:srgbClr val="1F497D"/>
       </a:dk2>
       <a:lt2>
-        <a:srgbClr val="E8E8E8"/>
+        <a:srgbClr val="EEECE1"/>
       </a:lt2>
       <a:accent1>
-        <a:srgbClr val="156082"/>
+        <a:srgbClr val="4F81BD"/>
       </a:accent1>
       <a:accent2>
-        <a:srgbClr val="E97132"/>
+        <a:srgbClr val="C0504D"/>
       </a:accent2>
       <a:accent3>
-        <a:srgbClr val="196B24"/>
+        <a:srgbClr val="9BBB59"/>
       </a:accent3>
       <a:accent4>
-        <a:srgbClr val="0F9ED5"/>
+        <a:srgbClr val="8064A2"/>
       </a:accent4>
       <a:accent5>
-        <a:srgbClr val="A02B93"/>
+        <a:srgbClr val="4BACC6"/>
       </a:accent5>
       <a:accent6>
-        <a:srgbClr val="4EA72E"/>
+        <a:srgbClr val="F79646"/>
       </a:accent6>
       <a:hlink>
-        <a:srgbClr val="467886"/>
+        <a:srgbClr val="0000FF"/>
       </a:hlink>
       <a:folHlink>
-        <a:srgbClr val="96607D"/>
+        <a:srgbClr val="800080"/>
       </a:folHlink>
     </a:clrScheme>
     <a:fontScheme name="Office">
       <a:majorFont>
-        <a:latin typeface="Aptos Display" panose="02110004020202020204"/>
+        <a:latin typeface="Calibri"/>
         <a:ea typeface=""/>
         <a:cs typeface=""/>
-        <a:font script="Jpan" typeface="游ゴシック Light"/>
+        <a:font script="Jpan" typeface="ＭＳ ゴシック"/>
         <a:font script="Hang" typeface="맑은 고딕"/>
-        <a:font script="Hans" typeface="等线 Light"/>
+        <a:font script="Hans" typeface="宋体"/>
         <a:font script="Hant" typeface="新細明體"/>
         <a:font script="Arab" typeface="Times New Roman"/>
         <a:font script="Hebr" typeface="Times New Roman"/>
@@ -15118,32 +11717,14 @@
         <a:font script="Mong" typeface="Mongolian Baiti"/>
         <a:font script="Viet" typeface="Times New Roman"/>
         <a:font script="Uigh" typeface="Microsoft Uighur"/>
-        <a:font script="Geor" typeface="Sylfaen"/>
-        <a:font script="Armn" typeface="Arial"/>
-        <a:font script="Bugi" typeface="Leelawadee UI"/>
-        <a:font script="Bopo" typeface="Microsoft JhengHei"/>
-        <a:font script="Java" typeface="Javanese Text"/>
-        <a:font script="Lisu" typeface="Segoe UI"/>
-        <a:font script="Mymr" typeface="Myanmar Text"/>
-        <a:font script="Nkoo" typeface="Ebrima"/>
-        <a:font script="Olck" typeface="Nirmala UI"/>
-        <a:font script="Osma" typeface="Ebrima"/>
-        <a:font script="Phag" typeface="Phagspa"/>
-        <a:font script="Syrn" typeface="Estrangelo Edessa"/>
-        <a:font script="Syrj" typeface="Estrangelo Edessa"/>
-        <a:font script="Syre" typeface="Estrangelo Edessa"/>
-        <a:font script="Sora" typeface="Nirmala UI"/>
-        <a:font script="Tale" typeface="Microsoft Tai Le"/>
-        <a:font script="Talu" typeface="Microsoft New Tai Lue"/>
-        <a:font script="Tfng" typeface="Ebrima"/>
       </a:majorFont>
       <a:minorFont>
-        <a:latin typeface="Aptos" panose="02110004020202020204"/>
+        <a:latin typeface="Cambria"/>
         <a:ea typeface=""/>
         <a:cs typeface=""/>
-        <a:font script="Jpan" typeface="游明朝"/>
+        <a:font script="Jpan" typeface="ＭＳ 明朝"/>
         <a:font script="Hang" typeface="맑은 고딕"/>
-        <a:font script="Hans" typeface="等线"/>
+        <a:font script="Hans" typeface="宋体"/>
         <a:font script="Hant" typeface="新細明體"/>
         <a:font script="Arab" typeface="Arial"/>
         <a:font script="Hebr" typeface="Arial"/>
@@ -15170,24 +11751,6 @@
         <a:font script="Mong" typeface="Mongolian Baiti"/>
         <a:font script="Viet" typeface="Arial"/>
         <a:font script="Uigh" typeface="Microsoft Uighur"/>
-        <a:font script="Geor" typeface="Sylfaen"/>
-        <a:font script="Armn" typeface="Arial"/>
-        <a:font script="Bugi" typeface="Leelawadee UI"/>
-        <a:font script="Bopo" typeface="Microsoft JhengHei"/>
-        <a:font script="Java" typeface="Javanese Text"/>
-        <a:font script="Lisu" typeface="Segoe UI"/>
-        <a:font script="Mymr" typeface="Myanmar Text"/>
-        <a:font script="Nkoo" typeface="Ebrima"/>
-        <a:font script="Olck" typeface="Nirmala UI"/>
-        <a:font script="Osma" typeface="Ebrima"/>
-        <a:font script="Phag" typeface="Phagspa"/>
-        <a:font script="Syrn" typeface="Estrangelo Edessa"/>
-        <a:font script="Syrj" typeface="Estrangelo Edessa"/>
-        <a:font script="Syre" typeface="Estrangelo Edessa"/>
-        <a:font script="Sora" typeface="Nirmala UI"/>
-        <a:font script="Tale" typeface="Microsoft Tai Le"/>
-        <a:font script="Talu" typeface="Microsoft New Tai Lue"/>
-        <a:font script="Tfng" typeface="Ebrima"/>
       </a:minorFont>
     </a:fontScheme>
     <a:fmtScheme name="Office">
@@ -15199,141 +11762,200 @@
           <a:gsLst>
             <a:gs pos="0">
               <a:schemeClr val="phClr">
-                <a:lumMod val="110000"/>
-                <a:satMod val="105000"/>
-                <a:tint val="67000"/>
+                <a:tint val="50000"/>
+                <a:satMod val="300000"/>
               </a:schemeClr>
             </a:gs>
-            <a:gs pos="50000">
+            <a:gs pos="35000">
               <a:schemeClr val="phClr">
-                <a:lumMod val="105000"/>
-                <a:satMod val="103000"/>
-                <a:tint val="73000"/>
+                <a:tint val="37000"/>
+                <a:satMod val="300000"/>
               </a:schemeClr>
             </a:gs>
             <a:gs pos="100000">
               <a:schemeClr val="phClr">
-                <a:lumMod val="105000"/>
-                <a:satMod val="109000"/>
-                <a:tint val="81000"/>
+                <a:tint val="15000"/>
+                <a:satMod val="350000"/>
               </a:schemeClr>
             </a:gs>
           </a:gsLst>
-          <a:lin ang="5400000" scaled="0"/>
+          <a:lin ang="16200000" scaled="1"/>
         </a:gradFill>
         <a:gradFill rotWithShape="1">
           <a:gsLst>
             <a:gs pos="0">
               <a:schemeClr val="phClr">
-                <a:satMod val="103000"/>
-                <a:lumMod val="102000"/>
-                <a:tint val="94000"/>
-              </a:schemeClr>
-            </a:gs>
-            <a:gs pos="50000">
-              <a:schemeClr val="phClr">
-                <a:satMod val="110000"/>
-                <a:lumMod val="100000"/>
+                <a:tint val="100000"/>
                 <a:shade val="100000"/>
+                <a:satMod val="130000"/>
               </a:schemeClr>
             </a:gs>
             <a:gs pos="100000">
               <a:schemeClr val="phClr">
-                <a:lumMod val="99000"/>
-                <a:satMod val="120000"/>
-                <a:shade val="78000"/>
+                <a:tint val="50000"/>
+                <a:shade val="100000"/>
+                <a:satMod val="350000"/>
               </a:schemeClr>
             </a:gs>
           </a:gsLst>
-          <a:lin ang="5400000" scaled="0"/>
+          <a:lin ang="16200000" scaled="0"/>
         </a:gradFill>
       </a:fillStyleLst>
       <a:lnStyleLst>
-        <a:ln w="6350" cap="flat" cmpd="sng" algn="ctr">
+        <a:ln w="9525" cap="flat" cmpd="sng" algn="ctr">
+          <a:solidFill>
+            <a:schemeClr val="phClr">
+              <a:shade val="95000"/>
+              <a:satMod val="105000"/>
+            </a:schemeClr>
+          </a:solidFill>
+          <a:prstDash val="solid"/>
+        </a:ln>
+        <a:ln w="25400" cap="flat" cmpd="sng" algn="ctr">
           <a:solidFill>
             <a:schemeClr val="phClr"/>
           </a:solidFill>
           <a:prstDash val="solid"/>
-          <a:miter lim="800000"/>
         </a:ln>
-        <a:ln w="12700" cap="flat" cmpd="sng" algn="ctr">
+        <a:ln w="38100" cap="flat" cmpd="sng" algn="ctr">
           <a:solidFill>
             <a:schemeClr val="phClr"/>
           </a:solidFill>
           <a:prstDash val="solid"/>
-          <a:miter lim="800000"/>
-        </a:ln>
-        <a:ln w="19050" cap="flat" cmpd="sng" algn="ctr">
-          <a:solidFill>
-            <a:schemeClr val="phClr"/>
-          </a:solidFill>
-          <a:prstDash val="solid"/>
-          <a:miter lim="800000"/>
         </a:ln>
       </a:lnStyleLst>
       <a:effectStyleLst>
         <a:effectStyle>
-          <a:effectLst/>
-        </a:effectStyle>
-        <a:effectStyle>
-          <a:effectLst/>
+          <a:effectLst>
+            <a:outerShdw blurRad="40000" dist="20000" dir="5400000" rotWithShape="0">
+              <a:srgbClr val="000000">
+                <a:alpha val="38000"/>
+              </a:srgbClr>
+            </a:outerShdw>
+          </a:effectLst>
         </a:effectStyle>
         <a:effectStyle>
           <a:effectLst>
-            <a:outerShdw blurRad="57150" dist="19050" dir="5400000" algn="ctr" rotWithShape="0">
+            <a:outerShdw blurRad="40000" dist="23000" dir="5400000" rotWithShape="0">
               <a:srgbClr val="000000">
-                <a:alpha val="63000"/>
+                <a:alpha val="35000"/>
               </a:srgbClr>
             </a:outerShdw>
           </a:effectLst>
+        </a:effectStyle>
+        <a:effectStyle>
+          <a:effectLst>
+            <a:outerShdw blurRad="40000" dist="23000" dir="5400000" rotWithShape="0">
+              <a:srgbClr val="000000">
+                <a:alpha val="35000"/>
+              </a:srgbClr>
+            </a:outerShdw>
+          </a:effectLst>
+          <a:scene3d>
+            <a:camera prst="orthographicFront">
+              <a:rot lat="0" lon="0" rev="0"/>
+            </a:camera>
+            <a:lightRig rig="threePt" dir="t">
+              <a:rot lat="0" lon="0" rev="1200000"/>
+            </a:lightRig>
+          </a:scene3d>
+          <a:sp3d>
+            <a:bevelT w="63500" h="25400"/>
+          </a:sp3d>
         </a:effectStyle>
       </a:effectStyleLst>
       <a:bgFillStyleLst>
         <a:solidFill>
           <a:schemeClr val="phClr"/>
         </a:solidFill>
-        <a:solidFill>
-          <a:schemeClr val="phClr">
-            <a:tint val="95000"/>
-            <a:satMod val="170000"/>
-          </a:schemeClr>
-        </a:solidFill>
         <a:gradFill rotWithShape="1">
           <a:gsLst>
             <a:gs pos="0">
               <a:schemeClr val="phClr">
-                <a:tint val="93000"/>
-                <a:satMod val="150000"/>
-                <a:shade val="98000"/>
-                <a:lumMod val="102000"/>
+                <a:tint val="40000"/>
+                <a:satMod val="350000"/>
               </a:schemeClr>
             </a:gs>
-            <a:gs pos="50000">
+            <a:gs pos="40000">
               <a:schemeClr val="phClr">
-                <a:tint val="98000"/>
-                <a:satMod val="130000"/>
-                <a:shade val="90000"/>
-                <a:lumMod val="103000"/>
+                <a:tint val="45000"/>
+                <a:shade val="99000"/>
+                <a:satMod val="350000"/>
               </a:schemeClr>
             </a:gs>
             <a:gs pos="100000">
               <a:schemeClr val="phClr">
-                <a:shade val="63000"/>
-                <a:satMod val="120000"/>
+                <a:shade val="20000"/>
+                <a:satMod val="255000"/>
               </a:schemeClr>
             </a:gs>
           </a:gsLst>
-          <a:lin ang="5400000" scaled="0"/>
+          <a:path path="circle">
+            <a:fillToRect l="50000" t="-80000" r="50000" b="180000"/>
+          </a:path>
+        </a:gradFill>
+        <a:gradFill rotWithShape="1">
+          <a:gsLst>
+            <a:gs pos="0">
+              <a:schemeClr val="phClr">
+                <a:tint val="80000"/>
+                <a:satMod val="300000"/>
+              </a:schemeClr>
+            </a:gs>
+            <a:gs pos="100000">
+              <a:schemeClr val="phClr">
+                <a:shade val="30000"/>
+                <a:satMod val="200000"/>
+              </a:schemeClr>
+            </a:gs>
+          </a:gsLst>
+          <a:path path="circle">
+            <a:fillToRect l="50000" t="50000" r="50000" b="50000"/>
+          </a:path>
         </a:gradFill>
       </a:bgFillStyleLst>
     </a:fmtScheme>
   </a:themeElements>
-  <a:objectDefaults/>
+  <a:objectDefaults>
+    <a:spDef>
+      <a:spPr/>
+      <a:bodyPr/>
+      <a:lstStyle/>
+      <a:style>
+        <a:lnRef idx="1">
+          <a:schemeClr val="accent1"/>
+        </a:lnRef>
+        <a:fillRef idx="3">
+          <a:schemeClr val="accent1"/>
+        </a:fillRef>
+        <a:effectRef idx="2">
+          <a:schemeClr val="accent1"/>
+        </a:effectRef>
+        <a:fontRef idx="minor">
+          <a:schemeClr val="lt1"/>
+        </a:fontRef>
+      </a:style>
+    </a:spDef>
+    <a:lnDef>
+      <a:spPr/>
+      <a:bodyPr/>
+      <a:lstStyle/>
+      <a:style>
+        <a:lnRef idx="2">
+          <a:schemeClr val="accent1"/>
+        </a:lnRef>
+        <a:fillRef idx="0">
+          <a:schemeClr val="accent1"/>
+        </a:fillRef>
+        <a:effectRef idx="1">
+          <a:schemeClr val="accent1"/>
+        </a:effectRef>
+        <a:fontRef idx="minor">
+          <a:schemeClr val="tx1"/>
+        </a:fontRef>
+      </a:style>
+    </a:lnDef>
+  </a:objectDefaults>
   <a:extraClrSchemeLst/>
-  <a:extLst>
-    <a:ext uri="{05A4C25C-085E-4340-85A3-A5531E510DB2}">
-      <thm15:themeFamily xmlns:thm15="http://schemas.microsoft.com/office/thememl/2012/main" name="Office Theme" id="{2E142A2C-CD16-42D6-873A-C26D2A0506FA}" vid="{1BDDFF52-6CD6-40A5-AB3C-68EB2F1E4D0A}"/>
-    </a:ext>
-  </a:extLst>
 </a:theme>
 </file>